--- a/Trabalho 1/Desenvolvimento dos Exercícios.docx
+++ b/Trabalho 1/Desenvolvimento dos Exercícios.docx
@@ -665,14 +665,7 @@
                 <w:rFonts w:ascii="Cambria Math" w:hAnsi="Cambria Math" w:cs="Cambria"/>
                 <w:color w:val="000000"/>
               </w:rPr>
-              <m:t>+</m:t>
-            </m:r>
-            <m:r>
-              <w:rPr>
-                <w:rFonts w:ascii="Cambria Math" w:hAnsi="Cambria Math" w:cs="Cambria"/>
-                <w:color w:val="000000"/>
-              </w:rPr>
-              <m:t>7</m:t>
+              <m:t>+7</m:t>
             </m:r>
           </m:e>
         </m:d>
@@ -681,14 +674,7 @@
             <w:rFonts w:ascii="Cambria Math" w:hAnsi="Cambria Math" w:cs="Cambria"/>
             <w:color w:val="000000"/>
           </w:rPr>
-          <m:t xml:space="preserve"> mod </m:t>
-        </m:r>
-        <m:r>
-          <w:rPr>
-            <w:rFonts w:ascii="Cambria Math" w:hAnsi="Cambria Math" w:cs="Cambria"/>
-            <w:color w:val="000000"/>
-          </w:rPr>
-          <m:t>32</m:t>
+          <m:t xml:space="preserve"> mod 32</m:t>
         </m:r>
       </m:oMath>
     </w:p>
@@ -762,14 +748,7 @@
               <w:rFonts w:ascii="Cambria Math" w:hAnsi="Cambria Math" w:cs="Cambria"/>
               <w:color w:val="000000"/>
             </w:rPr>
-            <m:t>=</m:t>
-          </m:r>
-          <m:r>
-            <w:rPr>
-              <w:rFonts w:ascii="Cambria Math" w:hAnsi="Cambria Math" w:cs="Cambria"/>
-              <w:color w:val="000000"/>
-            </w:rPr>
-            <m:t>5</m:t>
+            <m:t>=5</m:t>
           </m:r>
         </m:oMath>
       </m:oMathPara>
@@ -862,21 +841,7 @@
                   <w:rFonts w:ascii="Cambria Math" w:hAnsi="Cambria Math" w:cs="Cambria"/>
                   <w:color w:val="000000"/>
                 </w:rPr>
-                <m:t>11</m:t>
-              </m:r>
-              <m:r>
-                <w:rPr>
-                  <w:rFonts w:ascii="Cambria Math" w:hAnsi="Cambria Math" w:cs="Cambria"/>
-                  <w:color w:val="000000"/>
-                </w:rPr>
-                <m:t>*5+</m:t>
-              </m:r>
-              <m:r>
-                <w:rPr>
-                  <w:rFonts w:ascii="Cambria Math" w:hAnsi="Cambria Math" w:cs="Cambria"/>
-                  <w:color w:val="000000"/>
-                </w:rPr>
-                <m:t>7</m:t>
+                <m:t>11*5+7</m:t>
               </m:r>
             </m:e>
           </m:d>
@@ -885,28 +850,7 @@
               <w:rFonts w:ascii="Cambria Math" w:hAnsi="Cambria Math" w:cs="Cambria"/>
               <w:color w:val="000000"/>
             </w:rPr>
-            <m:t xml:space="preserve"> mod </m:t>
-          </m:r>
-          <m:r>
-            <w:rPr>
-              <w:rFonts w:ascii="Cambria Math" w:hAnsi="Cambria Math" w:cs="Cambria"/>
-              <w:color w:val="000000"/>
-            </w:rPr>
-            <m:t>3</m:t>
-          </m:r>
-          <m:r>
-            <w:rPr>
-              <w:rFonts w:ascii="Cambria Math" w:hAnsi="Cambria Math" w:cs="Cambria"/>
-              <w:color w:val="000000"/>
-            </w:rPr>
-            <m:t>2</m:t>
-          </m:r>
-          <m:r>
-            <w:rPr>
-              <w:rFonts w:ascii="Cambria Math" w:hAnsi="Cambria Math" w:cs="Cambria"/>
-              <w:color w:val="000000"/>
-            </w:rPr>
-            <m:t>=30</m:t>
+            <m:t xml:space="preserve"> mod 32=30</m:t>
           </m:r>
         </m:oMath>
       </m:oMathPara>
@@ -999,28 +943,7 @@
                   <w:rFonts w:ascii="Cambria Math" w:hAnsi="Cambria Math" w:cs="Cambria"/>
                   <w:color w:val="000000"/>
                 </w:rPr>
-                <m:t>11</m:t>
-              </m:r>
-              <m:r>
-                <w:rPr>
-                  <w:rFonts w:ascii="Cambria Math" w:hAnsi="Cambria Math" w:cs="Cambria"/>
-                  <w:color w:val="000000"/>
-                </w:rPr>
-                <m:t>*30</m:t>
-              </m:r>
-              <m:r>
-                <w:rPr>
-                  <w:rFonts w:ascii="Cambria Math" w:hAnsi="Cambria Math" w:cs="Cambria"/>
-                  <w:color w:val="000000"/>
-                </w:rPr>
-                <m:t>+</m:t>
-              </m:r>
-              <m:r>
-                <w:rPr>
-                  <w:rFonts w:ascii="Cambria Math" w:hAnsi="Cambria Math" w:cs="Cambria"/>
-                  <w:color w:val="000000"/>
-                </w:rPr>
-                <m:t>7</m:t>
+                <m:t>11*30+7</m:t>
               </m:r>
             </m:e>
           </m:d>
@@ -1029,28 +952,7 @@
               <w:rFonts w:ascii="Cambria Math" w:hAnsi="Cambria Math" w:cs="Cambria"/>
               <w:color w:val="000000"/>
             </w:rPr>
-            <m:t xml:space="preserve"> mod </m:t>
-          </m:r>
-          <m:r>
-            <w:rPr>
-              <w:rFonts w:ascii="Cambria Math" w:hAnsi="Cambria Math" w:cs="Cambria"/>
-              <w:color w:val="000000"/>
-            </w:rPr>
-            <m:t>3</m:t>
-          </m:r>
-          <m:r>
-            <w:rPr>
-              <w:rFonts w:ascii="Cambria Math" w:hAnsi="Cambria Math" w:cs="Cambria"/>
-              <w:color w:val="000000"/>
-            </w:rPr>
-            <m:t>2</m:t>
-          </m:r>
-          <m:r>
-            <w:rPr>
-              <w:rFonts w:ascii="Cambria Math" w:hAnsi="Cambria Math" w:cs="Cambria"/>
-              <w:color w:val="000000"/>
-            </w:rPr>
-            <m:t>=17</m:t>
+            <m:t xml:space="preserve"> mod 32=17</m:t>
           </m:r>
         </m:oMath>
       </m:oMathPara>
@@ -1143,28 +1045,7 @@
                   <w:rFonts w:ascii="Cambria Math" w:hAnsi="Cambria Math" w:cs="Cambria"/>
                   <w:color w:val="000000"/>
                 </w:rPr>
-                <m:t>11</m:t>
-              </m:r>
-              <m:r>
-                <w:rPr>
-                  <w:rFonts w:ascii="Cambria Math" w:hAnsi="Cambria Math" w:cs="Cambria"/>
-                  <w:color w:val="000000"/>
-                </w:rPr>
-                <m:t>*17</m:t>
-              </m:r>
-              <m:r>
-                <w:rPr>
-                  <w:rFonts w:ascii="Cambria Math" w:hAnsi="Cambria Math" w:cs="Cambria"/>
-                  <w:color w:val="000000"/>
-                </w:rPr>
-                <m:t>+</m:t>
-              </m:r>
-              <m:r>
-                <w:rPr>
-                  <w:rFonts w:ascii="Cambria Math" w:hAnsi="Cambria Math" w:cs="Cambria"/>
-                  <w:color w:val="000000"/>
-                </w:rPr>
-                <m:t>7</m:t>
+                <m:t>11*17+7</m:t>
               </m:r>
             </m:e>
           </m:d>
@@ -1173,28 +1054,7 @@
               <w:rFonts w:ascii="Cambria Math" w:hAnsi="Cambria Math" w:cs="Cambria"/>
               <w:color w:val="000000"/>
             </w:rPr>
-            <m:t xml:space="preserve"> mod </m:t>
-          </m:r>
-          <m:r>
-            <w:rPr>
-              <w:rFonts w:ascii="Cambria Math" w:hAnsi="Cambria Math" w:cs="Cambria"/>
-              <w:color w:val="000000"/>
-            </w:rPr>
-            <m:t>3</m:t>
-          </m:r>
-          <m:r>
-            <w:rPr>
-              <w:rFonts w:ascii="Cambria Math" w:hAnsi="Cambria Math" w:cs="Cambria"/>
-              <w:color w:val="000000"/>
-            </w:rPr>
-            <m:t>2</m:t>
-          </m:r>
-          <m:r>
-            <w:rPr>
-              <w:rFonts w:ascii="Cambria Math" w:hAnsi="Cambria Math" w:cs="Cambria"/>
-              <w:color w:val="000000"/>
-            </w:rPr>
-            <m:t>=2</m:t>
+            <m:t xml:space="preserve"> mod 32=2</m:t>
           </m:r>
         </m:oMath>
       </m:oMathPara>
@@ -1287,28 +1147,7 @@
                   <w:rFonts w:ascii="Cambria Math" w:hAnsi="Cambria Math" w:cs="Cambria"/>
                   <w:color w:val="000000"/>
                 </w:rPr>
-                <m:t>11</m:t>
-              </m:r>
-              <m:r>
-                <w:rPr>
-                  <w:rFonts w:ascii="Cambria Math" w:hAnsi="Cambria Math" w:cs="Cambria"/>
-                  <w:color w:val="000000"/>
-                </w:rPr>
-                <m:t>*2</m:t>
-              </m:r>
-              <m:r>
-                <w:rPr>
-                  <w:rFonts w:ascii="Cambria Math" w:hAnsi="Cambria Math" w:cs="Cambria"/>
-                  <w:color w:val="000000"/>
-                </w:rPr>
-                <m:t>+</m:t>
-              </m:r>
-              <m:r>
-                <w:rPr>
-                  <w:rFonts w:ascii="Cambria Math" w:hAnsi="Cambria Math" w:cs="Cambria"/>
-                  <w:color w:val="000000"/>
-                </w:rPr>
-                <m:t>7</m:t>
+                <m:t>11*2+7</m:t>
               </m:r>
             </m:e>
           </m:d>
@@ -1317,28 +1156,7 @@
               <w:rFonts w:ascii="Cambria Math" w:hAnsi="Cambria Math" w:cs="Cambria"/>
               <w:color w:val="000000"/>
             </w:rPr>
-            <m:t xml:space="preserve"> mod </m:t>
-          </m:r>
-          <m:r>
-            <w:rPr>
-              <w:rFonts w:ascii="Cambria Math" w:hAnsi="Cambria Math" w:cs="Cambria"/>
-              <w:color w:val="000000"/>
-            </w:rPr>
-            <m:t>3</m:t>
-          </m:r>
-          <m:r>
-            <w:rPr>
-              <w:rFonts w:ascii="Cambria Math" w:hAnsi="Cambria Math" w:cs="Cambria"/>
-              <w:color w:val="000000"/>
-            </w:rPr>
-            <m:t>2</m:t>
-          </m:r>
-          <m:r>
-            <w:rPr>
-              <w:rFonts w:ascii="Cambria Math" w:hAnsi="Cambria Math" w:cs="Cambria"/>
-              <w:color w:val="000000"/>
-            </w:rPr>
-            <m:t>=29</m:t>
+            <m:t xml:space="preserve"> mod 32=29</m:t>
           </m:r>
         </m:oMath>
       </m:oMathPara>
@@ -1431,14 +1249,7 @@
                   <w:rFonts w:ascii="Cambria Math" w:hAnsi="Cambria Math" w:cs="Cambria"/>
                   <w:color w:val="000000"/>
                 </w:rPr>
-                <m:t>11</m:t>
-              </m:r>
-              <m:r>
-                <w:rPr>
-                  <w:rFonts w:ascii="Cambria Math" w:hAnsi="Cambria Math" w:cs="Cambria"/>
-                  <w:color w:val="000000"/>
-                </w:rPr>
-                <m:t>*29+7</m:t>
+                <m:t>11*29+7</m:t>
               </m:r>
             </m:e>
           </m:d>
@@ -1447,28 +1258,7 @@
               <w:rFonts w:ascii="Cambria Math" w:hAnsi="Cambria Math" w:cs="Cambria"/>
               <w:color w:val="000000"/>
             </w:rPr>
-            <m:t xml:space="preserve"> mod </m:t>
-          </m:r>
-          <m:r>
-            <w:rPr>
-              <w:rFonts w:ascii="Cambria Math" w:hAnsi="Cambria Math" w:cs="Cambria"/>
-              <w:color w:val="000000"/>
-            </w:rPr>
-            <m:t>3</m:t>
-          </m:r>
-          <m:r>
-            <w:rPr>
-              <w:rFonts w:ascii="Cambria Math" w:hAnsi="Cambria Math" w:cs="Cambria"/>
-              <w:color w:val="000000"/>
-            </w:rPr>
-            <m:t>2</m:t>
-          </m:r>
-          <m:r>
-            <w:rPr>
-              <w:rFonts w:ascii="Cambria Math" w:hAnsi="Cambria Math" w:cs="Cambria"/>
-              <w:color w:val="000000"/>
-            </w:rPr>
-            <m:t>=6</m:t>
+            <m:t xml:space="preserve"> mod 32=6</m:t>
           </m:r>
         </m:oMath>
       </m:oMathPara>
@@ -1561,28 +1351,7 @@
                   <w:rFonts w:ascii="Cambria Math" w:hAnsi="Cambria Math" w:cs="Cambria"/>
                   <w:color w:val="000000"/>
                 </w:rPr>
-                <m:t>11</m:t>
-              </m:r>
-              <m:r>
-                <w:rPr>
-                  <w:rFonts w:ascii="Cambria Math" w:hAnsi="Cambria Math" w:cs="Cambria"/>
-                  <w:color w:val="000000"/>
-                </w:rPr>
-                <m:t>*6</m:t>
-              </m:r>
-              <m:r>
-                <w:rPr>
-                  <w:rFonts w:ascii="Cambria Math" w:hAnsi="Cambria Math" w:cs="Cambria"/>
-                  <w:color w:val="000000"/>
-                </w:rPr>
-                <m:t>+</m:t>
-              </m:r>
-              <m:r>
-                <w:rPr>
-                  <w:rFonts w:ascii="Cambria Math" w:hAnsi="Cambria Math" w:cs="Cambria"/>
-                  <w:color w:val="000000"/>
-                </w:rPr>
-                <m:t>7</m:t>
+                <m:t>11*6+7</m:t>
               </m:r>
             </m:e>
           </m:d>
@@ -1591,28 +1360,7 @@
               <w:rFonts w:ascii="Cambria Math" w:hAnsi="Cambria Math" w:cs="Cambria"/>
               <w:color w:val="000000"/>
             </w:rPr>
-            <m:t xml:space="preserve"> mod </m:t>
-          </m:r>
-          <m:r>
-            <w:rPr>
-              <w:rFonts w:ascii="Cambria Math" w:hAnsi="Cambria Math" w:cs="Cambria"/>
-              <w:color w:val="000000"/>
-            </w:rPr>
-            <m:t>3</m:t>
-          </m:r>
-          <m:r>
-            <w:rPr>
-              <w:rFonts w:ascii="Cambria Math" w:hAnsi="Cambria Math" w:cs="Cambria"/>
-              <w:color w:val="000000"/>
-            </w:rPr>
-            <m:t>2</m:t>
-          </m:r>
-          <m:r>
-            <w:rPr>
-              <w:rFonts w:ascii="Cambria Math" w:hAnsi="Cambria Math" w:cs="Cambria"/>
-              <w:color w:val="000000"/>
-            </w:rPr>
-            <m:t>=9</m:t>
+            <m:t xml:space="preserve"> mod 32=9</m:t>
           </m:r>
         </m:oMath>
       </m:oMathPara>
@@ -1705,28 +1453,7 @@
                   <w:rFonts w:ascii="Cambria Math" w:hAnsi="Cambria Math" w:cs="Cambria"/>
                   <w:color w:val="000000"/>
                 </w:rPr>
-                <m:t>11</m:t>
-              </m:r>
-              <m:r>
-                <w:rPr>
-                  <w:rFonts w:ascii="Cambria Math" w:hAnsi="Cambria Math" w:cs="Cambria"/>
-                  <w:color w:val="000000"/>
-                </w:rPr>
-                <m:t>*9</m:t>
-              </m:r>
-              <m:r>
-                <w:rPr>
-                  <w:rFonts w:ascii="Cambria Math" w:hAnsi="Cambria Math" w:cs="Cambria"/>
-                  <w:color w:val="000000"/>
-                </w:rPr>
-                <m:t>+</m:t>
-              </m:r>
-              <m:r>
-                <w:rPr>
-                  <w:rFonts w:ascii="Cambria Math" w:hAnsi="Cambria Math" w:cs="Cambria"/>
-                  <w:color w:val="000000"/>
-                </w:rPr>
-                <m:t>7</m:t>
+                <m:t>11*9+7</m:t>
               </m:r>
             </m:e>
           </m:d>
@@ -1735,28 +1462,7 @@
               <w:rFonts w:ascii="Cambria Math" w:hAnsi="Cambria Math" w:cs="Cambria"/>
               <w:color w:val="000000"/>
             </w:rPr>
-            <m:t xml:space="preserve"> mod </m:t>
-          </m:r>
-          <m:r>
-            <w:rPr>
-              <w:rFonts w:ascii="Cambria Math" w:hAnsi="Cambria Math" w:cs="Cambria"/>
-              <w:color w:val="000000"/>
-            </w:rPr>
-            <m:t>3</m:t>
-          </m:r>
-          <m:r>
-            <w:rPr>
-              <w:rFonts w:ascii="Cambria Math" w:hAnsi="Cambria Math" w:cs="Cambria"/>
-              <w:color w:val="000000"/>
-            </w:rPr>
-            <m:t>2</m:t>
-          </m:r>
-          <m:r>
-            <w:rPr>
-              <w:rFonts w:ascii="Cambria Math" w:hAnsi="Cambria Math" w:cs="Cambria"/>
-              <w:color w:val="000000"/>
-            </w:rPr>
-            <m:t>=10</m:t>
+            <m:t xml:space="preserve"> mod 32=10</m:t>
           </m:r>
         </m:oMath>
       </m:oMathPara>
@@ -1849,28 +1555,7 @@
                   <w:rFonts w:ascii="Cambria Math" w:hAnsi="Cambria Math" w:cs="Cambria"/>
                   <w:color w:val="000000"/>
                 </w:rPr>
-                <m:t>11</m:t>
-              </m:r>
-              <m:r>
-                <w:rPr>
-                  <w:rFonts w:ascii="Cambria Math" w:hAnsi="Cambria Math" w:cs="Cambria"/>
-                  <w:color w:val="000000"/>
-                </w:rPr>
-                <m:t>* 10</m:t>
-              </m:r>
-              <m:r>
-                <w:rPr>
-                  <w:rFonts w:ascii="Cambria Math" w:hAnsi="Cambria Math" w:cs="Cambria"/>
-                  <w:color w:val="000000"/>
-                </w:rPr>
-                <m:t>+</m:t>
-              </m:r>
-              <m:r>
-                <w:rPr>
-                  <w:rFonts w:ascii="Cambria Math" w:hAnsi="Cambria Math" w:cs="Cambria"/>
-                  <w:color w:val="000000"/>
-                </w:rPr>
-                <m:t>7</m:t>
+                <m:t>11* 10+7</m:t>
               </m:r>
             </m:e>
           </m:d>
@@ -1879,28 +1564,7 @@
               <w:rFonts w:ascii="Cambria Math" w:hAnsi="Cambria Math" w:cs="Cambria"/>
               <w:color w:val="000000"/>
             </w:rPr>
-            <m:t xml:space="preserve"> mod </m:t>
-          </m:r>
-          <m:r>
-            <w:rPr>
-              <w:rFonts w:ascii="Cambria Math" w:hAnsi="Cambria Math" w:cs="Cambria"/>
-              <w:color w:val="000000"/>
-            </w:rPr>
-            <m:t>3</m:t>
-          </m:r>
-          <m:r>
-            <w:rPr>
-              <w:rFonts w:ascii="Cambria Math" w:hAnsi="Cambria Math" w:cs="Cambria"/>
-              <w:color w:val="000000"/>
-            </w:rPr>
-            <m:t>2</m:t>
-          </m:r>
-          <m:r>
-            <w:rPr>
-              <w:rFonts w:ascii="Cambria Math" w:hAnsi="Cambria Math" w:cs="Cambria"/>
-              <w:color w:val="000000"/>
-            </w:rPr>
-            <m:t>=21</m:t>
+            <m:t xml:space="preserve"> mod 32=21</m:t>
           </m:r>
         </m:oMath>
       </m:oMathPara>
@@ -1993,28 +1657,7 @@
                   <w:rFonts w:ascii="Cambria Math" w:hAnsi="Cambria Math" w:cs="Cambria"/>
                   <w:color w:val="000000"/>
                 </w:rPr>
-                <m:t>11</m:t>
-              </m:r>
-              <m:r>
-                <w:rPr>
-                  <w:rFonts w:ascii="Cambria Math" w:hAnsi="Cambria Math" w:cs="Cambria"/>
-                  <w:color w:val="000000"/>
-                </w:rPr>
-                <m:t>*21</m:t>
-              </m:r>
-              <m:r>
-                <w:rPr>
-                  <w:rFonts w:ascii="Cambria Math" w:hAnsi="Cambria Math" w:cs="Cambria"/>
-                  <w:color w:val="000000"/>
-                </w:rPr>
-                <m:t>+</m:t>
-              </m:r>
-              <m:r>
-                <w:rPr>
-                  <w:rFonts w:ascii="Cambria Math" w:hAnsi="Cambria Math" w:cs="Cambria"/>
-                  <w:color w:val="000000"/>
-                </w:rPr>
-                <m:t>7</m:t>
+                <m:t>11*21+7</m:t>
               </m:r>
             </m:e>
           </m:d>
@@ -2023,28 +1666,7 @@
               <w:rFonts w:ascii="Cambria Math" w:hAnsi="Cambria Math" w:cs="Cambria"/>
               <w:color w:val="000000"/>
             </w:rPr>
-            <m:t xml:space="preserve"> mod </m:t>
-          </m:r>
-          <m:r>
-            <w:rPr>
-              <w:rFonts w:ascii="Cambria Math" w:hAnsi="Cambria Math" w:cs="Cambria"/>
-              <w:color w:val="000000"/>
-            </w:rPr>
-            <m:t>3</m:t>
-          </m:r>
-          <m:r>
-            <w:rPr>
-              <w:rFonts w:ascii="Cambria Math" w:hAnsi="Cambria Math" w:cs="Cambria"/>
-              <w:color w:val="000000"/>
-            </w:rPr>
-            <m:t>2</m:t>
-          </m:r>
-          <m:r>
-            <w:rPr>
-              <w:rFonts w:ascii="Cambria Math" w:hAnsi="Cambria Math" w:cs="Cambria"/>
-              <w:color w:val="000000"/>
-            </w:rPr>
-            <m:t>=14</m:t>
+            <m:t xml:space="preserve"> mod 32=14</m:t>
           </m:r>
         </m:oMath>
       </m:oMathPara>
@@ -2083,14 +1705,7 @@
           <w:rFonts w:ascii="Cambria" w:hAnsi="Cambria" w:cs="Cambria"/>
           <w:color w:val="000000"/>
         </w:rPr>
-        <w:t>P</w:t>
-      </w:r>
-      <w:r>
-        <w:rPr>
-          <w:rFonts w:ascii="Cambria" w:hAnsi="Cambria" w:cs="Cambria"/>
-          <w:color w:val="000000"/>
-        </w:rPr>
-        <w:t>eriodo</w:t>
+        <w:t>Periodo</w:t>
       </w:r>
       <w:proofErr w:type="spellEnd"/>
       <w:r>
@@ -2255,14 +1870,7 @@
               <w:rFonts w:ascii="Cambria Math" w:hAnsi="Cambria Math" w:cs="Cambria"/>
               <w:color w:val="000000"/>
             </w:rPr>
-            <m:t>=</m:t>
-          </m:r>
-          <m:r>
-            <w:rPr>
-              <w:rFonts w:ascii="Cambria Math" w:hAnsi="Cambria Math" w:cs="Cambria"/>
-              <w:color w:val="000000"/>
-            </w:rPr>
-            <m:t>5</m:t>
+            <m:t>=5</m:t>
           </m:r>
         </m:oMath>
       </m:oMathPara>
@@ -2337,14 +1945,7 @@
               <w:rFonts w:ascii="Cambria Math" w:hAnsi="Cambria Math" w:cs="Cambria"/>
               <w:color w:val="000000"/>
             </w:rPr>
-            <m:t>=</m:t>
-          </m:r>
-          <m:r>
-            <w:rPr>
-              <w:rFonts w:ascii="Cambria Math" w:hAnsi="Cambria Math" w:cs="Cambria"/>
-              <w:color w:val="000000"/>
-            </w:rPr>
-            <m:t>30</m:t>
+            <m:t>=30</m:t>
           </m:r>
         </m:oMath>
       </m:oMathPara>
@@ -2402,1337 +2003,6 @@
                       <w:color w:val="000000"/>
                     </w:rPr>
                     <m:t>2</m:t>
-                  </m:r>
-                </m:e>
-              </m:d>
-              <m:r>
-                <w:rPr>
-                  <w:rFonts w:ascii="Cambria Math" w:hAnsi="Cambria Math" w:cs="Cambria"/>
-                  <w:color w:val="000000"/>
-                </w:rPr>
-                <m:t xml:space="preserve"> </m:t>
-              </m:r>
-            </m:sub>
-          </m:sSub>
-          <m:r>
-            <w:rPr>
-              <w:rFonts w:ascii="Cambria Math" w:hAnsi="Cambria Math" w:cs="Cambria"/>
-              <w:color w:val="000000"/>
-            </w:rPr>
-            <m:t>=1</m:t>
-          </m:r>
-          <m:r>
-            <w:rPr>
-              <w:rFonts w:ascii="Cambria Math" w:hAnsi="Cambria Math" w:cs="Cambria"/>
-              <w:color w:val="000000"/>
-            </w:rPr>
-            <m:t>7</m:t>
-          </m:r>
-        </m:oMath>
-      </m:oMathPara>
-    </w:p>
-    <w:p>
-      <w:pPr>
-        <w:autoSpaceDE w:val="0"/>
-        <w:autoSpaceDN w:val="0"/>
-        <w:adjustRightInd w:val="0"/>
-        <w:spacing w:after="0" w:line="240" w:lineRule="auto"/>
-        <w:rPr>
-          <w:rFonts w:ascii="Cambria" w:hAnsi="Cambria" w:cs="Cambria"/>
-          <w:color w:val="000000"/>
-        </w:rPr>
-      </w:pPr>
-      <m:oMathPara>
-        <m:oMathParaPr>
-          <m:jc m:val="left"/>
-        </m:oMathParaPr>
-        <m:oMath>
-          <m:sSub>
-            <m:sSubPr>
-              <m:ctrlPr>
-                <w:rPr>
-                  <w:rFonts w:ascii="Cambria Math" w:hAnsi="Cambria Math" w:cs="Cambria"/>
-                  <w:i/>
-                  <w:color w:val="000000"/>
-                </w:rPr>
-              </m:ctrlPr>
-            </m:sSubPr>
-            <m:e>
-              <m:r>
-                <w:rPr>
-                  <w:rFonts w:ascii="Cambria Math" w:hAnsi="Cambria Math" w:cs="Cambria"/>
-                  <w:color w:val="000000"/>
-                </w:rPr>
-                <m:t>X</m:t>
-              </m:r>
-            </m:e>
-            <m:sub>
-              <m:d>
-                <m:dPr>
-                  <m:ctrlPr>
-                    <w:rPr>
-                      <w:rFonts w:ascii="Cambria Math" w:hAnsi="Cambria Math" w:cs="Cambria"/>
-                      <w:i/>
-                      <w:color w:val="000000"/>
-                    </w:rPr>
-                  </m:ctrlPr>
-                </m:dPr>
-                <m:e>
-                  <m:r>
-                    <w:rPr>
-                      <w:rFonts w:ascii="Cambria Math" w:hAnsi="Cambria Math" w:cs="Cambria"/>
-                      <w:color w:val="000000"/>
-                    </w:rPr>
-                    <m:t>3</m:t>
-                  </m:r>
-                </m:e>
-              </m:d>
-              <m:r>
-                <w:rPr>
-                  <w:rFonts w:ascii="Cambria Math" w:hAnsi="Cambria Math" w:cs="Cambria"/>
-                  <w:color w:val="000000"/>
-                </w:rPr>
-                <m:t xml:space="preserve"> </m:t>
-              </m:r>
-            </m:sub>
-          </m:sSub>
-          <m:r>
-            <w:rPr>
-              <w:rFonts w:ascii="Cambria Math" w:hAnsi="Cambria Math" w:cs="Cambria"/>
-              <w:color w:val="000000"/>
-            </w:rPr>
-            <m:t>=</m:t>
-          </m:r>
-          <m:r>
-            <w:rPr>
-              <w:rFonts w:ascii="Cambria Math" w:hAnsi="Cambria Math" w:cs="Cambria"/>
-              <w:color w:val="000000"/>
-            </w:rPr>
-            <m:t>2</m:t>
-          </m:r>
-        </m:oMath>
-      </m:oMathPara>
-    </w:p>
-    <w:p>
-      <w:pPr>
-        <w:autoSpaceDE w:val="0"/>
-        <w:autoSpaceDN w:val="0"/>
-        <w:adjustRightInd w:val="0"/>
-        <w:spacing w:after="0" w:line="240" w:lineRule="auto"/>
-        <w:rPr>
-          <w:rFonts w:ascii="Cambria" w:hAnsi="Cambria" w:cs="Cambria"/>
-          <w:color w:val="000000"/>
-        </w:rPr>
-      </w:pPr>
-      <m:oMathPara>
-        <m:oMathParaPr>
-          <m:jc m:val="left"/>
-        </m:oMathParaPr>
-        <m:oMath>
-          <m:sSub>
-            <m:sSubPr>
-              <m:ctrlPr>
-                <w:rPr>
-                  <w:rFonts w:ascii="Cambria Math" w:hAnsi="Cambria Math" w:cs="Cambria"/>
-                  <w:i/>
-                  <w:color w:val="000000"/>
-                </w:rPr>
-              </m:ctrlPr>
-            </m:sSubPr>
-            <m:e>
-              <m:r>
-                <w:rPr>
-                  <w:rFonts w:ascii="Cambria Math" w:hAnsi="Cambria Math" w:cs="Cambria"/>
-                  <w:color w:val="000000"/>
-                </w:rPr>
-                <m:t>X</m:t>
-              </m:r>
-            </m:e>
-            <m:sub>
-              <m:d>
-                <m:dPr>
-                  <m:ctrlPr>
-                    <w:rPr>
-                      <w:rFonts w:ascii="Cambria Math" w:hAnsi="Cambria Math" w:cs="Cambria"/>
-                      <w:i/>
-                      <w:color w:val="000000"/>
-                    </w:rPr>
-                  </m:ctrlPr>
-                </m:dPr>
-                <m:e>
-                  <m:r>
-                    <w:rPr>
-                      <w:rFonts w:ascii="Cambria Math" w:hAnsi="Cambria Math" w:cs="Cambria"/>
-                      <w:color w:val="000000"/>
-                    </w:rPr>
-                    <m:t>4</m:t>
-                  </m:r>
-                </m:e>
-              </m:d>
-              <m:r>
-                <w:rPr>
-                  <w:rFonts w:ascii="Cambria Math" w:hAnsi="Cambria Math" w:cs="Cambria"/>
-                  <w:color w:val="000000"/>
-                </w:rPr>
-                <m:t xml:space="preserve"> </m:t>
-              </m:r>
-            </m:sub>
-          </m:sSub>
-          <m:r>
-            <w:rPr>
-              <w:rFonts w:ascii="Cambria Math" w:hAnsi="Cambria Math" w:cs="Cambria"/>
-              <w:color w:val="000000"/>
-            </w:rPr>
-            <m:t>=</m:t>
-          </m:r>
-          <m:r>
-            <w:rPr>
-              <w:rFonts w:ascii="Cambria Math" w:hAnsi="Cambria Math" w:cs="Cambria"/>
-              <w:color w:val="000000"/>
-            </w:rPr>
-            <m:t>29</m:t>
-          </m:r>
-        </m:oMath>
-      </m:oMathPara>
-    </w:p>
-    <w:p>
-      <w:pPr>
-        <w:autoSpaceDE w:val="0"/>
-        <w:autoSpaceDN w:val="0"/>
-        <w:adjustRightInd w:val="0"/>
-        <w:spacing w:after="0" w:line="240" w:lineRule="auto"/>
-        <w:rPr>
-          <w:rFonts w:ascii="Cambria" w:hAnsi="Cambria" w:cs="Cambria"/>
-          <w:color w:val="000000"/>
-        </w:rPr>
-      </w:pPr>
-      <m:oMathPara>
-        <m:oMathParaPr>
-          <m:jc m:val="left"/>
-        </m:oMathParaPr>
-        <m:oMath>
-          <m:sSub>
-            <m:sSubPr>
-              <m:ctrlPr>
-                <w:rPr>
-                  <w:rFonts w:ascii="Cambria Math" w:hAnsi="Cambria Math" w:cs="Cambria"/>
-                  <w:i/>
-                  <w:color w:val="000000"/>
-                </w:rPr>
-              </m:ctrlPr>
-            </m:sSubPr>
-            <m:e>
-              <m:r>
-                <w:rPr>
-                  <w:rFonts w:ascii="Cambria Math" w:hAnsi="Cambria Math" w:cs="Cambria"/>
-                  <w:color w:val="000000"/>
-                </w:rPr>
-                <m:t>X</m:t>
-              </m:r>
-            </m:e>
-            <m:sub>
-              <m:d>
-                <m:dPr>
-                  <m:ctrlPr>
-                    <w:rPr>
-                      <w:rFonts w:ascii="Cambria Math" w:hAnsi="Cambria Math" w:cs="Cambria"/>
-                      <w:i/>
-                      <w:color w:val="000000"/>
-                    </w:rPr>
-                  </m:ctrlPr>
-                </m:dPr>
-                <m:e>
-                  <m:r>
-                    <w:rPr>
-                      <w:rFonts w:ascii="Cambria Math" w:hAnsi="Cambria Math" w:cs="Cambria"/>
-                      <w:color w:val="000000"/>
-                    </w:rPr>
-                    <m:t>5</m:t>
-                  </m:r>
-                </m:e>
-              </m:d>
-              <m:r>
-                <w:rPr>
-                  <w:rFonts w:ascii="Cambria Math" w:hAnsi="Cambria Math" w:cs="Cambria"/>
-                  <w:color w:val="000000"/>
-                </w:rPr>
-                <m:t xml:space="preserve"> </m:t>
-              </m:r>
-            </m:sub>
-          </m:sSub>
-          <m:r>
-            <w:rPr>
-              <w:rFonts w:ascii="Cambria Math" w:hAnsi="Cambria Math" w:cs="Cambria"/>
-              <w:color w:val="000000"/>
-            </w:rPr>
-            <m:t>=</m:t>
-          </m:r>
-          <m:r>
-            <w:rPr>
-              <w:rFonts w:ascii="Cambria Math" w:hAnsi="Cambria Math" w:cs="Cambria"/>
-              <w:color w:val="000000"/>
-            </w:rPr>
-            <m:t>6</m:t>
-          </m:r>
-        </m:oMath>
-      </m:oMathPara>
-    </w:p>
-    <w:p>
-      <w:pPr>
-        <w:autoSpaceDE w:val="0"/>
-        <w:autoSpaceDN w:val="0"/>
-        <w:adjustRightInd w:val="0"/>
-        <w:spacing w:after="0" w:line="240" w:lineRule="auto"/>
-        <w:rPr>
-          <w:rFonts w:ascii="Cambria" w:hAnsi="Cambria" w:cs="Cambria"/>
-          <w:color w:val="000000"/>
-        </w:rPr>
-      </w:pPr>
-      <m:oMathPara>
-        <m:oMathParaPr>
-          <m:jc m:val="left"/>
-        </m:oMathParaPr>
-        <m:oMath>
-          <m:sSub>
-            <m:sSubPr>
-              <m:ctrlPr>
-                <w:rPr>
-                  <w:rFonts w:ascii="Cambria Math" w:hAnsi="Cambria Math" w:cs="Cambria"/>
-                  <w:i/>
-                  <w:color w:val="000000"/>
-                </w:rPr>
-              </m:ctrlPr>
-            </m:sSubPr>
-            <m:e>
-              <m:r>
-                <w:rPr>
-                  <w:rFonts w:ascii="Cambria Math" w:hAnsi="Cambria Math" w:cs="Cambria"/>
-                  <w:color w:val="000000"/>
-                </w:rPr>
-                <m:t>X</m:t>
-              </m:r>
-            </m:e>
-            <m:sub>
-              <m:d>
-                <m:dPr>
-                  <m:ctrlPr>
-                    <w:rPr>
-                      <w:rFonts w:ascii="Cambria Math" w:hAnsi="Cambria Math" w:cs="Cambria"/>
-                      <w:i/>
-                      <w:color w:val="000000"/>
-                    </w:rPr>
-                  </m:ctrlPr>
-                </m:dPr>
-                <m:e>
-                  <m:r>
-                    <w:rPr>
-                      <w:rFonts w:ascii="Cambria Math" w:hAnsi="Cambria Math" w:cs="Cambria"/>
-                      <w:color w:val="000000"/>
-                    </w:rPr>
-                    <m:t>6</m:t>
-                  </m:r>
-                </m:e>
-              </m:d>
-              <m:r>
-                <w:rPr>
-                  <w:rFonts w:ascii="Cambria Math" w:hAnsi="Cambria Math" w:cs="Cambria"/>
-                  <w:color w:val="000000"/>
-                </w:rPr>
-                <m:t xml:space="preserve"> </m:t>
-              </m:r>
-            </m:sub>
-          </m:sSub>
-          <m:r>
-            <w:rPr>
-              <w:rFonts w:ascii="Cambria Math" w:hAnsi="Cambria Math" w:cs="Cambria"/>
-              <w:color w:val="000000"/>
-            </w:rPr>
-            <m:t>=</m:t>
-          </m:r>
-          <m:r>
-            <w:rPr>
-              <w:rFonts w:ascii="Cambria Math" w:hAnsi="Cambria Math" w:cs="Cambria"/>
-              <w:color w:val="000000"/>
-            </w:rPr>
-            <m:t>9</m:t>
-          </m:r>
-        </m:oMath>
-      </m:oMathPara>
-    </w:p>
-    <w:p>
-      <w:pPr>
-        <w:autoSpaceDE w:val="0"/>
-        <w:autoSpaceDN w:val="0"/>
-        <w:adjustRightInd w:val="0"/>
-        <w:spacing w:after="0" w:line="240" w:lineRule="auto"/>
-        <w:rPr>
-          <w:rFonts w:ascii="Cambria" w:hAnsi="Cambria" w:cs="Cambria"/>
-          <w:color w:val="000000"/>
-        </w:rPr>
-      </w:pPr>
-      <m:oMathPara>
-        <m:oMathParaPr>
-          <m:jc m:val="left"/>
-        </m:oMathParaPr>
-        <m:oMath>
-          <m:sSub>
-            <m:sSubPr>
-              <m:ctrlPr>
-                <w:rPr>
-                  <w:rFonts w:ascii="Cambria Math" w:hAnsi="Cambria Math" w:cs="Cambria"/>
-                  <w:i/>
-                  <w:color w:val="000000"/>
-                </w:rPr>
-              </m:ctrlPr>
-            </m:sSubPr>
-            <m:e>
-              <m:r>
-                <w:rPr>
-                  <w:rFonts w:ascii="Cambria Math" w:hAnsi="Cambria Math" w:cs="Cambria"/>
-                  <w:color w:val="000000"/>
-                </w:rPr>
-                <m:t>X</m:t>
-              </m:r>
-            </m:e>
-            <m:sub>
-              <m:d>
-                <m:dPr>
-                  <m:ctrlPr>
-                    <w:rPr>
-                      <w:rFonts w:ascii="Cambria Math" w:hAnsi="Cambria Math" w:cs="Cambria"/>
-                      <w:i/>
-                      <w:color w:val="000000"/>
-                    </w:rPr>
-                  </m:ctrlPr>
-                </m:dPr>
-                <m:e>
-                  <m:r>
-                    <w:rPr>
-                      <w:rFonts w:ascii="Cambria Math" w:hAnsi="Cambria Math" w:cs="Cambria"/>
-                      <w:color w:val="000000"/>
-                    </w:rPr>
-                    <m:t>7</m:t>
-                  </m:r>
-                </m:e>
-              </m:d>
-              <m:r>
-                <w:rPr>
-                  <w:rFonts w:ascii="Cambria Math" w:hAnsi="Cambria Math" w:cs="Cambria"/>
-                  <w:color w:val="000000"/>
-                </w:rPr>
-                <m:t xml:space="preserve"> </m:t>
-              </m:r>
-            </m:sub>
-          </m:sSub>
-          <m:r>
-            <w:rPr>
-              <w:rFonts w:ascii="Cambria Math" w:hAnsi="Cambria Math" w:cs="Cambria"/>
-              <w:color w:val="000000"/>
-            </w:rPr>
-            <m:t>=</m:t>
-          </m:r>
-          <m:r>
-            <w:rPr>
-              <w:rFonts w:ascii="Cambria Math" w:hAnsi="Cambria Math" w:cs="Cambria"/>
-              <w:color w:val="000000"/>
-            </w:rPr>
-            <m:t>10</m:t>
-          </m:r>
-        </m:oMath>
-      </m:oMathPara>
-    </w:p>
-    <w:p>
-      <w:pPr>
-        <w:autoSpaceDE w:val="0"/>
-        <w:autoSpaceDN w:val="0"/>
-        <w:adjustRightInd w:val="0"/>
-        <w:spacing w:after="0" w:line="240" w:lineRule="auto"/>
-        <w:rPr>
-          <w:rFonts w:ascii="Cambria" w:hAnsi="Cambria" w:cs="Cambria"/>
-          <w:color w:val="000000"/>
-        </w:rPr>
-      </w:pPr>
-      <m:oMathPara>
-        <m:oMathParaPr>
-          <m:jc m:val="left"/>
-        </m:oMathParaPr>
-        <m:oMath>
-          <m:sSub>
-            <m:sSubPr>
-              <m:ctrlPr>
-                <w:rPr>
-                  <w:rFonts w:ascii="Cambria Math" w:hAnsi="Cambria Math" w:cs="Cambria"/>
-                  <w:i/>
-                  <w:color w:val="000000"/>
-                </w:rPr>
-              </m:ctrlPr>
-            </m:sSubPr>
-            <m:e>
-              <m:r>
-                <w:rPr>
-                  <w:rFonts w:ascii="Cambria Math" w:hAnsi="Cambria Math" w:cs="Cambria"/>
-                  <w:color w:val="000000"/>
-                </w:rPr>
-                <m:t>X</m:t>
-              </m:r>
-            </m:e>
-            <m:sub>
-              <m:d>
-                <m:dPr>
-                  <m:ctrlPr>
-                    <w:rPr>
-                      <w:rFonts w:ascii="Cambria Math" w:hAnsi="Cambria Math" w:cs="Cambria"/>
-                      <w:i/>
-                      <w:color w:val="000000"/>
-                    </w:rPr>
-                  </m:ctrlPr>
-                </m:dPr>
-                <m:e>
-                  <m:r>
-                    <w:rPr>
-                      <w:rFonts w:ascii="Cambria Math" w:hAnsi="Cambria Math" w:cs="Cambria"/>
-                      <w:color w:val="000000"/>
-                    </w:rPr>
-                    <m:t>8</m:t>
-                  </m:r>
-                </m:e>
-              </m:d>
-              <m:r>
-                <w:rPr>
-                  <w:rFonts w:ascii="Cambria Math" w:hAnsi="Cambria Math" w:cs="Cambria"/>
-                  <w:color w:val="000000"/>
-                </w:rPr>
-                <m:t xml:space="preserve"> </m:t>
-              </m:r>
-            </m:sub>
-          </m:sSub>
-          <m:r>
-            <w:rPr>
-              <w:rFonts w:ascii="Cambria Math" w:hAnsi="Cambria Math" w:cs="Cambria"/>
-              <w:color w:val="000000"/>
-            </w:rPr>
-            <m:t>=</m:t>
-          </m:r>
-          <m:r>
-            <w:rPr>
-              <w:rFonts w:ascii="Cambria Math" w:hAnsi="Cambria Math" w:cs="Cambria"/>
-              <w:color w:val="000000"/>
-            </w:rPr>
-            <m:t>21</m:t>
-          </m:r>
-        </m:oMath>
-      </m:oMathPara>
-    </w:p>
-    <w:p>
-      <w:pPr>
-        <w:autoSpaceDE w:val="0"/>
-        <w:autoSpaceDN w:val="0"/>
-        <w:adjustRightInd w:val="0"/>
-        <w:spacing w:after="0" w:line="240" w:lineRule="auto"/>
-        <w:rPr>
-          <w:rFonts w:ascii="Cambria" w:eastAsiaTheme="minorEastAsia" w:hAnsi="Cambria" w:cs="Cambria"/>
-          <w:color w:val="000000"/>
-        </w:rPr>
-      </w:pPr>
-      <m:oMathPara>
-        <m:oMathParaPr>
-          <m:jc m:val="left"/>
-        </m:oMathParaPr>
-        <m:oMath>
-          <m:sSub>
-            <m:sSubPr>
-              <m:ctrlPr>
-                <w:rPr>
-                  <w:rFonts w:ascii="Cambria Math" w:hAnsi="Cambria Math" w:cs="Cambria"/>
-                  <w:i/>
-                  <w:color w:val="000000"/>
-                </w:rPr>
-              </m:ctrlPr>
-            </m:sSubPr>
-            <m:e>
-              <m:r>
-                <w:rPr>
-                  <w:rFonts w:ascii="Cambria Math" w:hAnsi="Cambria Math" w:cs="Cambria"/>
-                  <w:color w:val="000000"/>
-                </w:rPr>
-                <m:t>X</m:t>
-              </m:r>
-            </m:e>
-            <m:sub>
-              <m:d>
-                <m:dPr>
-                  <m:ctrlPr>
-                    <w:rPr>
-                      <w:rFonts w:ascii="Cambria Math" w:hAnsi="Cambria Math" w:cs="Cambria"/>
-                      <w:i/>
-                      <w:color w:val="000000"/>
-                    </w:rPr>
-                  </m:ctrlPr>
-                </m:dPr>
-                <m:e>
-                  <m:r>
-                    <w:rPr>
-                      <w:rFonts w:ascii="Cambria Math" w:hAnsi="Cambria Math" w:cs="Cambria"/>
-                      <w:color w:val="000000"/>
-                    </w:rPr>
-                    <m:t>9</m:t>
-                  </m:r>
-                </m:e>
-              </m:d>
-              <m:r>
-                <w:rPr>
-                  <w:rFonts w:ascii="Cambria Math" w:hAnsi="Cambria Math" w:cs="Cambria"/>
-                  <w:color w:val="000000"/>
-                </w:rPr>
-                <m:t xml:space="preserve"> </m:t>
-              </m:r>
-            </m:sub>
-          </m:sSub>
-          <m:r>
-            <w:rPr>
-              <w:rFonts w:ascii="Cambria Math" w:hAnsi="Cambria Math" w:cs="Cambria"/>
-              <w:color w:val="000000"/>
-            </w:rPr>
-            <m:t>=</m:t>
-          </m:r>
-          <m:r>
-            <w:rPr>
-              <w:rFonts w:ascii="Cambria Math" w:hAnsi="Cambria Math" w:cs="Cambria"/>
-              <w:color w:val="000000"/>
-            </w:rPr>
-            <m:t>14</m:t>
-          </m:r>
-        </m:oMath>
-      </m:oMathPara>
-    </w:p>
-    <w:p>
-      <w:pPr>
-        <w:autoSpaceDE w:val="0"/>
-        <w:autoSpaceDN w:val="0"/>
-        <w:adjustRightInd w:val="0"/>
-        <w:spacing w:after="0" w:line="240" w:lineRule="auto"/>
-        <w:rPr>
-          <w:rFonts w:ascii="Cambria" w:eastAsiaTheme="minorEastAsia" w:hAnsi="Cambria" w:cs="Cambria"/>
-          <w:color w:val="000000"/>
-        </w:rPr>
-      </w:pPr>
-      <m:oMathPara>
-        <m:oMathParaPr>
-          <m:jc m:val="left"/>
-        </m:oMathParaPr>
-        <m:oMath>
-          <m:sSub>
-            <m:sSubPr>
-              <m:ctrlPr>
-                <w:rPr>
-                  <w:rFonts w:ascii="Cambria Math" w:hAnsi="Cambria Math" w:cs="Cambria"/>
-                  <w:i/>
-                  <w:color w:val="000000"/>
-                </w:rPr>
-              </m:ctrlPr>
-            </m:sSubPr>
-            <m:e>
-              <m:r>
-                <w:rPr>
-                  <w:rFonts w:ascii="Cambria Math" w:hAnsi="Cambria Math" w:cs="Cambria"/>
-                  <w:color w:val="000000"/>
-                </w:rPr>
-                <m:t>X</m:t>
-              </m:r>
-            </m:e>
-            <m:sub>
-              <m:d>
-                <m:dPr>
-                  <m:ctrlPr>
-                    <w:rPr>
-                      <w:rFonts w:ascii="Cambria Math" w:hAnsi="Cambria Math" w:cs="Cambria"/>
-                      <w:i/>
-                      <w:color w:val="000000"/>
-                    </w:rPr>
-                  </m:ctrlPr>
-                </m:dPr>
-                <m:e>
-                  <m:r>
-                    <w:rPr>
-                      <w:rFonts w:ascii="Cambria Math" w:hAnsi="Cambria Math" w:cs="Cambria"/>
-                      <w:color w:val="000000"/>
-                    </w:rPr>
-                    <m:t>10</m:t>
-                  </m:r>
-                </m:e>
-              </m:d>
-              <m:r>
-                <w:rPr>
-                  <w:rFonts w:ascii="Cambria Math" w:hAnsi="Cambria Math" w:cs="Cambria"/>
-                  <w:color w:val="000000"/>
-                </w:rPr>
-                <m:t xml:space="preserve"> </m:t>
-              </m:r>
-            </m:sub>
-          </m:sSub>
-          <m:r>
-            <w:rPr>
-              <w:rFonts w:ascii="Cambria Math" w:hAnsi="Cambria Math" w:cs="Cambria"/>
-              <w:color w:val="000000"/>
-            </w:rPr>
-            <m:t>=</m:t>
-          </m:r>
-          <m:r>
-            <w:rPr>
-              <w:rFonts w:ascii="Cambria Math" w:hAnsi="Cambria Math" w:cs="Cambria"/>
-              <w:color w:val="000000"/>
-            </w:rPr>
-            <m:t>1</m:t>
-          </m:r>
-        </m:oMath>
-      </m:oMathPara>
-    </w:p>
-    <w:p>
-      <w:pPr>
-        <w:autoSpaceDE w:val="0"/>
-        <w:autoSpaceDN w:val="0"/>
-        <w:adjustRightInd w:val="0"/>
-        <w:spacing w:after="0" w:line="240" w:lineRule="auto"/>
-        <w:rPr>
-          <w:rFonts w:ascii="Cambria" w:eastAsiaTheme="minorEastAsia" w:hAnsi="Cambria" w:cs="Cambria"/>
-          <w:color w:val="000000"/>
-        </w:rPr>
-      </w:pPr>
-      <m:oMathPara>
-        <m:oMathParaPr>
-          <m:jc m:val="left"/>
-        </m:oMathParaPr>
-        <m:oMath>
-          <m:sSub>
-            <m:sSubPr>
-              <m:ctrlPr>
-                <w:rPr>
-                  <w:rFonts w:ascii="Cambria Math" w:hAnsi="Cambria Math" w:cs="Cambria"/>
-                  <w:i/>
-                  <w:color w:val="000000"/>
-                </w:rPr>
-              </m:ctrlPr>
-            </m:sSubPr>
-            <m:e>
-              <m:r>
-                <w:rPr>
-                  <w:rFonts w:ascii="Cambria Math" w:hAnsi="Cambria Math" w:cs="Cambria"/>
-                  <w:color w:val="000000"/>
-                </w:rPr>
-                <m:t>X</m:t>
-              </m:r>
-            </m:e>
-            <m:sub>
-              <m:d>
-                <m:dPr>
-                  <m:ctrlPr>
-                    <w:rPr>
-                      <w:rFonts w:ascii="Cambria Math" w:hAnsi="Cambria Math" w:cs="Cambria"/>
-                      <w:i/>
-                      <w:color w:val="000000"/>
-                    </w:rPr>
-                  </m:ctrlPr>
-                </m:dPr>
-                <m:e>
-                  <m:r>
-                    <w:rPr>
-                      <w:rFonts w:ascii="Cambria Math" w:hAnsi="Cambria Math" w:cs="Cambria"/>
-                      <w:color w:val="000000"/>
-                    </w:rPr>
-                    <m:t>11</m:t>
-                  </m:r>
-                </m:e>
-              </m:d>
-              <m:r>
-                <w:rPr>
-                  <w:rFonts w:ascii="Cambria Math" w:hAnsi="Cambria Math" w:cs="Cambria"/>
-                  <w:color w:val="000000"/>
-                </w:rPr>
-                <m:t xml:space="preserve"> </m:t>
-              </m:r>
-            </m:sub>
-          </m:sSub>
-          <m:r>
-            <w:rPr>
-              <w:rFonts w:ascii="Cambria Math" w:hAnsi="Cambria Math" w:cs="Cambria"/>
-              <w:color w:val="000000"/>
-            </w:rPr>
-            <m:t>=</m:t>
-          </m:r>
-          <m:r>
-            <w:rPr>
-              <w:rFonts w:ascii="Cambria Math" w:hAnsi="Cambria Math" w:cs="Cambria"/>
-              <w:color w:val="000000"/>
-            </w:rPr>
-            <m:t>18</m:t>
-          </m:r>
-        </m:oMath>
-      </m:oMathPara>
-    </w:p>
-    <w:p>
-      <w:pPr>
-        <w:autoSpaceDE w:val="0"/>
-        <w:autoSpaceDN w:val="0"/>
-        <w:adjustRightInd w:val="0"/>
-        <w:spacing w:after="0" w:line="240" w:lineRule="auto"/>
-        <w:rPr>
-          <w:rFonts w:ascii="Cambria" w:eastAsiaTheme="minorEastAsia" w:hAnsi="Cambria" w:cs="Cambria"/>
-          <w:color w:val="000000"/>
-        </w:rPr>
-      </w:pPr>
-      <m:oMathPara>
-        <m:oMathParaPr>
-          <m:jc m:val="left"/>
-        </m:oMathParaPr>
-        <m:oMath>
-          <m:sSub>
-            <m:sSubPr>
-              <m:ctrlPr>
-                <w:rPr>
-                  <w:rFonts w:ascii="Cambria Math" w:hAnsi="Cambria Math" w:cs="Cambria"/>
-                  <w:i/>
-                  <w:color w:val="000000"/>
-                </w:rPr>
-              </m:ctrlPr>
-            </m:sSubPr>
-            <m:e>
-              <m:r>
-                <w:rPr>
-                  <w:rFonts w:ascii="Cambria Math" w:hAnsi="Cambria Math" w:cs="Cambria"/>
-                  <w:color w:val="000000"/>
-                </w:rPr>
-                <m:t>X</m:t>
-              </m:r>
-            </m:e>
-            <m:sub>
-              <m:d>
-                <m:dPr>
-                  <m:ctrlPr>
-                    <w:rPr>
-                      <w:rFonts w:ascii="Cambria Math" w:hAnsi="Cambria Math" w:cs="Cambria"/>
-                      <w:i/>
-                      <w:color w:val="000000"/>
-                    </w:rPr>
-                  </m:ctrlPr>
-                </m:dPr>
-                <m:e>
-                  <m:r>
-                    <w:rPr>
-                      <w:rFonts w:ascii="Cambria Math" w:hAnsi="Cambria Math" w:cs="Cambria"/>
-                      <w:color w:val="000000"/>
-                    </w:rPr>
-                    <m:t>12</m:t>
-                  </m:r>
-                </m:e>
-              </m:d>
-              <m:r>
-                <w:rPr>
-                  <w:rFonts w:ascii="Cambria Math" w:hAnsi="Cambria Math" w:cs="Cambria"/>
-                  <w:color w:val="000000"/>
-                </w:rPr>
-                <m:t xml:space="preserve"> </m:t>
-              </m:r>
-            </m:sub>
-          </m:sSub>
-          <m:r>
-            <w:rPr>
-              <w:rFonts w:ascii="Cambria Math" w:hAnsi="Cambria Math" w:cs="Cambria"/>
-              <w:color w:val="000000"/>
-            </w:rPr>
-            <m:t>=</m:t>
-          </m:r>
-          <m:r>
-            <w:rPr>
-              <w:rFonts w:ascii="Cambria Math" w:hAnsi="Cambria Math" w:cs="Cambria"/>
-              <w:color w:val="000000"/>
-            </w:rPr>
-            <m:t>13</m:t>
-          </m:r>
-        </m:oMath>
-      </m:oMathPara>
-    </w:p>
-    <w:p>
-      <w:pPr>
-        <w:autoSpaceDE w:val="0"/>
-        <w:autoSpaceDN w:val="0"/>
-        <w:adjustRightInd w:val="0"/>
-        <w:spacing w:after="0" w:line="240" w:lineRule="auto"/>
-        <w:rPr>
-          <w:rFonts w:ascii="Cambria" w:eastAsiaTheme="minorEastAsia" w:hAnsi="Cambria" w:cs="Cambria"/>
-          <w:color w:val="000000"/>
-        </w:rPr>
-      </w:pPr>
-      <m:oMathPara>
-        <m:oMathParaPr>
-          <m:jc m:val="left"/>
-        </m:oMathParaPr>
-        <m:oMath>
-          <m:sSub>
-            <m:sSubPr>
-              <m:ctrlPr>
-                <w:rPr>
-                  <w:rFonts w:ascii="Cambria Math" w:hAnsi="Cambria Math" w:cs="Cambria"/>
-                  <w:i/>
-                  <w:color w:val="000000"/>
-                </w:rPr>
-              </m:ctrlPr>
-            </m:sSubPr>
-            <m:e>
-              <m:r>
-                <w:rPr>
-                  <w:rFonts w:ascii="Cambria Math" w:hAnsi="Cambria Math" w:cs="Cambria"/>
-                  <w:color w:val="000000"/>
-                </w:rPr>
-                <m:t>X</m:t>
-              </m:r>
-            </m:e>
-            <m:sub>
-              <m:d>
-                <m:dPr>
-                  <m:ctrlPr>
-                    <w:rPr>
-                      <w:rFonts w:ascii="Cambria Math" w:hAnsi="Cambria Math" w:cs="Cambria"/>
-                      <w:i/>
-                      <w:color w:val="000000"/>
-                    </w:rPr>
-                  </m:ctrlPr>
-                </m:dPr>
-                <m:e>
-                  <m:r>
-                    <w:rPr>
-                      <w:rFonts w:ascii="Cambria Math" w:hAnsi="Cambria Math" w:cs="Cambria"/>
-                      <w:color w:val="000000"/>
-                    </w:rPr>
-                    <m:t>13</m:t>
-                  </m:r>
-                </m:e>
-              </m:d>
-              <m:r>
-                <w:rPr>
-                  <w:rFonts w:ascii="Cambria Math" w:hAnsi="Cambria Math" w:cs="Cambria"/>
-                  <w:color w:val="000000"/>
-                </w:rPr>
-                <m:t xml:space="preserve"> </m:t>
-              </m:r>
-            </m:sub>
-          </m:sSub>
-          <m:r>
-            <w:rPr>
-              <w:rFonts w:ascii="Cambria Math" w:hAnsi="Cambria Math" w:cs="Cambria"/>
-              <w:color w:val="000000"/>
-            </w:rPr>
-            <m:t>=</m:t>
-          </m:r>
-          <m:r>
-            <w:rPr>
-              <w:rFonts w:ascii="Cambria Math" w:hAnsi="Cambria Math" w:cs="Cambria"/>
-              <w:color w:val="000000"/>
-            </w:rPr>
-            <m:t>22</m:t>
-          </m:r>
-        </m:oMath>
-      </m:oMathPara>
-    </w:p>
-    <w:p>
-      <w:pPr>
-        <w:autoSpaceDE w:val="0"/>
-        <w:autoSpaceDN w:val="0"/>
-        <w:adjustRightInd w:val="0"/>
-        <w:spacing w:after="0" w:line="240" w:lineRule="auto"/>
-        <w:rPr>
-          <w:rFonts w:ascii="Cambria" w:eastAsiaTheme="minorEastAsia" w:hAnsi="Cambria" w:cs="Cambria"/>
-          <w:color w:val="000000"/>
-        </w:rPr>
-      </w:pPr>
-      <m:oMathPara>
-        <m:oMathParaPr>
-          <m:jc m:val="left"/>
-        </m:oMathParaPr>
-        <m:oMath>
-          <m:sSub>
-            <m:sSubPr>
-              <m:ctrlPr>
-                <w:rPr>
-                  <w:rFonts w:ascii="Cambria Math" w:hAnsi="Cambria Math" w:cs="Cambria"/>
-                  <w:i/>
-                  <w:color w:val="000000"/>
-                </w:rPr>
-              </m:ctrlPr>
-            </m:sSubPr>
-            <m:e>
-              <m:r>
-                <w:rPr>
-                  <w:rFonts w:ascii="Cambria Math" w:hAnsi="Cambria Math" w:cs="Cambria"/>
-                  <w:color w:val="000000"/>
-                </w:rPr>
-                <m:t>X</m:t>
-              </m:r>
-            </m:e>
-            <m:sub>
-              <m:d>
-                <m:dPr>
-                  <m:ctrlPr>
-                    <w:rPr>
-                      <w:rFonts w:ascii="Cambria Math" w:hAnsi="Cambria Math" w:cs="Cambria"/>
-                      <w:i/>
-                      <w:color w:val="000000"/>
-                    </w:rPr>
-                  </m:ctrlPr>
-                </m:dPr>
-                <m:e>
-                  <m:r>
-                    <w:rPr>
-                      <w:rFonts w:ascii="Cambria Math" w:hAnsi="Cambria Math" w:cs="Cambria"/>
-                      <w:color w:val="000000"/>
-                    </w:rPr>
-                    <m:t>14</m:t>
-                  </m:r>
-                </m:e>
-              </m:d>
-              <m:r>
-                <w:rPr>
-                  <w:rFonts w:ascii="Cambria Math" w:hAnsi="Cambria Math" w:cs="Cambria"/>
-                  <w:color w:val="000000"/>
-                </w:rPr>
-                <m:t xml:space="preserve"> </m:t>
-              </m:r>
-            </m:sub>
-          </m:sSub>
-          <m:r>
-            <w:rPr>
-              <w:rFonts w:ascii="Cambria Math" w:hAnsi="Cambria Math" w:cs="Cambria"/>
-              <w:color w:val="000000"/>
-            </w:rPr>
-            <m:t>=</m:t>
-          </m:r>
-          <m:r>
-            <w:rPr>
-              <w:rFonts w:ascii="Cambria Math" w:hAnsi="Cambria Math" w:cs="Cambria"/>
-              <w:color w:val="000000"/>
-            </w:rPr>
-            <m:t>25</m:t>
-          </m:r>
-        </m:oMath>
-      </m:oMathPara>
-    </w:p>
-    <w:p>
-      <w:pPr>
-        <w:autoSpaceDE w:val="0"/>
-        <w:autoSpaceDN w:val="0"/>
-        <w:adjustRightInd w:val="0"/>
-        <w:spacing w:after="0" w:line="240" w:lineRule="auto"/>
-        <w:rPr>
-          <w:rFonts w:ascii="Cambria" w:eastAsiaTheme="minorEastAsia" w:hAnsi="Cambria" w:cs="Cambria"/>
-          <w:color w:val="000000"/>
-        </w:rPr>
-      </w:pPr>
-      <m:oMathPara>
-        <m:oMathParaPr>
-          <m:jc m:val="left"/>
-        </m:oMathParaPr>
-        <m:oMath>
-          <m:sSub>
-            <m:sSubPr>
-              <m:ctrlPr>
-                <w:rPr>
-                  <w:rFonts w:ascii="Cambria Math" w:hAnsi="Cambria Math" w:cs="Cambria"/>
-                  <w:i/>
-                  <w:color w:val="000000"/>
-                </w:rPr>
-              </m:ctrlPr>
-            </m:sSubPr>
-            <m:e>
-              <m:r>
-                <w:rPr>
-                  <w:rFonts w:ascii="Cambria Math" w:hAnsi="Cambria Math" w:cs="Cambria"/>
-                  <w:color w:val="000000"/>
-                </w:rPr>
-                <m:t>X</m:t>
-              </m:r>
-            </m:e>
-            <m:sub>
-              <m:d>
-                <m:dPr>
-                  <m:ctrlPr>
-                    <w:rPr>
-                      <w:rFonts w:ascii="Cambria Math" w:hAnsi="Cambria Math" w:cs="Cambria"/>
-                      <w:i/>
-                      <w:color w:val="000000"/>
-                    </w:rPr>
-                  </m:ctrlPr>
-                </m:dPr>
-                <m:e>
-                  <m:r>
-                    <w:rPr>
-                      <w:rFonts w:ascii="Cambria Math" w:hAnsi="Cambria Math" w:cs="Cambria"/>
-                      <w:color w:val="000000"/>
-                    </w:rPr>
-                    <m:t>15</m:t>
-                  </m:r>
-                </m:e>
-              </m:d>
-              <m:r>
-                <w:rPr>
-                  <w:rFonts w:ascii="Cambria Math" w:hAnsi="Cambria Math" w:cs="Cambria"/>
-                  <w:color w:val="000000"/>
-                </w:rPr>
-                <m:t xml:space="preserve"> </m:t>
-              </m:r>
-            </m:sub>
-          </m:sSub>
-          <m:r>
-            <w:rPr>
-              <w:rFonts w:ascii="Cambria Math" w:hAnsi="Cambria Math" w:cs="Cambria"/>
-              <w:color w:val="000000"/>
-            </w:rPr>
-            <m:t>=</m:t>
-          </m:r>
-          <m:r>
-            <w:rPr>
-              <w:rFonts w:ascii="Cambria Math" w:hAnsi="Cambria Math" w:cs="Cambria"/>
-              <w:color w:val="000000"/>
-            </w:rPr>
-            <m:t>26</m:t>
-          </m:r>
-        </m:oMath>
-      </m:oMathPara>
-    </w:p>
-    <w:p>
-      <w:pPr>
-        <w:autoSpaceDE w:val="0"/>
-        <w:autoSpaceDN w:val="0"/>
-        <w:adjustRightInd w:val="0"/>
-        <w:spacing w:after="0" w:line="240" w:lineRule="auto"/>
-        <w:rPr>
-          <w:rFonts w:ascii="Cambria" w:eastAsiaTheme="minorEastAsia" w:hAnsi="Cambria" w:cs="Cambria"/>
-          <w:color w:val="000000"/>
-        </w:rPr>
-      </w:pPr>
-    </w:p>
-    <w:p>
-      <w:pPr>
-        <w:autoSpaceDE w:val="0"/>
-        <w:autoSpaceDN w:val="0"/>
-        <w:adjustRightInd w:val="0"/>
-        <w:spacing w:after="0" w:line="240" w:lineRule="auto"/>
-        <w:rPr>
-          <w:rFonts w:ascii="Cambria" w:hAnsi="Cambria" w:cs="Cambria"/>
-          <w:color w:val="000000"/>
-        </w:rPr>
-      </w:pPr>
-      <m:oMathPara>
-        <m:oMathParaPr>
-          <m:jc m:val="left"/>
-        </m:oMathParaPr>
-        <m:oMath>
-          <m:sSub>
-            <m:sSubPr>
-              <m:ctrlPr>
-                <w:rPr>
-                  <w:rFonts w:ascii="Cambria Math" w:hAnsi="Cambria Math" w:cs="Cambria"/>
-                  <w:i/>
-                  <w:color w:val="000000"/>
-                </w:rPr>
-              </m:ctrlPr>
-            </m:sSubPr>
-            <m:e>
-              <m:r>
-                <w:rPr>
-                  <w:rFonts w:ascii="Cambria Math" w:hAnsi="Cambria Math" w:cs="Cambria"/>
-                  <w:color w:val="000000"/>
-                </w:rPr>
-                <m:t>X</m:t>
-              </m:r>
-            </m:e>
-            <m:sub>
-              <m:d>
-                <m:dPr>
-                  <m:ctrlPr>
-                    <w:rPr>
-                      <w:rFonts w:ascii="Cambria Math" w:hAnsi="Cambria Math" w:cs="Cambria"/>
-                      <w:i/>
-                      <w:color w:val="000000"/>
-                    </w:rPr>
-                  </m:ctrlPr>
-                </m:dPr>
-                <m:e>
-                  <m:r>
-                    <w:rPr>
-                      <w:rFonts w:ascii="Cambria Math" w:hAnsi="Cambria Math" w:cs="Cambria"/>
-                      <w:color w:val="000000"/>
-                    </w:rPr>
-                    <m:t>16</m:t>
-                  </m:r>
-                </m:e>
-              </m:d>
-              <m:r>
-                <w:rPr>
-                  <w:rFonts w:ascii="Cambria Math" w:hAnsi="Cambria Math" w:cs="Cambria"/>
-                  <w:color w:val="000000"/>
-                </w:rPr>
-                <m:t xml:space="preserve"> </m:t>
-              </m:r>
-            </m:sub>
-          </m:sSub>
-          <m:r>
-            <w:rPr>
-              <w:rFonts w:ascii="Cambria Math" w:hAnsi="Cambria Math" w:cs="Cambria"/>
-              <w:color w:val="000000"/>
-            </w:rPr>
-            <m:t>=</m:t>
-          </m:r>
-          <m:r>
-            <w:rPr>
-              <w:rFonts w:ascii="Cambria Math" w:hAnsi="Cambria Math" w:cs="Cambria"/>
-              <w:color w:val="000000"/>
-            </w:rPr>
-            <m:t>5</m:t>
-          </m:r>
-        </m:oMath>
-      </m:oMathPara>
-    </w:p>
-    <w:p>
-      <w:pPr>
-        <w:autoSpaceDE w:val="0"/>
-        <w:autoSpaceDN w:val="0"/>
-        <w:adjustRightInd w:val="0"/>
-        <w:spacing w:after="0" w:line="240" w:lineRule="auto"/>
-        <w:rPr>
-          <w:rFonts w:ascii="Cambria" w:hAnsi="Cambria" w:cs="Cambria"/>
-          <w:color w:val="000000"/>
-        </w:rPr>
-      </w:pPr>
-      <m:oMathPara>
-        <m:oMathParaPr>
-          <m:jc m:val="left"/>
-        </m:oMathParaPr>
-        <m:oMath>
-          <m:sSub>
-            <m:sSubPr>
-              <m:ctrlPr>
-                <w:rPr>
-                  <w:rFonts w:ascii="Cambria Math" w:hAnsi="Cambria Math" w:cs="Cambria"/>
-                  <w:i/>
-                  <w:color w:val="000000"/>
-                </w:rPr>
-              </m:ctrlPr>
-            </m:sSubPr>
-            <m:e>
-              <m:r>
-                <w:rPr>
-                  <w:rFonts w:ascii="Cambria Math" w:hAnsi="Cambria Math" w:cs="Cambria"/>
-                  <w:color w:val="000000"/>
-                </w:rPr>
-                <m:t>X</m:t>
-              </m:r>
-            </m:e>
-            <m:sub>
-              <m:d>
-                <m:dPr>
-                  <m:ctrlPr>
-                    <w:rPr>
-                      <w:rFonts w:ascii="Cambria Math" w:hAnsi="Cambria Math" w:cs="Cambria"/>
-                      <w:i/>
-                      <w:color w:val="000000"/>
-                    </w:rPr>
-                  </m:ctrlPr>
-                </m:dPr>
-                <m:e>
-                  <m:r>
-                    <w:rPr>
-                      <w:rFonts w:ascii="Cambria Math" w:hAnsi="Cambria Math" w:cs="Cambria"/>
-                      <w:color w:val="000000"/>
-                    </w:rPr>
-                    <m:t>1</m:t>
-                  </m:r>
-                  <m:r>
-                    <w:rPr>
-                      <w:rFonts w:ascii="Cambria Math" w:hAnsi="Cambria Math" w:cs="Cambria"/>
-                      <w:color w:val="000000"/>
-                    </w:rPr>
-                    <m:t>7</m:t>
-                  </m:r>
-                </m:e>
-              </m:d>
-              <m:r>
-                <w:rPr>
-                  <w:rFonts w:ascii="Cambria Math" w:hAnsi="Cambria Math" w:cs="Cambria"/>
-                  <w:color w:val="000000"/>
-                </w:rPr>
-                <m:t xml:space="preserve"> </m:t>
-              </m:r>
-            </m:sub>
-          </m:sSub>
-          <m:r>
-            <w:rPr>
-              <w:rFonts w:ascii="Cambria Math" w:hAnsi="Cambria Math" w:cs="Cambria"/>
-              <w:color w:val="000000"/>
-            </w:rPr>
-            <m:t>=</m:t>
-          </m:r>
-          <m:r>
-            <w:rPr>
-              <w:rFonts w:ascii="Cambria Math" w:hAnsi="Cambria Math" w:cs="Cambria"/>
-              <w:color w:val="000000"/>
-            </w:rPr>
-            <m:t>30</m:t>
-          </m:r>
-        </m:oMath>
-      </m:oMathPara>
-    </w:p>
-    <w:p>
-      <w:pPr>
-        <w:autoSpaceDE w:val="0"/>
-        <w:autoSpaceDN w:val="0"/>
-        <w:adjustRightInd w:val="0"/>
-        <w:spacing w:after="0" w:line="240" w:lineRule="auto"/>
-        <w:rPr>
-          <w:rFonts w:ascii="Cambria" w:hAnsi="Cambria" w:cs="Cambria"/>
-          <w:color w:val="000000"/>
-        </w:rPr>
-      </w:pPr>
-      <m:oMathPara>
-        <m:oMathParaPr>
-          <m:jc m:val="left"/>
-        </m:oMathParaPr>
-        <m:oMath>
-          <m:sSub>
-            <m:sSubPr>
-              <m:ctrlPr>
-                <w:rPr>
-                  <w:rFonts w:ascii="Cambria Math" w:hAnsi="Cambria Math" w:cs="Cambria"/>
-                  <w:i/>
-                  <w:color w:val="000000"/>
-                </w:rPr>
-              </m:ctrlPr>
-            </m:sSubPr>
-            <m:e>
-              <m:r>
-                <w:rPr>
-                  <w:rFonts w:ascii="Cambria Math" w:hAnsi="Cambria Math" w:cs="Cambria"/>
-                  <w:color w:val="000000"/>
-                </w:rPr>
-                <m:t>X</m:t>
-              </m:r>
-            </m:e>
-            <m:sub>
-              <m:d>
-                <m:dPr>
-                  <m:ctrlPr>
-                    <w:rPr>
-                      <w:rFonts w:ascii="Cambria Math" w:hAnsi="Cambria Math" w:cs="Cambria"/>
-                      <w:i/>
-                      <w:color w:val="000000"/>
-                    </w:rPr>
-                  </m:ctrlPr>
-                </m:dPr>
-                <m:e>
-                  <m:r>
-                    <w:rPr>
-                      <w:rFonts w:ascii="Cambria Math" w:hAnsi="Cambria Math" w:cs="Cambria"/>
-                      <w:color w:val="000000"/>
-                    </w:rPr>
-                    <m:t>18</m:t>
                   </m:r>
                 </m:e>
               </m:d>
@@ -3807,7 +2077,7 @@
                       <w:rFonts w:ascii="Cambria Math" w:hAnsi="Cambria Math" w:cs="Cambria"/>
                       <w:color w:val="000000"/>
                     </w:rPr>
-                    <m:t>19</m:t>
+                    <m:t>3</m:t>
                   </m:r>
                 </m:e>
               </m:d>
@@ -3825,14 +2095,7 @@
               <w:rFonts w:ascii="Cambria Math" w:hAnsi="Cambria Math" w:cs="Cambria"/>
               <w:color w:val="000000"/>
             </w:rPr>
-            <m:t>=</m:t>
-          </m:r>
-          <m:r>
-            <w:rPr>
-              <w:rFonts w:ascii="Cambria Math" w:hAnsi="Cambria Math" w:cs="Cambria"/>
-              <w:color w:val="000000"/>
-            </w:rPr>
-            <m:t>2</m:t>
+            <m:t>=2</m:t>
           </m:r>
         </m:oMath>
       </m:oMathPara>
@@ -3889,7 +2152,7 @@
                       <w:rFonts w:ascii="Cambria Math" w:hAnsi="Cambria Math" w:cs="Cambria"/>
                       <w:color w:val="000000"/>
                     </w:rPr>
-                    <m:t>20</m:t>
+                    <m:t>4</m:t>
                   </m:r>
                 </m:e>
               </m:d>
@@ -3907,14 +2170,7 @@
               <w:rFonts w:ascii="Cambria Math" w:hAnsi="Cambria Math" w:cs="Cambria"/>
               <w:color w:val="000000"/>
             </w:rPr>
-            <m:t>=</m:t>
-          </m:r>
-          <m:r>
-            <w:rPr>
-              <w:rFonts w:ascii="Cambria Math" w:hAnsi="Cambria Math" w:cs="Cambria"/>
-              <w:color w:val="000000"/>
-            </w:rPr>
-            <m:t>29</m:t>
+            <m:t>=29</m:t>
           </m:r>
         </m:oMath>
       </m:oMathPara>
@@ -3971,7 +2227,7 @@
                       <w:rFonts w:ascii="Cambria Math" w:hAnsi="Cambria Math" w:cs="Cambria"/>
                       <w:color w:val="000000"/>
                     </w:rPr>
-                    <m:t>21</m:t>
+                    <m:t>5</m:t>
                   </m:r>
                 </m:e>
               </m:d>
@@ -3989,14 +2245,7 @@
               <w:rFonts w:ascii="Cambria Math" w:hAnsi="Cambria Math" w:cs="Cambria"/>
               <w:color w:val="000000"/>
             </w:rPr>
-            <m:t>=</m:t>
-          </m:r>
-          <m:r>
-            <w:rPr>
-              <w:rFonts w:ascii="Cambria Math" w:hAnsi="Cambria Math" w:cs="Cambria"/>
-              <w:color w:val="000000"/>
-            </w:rPr>
-            <m:t>6</m:t>
+            <m:t>=6</m:t>
           </m:r>
         </m:oMath>
       </m:oMathPara>
@@ -4053,7 +2302,7 @@
                       <w:rFonts w:ascii="Cambria Math" w:hAnsi="Cambria Math" w:cs="Cambria"/>
                       <w:color w:val="000000"/>
                     </w:rPr>
-                    <m:t>22</m:t>
+                    <m:t>6</m:t>
                   </m:r>
                 </m:e>
               </m:d>
@@ -4071,14 +2320,7 @@
               <w:rFonts w:ascii="Cambria Math" w:hAnsi="Cambria Math" w:cs="Cambria"/>
               <w:color w:val="000000"/>
             </w:rPr>
-            <m:t>=</m:t>
-          </m:r>
-          <m:r>
-            <w:rPr>
-              <w:rFonts w:ascii="Cambria Math" w:hAnsi="Cambria Math" w:cs="Cambria"/>
-              <w:color w:val="000000"/>
-            </w:rPr>
-            <m:t>9</m:t>
+            <m:t>=9</m:t>
           </m:r>
         </m:oMath>
       </m:oMathPara>
@@ -4135,7 +2377,7 @@
                       <w:rFonts w:ascii="Cambria Math" w:hAnsi="Cambria Math" w:cs="Cambria"/>
                       <w:color w:val="000000"/>
                     </w:rPr>
-                    <m:t>23</m:t>
+                    <m:t>7</m:t>
                   </m:r>
                 </m:e>
               </m:d>
@@ -4153,14 +2395,7 @@
               <w:rFonts w:ascii="Cambria Math" w:hAnsi="Cambria Math" w:cs="Cambria"/>
               <w:color w:val="000000"/>
             </w:rPr>
-            <m:t>=</m:t>
-          </m:r>
-          <m:r>
-            <w:rPr>
-              <w:rFonts w:ascii="Cambria Math" w:hAnsi="Cambria Math" w:cs="Cambria"/>
-              <w:color w:val="000000"/>
-            </w:rPr>
-            <m:t>10</m:t>
+            <m:t>=10</m:t>
           </m:r>
         </m:oMath>
       </m:oMathPara>
@@ -4217,7 +2452,7 @@
                       <w:rFonts w:ascii="Cambria Math" w:hAnsi="Cambria Math" w:cs="Cambria"/>
                       <w:color w:val="000000"/>
                     </w:rPr>
-                    <m:t>24</m:t>
+                    <m:t>8</m:t>
                   </m:r>
                 </m:e>
               </m:d>
@@ -4235,14 +2470,7 @@
               <w:rFonts w:ascii="Cambria Math" w:hAnsi="Cambria Math" w:cs="Cambria"/>
               <w:color w:val="000000"/>
             </w:rPr>
-            <m:t>=</m:t>
-          </m:r>
-          <m:r>
-            <w:rPr>
-              <w:rFonts w:ascii="Cambria Math" w:hAnsi="Cambria Math" w:cs="Cambria"/>
-              <w:color w:val="000000"/>
-            </w:rPr>
-            <m:t>21</m:t>
+            <m:t>=21</m:t>
           </m:r>
         </m:oMath>
       </m:oMathPara>
@@ -4299,7 +2527,7 @@
                       <w:rFonts w:ascii="Cambria Math" w:hAnsi="Cambria Math" w:cs="Cambria"/>
                       <w:color w:val="000000"/>
                     </w:rPr>
-                    <m:t>25</m:t>
+                    <m:t>9</m:t>
                   </m:r>
                 </m:e>
               </m:d>
@@ -4317,14 +2545,7 @@
               <w:rFonts w:ascii="Cambria Math" w:hAnsi="Cambria Math" w:cs="Cambria"/>
               <w:color w:val="000000"/>
             </w:rPr>
-            <m:t>=</m:t>
-          </m:r>
-          <m:r>
-            <w:rPr>
-              <w:rFonts w:ascii="Cambria Math" w:hAnsi="Cambria Math" w:cs="Cambria"/>
-              <w:color w:val="000000"/>
-            </w:rPr>
-            <m:t>14</m:t>
+            <m:t>=14</m:t>
           </m:r>
         </m:oMath>
       </m:oMathPara>
@@ -4381,7 +2602,7 @@
                       <w:rFonts w:ascii="Cambria Math" w:hAnsi="Cambria Math" w:cs="Cambria"/>
                       <w:color w:val="000000"/>
                     </w:rPr>
-                    <m:t>26</m:t>
+                    <m:t>10</m:t>
                   </m:r>
                 </m:e>
               </m:d>
@@ -4399,14 +2620,7 @@
               <w:rFonts w:ascii="Cambria Math" w:hAnsi="Cambria Math" w:cs="Cambria"/>
               <w:color w:val="000000"/>
             </w:rPr>
-            <m:t>=</m:t>
-          </m:r>
-          <m:r>
-            <w:rPr>
-              <w:rFonts w:ascii="Cambria Math" w:hAnsi="Cambria Math" w:cs="Cambria"/>
-              <w:color w:val="000000"/>
-            </w:rPr>
-            <m:t>1</m:t>
+            <m:t>=1</m:t>
           </m:r>
         </m:oMath>
       </m:oMathPara>
@@ -4463,7 +2677,7 @@
                       <w:rFonts w:ascii="Cambria Math" w:hAnsi="Cambria Math" w:cs="Cambria"/>
                       <w:color w:val="000000"/>
                     </w:rPr>
-                    <m:t>27</m:t>
+                    <m:t>11</m:t>
                   </m:r>
                 </m:e>
               </m:d>
@@ -4481,14 +2695,7 @@
               <w:rFonts w:ascii="Cambria Math" w:hAnsi="Cambria Math" w:cs="Cambria"/>
               <w:color w:val="000000"/>
             </w:rPr>
-            <m:t>=</m:t>
-          </m:r>
-          <m:r>
-            <w:rPr>
-              <w:rFonts w:ascii="Cambria Math" w:hAnsi="Cambria Math" w:cs="Cambria"/>
-              <w:color w:val="000000"/>
-            </w:rPr>
-            <m:t>18</m:t>
+            <m:t>=18</m:t>
           </m:r>
         </m:oMath>
       </m:oMathPara>
@@ -4545,7 +2752,7 @@
                       <w:rFonts w:ascii="Cambria Math" w:hAnsi="Cambria Math" w:cs="Cambria"/>
                       <w:color w:val="000000"/>
                     </w:rPr>
-                    <m:t>28</m:t>
+                    <m:t>12</m:t>
                   </m:r>
                 </m:e>
               </m:d>
@@ -4563,14 +2770,7 @@
               <w:rFonts w:ascii="Cambria Math" w:hAnsi="Cambria Math" w:cs="Cambria"/>
               <w:color w:val="000000"/>
             </w:rPr>
-            <m:t>=</m:t>
-          </m:r>
-          <m:r>
-            <w:rPr>
-              <w:rFonts w:ascii="Cambria Math" w:hAnsi="Cambria Math" w:cs="Cambria"/>
-              <w:color w:val="000000"/>
-            </w:rPr>
-            <m:t>13</m:t>
+            <m:t>=13</m:t>
           </m:r>
         </m:oMath>
       </m:oMathPara>
@@ -4627,7 +2827,7 @@
                       <w:rFonts w:ascii="Cambria Math" w:hAnsi="Cambria Math" w:cs="Cambria"/>
                       <w:color w:val="000000"/>
                     </w:rPr>
-                    <m:t>29</m:t>
+                    <m:t>13</m:t>
                   </m:r>
                 </m:e>
               </m:d>
@@ -4645,14 +2845,7 @@
               <w:rFonts w:ascii="Cambria Math" w:hAnsi="Cambria Math" w:cs="Cambria"/>
               <w:color w:val="000000"/>
             </w:rPr>
-            <m:t>=</m:t>
-          </m:r>
-          <m:r>
-            <w:rPr>
-              <w:rFonts w:ascii="Cambria Math" w:hAnsi="Cambria Math" w:cs="Cambria"/>
-              <w:color w:val="000000"/>
-            </w:rPr>
-            <m:t>22</m:t>
+            <m:t>=22</m:t>
           </m:r>
         </m:oMath>
       </m:oMathPara>
@@ -4709,7 +2902,7 @@
                       <w:rFonts w:ascii="Cambria Math" w:hAnsi="Cambria Math" w:cs="Cambria"/>
                       <w:color w:val="000000"/>
                     </w:rPr>
-                    <m:t>30</m:t>
+                    <m:t>14</m:t>
                   </m:r>
                 </m:e>
               </m:d>
@@ -4727,14 +2920,7 @@
               <w:rFonts w:ascii="Cambria Math" w:hAnsi="Cambria Math" w:cs="Cambria"/>
               <w:color w:val="000000"/>
             </w:rPr>
-            <m:t>=</m:t>
-          </m:r>
-          <m:r>
-            <w:rPr>
-              <w:rFonts w:ascii="Cambria Math" w:hAnsi="Cambria Math" w:cs="Cambria"/>
-              <w:color w:val="000000"/>
-            </w:rPr>
-            <m:t>25</m:t>
+            <m:t>=25</m:t>
           </m:r>
         </m:oMath>
       </m:oMathPara>
@@ -4791,7 +2977,7 @@
                       <w:rFonts w:ascii="Cambria Math" w:hAnsi="Cambria Math" w:cs="Cambria"/>
                       <w:color w:val="000000"/>
                     </w:rPr>
-                    <m:t>31</m:t>
+                    <m:t>15</m:t>
                   </m:r>
                 </m:e>
               </m:d>
@@ -4809,14 +2995,1219 @@
               <w:rFonts w:ascii="Cambria Math" w:hAnsi="Cambria Math" w:cs="Cambria"/>
               <w:color w:val="000000"/>
             </w:rPr>
-            <m:t>=</m:t>
+            <m:t>=26</m:t>
           </m:r>
+        </m:oMath>
+      </m:oMathPara>
+    </w:p>
+    <w:p>
+      <w:pPr>
+        <w:autoSpaceDE w:val="0"/>
+        <w:autoSpaceDN w:val="0"/>
+        <w:adjustRightInd w:val="0"/>
+        <w:spacing w:after="0" w:line="240" w:lineRule="auto"/>
+        <w:rPr>
+          <w:rFonts w:ascii="Cambria" w:eastAsiaTheme="minorEastAsia" w:hAnsi="Cambria" w:cs="Cambria"/>
+          <w:color w:val="000000"/>
+        </w:rPr>
+      </w:pPr>
+    </w:p>
+    <w:p>
+      <w:pPr>
+        <w:autoSpaceDE w:val="0"/>
+        <w:autoSpaceDN w:val="0"/>
+        <w:adjustRightInd w:val="0"/>
+        <w:spacing w:after="0" w:line="240" w:lineRule="auto"/>
+        <w:rPr>
+          <w:rFonts w:ascii="Cambria" w:hAnsi="Cambria" w:cs="Cambria"/>
+          <w:color w:val="000000"/>
+        </w:rPr>
+      </w:pPr>
+      <m:oMathPara>
+        <m:oMathParaPr>
+          <m:jc m:val="left"/>
+        </m:oMathParaPr>
+        <m:oMath>
+          <m:sSub>
+            <m:sSubPr>
+              <m:ctrlPr>
+                <w:rPr>
+                  <w:rFonts w:ascii="Cambria Math" w:hAnsi="Cambria Math" w:cs="Cambria"/>
+                  <w:i/>
+                  <w:color w:val="000000"/>
+                </w:rPr>
+              </m:ctrlPr>
+            </m:sSubPr>
+            <m:e>
+              <m:r>
+                <w:rPr>
+                  <w:rFonts w:ascii="Cambria Math" w:hAnsi="Cambria Math" w:cs="Cambria"/>
+                  <w:color w:val="000000"/>
+                </w:rPr>
+                <m:t>X</m:t>
+              </m:r>
+            </m:e>
+            <m:sub>
+              <m:d>
+                <m:dPr>
+                  <m:ctrlPr>
+                    <w:rPr>
+                      <w:rFonts w:ascii="Cambria Math" w:hAnsi="Cambria Math" w:cs="Cambria"/>
+                      <w:i/>
+                      <w:color w:val="000000"/>
+                    </w:rPr>
+                  </m:ctrlPr>
+                </m:dPr>
+                <m:e>
+                  <m:r>
+                    <w:rPr>
+                      <w:rFonts w:ascii="Cambria Math" w:hAnsi="Cambria Math" w:cs="Cambria"/>
+                      <w:color w:val="000000"/>
+                    </w:rPr>
+                    <m:t>16</m:t>
+                  </m:r>
+                </m:e>
+              </m:d>
+              <m:r>
+                <w:rPr>
+                  <w:rFonts w:ascii="Cambria Math" w:hAnsi="Cambria Math" w:cs="Cambria"/>
+                  <w:color w:val="000000"/>
+                </w:rPr>
+                <m:t xml:space="preserve"> </m:t>
+              </m:r>
+            </m:sub>
+          </m:sSub>
           <m:r>
             <w:rPr>
               <w:rFonts w:ascii="Cambria Math" w:hAnsi="Cambria Math" w:cs="Cambria"/>
               <w:color w:val="000000"/>
             </w:rPr>
-            <m:t>26</m:t>
+            <m:t>=5</m:t>
+          </m:r>
+        </m:oMath>
+      </m:oMathPara>
+    </w:p>
+    <w:p>
+      <w:pPr>
+        <w:autoSpaceDE w:val="0"/>
+        <w:autoSpaceDN w:val="0"/>
+        <w:adjustRightInd w:val="0"/>
+        <w:spacing w:after="0" w:line="240" w:lineRule="auto"/>
+        <w:rPr>
+          <w:rFonts w:ascii="Cambria" w:hAnsi="Cambria" w:cs="Cambria"/>
+          <w:color w:val="000000"/>
+        </w:rPr>
+      </w:pPr>
+      <m:oMathPara>
+        <m:oMathParaPr>
+          <m:jc m:val="left"/>
+        </m:oMathParaPr>
+        <m:oMath>
+          <m:sSub>
+            <m:sSubPr>
+              <m:ctrlPr>
+                <w:rPr>
+                  <w:rFonts w:ascii="Cambria Math" w:hAnsi="Cambria Math" w:cs="Cambria"/>
+                  <w:i/>
+                  <w:color w:val="000000"/>
+                </w:rPr>
+              </m:ctrlPr>
+            </m:sSubPr>
+            <m:e>
+              <m:r>
+                <w:rPr>
+                  <w:rFonts w:ascii="Cambria Math" w:hAnsi="Cambria Math" w:cs="Cambria"/>
+                  <w:color w:val="000000"/>
+                </w:rPr>
+                <m:t>X</m:t>
+              </m:r>
+            </m:e>
+            <m:sub>
+              <m:d>
+                <m:dPr>
+                  <m:ctrlPr>
+                    <w:rPr>
+                      <w:rFonts w:ascii="Cambria Math" w:hAnsi="Cambria Math" w:cs="Cambria"/>
+                      <w:i/>
+                      <w:color w:val="000000"/>
+                    </w:rPr>
+                  </m:ctrlPr>
+                </m:dPr>
+                <m:e>
+                  <m:r>
+                    <w:rPr>
+                      <w:rFonts w:ascii="Cambria Math" w:hAnsi="Cambria Math" w:cs="Cambria"/>
+                      <w:color w:val="000000"/>
+                    </w:rPr>
+                    <m:t>17</m:t>
+                  </m:r>
+                </m:e>
+              </m:d>
+              <m:r>
+                <w:rPr>
+                  <w:rFonts w:ascii="Cambria Math" w:hAnsi="Cambria Math" w:cs="Cambria"/>
+                  <w:color w:val="000000"/>
+                </w:rPr>
+                <m:t xml:space="preserve"> </m:t>
+              </m:r>
+            </m:sub>
+          </m:sSub>
+          <m:r>
+            <w:rPr>
+              <w:rFonts w:ascii="Cambria Math" w:hAnsi="Cambria Math" w:cs="Cambria"/>
+              <w:color w:val="000000"/>
+            </w:rPr>
+            <m:t>=30</m:t>
+          </m:r>
+        </m:oMath>
+      </m:oMathPara>
+    </w:p>
+    <w:p>
+      <w:pPr>
+        <w:autoSpaceDE w:val="0"/>
+        <w:autoSpaceDN w:val="0"/>
+        <w:adjustRightInd w:val="0"/>
+        <w:spacing w:after="0" w:line="240" w:lineRule="auto"/>
+        <w:rPr>
+          <w:rFonts w:ascii="Cambria" w:hAnsi="Cambria" w:cs="Cambria"/>
+          <w:color w:val="000000"/>
+        </w:rPr>
+      </w:pPr>
+      <m:oMathPara>
+        <m:oMathParaPr>
+          <m:jc m:val="left"/>
+        </m:oMathParaPr>
+        <m:oMath>
+          <m:sSub>
+            <m:sSubPr>
+              <m:ctrlPr>
+                <w:rPr>
+                  <w:rFonts w:ascii="Cambria Math" w:hAnsi="Cambria Math" w:cs="Cambria"/>
+                  <w:i/>
+                  <w:color w:val="000000"/>
+                </w:rPr>
+              </m:ctrlPr>
+            </m:sSubPr>
+            <m:e>
+              <m:r>
+                <w:rPr>
+                  <w:rFonts w:ascii="Cambria Math" w:hAnsi="Cambria Math" w:cs="Cambria"/>
+                  <w:color w:val="000000"/>
+                </w:rPr>
+                <m:t>X</m:t>
+              </m:r>
+            </m:e>
+            <m:sub>
+              <m:d>
+                <m:dPr>
+                  <m:ctrlPr>
+                    <w:rPr>
+                      <w:rFonts w:ascii="Cambria Math" w:hAnsi="Cambria Math" w:cs="Cambria"/>
+                      <w:i/>
+                      <w:color w:val="000000"/>
+                    </w:rPr>
+                  </m:ctrlPr>
+                </m:dPr>
+                <m:e>
+                  <m:r>
+                    <w:rPr>
+                      <w:rFonts w:ascii="Cambria Math" w:hAnsi="Cambria Math" w:cs="Cambria"/>
+                      <w:color w:val="000000"/>
+                    </w:rPr>
+                    <m:t>18</m:t>
+                  </m:r>
+                </m:e>
+              </m:d>
+              <m:r>
+                <w:rPr>
+                  <w:rFonts w:ascii="Cambria Math" w:hAnsi="Cambria Math" w:cs="Cambria"/>
+                  <w:color w:val="000000"/>
+                </w:rPr>
+                <m:t xml:space="preserve"> </m:t>
+              </m:r>
+            </m:sub>
+          </m:sSub>
+          <m:r>
+            <w:rPr>
+              <w:rFonts w:ascii="Cambria Math" w:hAnsi="Cambria Math" w:cs="Cambria"/>
+              <w:color w:val="000000"/>
+            </w:rPr>
+            <m:t>=17</m:t>
+          </m:r>
+        </m:oMath>
+      </m:oMathPara>
+    </w:p>
+    <w:p>
+      <w:pPr>
+        <w:autoSpaceDE w:val="0"/>
+        <w:autoSpaceDN w:val="0"/>
+        <w:adjustRightInd w:val="0"/>
+        <w:spacing w:after="0" w:line="240" w:lineRule="auto"/>
+        <w:rPr>
+          <w:rFonts w:ascii="Cambria" w:hAnsi="Cambria" w:cs="Cambria"/>
+          <w:color w:val="000000"/>
+        </w:rPr>
+      </w:pPr>
+      <m:oMathPara>
+        <m:oMathParaPr>
+          <m:jc m:val="left"/>
+        </m:oMathParaPr>
+        <m:oMath>
+          <m:sSub>
+            <m:sSubPr>
+              <m:ctrlPr>
+                <w:rPr>
+                  <w:rFonts w:ascii="Cambria Math" w:hAnsi="Cambria Math" w:cs="Cambria"/>
+                  <w:i/>
+                  <w:color w:val="000000"/>
+                </w:rPr>
+              </m:ctrlPr>
+            </m:sSubPr>
+            <m:e>
+              <m:r>
+                <w:rPr>
+                  <w:rFonts w:ascii="Cambria Math" w:hAnsi="Cambria Math" w:cs="Cambria"/>
+                  <w:color w:val="000000"/>
+                </w:rPr>
+                <m:t>X</m:t>
+              </m:r>
+            </m:e>
+            <m:sub>
+              <m:d>
+                <m:dPr>
+                  <m:ctrlPr>
+                    <w:rPr>
+                      <w:rFonts w:ascii="Cambria Math" w:hAnsi="Cambria Math" w:cs="Cambria"/>
+                      <w:i/>
+                      <w:color w:val="000000"/>
+                    </w:rPr>
+                  </m:ctrlPr>
+                </m:dPr>
+                <m:e>
+                  <m:r>
+                    <w:rPr>
+                      <w:rFonts w:ascii="Cambria Math" w:hAnsi="Cambria Math" w:cs="Cambria"/>
+                      <w:color w:val="000000"/>
+                    </w:rPr>
+                    <m:t>19</m:t>
+                  </m:r>
+                </m:e>
+              </m:d>
+              <m:r>
+                <w:rPr>
+                  <w:rFonts w:ascii="Cambria Math" w:hAnsi="Cambria Math" w:cs="Cambria"/>
+                  <w:color w:val="000000"/>
+                </w:rPr>
+                <m:t xml:space="preserve"> </m:t>
+              </m:r>
+            </m:sub>
+          </m:sSub>
+          <m:r>
+            <w:rPr>
+              <w:rFonts w:ascii="Cambria Math" w:hAnsi="Cambria Math" w:cs="Cambria"/>
+              <w:color w:val="000000"/>
+            </w:rPr>
+            <m:t>=2</m:t>
+          </m:r>
+        </m:oMath>
+      </m:oMathPara>
+    </w:p>
+    <w:p>
+      <w:pPr>
+        <w:autoSpaceDE w:val="0"/>
+        <w:autoSpaceDN w:val="0"/>
+        <w:adjustRightInd w:val="0"/>
+        <w:spacing w:after="0" w:line="240" w:lineRule="auto"/>
+        <w:rPr>
+          <w:rFonts w:ascii="Cambria" w:hAnsi="Cambria" w:cs="Cambria"/>
+          <w:color w:val="000000"/>
+        </w:rPr>
+      </w:pPr>
+      <m:oMathPara>
+        <m:oMathParaPr>
+          <m:jc m:val="left"/>
+        </m:oMathParaPr>
+        <m:oMath>
+          <m:sSub>
+            <m:sSubPr>
+              <m:ctrlPr>
+                <w:rPr>
+                  <w:rFonts w:ascii="Cambria Math" w:hAnsi="Cambria Math" w:cs="Cambria"/>
+                  <w:i/>
+                  <w:color w:val="000000"/>
+                </w:rPr>
+              </m:ctrlPr>
+            </m:sSubPr>
+            <m:e>
+              <m:r>
+                <w:rPr>
+                  <w:rFonts w:ascii="Cambria Math" w:hAnsi="Cambria Math" w:cs="Cambria"/>
+                  <w:color w:val="000000"/>
+                </w:rPr>
+                <m:t>X</m:t>
+              </m:r>
+            </m:e>
+            <m:sub>
+              <m:d>
+                <m:dPr>
+                  <m:ctrlPr>
+                    <w:rPr>
+                      <w:rFonts w:ascii="Cambria Math" w:hAnsi="Cambria Math" w:cs="Cambria"/>
+                      <w:i/>
+                      <w:color w:val="000000"/>
+                    </w:rPr>
+                  </m:ctrlPr>
+                </m:dPr>
+                <m:e>
+                  <m:r>
+                    <w:rPr>
+                      <w:rFonts w:ascii="Cambria Math" w:hAnsi="Cambria Math" w:cs="Cambria"/>
+                      <w:color w:val="000000"/>
+                    </w:rPr>
+                    <m:t>20</m:t>
+                  </m:r>
+                </m:e>
+              </m:d>
+              <m:r>
+                <w:rPr>
+                  <w:rFonts w:ascii="Cambria Math" w:hAnsi="Cambria Math" w:cs="Cambria"/>
+                  <w:color w:val="000000"/>
+                </w:rPr>
+                <m:t xml:space="preserve"> </m:t>
+              </m:r>
+            </m:sub>
+          </m:sSub>
+          <m:r>
+            <w:rPr>
+              <w:rFonts w:ascii="Cambria Math" w:hAnsi="Cambria Math" w:cs="Cambria"/>
+              <w:color w:val="000000"/>
+            </w:rPr>
+            <m:t>=29</m:t>
+          </m:r>
+        </m:oMath>
+      </m:oMathPara>
+    </w:p>
+    <w:p>
+      <w:pPr>
+        <w:autoSpaceDE w:val="0"/>
+        <w:autoSpaceDN w:val="0"/>
+        <w:adjustRightInd w:val="0"/>
+        <w:spacing w:after="0" w:line="240" w:lineRule="auto"/>
+        <w:rPr>
+          <w:rFonts w:ascii="Cambria" w:hAnsi="Cambria" w:cs="Cambria"/>
+          <w:color w:val="000000"/>
+        </w:rPr>
+      </w:pPr>
+      <m:oMathPara>
+        <m:oMathParaPr>
+          <m:jc m:val="left"/>
+        </m:oMathParaPr>
+        <m:oMath>
+          <m:sSub>
+            <m:sSubPr>
+              <m:ctrlPr>
+                <w:rPr>
+                  <w:rFonts w:ascii="Cambria Math" w:hAnsi="Cambria Math" w:cs="Cambria"/>
+                  <w:i/>
+                  <w:color w:val="000000"/>
+                </w:rPr>
+              </m:ctrlPr>
+            </m:sSubPr>
+            <m:e>
+              <m:r>
+                <w:rPr>
+                  <w:rFonts w:ascii="Cambria Math" w:hAnsi="Cambria Math" w:cs="Cambria"/>
+                  <w:color w:val="000000"/>
+                </w:rPr>
+                <m:t>X</m:t>
+              </m:r>
+            </m:e>
+            <m:sub>
+              <m:d>
+                <m:dPr>
+                  <m:ctrlPr>
+                    <w:rPr>
+                      <w:rFonts w:ascii="Cambria Math" w:hAnsi="Cambria Math" w:cs="Cambria"/>
+                      <w:i/>
+                      <w:color w:val="000000"/>
+                    </w:rPr>
+                  </m:ctrlPr>
+                </m:dPr>
+                <m:e>
+                  <m:r>
+                    <w:rPr>
+                      <w:rFonts w:ascii="Cambria Math" w:hAnsi="Cambria Math" w:cs="Cambria"/>
+                      <w:color w:val="000000"/>
+                    </w:rPr>
+                    <m:t>21</m:t>
+                  </m:r>
+                </m:e>
+              </m:d>
+              <m:r>
+                <w:rPr>
+                  <w:rFonts w:ascii="Cambria Math" w:hAnsi="Cambria Math" w:cs="Cambria"/>
+                  <w:color w:val="000000"/>
+                </w:rPr>
+                <m:t xml:space="preserve"> </m:t>
+              </m:r>
+            </m:sub>
+          </m:sSub>
+          <m:r>
+            <w:rPr>
+              <w:rFonts w:ascii="Cambria Math" w:hAnsi="Cambria Math" w:cs="Cambria"/>
+              <w:color w:val="000000"/>
+            </w:rPr>
+            <m:t>=6</m:t>
+          </m:r>
+        </m:oMath>
+      </m:oMathPara>
+    </w:p>
+    <w:p>
+      <w:pPr>
+        <w:autoSpaceDE w:val="0"/>
+        <w:autoSpaceDN w:val="0"/>
+        <w:adjustRightInd w:val="0"/>
+        <w:spacing w:after="0" w:line="240" w:lineRule="auto"/>
+        <w:rPr>
+          <w:rFonts w:ascii="Cambria" w:hAnsi="Cambria" w:cs="Cambria"/>
+          <w:color w:val="000000"/>
+        </w:rPr>
+      </w:pPr>
+      <m:oMathPara>
+        <m:oMathParaPr>
+          <m:jc m:val="left"/>
+        </m:oMathParaPr>
+        <m:oMath>
+          <m:sSub>
+            <m:sSubPr>
+              <m:ctrlPr>
+                <w:rPr>
+                  <w:rFonts w:ascii="Cambria Math" w:hAnsi="Cambria Math" w:cs="Cambria"/>
+                  <w:i/>
+                  <w:color w:val="000000"/>
+                </w:rPr>
+              </m:ctrlPr>
+            </m:sSubPr>
+            <m:e>
+              <m:r>
+                <w:rPr>
+                  <w:rFonts w:ascii="Cambria Math" w:hAnsi="Cambria Math" w:cs="Cambria"/>
+                  <w:color w:val="000000"/>
+                </w:rPr>
+                <m:t>X</m:t>
+              </m:r>
+            </m:e>
+            <m:sub>
+              <m:d>
+                <m:dPr>
+                  <m:ctrlPr>
+                    <w:rPr>
+                      <w:rFonts w:ascii="Cambria Math" w:hAnsi="Cambria Math" w:cs="Cambria"/>
+                      <w:i/>
+                      <w:color w:val="000000"/>
+                    </w:rPr>
+                  </m:ctrlPr>
+                </m:dPr>
+                <m:e>
+                  <m:r>
+                    <w:rPr>
+                      <w:rFonts w:ascii="Cambria Math" w:hAnsi="Cambria Math" w:cs="Cambria"/>
+                      <w:color w:val="000000"/>
+                    </w:rPr>
+                    <m:t>22</m:t>
+                  </m:r>
+                </m:e>
+              </m:d>
+              <m:r>
+                <w:rPr>
+                  <w:rFonts w:ascii="Cambria Math" w:hAnsi="Cambria Math" w:cs="Cambria"/>
+                  <w:color w:val="000000"/>
+                </w:rPr>
+                <m:t xml:space="preserve"> </m:t>
+              </m:r>
+            </m:sub>
+          </m:sSub>
+          <m:r>
+            <w:rPr>
+              <w:rFonts w:ascii="Cambria Math" w:hAnsi="Cambria Math" w:cs="Cambria"/>
+              <w:color w:val="000000"/>
+            </w:rPr>
+            <m:t>=9</m:t>
+          </m:r>
+        </m:oMath>
+      </m:oMathPara>
+    </w:p>
+    <w:p>
+      <w:pPr>
+        <w:autoSpaceDE w:val="0"/>
+        <w:autoSpaceDN w:val="0"/>
+        <w:adjustRightInd w:val="0"/>
+        <w:spacing w:after="0" w:line="240" w:lineRule="auto"/>
+        <w:rPr>
+          <w:rFonts w:ascii="Cambria" w:hAnsi="Cambria" w:cs="Cambria"/>
+          <w:color w:val="000000"/>
+        </w:rPr>
+      </w:pPr>
+      <m:oMathPara>
+        <m:oMathParaPr>
+          <m:jc m:val="left"/>
+        </m:oMathParaPr>
+        <m:oMath>
+          <m:sSub>
+            <m:sSubPr>
+              <m:ctrlPr>
+                <w:rPr>
+                  <w:rFonts w:ascii="Cambria Math" w:hAnsi="Cambria Math" w:cs="Cambria"/>
+                  <w:i/>
+                  <w:color w:val="000000"/>
+                </w:rPr>
+              </m:ctrlPr>
+            </m:sSubPr>
+            <m:e>
+              <m:r>
+                <w:rPr>
+                  <w:rFonts w:ascii="Cambria Math" w:hAnsi="Cambria Math" w:cs="Cambria"/>
+                  <w:color w:val="000000"/>
+                </w:rPr>
+                <m:t>X</m:t>
+              </m:r>
+            </m:e>
+            <m:sub>
+              <m:d>
+                <m:dPr>
+                  <m:ctrlPr>
+                    <w:rPr>
+                      <w:rFonts w:ascii="Cambria Math" w:hAnsi="Cambria Math" w:cs="Cambria"/>
+                      <w:i/>
+                      <w:color w:val="000000"/>
+                    </w:rPr>
+                  </m:ctrlPr>
+                </m:dPr>
+                <m:e>
+                  <m:r>
+                    <w:rPr>
+                      <w:rFonts w:ascii="Cambria Math" w:hAnsi="Cambria Math" w:cs="Cambria"/>
+                      <w:color w:val="000000"/>
+                    </w:rPr>
+                    <m:t>23</m:t>
+                  </m:r>
+                </m:e>
+              </m:d>
+              <m:r>
+                <w:rPr>
+                  <w:rFonts w:ascii="Cambria Math" w:hAnsi="Cambria Math" w:cs="Cambria"/>
+                  <w:color w:val="000000"/>
+                </w:rPr>
+                <m:t xml:space="preserve"> </m:t>
+              </m:r>
+            </m:sub>
+          </m:sSub>
+          <m:r>
+            <w:rPr>
+              <w:rFonts w:ascii="Cambria Math" w:hAnsi="Cambria Math" w:cs="Cambria"/>
+              <w:color w:val="000000"/>
+            </w:rPr>
+            <m:t>=10</m:t>
+          </m:r>
+        </m:oMath>
+      </m:oMathPara>
+    </w:p>
+    <w:p>
+      <w:pPr>
+        <w:autoSpaceDE w:val="0"/>
+        <w:autoSpaceDN w:val="0"/>
+        <w:adjustRightInd w:val="0"/>
+        <w:spacing w:after="0" w:line="240" w:lineRule="auto"/>
+        <w:rPr>
+          <w:rFonts w:ascii="Cambria" w:hAnsi="Cambria" w:cs="Cambria"/>
+          <w:color w:val="000000"/>
+        </w:rPr>
+      </w:pPr>
+      <m:oMathPara>
+        <m:oMathParaPr>
+          <m:jc m:val="left"/>
+        </m:oMathParaPr>
+        <m:oMath>
+          <m:sSub>
+            <m:sSubPr>
+              <m:ctrlPr>
+                <w:rPr>
+                  <w:rFonts w:ascii="Cambria Math" w:hAnsi="Cambria Math" w:cs="Cambria"/>
+                  <w:i/>
+                  <w:color w:val="000000"/>
+                </w:rPr>
+              </m:ctrlPr>
+            </m:sSubPr>
+            <m:e>
+              <m:r>
+                <w:rPr>
+                  <w:rFonts w:ascii="Cambria Math" w:hAnsi="Cambria Math" w:cs="Cambria"/>
+                  <w:color w:val="000000"/>
+                </w:rPr>
+                <m:t>X</m:t>
+              </m:r>
+            </m:e>
+            <m:sub>
+              <m:d>
+                <m:dPr>
+                  <m:ctrlPr>
+                    <w:rPr>
+                      <w:rFonts w:ascii="Cambria Math" w:hAnsi="Cambria Math" w:cs="Cambria"/>
+                      <w:i/>
+                      <w:color w:val="000000"/>
+                    </w:rPr>
+                  </m:ctrlPr>
+                </m:dPr>
+                <m:e>
+                  <m:r>
+                    <w:rPr>
+                      <w:rFonts w:ascii="Cambria Math" w:hAnsi="Cambria Math" w:cs="Cambria"/>
+                      <w:color w:val="000000"/>
+                    </w:rPr>
+                    <m:t>24</m:t>
+                  </m:r>
+                </m:e>
+              </m:d>
+              <m:r>
+                <w:rPr>
+                  <w:rFonts w:ascii="Cambria Math" w:hAnsi="Cambria Math" w:cs="Cambria"/>
+                  <w:color w:val="000000"/>
+                </w:rPr>
+                <m:t xml:space="preserve"> </m:t>
+              </m:r>
+            </m:sub>
+          </m:sSub>
+          <m:r>
+            <w:rPr>
+              <w:rFonts w:ascii="Cambria Math" w:hAnsi="Cambria Math" w:cs="Cambria"/>
+              <w:color w:val="000000"/>
+            </w:rPr>
+            <m:t>=21</m:t>
+          </m:r>
+        </m:oMath>
+      </m:oMathPara>
+    </w:p>
+    <w:p>
+      <w:pPr>
+        <w:autoSpaceDE w:val="0"/>
+        <w:autoSpaceDN w:val="0"/>
+        <w:adjustRightInd w:val="0"/>
+        <w:spacing w:after="0" w:line="240" w:lineRule="auto"/>
+        <w:rPr>
+          <w:rFonts w:ascii="Cambria" w:eastAsiaTheme="minorEastAsia" w:hAnsi="Cambria" w:cs="Cambria"/>
+          <w:color w:val="000000"/>
+        </w:rPr>
+      </w:pPr>
+      <m:oMathPara>
+        <m:oMathParaPr>
+          <m:jc m:val="left"/>
+        </m:oMathParaPr>
+        <m:oMath>
+          <m:sSub>
+            <m:sSubPr>
+              <m:ctrlPr>
+                <w:rPr>
+                  <w:rFonts w:ascii="Cambria Math" w:hAnsi="Cambria Math" w:cs="Cambria"/>
+                  <w:i/>
+                  <w:color w:val="000000"/>
+                </w:rPr>
+              </m:ctrlPr>
+            </m:sSubPr>
+            <m:e>
+              <m:r>
+                <w:rPr>
+                  <w:rFonts w:ascii="Cambria Math" w:hAnsi="Cambria Math" w:cs="Cambria"/>
+                  <w:color w:val="000000"/>
+                </w:rPr>
+                <m:t>X</m:t>
+              </m:r>
+            </m:e>
+            <m:sub>
+              <m:d>
+                <m:dPr>
+                  <m:ctrlPr>
+                    <w:rPr>
+                      <w:rFonts w:ascii="Cambria Math" w:hAnsi="Cambria Math" w:cs="Cambria"/>
+                      <w:i/>
+                      <w:color w:val="000000"/>
+                    </w:rPr>
+                  </m:ctrlPr>
+                </m:dPr>
+                <m:e>
+                  <m:r>
+                    <w:rPr>
+                      <w:rFonts w:ascii="Cambria Math" w:hAnsi="Cambria Math" w:cs="Cambria"/>
+                      <w:color w:val="000000"/>
+                    </w:rPr>
+                    <m:t>25</m:t>
+                  </m:r>
+                </m:e>
+              </m:d>
+              <m:r>
+                <w:rPr>
+                  <w:rFonts w:ascii="Cambria Math" w:hAnsi="Cambria Math" w:cs="Cambria"/>
+                  <w:color w:val="000000"/>
+                </w:rPr>
+                <m:t xml:space="preserve"> </m:t>
+              </m:r>
+            </m:sub>
+          </m:sSub>
+          <m:r>
+            <w:rPr>
+              <w:rFonts w:ascii="Cambria Math" w:hAnsi="Cambria Math" w:cs="Cambria"/>
+              <w:color w:val="000000"/>
+            </w:rPr>
+            <m:t>=14</m:t>
+          </m:r>
+        </m:oMath>
+      </m:oMathPara>
+    </w:p>
+    <w:p>
+      <w:pPr>
+        <w:autoSpaceDE w:val="0"/>
+        <w:autoSpaceDN w:val="0"/>
+        <w:adjustRightInd w:val="0"/>
+        <w:spacing w:after="0" w:line="240" w:lineRule="auto"/>
+        <w:rPr>
+          <w:rFonts w:ascii="Cambria" w:eastAsiaTheme="minorEastAsia" w:hAnsi="Cambria" w:cs="Cambria"/>
+          <w:color w:val="000000"/>
+        </w:rPr>
+      </w:pPr>
+      <m:oMathPara>
+        <m:oMathParaPr>
+          <m:jc m:val="left"/>
+        </m:oMathParaPr>
+        <m:oMath>
+          <m:sSub>
+            <m:sSubPr>
+              <m:ctrlPr>
+                <w:rPr>
+                  <w:rFonts w:ascii="Cambria Math" w:hAnsi="Cambria Math" w:cs="Cambria"/>
+                  <w:i/>
+                  <w:color w:val="000000"/>
+                </w:rPr>
+              </m:ctrlPr>
+            </m:sSubPr>
+            <m:e>
+              <m:r>
+                <w:rPr>
+                  <w:rFonts w:ascii="Cambria Math" w:hAnsi="Cambria Math" w:cs="Cambria"/>
+                  <w:color w:val="000000"/>
+                </w:rPr>
+                <m:t>X</m:t>
+              </m:r>
+            </m:e>
+            <m:sub>
+              <m:d>
+                <m:dPr>
+                  <m:ctrlPr>
+                    <w:rPr>
+                      <w:rFonts w:ascii="Cambria Math" w:hAnsi="Cambria Math" w:cs="Cambria"/>
+                      <w:i/>
+                      <w:color w:val="000000"/>
+                    </w:rPr>
+                  </m:ctrlPr>
+                </m:dPr>
+                <m:e>
+                  <m:r>
+                    <w:rPr>
+                      <w:rFonts w:ascii="Cambria Math" w:hAnsi="Cambria Math" w:cs="Cambria"/>
+                      <w:color w:val="000000"/>
+                    </w:rPr>
+                    <m:t>26</m:t>
+                  </m:r>
+                </m:e>
+              </m:d>
+              <m:r>
+                <w:rPr>
+                  <w:rFonts w:ascii="Cambria Math" w:hAnsi="Cambria Math" w:cs="Cambria"/>
+                  <w:color w:val="000000"/>
+                </w:rPr>
+                <m:t xml:space="preserve"> </m:t>
+              </m:r>
+            </m:sub>
+          </m:sSub>
+          <m:r>
+            <w:rPr>
+              <w:rFonts w:ascii="Cambria Math" w:hAnsi="Cambria Math" w:cs="Cambria"/>
+              <w:color w:val="000000"/>
+            </w:rPr>
+            <m:t>=1</m:t>
+          </m:r>
+        </m:oMath>
+      </m:oMathPara>
+    </w:p>
+    <w:p>
+      <w:pPr>
+        <w:autoSpaceDE w:val="0"/>
+        <w:autoSpaceDN w:val="0"/>
+        <w:adjustRightInd w:val="0"/>
+        <w:spacing w:after="0" w:line="240" w:lineRule="auto"/>
+        <w:rPr>
+          <w:rFonts w:ascii="Cambria" w:eastAsiaTheme="minorEastAsia" w:hAnsi="Cambria" w:cs="Cambria"/>
+          <w:color w:val="000000"/>
+        </w:rPr>
+      </w:pPr>
+      <m:oMathPara>
+        <m:oMathParaPr>
+          <m:jc m:val="left"/>
+        </m:oMathParaPr>
+        <m:oMath>
+          <m:sSub>
+            <m:sSubPr>
+              <m:ctrlPr>
+                <w:rPr>
+                  <w:rFonts w:ascii="Cambria Math" w:hAnsi="Cambria Math" w:cs="Cambria"/>
+                  <w:i/>
+                  <w:color w:val="000000"/>
+                </w:rPr>
+              </m:ctrlPr>
+            </m:sSubPr>
+            <m:e>
+              <m:r>
+                <w:rPr>
+                  <w:rFonts w:ascii="Cambria Math" w:hAnsi="Cambria Math" w:cs="Cambria"/>
+                  <w:color w:val="000000"/>
+                </w:rPr>
+                <m:t>X</m:t>
+              </m:r>
+            </m:e>
+            <m:sub>
+              <m:d>
+                <m:dPr>
+                  <m:ctrlPr>
+                    <w:rPr>
+                      <w:rFonts w:ascii="Cambria Math" w:hAnsi="Cambria Math" w:cs="Cambria"/>
+                      <w:i/>
+                      <w:color w:val="000000"/>
+                    </w:rPr>
+                  </m:ctrlPr>
+                </m:dPr>
+                <m:e>
+                  <m:r>
+                    <w:rPr>
+                      <w:rFonts w:ascii="Cambria Math" w:hAnsi="Cambria Math" w:cs="Cambria"/>
+                      <w:color w:val="000000"/>
+                    </w:rPr>
+                    <m:t>27</m:t>
+                  </m:r>
+                </m:e>
+              </m:d>
+              <m:r>
+                <w:rPr>
+                  <w:rFonts w:ascii="Cambria Math" w:hAnsi="Cambria Math" w:cs="Cambria"/>
+                  <w:color w:val="000000"/>
+                </w:rPr>
+                <m:t xml:space="preserve"> </m:t>
+              </m:r>
+            </m:sub>
+          </m:sSub>
+          <m:r>
+            <w:rPr>
+              <w:rFonts w:ascii="Cambria Math" w:hAnsi="Cambria Math" w:cs="Cambria"/>
+              <w:color w:val="000000"/>
+            </w:rPr>
+            <m:t>=18</m:t>
+          </m:r>
+        </m:oMath>
+      </m:oMathPara>
+    </w:p>
+    <w:p>
+      <w:pPr>
+        <w:autoSpaceDE w:val="0"/>
+        <w:autoSpaceDN w:val="0"/>
+        <w:adjustRightInd w:val="0"/>
+        <w:spacing w:after="0" w:line="240" w:lineRule="auto"/>
+        <w:rPr>
+          <w:rFonts w:ascii="Cambria" w:eastAsiaTheme="minorEastAsia" w:hAnsi="Cambria" w:cs="Cambria"/>
+          <w:color w:val="000000"/>
+        </w:rPr>
+      </w:pPr>
+      <m:oMathPara>
+        <m:oMathParaPr>
+          <m:jc m:val="left"/>
+        </m:oMathParaPr>
+        <m:oMath>
+          <m:sSub>
+            <m:sSubPr>
+              <m:ctrlPr>
+                <w:rPr>
+                  <w:rFonts w:ascii="Cambria Math" w:hAnsi="Cambria Math" w:cs="Cambria"/>
+                  <w:i/>
+                  <w:color w:val="000000"/>
+                </w:rPr>
+              </m:ctrlPr>
+            </m:sSubPr>
+            <m:e>
+              <m:r>
+                <w:rPr>
+                  <w:rFonts w:ascii="Cambria Math" w:hAnsi="Cambria Math" w:cs="Cambria"/>
+                  <w:color w:val="000000"/>
+                </w:rPr>
+                <m:t>X</m:t>
+              </m:r>
+            </m:e>
+            <m:sub>
+              <m:d>
+                <m:dPr>
+                  <m:ctrlPr>
+                    <w:rPr>
+                      <w:rFonts w:ascii="Cambria Math" w:hAnsi="Cambria Math" w:cs="Cambria"/>
+                      <w:i/>
+                      <w:color w:val="000000"/>
+                    </w:rPr>
+                  </m:ctrlPr>
+                </m:dPr>
+                <m:e>
+                  <m:r>
+                    <w:rPr>
+                      <w:rFonts w:ascii="Cambria Math" w:hAnsi="Cambria Math" w:cs="Cambria"/>
+                      <w:color w:val="000000"/>
+                    </w:rPr>
+                    <m:t>28</m:t>
+                  </m:r>
+                </m:e>
+              </m:d>
+              <m:r>
+                <w:rPr>
+                  <w:rFonts w:ascii="Cambria Math" w:hAnsi="Cambria Math" w:cs="Cambria"/>
+                  <w:color w:val="000000"/>
+                </w:rPr>
+                <m:t xml:space="preserve"> </m:t>
+              </m:r>
+            </m:sub>
+          </m:sSub>
+          <m:r>
+            <w:rPr>
+              <w:rFonts w:ascii="Cambria Math" w:hAnsi="Cambria Math" w:cs="Cambria"/>
+              <w:color w:val="000000"/>
+            </w:rPr>
+            <m:t>=13</m:t>
+          </m:r>
+        </m:oMath>
+      </m:oMathPara>
+    </w:p>
+    <w:p>
+      <w:pPr>
+        <w:autoSpaceDE w:val="0"/>
+        <w:autoSpaceDN w:val="0"/>
+        <w:adjustRightInd w:val="0"/>
+        <w:spacing w:after="0" w:line="240" w:lineRule="auto"/>
+        <w:rPr>
+          <w:rFonts w:ascii="Cambria" w:eastAsiaTheme="minorEastAsia" w:hAnsi="Cambria" w:cs="Cambria"/>
+          <w:color w:val="000000"/>
+        </w:rPr>
+      </w:pPr>
+      <m:oMathPara>
+        <m:oMathParaPr>
+          <m:jc m:val="left"/>
+        </m:oMathParaPr>
+        <m:oMath>
+          <m:sSub>
+            <m:sSubPr>
+              <m:ctrlPr>
+                <w:rPr>
+                  <w:rFonts w:ascii="Cambria Math" w:hAnsi="Cambria Math" w:cs="Cambria"/>
+                  <w:i/>
+                  <w:color w:val="000000"/>
+                </w:rPr>
+              </m:ctrlPr>
+            </m:sSubPr>
+            <m:e>
+              <m:r>
+                <w:rPr>
+                  <w:rFonts w:ascii="Cambria Math" w:hAnsi="Cambria Math" w:cs="Cambria"/>
+                  <w:color w:val="000000"/>
+                </w:rPr>
+                <m:t>X</m:t>
+              </m:r>
+            </m:e>
+            <m:sub>
+              <m:d>
+                <m:dPr>
+                  <m:ctrlPr>
+                    <w:rPr>
+                      <w:rFonts w:ascii="Cambria Math" w:hAnsi="Cambria Math" w:cs="Cambria"/>
+                      <w:i/>
+                      <w:color w:val="000000"/>
+                    </w:rPr>
+                  </m:ctrlPr>
+                </m:dPr>
+                <m:e>
+                  <m:r>
+                    <w:rPr>
+                      <w:rFonts w:ascii="Cambria Math" w:hAnsi="Cambria Math" w:cs="Cambria"/>
+                      <w:color w:val="000000"/>
+                    </w:rPr>
+                    <m:t>29</m:t>
+                  </m:r>
+                </m:e>
+              </m:d>
+              <m:r>
+                <w:rPr>
+                  <w:rFonts w:ascii="Cambria Math" w:hAnsi="Cambria Math" w:cs="Cambria"/>
+                  <w:color w:val="000000"/>
+                </w:rPr>
+                <m:t xml:space="preserve"> </m:t>
+              </m:r>
+            </m:sub>
+          </m:sSub>
+          <m:r>
+            <w:rPr>
+              <w:rFonts w:ascii="Cambria Math" w:hAnsi="Cambria Math" w:cs="Cambria"/>
+              <w:color w:val="000000"/>
+            </w:rPr>
+            <m:t>=22</m:t>
+          </m:r>
+        </m:oMath>
+      </m:oMathPara>
+    </w:p>
+    <w:p>
+      <w:pPr>
+        <w:autoSpaceDE w:val="0"/>
+        <w:autoSpaceDN w:val="0"/>
+        <w:adjustRightInd w:val="0"/>
+        <w:spacing w:after="0" w:line="240" w:lineRule="auto"/>
+        <w:rPr>
+          <w:rFonts w:ascii="Cambria" w:eastAsiaTheme="minorEastAsia" w:hAnsi="Cambria" w:cs="Cambria"/>
+          <w:color w:val="000000"/>
+        </w:rPr>
+      </w:pPr>
+      <m:oMathPara>
+        <m:oMathParaPr>
+          <m:jc m:val="left"/>
+        </m:oMathParaPr>
+        <m:oMath>
+          <m:sSub>
+            <m:sSubPr>
+              <m:ctrlPr>
+                <w:rPr>
+                  <w:rFonts w:ascii="Cambria Math" w:hAnsi="Cambria Math" w:cs="Cambria"/>
+                  <w:i/>
+                  <w:color w:val="000000"/>
+                </w:rPr>
+              </m:ctrlPr>
+            </m:sSubPr>
+            <m:e>
+              <m:r>
+                <w:rPr>
+                  <w:rFonts w:ascii="Cambria Math" w:hAnsi="Cambria Math" w:cs="Cambria"/>
+                  <w:color w:val="000000"/>
+                </w:rPr>
+                <m:t>X</m:t>
+              </m:r>
+            </m:e>
+            <m:sub>
+              <m:d>
+                <m:dPr>
+                  <m:ctrlPr>
+                    <w:rPr>
+                      <w:rFonts w:ascii="Cambria Math" w:hAnsi="Cambria Math" w:cs="Cambria"/>
+                      <w:i/>
+                      <w:color w:val="000000"/>
+                    </w:rPr>
+                  </m:ctrlPr>
+                </m:dPr>
+                <m:e>
+                  <m:r>
+                    <w:rPr>
+                      <w:rFonts w:ascii="Cambria Math" w:hAnsi="Cambria Math" w:cs="Cambria"/>
+                      <w:color w:val="000000"/>
+                    </w:rPr>
+                    <m:t>30</m:t>
+                  </m:r>
+                </m:e>
+              </m:d>
+              <m:r>
+                <w:rPr>
+                  <w:rFonts w:ascii="Cambria Math" w:hAnsi="Cambria Math" w:cs="Cambria"/>
+                  <w:color w:val="000000"/>
+                </w:rPr>
+                <m:t xml:space="preserve"> </m:t>
+              </m:r>
+            </m:sub>
+          </m:sSub>
+          <m:r>
+            <w:rPr>
+              <w:rFonts w:ascii="Cambria Math" w:hAnsi="Cambria Math" w:cs="Cambria"/>
+              <w:color w:val="000000"/>
+            </w:rPr>
+            <m:t>=25</m:t>
+          </m:r>
+        </m:oMath>
+      </m:oMathPara>
+    </w:p>
+    <w:p>
+      <w:pPr>
+        <w:autoSpaceDE w:val="0"/>
+        <w:autoSpaceDN w:val="0"/>
+        <w:adjustRightInd w:val="0"/>
+        <w:spacing w:after="0" w:line="240" w:lineRule="auto"/>
+        <w:rPr>
+          <w:rFonts w:ascii="Cambria" w:eastAsiaTheme="minorEastAsia" w:hAnsi="Cambria" w:cs="Cambria"/>
+          <w:color w:val="000000"/>
+        </w:rPr>
+      </w:pPr>
+      <m:oMathPara>
+        <m:oMathParaPr>
+          <m:jc m:val="left"/>
+        </m:oMathParaPr>
+        <m:oMath>
+          <m:sSub>
+            <m:sSubPr>
+              <m:ctrlPr>
+                <w:rPr>
+                  <w:rFonts w:ascii="Cambria Math" w:hAnsi="Cambria Math" w:cs="Cambria"/>
+                  <w:i/>
+                  <w:color w:val="000000"/>
+                </w:rPr>
+              </m:ctrlPr>
+            </m:sSubPr>
+            <m:e>
+              <m:r>
+                <w:rPr>
+                  <w:rFonts w:ascii="Cambria Math" w:hAnsi="Cambria Math" w:cs="Cambria"/>
+                  <w:color w:val="000000"/>
+                </w:rPr>
+                <m:t>X</m:t>
+              </m:r>
+            </m:e>
+            <m:sub>
+              <m:d>
+                <m:dPr>
+                  <m:ctrlPr>
+                    <w:rPr>
+                      <w:rFonts w:ascii="Cambria Math" w:hAnsi="Cambria Math" w:cs="Cambria"/>
+                      <w:i/>
+                      <w:color w:val="000000"/>
+                    </w:rPr>
+                  </m:ctrlPr>
+                </m:dPr>
+                <m:e>
+                  <m:r>
+                    <w:rPr>
+                      <w:rFonts w:ascii="Cambria Math" w:hAnsi="Cambria Math" w:cs="Cambria"/>
+                      <w:color w:val="000000"/>
+                    </w:rPr>
+                    <m:t>31</m:t>
+                  </m:r>
+                </m:e>
+              </m:d>
+              <m:r>
+                <w:rPr>
+                  <w:rFonts w:ascii="Cambria Math" w:hAnsi="Cambria Math" w:cs="Cambria"/>
+                  <w:color w:val="000000"/>
+                </w:rPr>
+                <m:t xml:space="preserve"> </m:t>
+              </m:r>
+            </m:sub>
+          </m:sSub>
+          <m:r>
+            <w:rPr>
+              <w:rFonts w:ascii="Cambria Math" w:hAnsi="Cambria Math" w:cs="Cambria"/>
+              <w:color w:val="000000"/>
+            </w:rPr>
+            <m:t>=26</m:t>
           </m:r>
         </m:oMath>
       </m:oMathPara>
@@ -5108,14 +4499,7 @@
           <w:rFonts w:ascii="Cambria" w:hAnsi="Cambria" w:cs="Cambria"/>
           <w:color w:val="000000"/>
         </w:rPr>
-        <w:t>L</w:t>
-      </w:r>
-      <w:r>
-        <w:rPr>
-          <w:rFonts w:ascii="Cambria" w:hAnsi="Cambria" w:cs="Cambria"/>
-          <w:color w:val="000000"/>
-        </w:rPr>
-        <w:t>imitacoes</w:t>
+        <w:t>Limitacoes</w:t>
       </w:r>
       <w:proofErr w:type="spellEnd"/>
       <w:r>
@@ -5139,8 +4523,254 @@
           <w:rFonts w:ascii="Cambria" w:hAnsi="Cambria" w:cs="Cambria"/>
           <w:color w:val="000000"/>
         </w:rPr>
-        <w:t xml:space="preserve"> de Monte Carlo em larga escala</w:t>
-      </w:r>
+        <w:t xml:space="preserve"> de Monte Carlo em larga escala.</w:t>
+      </w:r>
+    </w:p>
+    <w:p>
+      <w:pPr>
+        <w:autoSpaceDE w:val="0"/>
+        <w:autoSpaceDN w:val="0"/>
+        <w:adjustRightInd w:val="0"/>
+        <w:spacing w:after="0" w:line="240" w:lineRule="auto"/>
+        <w:ind w:left="360"/>
+        <w:rPr>
+          <w:rFonts w:ascii="Cambria" w:eastAsiaTheme="minorEastAsia" w:hAnsi="Cambria" w:cs="Cambria"/>
+          <w:color w:val="000000"/>
+        </w:rPr>
+      </w:pPr>
+    </w:p>
+    <w:p>
+      <w:pPr>
+        <w:autoSpaceDE w:val="0"/>
+        <w:autoSpaceDN w:val="0"/>
+        <w:adjustRightInd w:val="0"/>
+        <w:spacing w:after="0" w:line="240" w:lineRule="auto"/>
+        <w:ind w:left="360"/>
+        <w:rPr>
+          <w:rFonts w:ascii="Cambria" w:eastAsiaTheme="minorEastAsia" w:hAnsi="Cambria" w:cs="Cambria"/>
+          <w:color w:val="000000"/>
+          <w:highlight w:val="yellow"/>
+        </w:rPr>
+      </w:pPr>
+      <w:r>
+        <w:rPr>
+          <w:rFonts w:ascii="Cambria" w:eastAsiaTheme="minorEastAsia" w:hAnsi="Cambria" w:cs="Cambria"/>
+          <w:color w:val="000000"/>
+          <w:highlight w:val="yellow"/>
+        </w:rPr>
+        <w:t>O gerador analisado apresenta limitações relevantes que comprometem sua utilização em aplicações mais exigentes. Em particular, destaca-se que o período obtido é relativamente curto, o que implica repetição rápida da sequência gerada.</w:t>
+      </w:r>
+    </w:p>
+    <w:p>
+      <w:pPr>
+        <w:autoSpaceDE w:val="0"/>
+        <w:autoSpaceDN w:val="0"/>
+        <w:adjustRightInd w:val="0"/>
+        <w:spacing w:after="0" w:line="240" w:lineRule="auto"/>
+        <w:ind w:left="360"/>
+        <w:rPr>
+          <w:rFonts w:ascii="Cambria" w:eastAsiaTheme="minorEastAsia" w:hAnsi="Cambria" w:cs="Cambria"/>
+          <w:color w:val="000000"/>
+          <w:highlight w:val="yellow"/>
+        </w:rPr>
+      </w:pPr>
+    </w:p>
+    <w:p>
+      <w:pPr>
+        <w:autoSpaceDE w:val="0"/>
+        <w:autoSpaceDN w:val="0"/>
+        <w:adjustRightInd w:val="0"/>
+        <w:spacing w:after="0" w:line="240" w:lineRule="auto"/>
+        <w:ind w:left="360"/>
+        <w:rPr>
+          <w:rFonts w:ascii="Cambria" w:eastAsiaTheme="minorEastAsia" w:hAnsi="Cambria" w:cs="Cambria"/>
+          <w:color w:val="000000"/>
+          <w:highlight w:val="yellow"/>
+        </w:rPr>
+      </w:pPr>
+      <w:r>
+        <w:rPr>
+          <w:rFonts w:ascii="Cambria" w:eastAsiaTheme="minorEastAsia" w:hAnsi="Cambria" w:cs="Cambria"/>
+          <w:color w:val="000000"/>
+          <w:highlight w:val="yellow"/>
+        </w:rPr>
+        <w:t>Além disso, a qualidade estatística dos números produzidos é limitada, podendo haver correlações entre valores consecutivos. Esse comportamento reduz a aleatoriedade efetiva da sequência.</w:t>
+      </w:r>
+    </w:p>
+    <w:p>
+      <w:pPr>
+        <w:autoSpaceDE w:val="0"/>
+        <w:autoSpaceDN w:val="0"/>
+        <w:adjustRightInd w:val="0"/>
+        <w:spacing w:after="0" w:line="240" w:lineRule="auto"/>
+        <w:ind w:left="360"/>
+        <w:rPr>
+          <w:rFonts w:ascii="Cambria" w:eastAsiaTheme="minorEastAsia" w:hAnsi="Cambria" w:cs="Cambria"/>
+          <w:color w:val="000000"/>
+          <w:highlight w:val="yellow"/>
+        </w:rPr>
+      </w:pPr>
+    </w:p>
+    <w:p>
+      <w:pPr>
+        <w:autoSpaceDE w:val="0"/>
+        <w:autoSpaceDN w:val="0"/>
+        <w:adjustRightInd w:val="0"/>
+        <w:spacing w:after="0" w:line="240" w:lineRule="auto"/>
+        <w:ind w:left="360"/>
+        <w:rPr>
+          <w:rFonts w:ascii="Cambria" w:eastAsiaTheme="minorEastAsia" w:hAnsi="Cambria" w:cs="Cambria"/>
+          <w:color w:val="000000"/>
+          <w:highlight w:val="yellow"/>
+        </w:rPr>
+      </w:pPr>
+      <w:r>
+        <w:rPr>
+          <w:rFonts w:ascii="Cambria" w:eastAsiaTheme="minorEastAsia" w:hAnsi="Cambria" w:cs="Cambria"/>
+          <w:color w:val="000000"/>
+          <w:highlight w:val="yellow"/>
+        </w:rPr>
+        <w:t>Outro aspecto importante é que a escolha dos parâmetros não atende às condições necessárias para garantir período máximo, o que impacta negativamente o desempenho do gerador.</w:t>
+      </w:r>
+    </w:p>
+    <w:p>
+      <w:pPr>
+        <w:autoSpaceDE w:val="0"/>
+        <w:autoSpaceDN w:val="0"/>
+        <w:adjustRightInd w:val="0"/>
+        <w:spacing w:after="0" w:line="240" w:lineRule="auto"/>
+        <w:ind w:left="360"/>
+        <w:rPr>
+          <w:rFonts w:ascii="Cambria" w:eastAsiaTheme="minorEastAsia" w:hAnsi="Cambria" w:cs="Cambria"/>
+          <w:color w:val="000000"/>
+          <w:highlight w:val="yellow"/>
+        </w:rPr>
+      </w:pPr>
+    </w:p>
+    <w:p>
+      <w:pPr>
+        <w:autoSpaceDE w:val="0"/>
+        <w:autoSpaceDN w:val="0"/>
+        <w:adjustRightInd w:val="0"/>
+        <w:spacing w:after="0" w:line="240" w:lineRule="auto"/>
+        <w:ind w:left="360"/>
+        <w:rPr>
+          <w:rFonts w:ascii="Cambria" w:eastAsiaTheme="minorEastAsia" w:hAnsi="Cambria" w:cs="Cambria"/>
+          <w:color w:val="000000"/>
+        </w:rPr>
+      </w:pPr>
+      <w:r>
+        <w:rPr>
+          <w:rFonts w:ascii="Cambria" w:eastAsiaTheme="minorEastAsia" w:hAnsi="Cambria" w:cs="Cambria"/>
+          <w:color w:val="000000"/>
+          <w:highlight w:val="yellow"/>
+        </w:rPr>
+        <w:t>Dessa forma, conclui-se que este gerador não é adequado para simulações de Monte Carlo em larga escala, nas quais são requeridas sequências longas e com boas propriedades estatísticas.</w:t>
+      </w:r>
+    </w:p>
+    <w:p>
+      <w:pPr>
+        <w:autoSpaceDE w:val="0"/>
+        <w:autoSpaceDN w:val="0"/>
+        <w:adjustRightInd w:val="0"/>
+        <w:spacing w:after="0" w:line="240" w:lineRule="auto"/>
+        <w:ind w:left="360"/>
+        <w:rPr>
+          <w:rFonts w:ascii="Cambria" w:eastAsiaTheme="minorEastAsia" w:hAnsi="Cambria" w:cs="Cambria"/>
+          <w:color w:val="000000"/>
+        </w:rPr>
+      </w:pPr>
+    </w:p>
+    <w:p>
+      <w:pPr>
+        <w:autoSpaceDE w:val="0"/>
+        <w:autoSpaceDN w:val="0"/>
+        <w:adjustRightInd w:val="0"/>
+        <w:spacing w:after="0" w:line="240" w:lineRule="auto"/>
+        <w:rPr>
+          <w:rFonts w:ascii="Cambria" w:hAnsi="Cambria" w:cs="Cambria"/>
+          <w:color w:val="000000"/>
+        </w:rPr>
+      </w:pPr>
+    </w:p>
+    <w:p>
+      <w:pPr>
+        <w:autoSpaceDE w:val="0"/>
+        <w:autoSpaceDN w:val="0"/>
+        <w:adjustRightInd w:val="0"/>
+        <w:spacing w:after="0" w:line="240" w:lineRule="auto"/>
+        <w:rPr>
+          <w:rFonts w:ascii="Cambria-Bold" w:hAnsi="Cambria-Bold" w:cs="Cambria-Bold"/>
+          <w:b/>
+          <w:bCs/>
+          <w:color w:val="000000"/>
+        </w:rPr>
+      </w:pPr>
+      <w:r>
+        <w:rPr>
+          <w:rFonts w:ascii="Cambria-Bold" w:hAnsi="Cambria-Bold" w:cs="Cambria-Bold"/>
+          <w:b/>
+          <w:bCs/>
+          <w:color w:val="000000"/>
+        </w:rPr>
+        <w:t>2) Distribuição de Poisson</w:t>
+      </w:r>
+    </w:p>
+    <w:p>
+      <w:pPr>
+        <w:autoSpaceDE w:val="0"/>
+        <w:autoSpaceDN w:val="0"/>
+        <w:adjustRightInd w:val="0"/>
+        <w:spacing w:after="0" w:line="240" w:lineRule="auto"/>
+        <w:rPr>
+          <w:rFonts w:ascii="Cambria" w:hAnsi="Cambria" w:cs="Cambria"/>
+          <w:color w:val="000000"/>
+        </w:rPr>
+      </w:pPr>
+      <w:r>
+        <w:rPr>
+          <w:rFonts w:ascii="Cambria" w:hAnsi="Cambria" w:cs="Cambria"/>
+          <w:color w:val="000000"/>
+        </w:rPr>
+        <w:t xml:space="preserve">Uma central de monitoramento recebe eventos de falha em um sistema </w:t>
+      </w:r>
+      <w:proofErr w:type="spellStart"/>
+      <w:r>
+        <w:rPr>
+          <w:rFonts w:ascii="Cambria" w:hAnsi="Cambria" w:cs="Cambria"/>
+          <w:color w:val="000000"/>
+        </w:rPr>
+        <w:t>IoT</w:t>
+      </w:r>
+      <w:proofErr w:type="spellEnd"/>
+      <w:r>
+        <w:rPr>
+          <w:rFonts w:ascii="Cambria" w:hAnsi="Cambria" w:cs="Cambria"/>
+          <w:color w:val="000000"/>
+        </w:rPr>
+        <w:t xml:space="preserve"> de sensores</w:t>
+      </w:r>
+    </w:p>
+    <w:p>
+      <w:pPr>
+        <w:autoSpaceDE w:val="0"/>
+        <w:autoSpaceDN w:val="0"/>
+        <w:adjustRightInd w:val="0"/>
+        <w:spacing w:after="0" w:line="240" w:lineRule="auto"/>
+        <w:rPr>
+          <w:rFonts w:ascii="Cambria" w:hAnsi="Cambria" w:cs="Cambria"/>
+          <w:color w:val="000000"/>
+        </w:rPr>
+      </w:pPr>
+      <w:proofErr w:type="spellStart"/>
+      <w:r>
+        <w:rPr>
+          <w:rFonts w:ascii="Cambria" w:hAnsi="Cambria" w:cs="Cambria"/>
+          <w:color w:val="000000"/>
+        </w:rPr>
+        <w:t>agricolas</w:t>
+      </w:r>
+      <w:proofErr w:type="spellEnd"/>
       <w:r>
         <w:rPr>
           <w:rFonts w:ascii="Cambria" w:hAnsi="Cambria" w:cs="Cambria"/>
@@ -5155,157 +4785,1218 @@
         <w:autoSpaceDN w:val="0"/>
         <w:adjustRightInd w:val="0"/>
         <w:spacing w:after="0" w:line="240" w:lineRule="auto"/>
-        <w:ind w:left="360"/>
-        <w:rPr>
-          <w:rFonts w:ascii="Cambria" w:eastAsiaTheme="minorEastAsia" w:hAnsi="Cambria" w:cs="Cambria"/>
-          <w:color w:val="000000"/>
-        </w:rPr>
-      </w:pPr>
-    </w:p>
-    <w:p>
-      <w:pPr>
-        <w:autoSpaceDE w:val="0"/>
-        <w:autoSpaceDN w:val="0"/>
-        <w:adjustRightInd w:val="0"/>
-        <w:spacing w:after="0" w:line="240" w:lineRule="auto"/>
-        <w:ind w:left="360"/>
-        <w:rPr>
-          <w:rFonts w:ascii="Cambria" w:eastAsiaTheme="minorEastAsia" w:hAnsi="Cambria" w:cs="Cambria"/>
-          <w:color w:val="000000"/>
-        </w:rPr>
-      </w:pPr>
-      <w:r>
-        <w:rPr>
-          <w:rFonts w:ascii="Cambria" w:eastAsiaTheme="minorEastAsia" w:hAnsi="Cambria" w:cs="Cambria"/>
-          <w:color w:val="000000"/>
-        </w:rPr>
-        <w:t>O gerador analisado apresenta limitações relevantes que comprometem sua utilização em aplicações mais exigentes. Em particular, destaca-se que o período obtido é relativamente curto, o que implica repetição rápida da sequência gerada.</w:t>
-      </w:r>
-    </w:p>
-    <w:p>
-      <w:pPr>
-        <w:autoSpaceDE w:val="0"/>
-        <w:autoSpaceDN w:val="0"/>
-        <w:adjustRightInd w:val="0"/>
-        <w:spacing w:after="0" w:line="240" w:lineRule="auto"/>
-        <w:ind w:left="360"/>
-        <w:rPr>
-          <w:rFonts w:ascii="Cambria" w:eastAsiaTheme="minorEastAsia" w:hAnsi="Cambria" w:cs="Cambria"/>
-          <w:color w:val="000000"/>
-        </w:rPr>
-      </w:pPr>
-    </w:p>
-    <w:p>
-      <w:pPr>
-        <w:autoSpaceDE w:val="0"/>
-        <w:autoSpaceDN w:val="0"/>
-        <w:adjustRightInd w:val="0"/>
-        <w:spacing w:after="0" w:line="240" w:lineRule="auto"/>
-        <w:ind w:left="360"/>
-        <w:rPr>
-          <w:rFonts w:ascii="Cambria" w:eastAsiaTheme="minorEastAsia" w:hAnsi="Cambria" w:cs="Cambria"/>
-          <w:color w:val="000000"/>
-        </w:rPr>
-      </w:pPr>
-      <w:r>
-        <w:rPr>
-          <w:rFonts w:ascii="Cambria" w:eastAsiaTheme="minorEastAsia" w:hAnsi="Cambria" w:cs="Cambria"/>
-          <w:color w:val="000000"/>
-        </w:rPr>
-        <w:t>Além disso, a qualidade estatística dos números produzidos é limitada, podendo haver correlações entre valores consecutivos. Esse comportamento reduz a aleatoriedade efetiva da sequência.</w:t>
-      </w:r>
-    </w:p>
-    <w:p>
-      <w:pPr>
-        <w:autoSpaceDE w:val="0"/>
-        <w:autoSpaceDN w:val="0"/>
-        <w:adjustRightInd w:val="0"/>
-        <w:spacing w:after="0" w:line="240" w:lineRule="auto"/>
-        <w:ind w:left="360"/>
-        <w:rPr>
-          <w:rFonts w:ascii="Cambria" w:eastAsiaTheme="minorEastAsia" w:hAnsi="Cambria" w:cs="Cambria"/>
-          <w:color w:val="000000"/>
-        </w:rPr>
-      </w:pPr>
-    </w:p>
-    <w:p>
-      <w:pPr>
-        <w:autoSpaceDE w:val="0"/>
-        <w:autoSpaceDN w:val="0"/>
-        <w:adjustRightInd w:val="0"/>
-        <w:spacing w:after="0" w:line="240" w:lineRule="auto"/>
-        <w:ind w:left="360"/>
-        <w:rPr>
-          <w:rFonts w:ascii="Cambria" w:eastAsiaTheme="minorEastAsia" w:hAnsi="Cambria" w:cs="Cambria"/>
-          <w:color w:val="000000"/>
-        </w:rPr>
-      </w:pPr>
-      <w:r>
-        <w:rPr>
-          <w:rFonts w:ascii="Cambria" w:eastAsiaTheme="minorEastAsia" w:hAnsi="Cambria" w:cs="Cambria"/>
-          <w:color w:val="000000"/>
-        </w:rPr>
-        <w:t>Outro aspecto importante é que a escolha dos parâmetros não atende às condições necessárias para garantir período máximo, o que impacta negativamente o desempenho do gerador.</w:t>
-      </w:r>
-    </w:p>
-    <w:p>
-      <w:pPr>
-        <w:autoSpaceDE w:val="0"/>
-        <w:autoSpaceDN w:val="0"/>
-        <w:adjustRightInd w:val="0"/>
-        <w:spacing w:after="0" w:line="240" w:lineRule="auto"/>
-        <w:ind w:left="360"/>
-        <w:rPr>
-          <w:rFonts w:ascii="Cambria" w:eastAsiaTheme="minorEastAsia" w:hAnsi="Cambria" w:cs="Cambria"/>
-          <w:color w:val="000000"/>
-        </w:rPr>
-      </w:pPr>
-    </w:p>
-    <w:p>
-      <w:pPr>
-        <w:autoSpaceDE w:val="0"/>
-        <w:autoSpaceDN w:val="0"/>
-        <w:adjustRightInd w:val="0"/>
-        <w:spacing w:after="0" w:line="240" w:lineRule="auto"/>
-        <w:ind w:left="360"/>
-        <w:rPr>
-          <w:rFonts w:ascii="Cambria" w:eastAsiaTheme="minorEastAsia" w:hAnsi="Cambria" w:cs="Cambria"/>
-          <w:color w:val="000000"/>
-        </w:rPr>
-      </w:pPr>
-      <w:r>
-        <w:rPr>
-          <w:rFonts w:ascii="Cambria" w:eastAsiaTheme="minorEastAsia" w:hAnsi="Cambria" w:cs="Cambria"/>
-          <w:color w:val="000000"/>
-        </w:rPr>
-        <w:t>Dessa forma, conclui-se que este gerador não é adequado para simulações de Monte Carlo em larga escala, nas quais são requeridas sequências longas e com boas propriedades estatísticas.</w:t>
-      </w:r>
-    </w:p>
-    <w:p>
-      <w:pPr>
-        <w:autoSpaceDE w:val="0"/>
-        <w:autoSpaceDN w:val="0"/>
-        <w:adjustRightInd w:val="0"/>
-        <w:spacing w:after="0" w:line="240" w:lineRule="auto"/>
-        <w:rPr>
-          <w:rFonts w:ascii="Cambria" w:eastAsiaTheme="minorEastAsia" w:hAnsi="Cambria" w:cs="Cambria"/>
-          <w:color w:val="000000"/>
-        </w:rPr>
-      </w:pPr>
-    </w:p>
-    <w:p>
-      <w:pPr>
-        <w:autoSpaceDE w:val="0"/>
-        <w:autoSpaceDN w:val="0"/>
-        <w:adjustRightInd w:val="0"/>
-        <w:spacing w:after="0" w:line="240" w:lineRule="auto"/>
-        <w:rPr>
-          <w:rFonts w:ascii="Cambria" w:hAnsi="Cambria" w:cs="Cambria"/>
-          <w:color w:val="000000"/>
-        </w:rPr>
-      </w:pPr>
-    </w:p>
-    <w:p/>
+        <w:rPr>
+          <w:rFonts w:ascii="Cambria" w:hAnsi="Cambria" w:cs="Cambria"/>
+          <w:color w:val="000000"/>
+        </w:rPr>
+      </w:pPr>
+      <w:r>
+        <w:rPr>
+          <w:rFonts w:ascii="Cambria" w:hAnsi="Cambria" w:cs="Cambria"/>
+          <w:color w:val="000000"/>
+        </w:rPr>
+        <w:t xml:space="preserve">O </w:t>
+      </w:r>
+      <w:r>
+        <w:rPr>
+          <w:rFonts w:ascii="Cambria" w:hAnsi="Cambria" w:cs="Cambria"/>
+          <w:color w:val="000000"/>
+        </w:rPr>
+        <w:t>número</w:t>
+      </w:r>
+      <w:r>
+        <w:rPr>
+          <w:rFonts w:ascii="Cambria" w:hAnsi="Cambria" w:cs="Cambria"/>
+          <w:color w:val="000000"/>
+        </w:rPr>
+        <w:t xml:space="preserve"> </w:t>
+      </w:r>
+      <w:proofErr w:type="spellStart"/>
+      <w:r>
+        <w:rPr>
+          <w:rFonts w:ascii="Cambria" w:hAnsi="Cambria" w:cs="Cambria"/>
+          <w:color w:val="000000"/>
+        </w:rPr>
+        <w:t>medio</w:t>
+      </w:r>
+      <w:proofErr w:type="spellEnd"/>
+      <w:r>
+        <w:rPr>
+          <w:rFonts w:ascii="Cambria" w:hAnsi="Cambria" w:cs="Cambria"/>
+          <w:color w:val="000000"/>
+        </w:rPr>
+        <w:t xml:space="preserve"> de falhas observadas e 4 falhas por hora.</w:t>
+      </w:r>
+    </w:p>
+    <w:p>
+      <w:pPr>
+        <w:autoSpaceDE w:val="0"/>
+        <w:autoSpaceDN w:val="0"/>
+        <w:adjustRightInd w:val="0"/>
+        <w:spacing w:after="0" w:line="240" w:lineRule="auto"/>
+        <w:rPr>
+          <w:rFonts w:ascii="Cambria" w:hAnsi="Cambria" w:cs="Cambria"/>
+          <w:color w:val="000000"/>
+        </w:rPr>
+      </w:pPr>
+      <w:r>
+        <w:rPr>
+          <w:rFonts w:ascii="Cambria" w:hAnsi="Cambria" w:cs="Cambria"/>
+          <w:color w:val="000000"/>
+        </w:rPr>
+        <w:t xml:space="preserve">a) Qual </w:t>
+      </w:r>
+      <w:r>
+        <w:rPr>
+          <w:rFonts w:ascii="Cambria" w:hAnsi="Cambria" w:cs="Cambria"/>
+          <w:color w:val="000000"/>
+        </w:rPr>
+        <w:t>é</w:t>
+      </w:r>
+      <w:r>
+        <w:rPr>
+          <w:rFonts w:ascii="Cambria" w:hAnsi="Cambria" w:cs="Cambria"/>
+          <w:color w:val="000000"/>
+        </w:rPr>
+        <w:t xml:space="preserve"> a probabilidade de ocorrerem exatamente 6 falhas em uma hora?</w:t>
+      </w:r>
+    </w:p>
+    <w:p>
+      <w:pPr>
+        <w:autoSpaceDE w:val="0"/>
+        <w:autoSpaceDN w:val="0"/>
+        <w:adjustRightInd w:val="0"/>
+        <w:spacing w:after="0" w:line="240" w:lineRule="auto"/>
+        <w:rPr>
+          <w:rFonts w:ascii="Cambria" w:hAnsi="Cambria" w:cs="Cambria"/>
+          <w:color w:val="000000"/>
+        </w:rPr>
+      </w:pPr>
+      <w:r>
+        <w:rPr>
+          <w:rFonts w:ascii="Cambria" w:hAnsi="Cambria" w:cs="Cambria"/>
+          <w:color w:val="000000"/>
+        </w:rPr>
+        <w:t xml:space="preserve">b) Qual </w:t>
+      </w:r>
+      <w:r>
+        <w:rPr>
+          <w:rFonts w:ascii="Cambria" w:hAnsi="Cambria" w:cs="Cambria"/>
+          <w:color w:val="000000"/>
+        </w:rPr>
+        <w:t>é</w:t>
+      </w:r>
+      <w:r>
+        <w:rPr>
+          <w:rFonts w:ascii="Cambria" w:hAnsi="Cambria" w:cs="Cambria"/>
+          <w:color w:val="000000"/>
+        </w:rPr>
+        <w:t xml:space="preserve"> a probabilidade de ocorrerem no </w:t>
+      </w:r>
+      <w:proofErr w:type="spellStart"/>
+      <w:r>
+        <w:rPr>
+          <w:rFonts w:ascii="Cambria" w:hAnsi="Cambria" w:cs="Cambria"/>
+          <w:color w:val="000000"/>
+        </w:rPr>
+        <w:t>maximo</w:t>
+      </w:r>
+      <w:proofErr w:type="spellEnd"/>
+      <w:r>
+        <w:rPr>
+          <w:rFonts w:ascii="Cambria" w:hAnsi="Cambria" w:cs="Cambria"/>
+          <w:color w:val="000000"/>
+        </w:rPr>
+        <w:t xml:space="preserve"> 2 falhas em uma hora?</w:t>
+      </w:r>
+    </w:p>
+    <w:p>
+      <w:pPr>
+        <w:autoSpaceDE w:val="0"/>
+        <w:autoSpaceDN w:val="0"/>
+        <w:adjustRightInd w:val="0"/>
+        <w:spacing w:after="0" w:line="240" w:lineRule="auto"/>
+        <w:rPr>
+          <w:rFonts w:ascii="Cambria" w:hAnsi="Cambria" w:cs="Cambria"/>
+          <w:color w:val="000000"/>
+        </w:rPr>
+      </w:pPr>
+      <w:r>
+        <w:rPr>
+          <w:rFonts w:ascii="Cambria" w:hAnsi="Cambria" w:cs="Cambria"/>
+          <w:color w:val="000000"/>
+        </w:rPr>
+        <w:t xml:space="preserve">c) Qual </w:t>
+      </w:r>
+      <w:r>
+        <w:rPr>
+          <w:rFonts w:ascii="Cambria" w:hAnsi="Cambria" w:cs="Cambria"/>
+          <w:color w:val="000000"/>
+        </w:rPr>
+        <w:t>é</w:t>
+      </w:r>
+      <w:r>
+        <w:rPr>
+          <w:rFonts w:ascii="Cambria" w:hAnsi="Cambria" w:cs="Cambria"/>
+          <w:color w:val="000000"/>
+        </w:rPr>
+        <w:t xml:space="preserve"> a probabilidade de ocorrerem mais de 5 falhas em duas horas?</w:t>
+      </w:r>
+    </w:p>
+    <w:p>
+      <w:pPr>
+        <w:autoSpaceDE w:val="0"/>
+        <w:autoSpaceDN w:val="0"/>
+        <w:adjustRightInd w:val="0"/>
+        <w:spacing w:after="0" w:line="240" w:lineRule="auto"/>
+        <w:rPr>
+          <w:rFonts w:ascii="Cambria" w:hAnsi="Cambria" w:cs="Cambria"/>
+          <w:color w:val="000000"/>
+        </w:rPr>
+      </w:pPr>
+      <w:r>
+        <w:rPr>
+          <w:rFonts w:ascii="Cambria" w:hAnsi="Cambria" w:cs="Cambria"/>
+          <w:color w:val="000000"/>
+        </w:rPr>
+        <w:t xml:space="preserve">d) Calcule o valor esperado e a </w:t>
+      </w:r>
+      <w:proofErr w:type="spellStart"/>
+      <w:r>
+        <w:rPr>
+          <w:rFonts w:ascii="Cambria" w:hAnsi="Cambria" w:cs="Cambria"/>
+          <w:color w:val="000000"/>
+        </w:rPr>
+        <w:t>variancia</w:t>
+      </w:r>
+      <w:proofErr w:type="spellEnd"/>
+      <w:r>
+        <w:rPr>
+          <w:rFonts w:ascii="Cambria" w:hAnsi="Cambria" w:cs="Cambria"/>
+          <w:color w:val="000000"/>
+        </w:rPr>
+        <w:t xml:space="preserve"> da </w:t>
+      </w:r>
+      <w:proofErr w:type="spellStart"/>
+      <w:r>
+        <w:rPr>
+          <w:rFonts w:ascii="Cambria" w:hAnsi="Cambria" w:cs="Cambria"/>
+          <w:color w:val="000000"/>
+        </w:rPr>
+        <w:t>variavel</w:t>
+      </w:r>
+      <w:proofErr w:type="spellEnd"/>
+      <w:r>
+        <w:rPr>
+          <w:rFonts w:ascii="Cambria" w:hAnsi="Cambria" w:cs="Cambria"/>
+          <w:color w:val="000000"/>
+        </w:rPr>
+        <w:t xml:space="preserve"> </w:t>
+      </w:r>
+      <w:proofErr w:type="spellStart"/>
+      <w:r>
+        <w:rPr>
+          <w:rFonts w:ascii="Cambria" w:hAnsi="Cambria" w:cs="Cambria"/>
+          <w:color w:val="000000"/>
+        </w:rPr>
+        <w:t>aleatoria</w:t>
+      </w:r>
+      <w:proofErr w:type="spellEnd"/>
+      <w:r>
+        <w:rPr>
+          <w:rFonts w:ascii="Cambria" w:hAnsi="Cambria" w:cs="Cambria"/>
+          <w:color w:val="000000"/>
+        </w:rPr>
+        <w:t xml:space="preserve"> associada.</w:t>
+      </w:r>
+    </w:p>
+    <w:p>
+      <w:pPr>
+        <w:autoSpaceDE w:val="0"/>
+        <w:autoSpaceDN w:val="0"/>
+        <w:adjustRightInd w:val="0"/>
+        <w:spacing w:after="0" w:line="240" w:lineRule="auto"/>
+        <w:rPr>
+          <w:rFonts w:ascii="Cambria" w:hAnsi="Cambria" w:cs="Cambria"/>
+          <w:color w:val="000000"/>
+        </w:rPr>
+      </w:pPr>
+    </w:p>
+    <w:p>
+      <w:pPr>
+        <w:autoSpaceDE w:val="0"/>
+        <w:autoSpaceDN w:val="0"/>
+        <w:adjustRightInd w:val="0"/>
+        <w:spacing w:after="0" w:line="240" w:lineRule="auto"/>
+        <w:rPr>
+          <w:rFonts w:ascii="Cambria" w:hAnsi="Cambria" w:cs="Cambria"/>
+          <w:color w:val="000000"/>
+        </w:rPr>
+      </w:pPr>
+    </w:p>
+    <w:p>
+      <w:pPr>
+        <w:autoSpaceDE w:val="0"/>
+        <w:autoSpaceDN w:val="0"/>
+        <w:adjustRightInd w:val="0"/>
+        <w:spacing w:after="0" w:line="240" w:lineRule="auto"/>
+        <w:rPr>
+          <w:rFonts w:ascii="Cambria" w:hAnsi="Cambria" w:cs="Cambria"/>
+          <w:color w:val="000000"/>
+        </w:rPr>
+      </w:pPr>
+    </w:p>
+    <w:p>
+      <w:pPr>
+        <w:autoSpaceDE w:val="0"/>
+        <w:autoSpaceDN w:val="0"/>
+        <w:adjustRightInd w:val="0"/>
+        <w:spacing w:after="0" w:line="240" w:lineRule="auto"/>
+        <w:rPr>
+          <w:rFonts w:ascii="Cambria" w:hAnsi="Cambria" w:cs="Cambria"/>
+          <w:color w:val="000000"/>
+        </w:rPr>
+      </w:pPr>
+    </w:p>
+    <w:p>
+      <w:pPr>
+        <w:autoSpaceDE w:val="0"/>
+        <w:autoSpaceDN w:val="0"/>
+        <w:adjustRightInd w:val="0"/>
+        <w:spacing w:after="0" w:line="240" w:lineRule="auto"/>
+        <w:rPr>
+          <w:rFonts w:ascii="Cambria" w:hAnsi="Cambria" w:cs="Cambria"/>
+          <w:color w:val="000000"/>
+        </w:rPr>
+      </w:pPr>
+    </w:p>
+    <w:p>
+      <w:pPr>
+        <w:autoSpaceDE w:val="0"/>
+        <w:autoSpaceDN w:val="0"/>
+        <w:adjustRightInd w:val="0"/>
+        <w:spacing w:after="0" w:line="240" w:lineRule="auto"/>
+        <w:rPr>
+          <w:rFonts w:ascii="Cambria-Bold" w:hAnsi="Cambria-Bold" w:cs="Cambria-Bold"/>
+          <w:b/>
+          <w:bCs/>
+          <w:color w:val="000000"/>
+        </w:rPr>
+      </w:pPr>
+      <w:r>
+        <w:rPr>
+          <w:rFonts w:ascii="Cambria-Bold" w:hAnsi="Cambria-Bold" w:cs="Cambria-Bold"/>
+          <w:b/>
+          <w:bCs/>
+          <w:color w:val="000000"/>
+        </w:rPr>
+        <w:t>3) Distribuição Binomial</w:t>
+      </w:r>
+    </w:p>
+    <w:p>
+      <w:pPr>
+        <w:autoSpaceDE w:val="0"/>
+        <w:autoSpaceDN w:val="0"/>
+        <w:adjustRightInd w:val="0"/>
+        <w:spacing w:after="0" w:line="240" w:lineRule="auto"/>
+        <w:rPr>
+          <w:rFonts w:ascii="Cambria" w:hAnsi="Cambria" w:cs="Cambria"/>
+          <w:color w:val="000000"/>
+        </w:rPr>
+      </w:pPr>
+      <w:r>
+        <w:rPr>
+          <w:rFonts w:ascii="Cambria" w:hAnsi="Cambria" w:cs="Cambria"/>
+          <w:color w:val="000000"/>
+        </w:rPr>
+        <w:t xml:space="preserve">Em um sistema de </w:t>
+      </w:r>
+      <w:proofErr w:type="spellStart"/>
+      <w:r>
+        <w:rPr>
+          <w:rFonts w:ascii="Cambria" w:hAnsi="Cambria" w:cs="Cambria"/>
+          <w:color w:val="000000"/>
+        </w:rPr>
+        <w:t>comunicacao</w:t>
+      </w:r>
+      <w:proofErr w:type="spellEnd"/>
+      <w:r>
+        <w:rPr>
+          <w:rFonts w:ascii="Cambria" w:hAnsi="Cambria" w:cs="Cambria"/>
+          <w:color w:val="000000"/>
+        </w:rPr>
+        <w:t xml:space="preserve"> digital, cada pacote transmitido tem probabilidade de erro</w:t>
+      </w:r>
+    </w:p>
+    <w:p>
+      <w:pPr>
+        <w:autoSpaceDE w:val="0"/>
+        <w:autoSpaceDN w:val="0"/>
+        <w:adjustRightInd w:val="0"/>
+        <w:spacing w:after="0" w:line="240" w:lineRule="auto"/>
+        <w:rPr>
+          <w:rFonts w:ascii="Cambria" w:hAnsi="Cambria" w:cs="Cambria"/>
+          <w:color w:val="000000"/>
+        </w:rPr>
+      </w:pPr>
+      <w:r>
+        <w:rPr>
+          <w:rFonts w:ascii="Cambria" w:hAnsi="Cambria" w:cs="Cambria"/>
+          <w:color w:val="000000"/>
+        </w:rPr>
+        <w:t>igual a 0.08.</w:t>
+      </w:r>
+    </w:p>
+    <w:p>
+      <w:pPr>
+        <w:autoSpaceDE w:val="0"/>
+        <w:autoSpaceDN w:val="0"/>
+        <w:adjustRightInd w:val="0"/>
+        <w:spacing w:after="0" w:line="240" w:lineRule="auto"/>
+        <w:rPr>
+          <w:rFonts w:ascii="Cambria" w:hAnsi="Cambria" w:cs="Cambria"/>
+          <w:color w:val="000000"/>
+        </w:rPr>
+      </w:pPr>
+      <w:r>
+        <w:rPr>
+          <w:rFonts w:ascii="Cambria" w:hAnsi="Cambria" w:cs="Cambria"/>
+          <w:color w:val="000000"/>
+        </w:rPr>
+        <w:t>Considere o envio de 20 pacotes.</w:t>
+      </w:r>
+    </w:p>
+    <w:p>
+      <w:pPr>
+        <w:autoSpaceDE w:val="0"/>
+        <w:autoSpaceDN w:val="0"/>
+        <w:adjustRightInd w:val="0"/>
+        <w:spacing w:after="0" w:line="240" w:lineRule="auto"/>
+        <w:rPr>
+          <w:rFonts w:ascii="Cambria" w:hAnsi="Cambria" w:cs="Cambria"/>
+          <w:color w:val="000000"/>
+        </w:rPr>
+      </w:pPr>
+      <w:r>
+        <w:rPr>
+          <w:rFonts w:ascii="Cambria" w:hAnsi="Cambria" w:cs="Cambria"/>
+          <w:color w:val="000000"/>
+        </w:rPr>
+        <w:t>a) Determine a probabilidade de ocorrerem exatamente 3 erros.</w:t>
+      </w:r>
+    </w:p>
+    <w:p>
+      <w:pPr>
+        <w:autoSpaceDE w:val="0"/>
+        <w:autoSpaceDN w:val="0"/>
+        <w:adjustRightInd w:val="0"/>
+        <w:spacing w:after="0" w:line="240" w:lineRule="auto"/>
+        <w:rPr>
+          <w:rFonts w:ascii="Cambria" w:hAnsi="Cambria" w:cs="Cambria"/>
+          <w:color w:val="000000"/>
+        </w:rPr>
+      </w:pPr>
+      <w:r>
+        <w:rPr>
+          <w:rFonts w:ascii="Cambria" w:hAnsi="Cambria" w:cs="Cambria"/>
+          <w:color w:val="000000"/>
+        </w:rPr>
+        <w:t xml:space="preserve">b) Determine a probabilidade de ocorrerem no </w:t>
+      </w:r>
+      <w:proofErr w:type="spellStart"/>
+      <w:r>
+        <w:rPr>
+          <w:rFonts w:ascii="Cambria" w:hAnsi="Cambria" w:cs="Cambria"/>
+          <w:color w:val="000000"/>
+        </w:rPr>
+        <w:t>maximo</w:t>
+      </w:r>
+      <w:proofErr w:type="spellEnd"/>
+      <w:r>
+        <w:rPr>
+          <w:rFonts w:ascii="Cambria" w:hAnsi="Cambria" w:cs="Cambria"/>
+          <w:color w:val="000000"/>
+        </w:rPr>
+        <w:t xml:space="preserve"> 2 erros.</w:t>
+      </w:r>
+    </w:p>
+    <w:p>
+      <w:pPr>
+        <w:autoSpaceDE w:val="0"/>
+        <w:autoSpaceDN w:val="0"/>
+        <w:adjustRightInd w:val="0"/>
+        <w:spacing w:after="0" w:line="240" w:lineRule="auto"/>
+        <w:rPr>
+          <w:rFonts w:ascii="Cambria" w:hAnsi="Cambria" w:cs="Cambria"/>
+          <w:color w:val="000000"/>
+        </w:rPr>
+      </w:pPr>
+      <w:r>
+        <w:rPr>
+          <w:rFonts w:ascii="Cambria" w:hAnsi="Cambria" w:cs="Cambria"/>
+          <w:color w:val="000000"/>
+        </w:rPr>
+        <w:t>c) Determine a probabilidade de ocorrerem mais de 5 erros.</w:t>
+      </w:r>
+    </w:p>
+    <w:p>
+      <w:pPr>
+        <w:autoSpaceDE w:val="0"/>
+        <w:autoSpaceDN w:val="0"/>
+        <w:adjustRightInd w:val="0"/>
+        <w:spacing w:after="0" w:line="240" w:lineRule="auto"/>
+        <w:rPr>
+          <w:rFonts w:ascii="Cambria" w:hAnsi="Cambria" w:cs="Cambria"/>
+          <w:color w:val="000000"/>
+        </w:rPr>
+      </w:pPr>
+      <w:r>
+        <w:rPr>
+          <w:rFonts w:ascii="Cambria" w:hAnsi="Cambria" w:cs="Cambria"/>
+          <w:color w:val="000000"/>
+        </w:rPr>
+        <w:t xml:space="preserve">d) Calcule media e </w:t>
+      </w:r>
+      <w:proofErr w:type="spellStart"/>
+      <w:r>
+        <w:rPr>
+          <w:rFonts w:ascii="Cambria" w:hAnsi="Cambria" w:cs="Cambria"/>
+          <w:color w:val="000000"/>
+        </w:rPr>
+        <w:t>variancia</w:t>
+      </w:r>
+      <w:proofErr w:type="spellEnd"/>
+      <w:r>
+        <w:rPr>
+          <w:rFonts w:ascii="Cambria" w:hAnsi="Cambria" w:cs="Cambria"/>
+          <w:color w:val="000000"/>
+        </w:rPr>
+        <w:t xml:space="preserve"> da </w:t>
+      </w:r>
+      <w:proofErr w:type="spellStart"/>
+      <w:r>
+        <w:rPr>
+          <w:rFonts w:ascii="Cambria" w:hAnsi="Cambria" w:cs="Cambria"/>
+          <w:color w:val="000000"/>
+        </w:rPr>
+        <w:t>distribuicao</w:t>
+      </w:r>
+      <w:proofErr w:type="spellEnd"/>
+      <w:r>
+        <w:rPr>
+          <w:rFonts w:ascii="Cambria" w:hAnsi="Cambria" w:cs="Cambria"/>
+          <w:color w:val="000000"/>
+        </w:rPr>
+        <w:t>.</w:t>
+      </w:r>
+    </w:p>
+    <w:p>
+      <w:pPr>
+        <w:autoSpaceDE w:val="0"/>
+        <w:autoSpaceDN w:val="0"/>
+        <w:adjustRightInd w:val="0"/>
+        <w:spacing w:after="0" w:line="240" w:lineRule="auto"/>
+        <w:rPr>
+          <w:rFonts w:ascii="Cambria" w:hAnsi="Cambria" w:cs="Cambria"/>
+          <w:color w:val="000000"/>
+        </w:rPr>
+      </w:pPr>
+    </w:p>
+    <w:p>
+      <w:pPr>
+        <w:autoSpaceDE w:val="0"/>
+        <w:autoSpaceDN w:val="0"/>
+        <w:adjustRightInd w:val="0"/>
+        <w:spacing w:after="0" w:line="240" w:lineRule="auto"/>
+        <w:rPr>
+          <w:rFonts w:ascii="Cambria" w:hAnsi="Cambria" w:cs="Cambria"/>
+          <w:color w:val="000000"/>
+        </w:rPr>
+      </w:pPr>
+    </w:p>
+    <w:p>
+      <w:pPr>
+        <w:autoSpaceDE w:val="0"/>
+        <w:autoSpaceDN w:val="0"/>
+        <w:adjustRightInd w:val="0"/>
+        <w:spacing w:after="0" w:line="240" w:lineRule="auto"/>
+        <w:rPr>
+          <w:rFonts w:ascii="Cambria" w:hAnsi="Cambria" w:cs="Cambria"/>
+          <w:color w:val="000000"/>
+        </w:rPr>
+      </w:pPr>
+    </w:p>
+    <w:p>
+      <w:pPr>
+        <w:autoSpaceDE w:val="0"/>
+        <w:autoSpaceDN w:val="0"/>
+        <w:adjustRightInd w:val="0"/>
+        <w:spacing w:after="0" w:line="240" w:lineRule="auto"/>
+        <w:rPr>
+          <w:rFonts w:ascii="Cambria" w:hAnsi="Cambria" w:cs="Cambria"/>
+          <w:color w:val="000000"/>
+        </w:rPr>
+      </w:pPr>
+    </w:p>
+    <w:p>
+      <w:pPr>
+        <w:autoSpaceDE w:val="0"/>
+        <w:autoSpaceDN w:val="0"/>
+        <w:adjustRightInd w:val="0"/>
+        <w:spacing w:after="0" w:line="240" w:lineRule="auto"/>
+        <w:rPr>
+          <w:rFonts w:ascii="Cambria" w:hAnsi="Cambria" w:cs="Cambria"/>
+          <w:color w:val="000000"/>
+        </w:rPr>
+      </w:pPr>
+    </w:p>
+    <w:p>
+      <w:pPr>
+        <w:autoSpaceDE w:val="0"/>
+        <w:autoSpaceDN w:val="0"/>
+        <w:adjustRightInd w:val="0"/>
+        <w:spacing w:after="0" w:line="240" w:lineRule="auto"/>
+        <w:rPr>
+          <w:rFonts w:ascii="TimesNewRomanPS-BoldMT" w:hAnsi="TimesNewRomanPS-BoldMT" w:cs="TimesNewRomanPS-BoldMT"/>
+          <w:b/>
+          <w:bCs/>
+          <w:color w:val="000000"/>
+          <w:sz w:val="24"/>
+          <w:szCs w:val="24"/>
+        </w:rPr>
+      </w:pPr>
+      <w:r>
+        <w:rPr>
+          <w:rFonts w:ascii="TimesNewRomanPS-BoldMT" w:hAnsi="TimesNewRomanPS-BoldMT" w:cs="TimesNewRomanPS-BoldMT"/>
+          <w:b/>
+          <w:bCs/>
+          <w:color w:val="000000"/>
+          <w:sz w:val="24"/>
+          <w:szCs w:val="24"/>
+        </w:rPr>
+        <w:lastRenderedPageBreak/>
+        <w:t>4) Distribuição Geométrica</w:t>
+      </w:r>
+    </w:p>
+    <w:p>
+      <w:pPr>
+        <w:autoSpaceDE w:val="0"/>
+        <w:autoSpaceDN w:val="0"/>
+        <w:adjustRightInd w:val="0"/>
+        <w:spacing w:after="0" w:line="240" w:lineRule="auto"/>
+        <w:rPr>
+          <w:rFonts w:ascii="Calibri" w:hAnsi="Calibri" w:cs="Calibri"/>
+          <w:color w:val="202122"/>
+          <w:sz w:val="24"/>
+          <w:szCs w:val="24"/>
+        </w:rPr>
+      </w:pPr>
+      <w:r>
+        <w:rPr>
+          <w:rFonts w:ascii="Calibri" w:hAnsi="Calibri" w:cs="Calibri"/>
+          <w:color w:val="202122"/>
+          <w:sz w:val="24"/>
+          <w:szCs w:val="24"/>
+        </w:rPr>
+        <w:t xml:space="preserve">A probabilidade de serem necessários </w:t>
+      </w:r>
+      <w:r>
+        <w:rPr>
+          <w:rFonts w:ascii="Calibri-Italic" w:hAnsi="Calibri-Italic" w:cs="Calibri-Italic"/>
+          <w:i/>
+          <w:iCs/>
+          <w:color w:val="202122"/>
+          <w:sz w:val="24"/>
+          <w:szCs w:val="24"/>
+        </w:rPr>
+        <w:t xml:space="preserve">n </w:t>
+      </w:r>
+      <w:r>
+        <w:rPr>
+          <w:rFonts w:ascii="Calibri" w:hAnsi="Calibri" w:cs="Calibri"/>
+          <w:color w:val="202122"/>
+          <w:sz w:val="24"/>
+          <w:szCs w:val="24"/>
+        </w:rPr>
+        <w:t>insucessos antes do primeiro sucesso é</w:t>
+      </w:r>
+    </w:p>
+    <w:p>
+      <w:pPr>
+        <w:autoSpaceDE w:val="0"/>
+        <w:autoSpaceDN w:val="0"/>
+        <w:adjustRightInd w:val="0"/>
+        <w:spacing w:after="0" w:line="240" w:lineRule="auto"/>
+        <w:rPr>
+          <w:rFonts w:ascii="Calibri" w:hAnsi="Calibri" w:cs="Calibri"/>
+          <w:color w:val="202122"/>
+          <w:sz w:val="24"/>
+          <w:szCs w:val="24"/>
+        </w:rPr>
+      </w:pPr>
+      <w:r>
+        <w:rPr>
+          <w:rFonts w:ascii="Calibri" w:hAnsi="Calibri" w:cs="Calibri"/>
+          <w:color w:val="202122"/>
+          <w:sz w:val="24"/>
+          <w:szCs w:val="24"/>
+        </w:rPr>
+        <w:t xml:space="preserve">para </w:t>
+      </w:r>
+      <w:r>
+        <w:rPr>
+          <w:rFonts w:ascii="Calibri-Italic" w:hAnsi="Calibri-Italic" w:cs="Calibri-Italic"/>
+          <w:i/>
+          <w:iCs/>
+          <w:color w:val="202122"/>
+          <w:sz w:val="24"/>
+          <w:szCs w:val="24"/>
+        </w:rPr>
+        <w:t xml:space="preserve">n </w:t>
+      </w:r>
+      <w:r>
+        <w:rPr>
+          <w:rFonts w:ascii="Calibri" w:hAnsi="Calibri" w:cs="Calibri"/>
+          <w:color w:val="202122"/>
+          <w:sz w:val="24"/>
+          <w:szCs w:val="24"/>
+        </w:rPr>
+        <w:t>= 0, 1, 2, 3, ....</w:t>
+      </w:r>
+    </w:p>
+    <w:p>
+      <w:pPr>
+        <w:autoSpaceDE w:val="0"/>
+        <w:autoSpaceDN w:val="0"/>
+        <w:adjustRightInd w:val="0"/>
+        <w:spacing w:after="0" w:line="240" w:lineRule="auto"/>
+        <w:rPr>
+          <w:rFonts w:ascii="Calibri" w:hAnsi="Calibri" w:cs="Calibri"/>
+          <w:color w:val="000000"/>
+          <w:sz w:val="24"/>
+          <w:szCs w:val="24"/>
+        </w:rPr>
+      </w:pPr>
+      <w:r>
+        <w:rPr>
+          <w:rFonts w:ascii="Calibri" w:hAnsi="Calibri" w:cs="Calibri"/>
+          <w:color w:val="000000"/>
+          <w:sz w:val="24"/>
+          <w:szCs w:val="24"/>
+        </w:rPr>
+        <w:t>Um sistema de comunicação repete transmissões até receber confirmação de</w:t>
+      </w:r>
+    </w:p>
+    <w:p>
+      <w:pPr>
+        <w:autoSpaceDE w:val="0"/>
+        <w:autoSpaceDN w:val="0"/>
+        <w:adjustRightInd w:val="0"/>
+        <w:spacing w:after="0" w:line="240" w:lineRule="auto"/>
+        <w:rPr>
+          <w:rFonts w:ascii="Calibri" w:hAnsi="Calibri" w:cs="Calibri"/>
+          <w:color w:val="000000"/>
+          <w:sz w:val="24"/>
+          <w:szCs w:val="24"/>
+        </w:rPr>
+      </w:pPr>
+      <w:r>
+        <w:rPr>
+          <w:rFonts w:ascii="Calibri" w:hAnsi="Calibri" w:cs="Calibri"/>
+          <w:color w:val="000000"/>
+          <w:sz w:val="24"/>
+          <w:szCs w:val="24"/>
+        </w:rPr>
+        <w:t>recebimento. A probabilidade de sucesso em cada tentativa é p = 0.3.</w:t>
+      </w:r>
+    </w:p>
+    <w:p>
+      <w:pPr>
+        <w:autoSpaceDE w:val="0"/>
+        <w:autoSpaceDN w:val="0"/>
+        <w:adjustRightInd w:val="0"/>
+        <w:spacing w:after="0" w:line="240" w:lineRule="auto"/>
+        <w:rPr>
+          <w:rFonts w:ascii="Calibri" w:hAnsi="Calibri" w:cs="Calibri"/>
+          <w:color w:val="000000"/>
+          <w:sz w:val="24"/>
+          <w:szCs w:val="24"/>
+        </w:rPr>
+      </w:pPr>
+      <w:r>
+        <w:rPr>
+          <w:rFonts w:ascii="Calibri" w:hAnsi="Calibri" w:cs="Calibri"/>
+          <w:color w:val="000000"/>
+          <w:sz w:val="24"/>
+          <w:szCs w:val="24"/>
+        </w:rPr>
+        <w:t>a) Criar uma simulação para gerar amostras da distribuição geométrica</w:t>
+      </w:r>
+    </w:p>
+    <w:p>
+      <w:pPr>
+        <w:autoSpaceDE w:val="0"/>
+        <w:autoSpaceDN w:val="0"/>
+        <w:adjustRightInd w:val="0"/>
+        <w:spacing w:after="0" w:line="240" w:lineRule="auto"/>
+        <w:rPr>
+          <w:rFonts w:ascii="Calibri" w:hAnsi="Calibri" w:cs="Calibri"/>
+          <w:color w:val="000000"/>
+          <w:sz w:val="24"/>
+          <w:szCs w:val="24"/>
+        </w:rPr>
+      </w:pPr>
+      <w:r>
+        <w:rPr>
+          <w:rFonts w:ascii="Calibri" w:hAnsi="Calibri" w:cs="Calibri"/>
+          <w:color w:val="000000"/>
+          <w:sz w:val="24"/>
+          <w:szCs w:val="24"/>
+        </w:rPr>
+        <w:t>b) Qual a probabilidade de o primeiro sucesso ocorrer na 4ª tentativa?</w:t>
+      </w:r>
+    </w:p>
+    <w:p>
+      <w:pPr>
+        <w:autoSpaceDE w:val="0"/>
+        <w:autoSpaceDN w:val="0"/>
+        <w:adjustRightInd w:val="0"/>
+        <w:spacing w:after="0" w:line="240" w:lineRule="auto"/>
+        <w:rPr>
+          <w:rFonts w:ascii="Calibri" w:hAnsi="Calibri" w:cs="Calibri"/>
+          <w:color w:val="000000"/>
+          <w:sz w:val="24"/>
+          <w:szCs w:val="24"/>
+        </w:rPr>
+      </w:pPr>
+      <w:r>
+        <w:rPr>
+          <w:rFonts w:ascii="Calibri" w:hAnsi="Calibri" w:cs="Calibri"/>
+          <w:color w:val="000000"/>
+          <w:sz w:val="24"/>
+          <w:szCs w:val="24"/>
+        </w:rPr>
+        <w:t>c) Qual a probabilidade de precisar de mais de 6 tentativas?</w:t>
+      </w:r>
+    </w:p>
+    <w:p>
+      <w:pPr>
+        <w:autoSpaceDE w:val="0"/>
+        <w:autoSpaceDN w:val="0"/>
+        <w:adjustRightInd w:val="0"/>
+        <w:spacing w:after="0" w:line="240" w:lineRule="auto"/>
+        <w:rPr>
+          <w:rFonts w:ascii="Calibri" w:hAnsi="Calibri" w:cs="Calibri"/>
+          <w:color w:val="000000"/>
+          <w:sz w:val="24"/>
+          <w:szCs w:val="24"/>
+        </w:rPr>
+      </w:pPr>
+      <w:r>
+        <w:rPr>
+          <w:rFonts w:ascii="Calibri" w:hAnsi="Calibri" w:cs="Calibri"/>
+          <w:color w:val="000000"/>
+          <w:sz w:val="24"/>
+          <w:szCs w:val="24"/>
+        </w:rPr>
+        <w:t>d) Determine a média e variância da variável aleatória.</w:t>
+      </w:r>
+    </w:p>
+    <w:p>
+      <w:pPr>
+        <w:autoSpaceDE w:val="0"/>
+        <w:autoSpaceDN w:val="0"/>
+        <w:adjustRightInd w:val="0"/>
+        <w:spacing w:after="0" w:line="240" w:lineRule="auto"/>
+        <w:rPr>
+          <w:rFonts w:ascii="Calibri" w:hAnsi="Calibri" w:cs="Calibri"/>
+          <w:color w:val="000000"/>
+          <w:sz w:val="24"/>
+          <w:szCs w:val="24"/>
+        </w:rPr>
+      </w:pPr>
+    </w:p>
+    <w:p>
+      <w:pPr>
+        <w:autoSpaceDE w:val="0"/>
+        <w:autoSpaceDN w:val="0"/>
+        <w:adjustRightInd w:val="0"/>
+        <w:spacing w:after="0" w:line="240" w:lineRule="auto"/>
+        <w:rPr>
+          <w:rFonts w:ascii="Calibri" w:hAnsi="Calibri" w:cs="Calibri"/>
+          <w:color w:val="000000"/>
+          <w:sz w:val="24"/>
+          <w:szCs w:val="24"/>
+        </w:rPr>
+      </w:pPr>
+    </w:p>
+    <w:p>
+      <w:pPr>
+        <w:autoSpaceDE w:val="0"/>
+        <w:autoSpaceDN w:val="0"/>
+        <w:adjustRightInd w:val="0"/>
+        <w:spacing w:after="0" w:line="240" w:lineRule="auto"/>
+        <w:rPr>
+          <w:rFonts w:ascii="Calibri" w:hAnsi="Calibri" w:cs="Calibri"/>
+          <w:color w:val="000000"/>
+          <w:sz w:val="24"/>
+          <w:szCs w:val="24"/>
+        </w:rPr>
+      </w:pPr>
+    </w:p>
+    <w:p>
+      <w:pPr>
+        <w:autoSpaceDE w:val="0"/>
+        <w:autoSpaceDN w:val="0"/>
+        <w:adjustRightInd w:val="0"/>
+        <w:spacing w:after="0" w:line="240" w:lineRule="auto"/>
+        <w:rPr>
+          <w:rFonts w:ascii="Calibri" w:hAnsi="Calibri" w:cs="Calibri"/>
+          <w:color w:val="000000"/>
+          <w:sz w:val="24"/>
+          <w:szCs w:val="24"/>
+        </w:rPr>
+      </w:pPr>
+    </w:p>
+    <w:p>
+      <w:pPr>
+        <w:autoSpaceDE w:val="0"/>
+        <w:autoSpaceDN w:val="0"/>
+        <w:adjustRightInd w:val="0"/>
+        <w:spacing w:after="0" w:line="240" w:lineRule="auto"/>
+        <w:rPr>
+          <w:rFonts w:ascii="Calibri" w:hAnsi="Calibri" w:cs="Calibri"/>
+          <w:color w:val="000000"/>
+          <w:sz w:val="24"/>
+          <w:szCs w:val="24"/>
+        </w:rPr>
+      </w:pPr>
+    </w:p>
+    <w:p>
+      <w:pPr>
+        <w:autoSpaceDE w:val="0"/>
+        <w:autoSpaceDN w:val="0"/>
+        <w:adjustRightInd w:val="0"/>
+        <w:spacing w:after="0" w:line="240" w:lineRule="auto"/>
+        <w:rPr>
+          <w:rFonts w:ascii="Calibri" w:hAnsi="Calibri" w:cs="Calibri"/>
+          <w:color w:val="000000"/>
+          <w:sz w:val="24"/>
+          <w:szCs w:val="24"/>
+        </w:rPr>
+      </w:pPr>
+    </w:p>
+    <w:p>
+      <w:pPr>
+        <w:autoSpaceDE w:val="0"/>
+        <w:autoSpaceDN w:val="0"/>
+        <w:adjustRightInd w:val="0"/>
+        <w:spacing w:after="0" w:line="240" w:lineRule="auto"/>
+        <w:rPr>
+          <w:rFonts w:ascii="Calibri" w:hAnsi="Calibri" w:cs="Calibri"/>
+          <w:color w:val="000000"/>
+          <w:sz w:val="24"/>
+          <w:szCs w:val="24"/>
+        </w:rPr>
+      </w:pPr>
+    </w:p>
+    <w:p>
+      <w:pPr>
+        <w:autoSpaceDE w:val="0"/>
+        <w:autoSpaceDN w:val="0"/>
+        <w:adjustRightInd w:val="0"/>
+        <w:spacing w:after="0" w:line="240" w:lineRule="auto"/>
+        <w:rPr>
+          <w:rFonts w:ascii="Cambria-Bold" w:hAnsi="Cambria-Bold" w:cs="Cambria-Bold"/>
+          <w:b/>
+          <w:bCs/>
+          <w:color w:val="000000"/>
+        </w:rPr>
+      </w:pPr>
+      <w:r>
+        <w:rPr>
+          <w:rFonts w:ascii="Cambria-Bold" w:hAnsi="Cambria-Bold" w:cs="Cambria-Bold"/>
+          <w:b/>
+          <w:bCs/>
+          <w:color w:val="000000"/>
+        </w:rPr>
+        <w:t>5) Método da Inversa</w:t>
+      </w:r>
+    </w:p>
+    <w:p>
+      <w:pPr>
+        <w:autoSpaceDE w:val="0"/>
+        <w:autoSpaceDN w:val="0"/>
+        <w:adjustRightInd w:val="0"/>
+        <w:spacing w:after="0" w:line="240" w:lineRule="auto"/>
+        <w:rPr>
+          <w:rFonts w:ascii="Cambria" w:hAnsi="Cambria" w:cs="Cambria"/>
+          <w:color w:val="000000"/>
+        </w:rPr>
+      </w:pPr>
+      <w:r>
+        <w:rPr>
+          <w:rFonts w:ascii="Cambria" w:hAnsi="Cambria" w:cs="Cambria"/>
+          <w:color w:val="000000"/>
+        </w:rPr>
+        <w:t xml:space="preserve">Considere a </w:t>
+      </w:r>
+      <w:proofErr w:type="spellStart"/>
+      <w:r>
+        <w:rPr>
+          <w:rFonts w:ascii="Cambria" w:hAnsi="Cambria" w:cs="Cambria"/>
+          <w:color w:val="000000"/>
+        </w:rPr>
+        <w:t>variavel</w:t>
+      </w:r>
+      <w:proofErr w:type="spellEnd"/>
+      <w:r>
+        <w:rPr>
+          <w:rFonts w:ascii="Cambria" w:hAnsi="Cambria" w:cs="Cambria"/>
+          <w:color w:val="000000"/>
+        </w:rPr>
+        <w:t xml:space="preserve"> </w:t>
+      </w:r>
+      <w:proofErr w:type="spellStart"/>
+      <w:r>
+        <w:rPr>
+          <w:rFonts w:ascii="Cambria" w:hAnsi="Cambria" w:cs="Cambria"/>
+          <w:color w:val="000000"/>
+        </w:rPr>
+        <w:t>aleatoria</w:t>
+      </w:r>
+      <w:proofErr w:type="spellEnd"/>
+      <w:r>
+        <w:rPr>
+          <w:rFonts w:ascii="Cambria" w:hAnsi="Cambria" w:cs="Cambria"/>
+          <w:color w:val="000000"/>
+        </w:rPr>
+        <w:t xml:space="preserve"> com </w:t>
+      </w:r>
+      <w:proofErr w:type="spellStart"/>
+      <w:r>
+        <w:rPr>
+          <w:rFonts w:ascii="Cambria" w:hAnsi="Cambria" w:cs="Cambria"/>
+          <w:color w:val="000000"/>
+        </w:rPr>
+        <w:t>pdf</w:t>
+      </w:r>
+      <w:proofErr w:type="spellEnd"/>
+      <w:r>
+        <w:rPr>
+          <w:rFonts w:ascii="Cambria" w:hAnsi="Cambria" w:cs="Cambria"/>
+          <w:color w:val="000000"/>
+        </w:rPr>
+        <w:t>:</w:t>
+      </w:r>
+    </w:p>
+    <w:p>
+      <w:pPr>
+        <w:autoSpaceDE w:val="0"/>
+        <w:autoSpaceDN w:val="0"/>
+        <w:adjustRightInd w:val="0"/>
+        <w:spacing w:after="0" w:line="240" w:lineRule="auto"/>
+        <w:rPr>
+          <w:rFonts w:ascii="Cambria" w:hAnsi="Cambria" w:cs="Cambria"/>
+          <w:color w:val="000000"/>
+        </w:rPr>
+      </w:pPr>
+      <w:r>
+        <w:rPr>
+          <w:rFonts w:ascii="Cambria" w:hAnsi="Cambria" w:cs="Cambria"/>
+          <w:color w:val="000000"/>
+        </w:rPr>
+        <w:t>f(x) = 2x, 0 ≤ x ≤ 1</w:t>
+      </w:r>
+    </w:p>
+    <w:p>
+      <w:pPr>
+        <w:autoSpaceDE w:val="0"/>
+        <w:autoSpaceDN w:val="0"/>
+        <w:adjustRightInd w:val="0"/>
+        <w:spacing w:after="0" w:line="240" w:lineRule="auto"/>
+        <w:rPr>
+          <w:rFonts w:ascii="Cambria" w:hAnsi="Cambria" w:cs="Cambria"/>
+          <w:color w:val="000000"/>
+        </w:rPr>
+      </w:pPr>
+      <w:r>
+        <w:rPr>
+          <w:rFonts w:ascii="Cambria" w:hAnsi="Cambria" w:cs="Cambria"/>
+          <w:color w:val="000000"/>
+        </w:rPr>
+        <w:t xml:space="preserve">a) Verifique que f(x) e uma densidade </w:t>
+      </w:r>
+      <w:r>
+        <w:rPr>
+          <w:rFonts w:ascii="Cambria" w:hAnsi="Cambria" w:cs="Cambria"/>
+          <w:color w:val="000000"/>
+        </w:rPr>
+        <w:t>válida</w:t>
+      </w:r>
+      <w:r>
+        <w:rPr>
+          <w:rFonts w:ascii="Cambria" w:hAnsi="Cambria" w:cs="Cambria"/>
+          <w:color w:val="000000"/>
+        </w:rPr>
+        <w:t>.</w:t>
+      </w:r>
+    </w:p>
+    <w:p>
+      <w:pPr>
+        <w:autoSpaceDE w:val="0"/>
+        <w:autoSpaceDN w:val="0"/>
+        <w:adjustRightInd w:val="0"/>
+        <w:spacing w:after="0" w:line="240" w:lineRule="auto"/>
+        <w:rPr>
+          <w:rFonts w:ascii="Cambria" w:hAnsi="Cambria" w:cs="Cambria"/>
+          <w:color w:val="000000"/>
+        </w:rPr>
+      </w:pPr>
+      <w:r>
+        <w:rPr>
+          <w:rFonts w:ascii="Cambria" w:hAnsi="Cambria" w:cs="Cambria"/>
+          <w:color w:val="000000"/>
+        </w:rPr>
+        <w:t xml:space="preserve">b) Determine a </w:t>
+      </w:r>
+      <w:proofErr w:type="spellStart"/>
+      <w:r>
+        <w:rPr>
+          <w:rFonts w:ascii="Cambria" w:hAnsi="Cambria" w:cs="Cambria"/>
+          <w:color w:val="000000"/>
+        </w:rPr>
+        <w:t>funcao</w:t>
+      </w:r>
+      <w:proofErr w:type="spellEnd"/>
+      <w:r>
+        <w:rPr>
+          <w:rFonts w:ascii="Cambria" w:hAnsi="Cambria" w:cs="Cambria"/>
+          <w:color w:val="000000"/>
+        </w:rPr>
+        <w:t xml:space="preserve"> </w:t>
+      </w:r>
+      <w:proofErr w:type="spellStart"/>
+      <w:r>
+        <w:rPr>
+          <w:rFonts w:ascii="Cambria" w:hAnsi="Cambria" w:cs="Cambria"/>
+          <w:color w:val="000000"/>
+        </w:rPr>
+        <w:t>distribuicao</w:t>
+      </w:r>
+      <w:proofErr w:type="spellEnd"/>
+      <w:r>
+        <w:rPr>
+          <w:rFonts w:ascii="Cambria" w:hAnsi="Cambria" w:cs="Cambria"/>
+          <w:color w:val="000000"/>
+        </w:rPr>
+        <w:t xml:space="preserve"> acumulada (CDF).</w:t>
+      </w:r>
+    </w:p>
+    <w:p>
+      <w:pPr>
+        <w:autoSpaceDE w:val="0"/>
+        <w:autoSpaceDN w:val="0"/>
+        <w:adjustRightInd w:val="0"/>
+        <w:spacing w:after="0" w:line="240" w:lineRule="auto"/>
+        <w:rPr>
+          <w:rFonts w:ascii="Cambria" w:hAnsi="Cambria" w:cs="Cambria"/>
+          <w:color w:val="000000"/>
+        </w:rPr>
+      </w:pPr>
+      <w:r>
+        <w:rPr>
+          <w:rFonts w:ascii="Cambria" w:hAnsi="Cambria" w:cs="Cambria"/>
+          <w:color w:val="000000"/>
+        </w:rPr>
+        <w:t xml:space="preserve">c)Com uso da </w:t>
+      </w:r>
+      <w:proofErr w:type="spellStart"/>
+      <w:r>
+        <w:rPr>
+          <w:rFonts w:ascii="Cambria" w:hAnsi="Cambria" w:cs="Cambria"/>
+          <w:color w:val="000000"/>
+        </w:rPr>
+        <w:t>transformacao</w:t>
+      </w:r>
+      <w:proofErr w:type="spellEnd"/>
+      <w:r>
+        <w:rPr>
+          <w:rFonts w:ascii="Cambria" w:hAnsi="Cambria" w:cs="Cambria"/>
+          <w:color w:val="000000"/>
+        </w:rPr>
+        <w:t xml:space="preserve"> inversa, desenvolva um algoritmo para gerar amostras dessa</w:t>
+      </w:r>
+    </w:p>
+    <w:p>
+      <w:pPr>
+        <w:autoSpaceDE w:val="0"/>
+        <w:autoSpaceDN w:val="0"/>
+        <w:adjustRightInd w:val="0"/>
+        <w:spacing w:after="0" w:line="240" w:lineRule="auto"/>
+        <w:rPr>
+          <w:rFonts w:ascii="Cambria" w:hAnsi="Cambria" w:cs="Cambria"/>
+          <w:color w:val="000000"/>
+        </w:rPr>
+      </w:pPr>
+      <w:proofErr w:type="spellStart"/>
+      <w:r>
+        <w:rPr>
+          <w:rFonts w:ascii="Cambria" w:hAnsi="Cambria" w:cs="Cambria"/>
+          <w:color w:val="000000"/>
+        </w:rPr>
+        <w:t>distribuicao</w:t>
+      </w:r>
+      <w:proofErr w:type="spellEnd"/>
+      <w:r>
+        <w:rPr>
+          <w:rFonts w:ascii="Cambria" w:hAnsi="Cambria" w:cs="Cambria"/>
+          <w:color w:val="000000"/>
+        </w:rPr>
+        <w:t>.</w:t>
+      </w:r>
+    </w:p>
+    <w:p>
+      <w:r>
+        <w:rPr>
+          <w:rFonts w:ascii="Cambria" w:hAnsi="Cambria" w:cs="Cambria"/>
+          <w:color w:val="000000"/>
+        </w:rPr>
+        <w:t xml:space="preserve">e) Gere 1000 amostras e compare o histograma com a </w:t>
+      </w:r>
+      <w:proofErr w:type="spellStart"/>
+      <w:r>
+        <w:rPr>
+          <w:rFonts w:ascii="Cambria" w:hAnsi="Cambria" w:cs="Cambria"/>
+          <w:color w:val="000000"/>
+        </w:rPr>
+        <w:t>pdf</w:t>
+      </w:r>
+      <w:proofErr w:type="spellEnd"/>
+      <w:r>
+        <w:rPr>
+          <w:rFonts w:ascii="Cambria" w:hAnsi="Cambria" w:cs="Cambria"/>
+          <w:color w:val="000000"/>
+        </w:rPr>
+        <w:t xml:space="preserve"> </w:t>
+      </w:r>
+      <w:proofErr w:type="spellStart"/>
+      <w:r>
+        <w:rPr>
+          <w:rFonts w:ascii="Cambria" w:hAnsi="Cambria" w:cs="Cambria"/>
+          <w:color w:val="000000"/>
+        </w:rPr>
+        <w:t>teorica</w:t>
+      </w:r>
+      <w:proofErr w:type="spellEnd"/>
+      <w:r>
+        <w:rPr>
+          <w:rFonts w:ascii="Cambria" w:hAnsi="Cambria" w:cs="Cambria"/>
+          <w:color w:val="000000"/>
+        </w:rPr>
+        <w:t>.</w:t>
+      </w:r>
+    </w:p>
     <w:sectPr>
       <w:type w:val="continuous"/>
       <w:pgSz w:w="11906" w:h="16838"/>

--- a/Trabalho 1/Desenvolvimento dos Exercícios.docx
+++ b/Trabalho 1/Desenvolvimento dos Exercícios.docx
@@ -7,7 +7,7 @@
         <w:autoSpaceDE w:val="0"/>
         <w:autoSpaceDN w:val="0"/>
         <w:adjustRightInd w:val="0"/>
-        <w:spacing w:after="0" w:line="240" w:lineRule="auto"/>
+        <w:spacing w:after="0" w:line="276" w:lineRule="auto"/>
         <w:rPr>
           <w:rFonts w:ascii="Calibri-Bold" w:hAnsi="Calibri-Bold" w:cs="Calibri-Bold"/>
           <w:b/>
@@ -34,7 +34,7 @@
         <w:autoSpaceDE w:val="0"/>
         <w:autoSpaceDN w:val="0"/>
         <w:adjustRightInd w:val="0"/>
-        <w:spacing w:after="0" w:line="240" w:lineRule="auto"/>
+        <w:spacing w:after="0" w:line="276" w:lineRule="auto"/>
         <w:rPr>
           <w:rFonts w:ascii="Cambria-Bold" w:hAnsi="Cambria-Bold" w:cs="Cambria-Bold"/>
           <w:b/>
@@ -57,7 +57,7 @@
         <w:autoSpaceDE w:val="0"/>
         <w:autoSpaceDN w:val="0"/>
         <w:adjustRightInd w:val="0"/>
-        <w:spacing w:after="0" w:line="240" w:lineRule="auto"/>
+        <w:spacing w:after="0" w:line="276" w:lineRule="auto"/>
         <w:rPr>
           <w:rFonts w:ascii="Cambria" w:hAnsi="Cambria" w:cs="Cambria"/>
           <w:color w:val="000000"/>
@@ -76,7 +76,7 @@
         <w:autoSpaceDE w:val="0"/>
         <w:autoSpaceDN w:val="0"/>
         <w:adjustRightInd w:val="0"/>
-        <w:spacing w:after="0" w:line="240" w:lineRule="auto"/>
+        <w:spacing w:after="0" w:line="276" w:lineRule="auto"/>
         <w:rPr>
           <w:rFonts w:ascii="Cambria" w:hAnsi="Cambria" w:cs="Cambria"/>
           <w:color w:val="000000"/>
@@ -211,7 +211,7 @@
         <w:autoSpaceDE w:val="0"/>
         <w:autoSpaceDN w:val="0"/>
         <w:adjustRightInd w:val="0"/>
-        <w:spacing w:after="0" w:line="240" w:lineRule="auto"/>
+        <w:spacing w:after="0" w:line="276" w:lineRule="auto"/>
         <w:rPr>
           <w:rFonts w:ascii="Cambria" w:hAnsi="Cambria" w:cs="Cambria"/>
           <w:color w:val="000000"/>
@@ -224,15 +224,13 @@
         </w:rPr>
         <w:t xml:space="preserve">com </w:t>
       </w:r>
-      <w:proofErr w:type="spellStart"/>
-      <w:r>
-        <w:rPr>
-          <w:rFonts w:ascii="Cambria" w:hAnsi="Cambria" w:cs="Cambria"/>
-          <w:color w:val="000000"/>
-        </w:rPr>
-        <w:t>parametros</w:t>
-      </w:r>
-      <w:proofErr w:type="spellEnd"/>
+      <w:r>
+        <w:rPr>
+          <w:rFonts w:ascii="Cambria" w:hAnsi="Cambria" w:cs="Cambria"/>
+          <w:color w:val="000000"/>
+        </w:rPr>
+        <w:t>parâmetros</w:t>
+      </w:r>
       <w:r>
         <w:rPr>
           <w:rFonts w:ascii="Cambria" w:hAnsi="Cambria" w:cs="Cambria"/>
@@ -246,7 +244,7 @@
         <w:autoSpaceDE w:val="0"/>
         <w:autoSpaceDN w:val="0"/>
         <w:adjustRightInd w:val="0"/>
-        <w:spacing w:after="0" w:line="240" w:lineRule="auto"/>
+        <w:spacing w:after="0" w:line="276" w:lineRule="auto"/>
         <w:rPr>
           <w:rFonts w:ascii="Cambria" w:hAnsi="Cambria" w:cs="Cambria"/>
           <w:color w:val="000000"/>
@@ -265,7 +263,7 @@
         <w:autoSpaceDE w:val="0"/>
         <w:autoSpaceDN w:val="0"/>
         <w:adjustRightInd w:val="0"/>
-        <w:spacing w:after="0" w:line="240" w:lineRule="auto"/>
+        <w:spacing w:after="0" w:line="276" w:lineRule="auto"/>
         <w:rPr>
           <w:rFonts w:ascii="Cambria" w:hAnsi="Cambria" w:cs="Cambria"/>
           <w:color w:val="000000"/>
@@ -284,7 +282,7 @@
         <w:autoSpaceDE w:val="0"/>
         <w:autoSpaceDN w:val="0"/>
         <w:adjustRightInd w:val="0"/>
-        <w:spacing w:after="0" w:line="240" w:lineRule="auto"/>
+        <w:spacing w:after="0" w:line="276" w:lineRule="auto"/>
         <w:rPr>
           <w:rFonts w:ascii="Cambria" w:hAnsi="Cambria" w:cs="Cambria"/>
           <w:color w:val="000000"/>
@@ -303,7 +301,7 @@
         <w:autoSpaceDE w:val="0"/>
         <w:autoSpaceDN w:val="0"/>
         <w:adjustRightInd w:val="0"/>
-        <w:spacing w:after="0" w:line="240" w:lineRule="auto"/>
+        <w:spacing w:after="0" w:line="276" w:lineRule="auto"/>
         <w:rPr>
           <w:rFonts w:ascii="Cambria" w:hAnsi="Cambria" w:cs="Cambria"/>
           <w:color w:val="000000"/>
@@ -338,7 +336,7 @@
         <w:autoSpaceDE w:val="0"/>
         <w:autoSpaceDN w:val="0"/>
         <w:adjustRightInd w:val="0"/>
-        <w:spacing w:after="0" w:line="240" w:lineRule="auto"/>
+        <w:spacing w:after="0" w:line="276" w:lineRule="auto"/>
         <w:rPr>
           <w:rFonts w:ascii="Cambria" w:hAnsi="Cambria" w:cs="Cambria"/>
           <w:color w:val="000000"/>
@@ -351,15 +349,13 @@
         </w:rPr>
         <w:t xml:space="preserve">a) Calcule os 10 primeiros </w:t>
       </w:r>
-      <w:proofErr w:type="spellStart"/>
-      <w:r>
-        <w:rPr>
-          <w:rFonts w:ascii="Cambria" w:hAnsi="Cambria" w:cs="Cambria"/>
-          <w:color w:val="000000"/>
-        </w:rPr>
-        <w:t>numeros</w:t>
-      </w:r>
-      <w:proofErr w:type="spellEnd"/>
+      <w:r>
+        <w:rPr>
+          <w:rFonts w:ascii="Cambria" w:hAnsi="Cambria" w:cs="Cambria"/>
+          <w:color w:val="000000"/>
+        </w:rPr>
+        <w:t>números</w:t>
+      </w:r>
       <w:r>
         <w:rPr>
           <w:rFonts w:ascii="Cambria" w:hAnsi="Cambria" w:cs="Cambria"/>
@@ -387,7 +383,7 @@
         <w:autoSpaceDE w:val="0"/>
         <w:autoSpaceDN w:val="0"/>
         <w:adjustRightInd w:val="0"/>
-        <w:spacing w:after="0" w:line="240" w:lineRule="auto"/>
+        <w:spacing w:after="0" w:line="276" w:lineRule="auto"/>
         <w:rPr>
           <w:rFonts w:ascii="Cambria" w:hAnsi="Cambria" w:cs="Cambria"/>
           <w:color w:val="000000"/>
@@ -400,15 +396,13 @@
         </w:rPr>
         <w:t xml:space="preserve">b) Determine o </w:t>
       </w:r>
-      <w:proofErr w:type="spellStart"/>
-      <w:r>
-        <w:rPr>
-          <w:rFonts w:ascii="Cambria" w:hAnsi="Cambria" w:cs="Cambria"/>
-          <w:color w:val="000000"/>
-        </w:rPr>
-        <w:t>periodo</w:t>
-      </w:r>
-      <w:proofErr w:type="spellEnd"/>
+      <w:r>
+        <w:rPr>
+          <w:rFonts w:ascii="Cambria" w:hAnsi="Cambria" w:cs="Cambria"/>
+          <w:color w:val="000000"/>
+        </w:rPr>
+        <w:t>período</w:t>
+      </w:r>
       <w:r>
         <w:rPr>
           <w:rFonts w:ascii="Cambria" w:hAnsi="Cambria" w:cs="Cambria"/>
@@ -422,7 +416,7 @@
         <w:autoSpaceDE w:val="0"/>
         <w:autoSpaceDN w:val="0"/>
         <w:adjustRightInd w:val="0"/>
-        <w:spacing w:after="0" w:line="240" w:lineRule="auto"/>
+        <w:spacing w:after="0" w:line="276" w:lineRule="auto"/>
         <w:rPr>
           <w:rFonts w:ascii="Cambria" w:hAnsi="Cambria" w:cs="Cambria"/>
           <w:color w:val="000000"/>
@@ -435,15 +429,13 @@
         </w:rPr>
         <w:t xml:space="preserve">c) Verifique se o gerador satisfaz o </w:t>
       </w:r>
-      <w:proofErr w:type="spellStart"/>
-      <w:r>
-        <w:rPr>
-          <w:rFonts w:ascii="Cambria" w:hAnsi="Cambria" w:cs="Cambria"/>
-          <w:color w:val="000000"/>
-        </w:rPr>
-        <w:t>periodo</w:t>
-      </w:r>
-      <w:proofErr w:type="spellEnd"/>
+      <w:r>
+        <w:rPr>
+          <w:rFonts w:ascii="Cambria" w:hAnsi="Cambria" w:cs="Cambria"/>
+          <w:color w:val="000000"/>
+        </w:rPr>
+        <w:t>período</w:t>
+      </w:r>
       <w:r>
         <w:rPr>
           <w:rFonts w:ascii="Cambria" w:hAnsi="Cambria" w:cs="Cambria"/>
@@ -451,15 +443,13 @@
         </w:rPr>
         <w:t xml:space="preserve"> </w:t>
       </w:r>
-      <w:proofErr w:type="spellStart"/>
-      <w:r>
-        <w:rPr>
-          <w:rFonts w:ascii="Cambria" w:hAnsi="Cambria" w:cs="Cambria"/>
-          <w:color w:val="000000"/>
-        </w:rPr>
-        <w:t>maximo</w:t>
-      </w:r>
-      <w:proofErr w:type="spellEnd"/>
+      <w:r>
+        <w:rPr>
+          <w:rFonts w:ascii="Cambria" w:hAnsi="Cambria" w:cs="Cambria"/>
+          <w:color w:val="000000"/>
+        </w:rPr>
+        <w:t>máximo</w:t>
+      </w:r>
       <w:r>
         <w:rPr>
           <w:rFonts w:ascii="Cambria" w:hAnsi="Cambria" w:cs="Cambria"/>
@@ -470,6 +460,7 @@
     </w:p>
     <w:p>
       <w:pPr>
+        <w:spacing w:line="276" w:lineRule="auto"/>
         <w:rPr>
           <w:rFonts w:ascii="Cambria" w:hAnsi="Cambria" w:cs="Cambria"/>
           <w:color w:val="000000"/>
@@ -482,15 +473,13 @@
         </w:rPr>
         <w:t xml:space="preserve">d) Discuta </w:t>
       </w:r>
-      <w:proofErr w:type="spellStart"/>
-      <w:r>
-        <w:rPr>
-          <w:rFonts w:ascii="Cambria" w:hAnsi="Cambria" w:cs="Cambria"/>
-          <w:color w:val="000000"/>
-        </w:rPr>
-        <w:t>limitacoes</w:t>
-      </w:r>
-      <w:proofErr w:type="spellEnd"/>
+      <w:r>
+        <w:rPr>
+          <w:rFonts w:ascii="Cambria" w:hAnsi="Cambria" w:cs="Cambria"/>
+          <w:color w:val="000000"/>
+        </w:rPr>
+        <w:t>limitações</w:t>
+      </w:r>
       <w:r>
         <w:rPr>
           <w:rFonts w:ascii="Cambria" w:hAnsi="Cambria" w:cs="Cambria"/>
@@ -498,15 +487,13 @@
         </w:rPr>
         <w:t xml:space="preserve"> desse gerador para </w:t>
       </w:r>
-      <w:proofErr w:type="spellStart"/>
-      <w:r>
-        <w:rPr>
-          <w:rFonts w:ascii="Cambria" w:hAnsi="Cambria" w:cs="Cambria"/>
-          <w:color w:val="000000"/>
-        </w:rPr>
-        <w:t>simulacoes</w:t>
-      </w:r>
-      <w:proofErr w:type="spellEnd"/>
+      <w:r>
+        <w:rPr>
+          <w:rFonts w:ascii="Cambria" w:hAnsi="Cambria" w:cs="Cambria"/>
+          <w:color w:val="000000"/>
+        </w:rPr>
+        <w:t>simulações</w:t>
+      </w:r>
       <w:r>
         <w:rPr>
           <w:rFonts w:ascii="Cambria" w:hAnsi="Cambria" w:cs="Cambria"/>
@@ -517,28 +504,19 @@
     </w:p>
     <w:p>
       <w:pPr>
-        <w:rPr>
-          <w:rFonts w:ascii="Cambria" w:hAnsi="Cambria" w:cs="Cambria"/>
-          <w:color w:val="000000"/>
-        </w:rPr>
-      </w:pPr>
-    </w:p>
-    <w:p>
-      <w:pPr>
-        <w:rPr>
-          <w:rFonts w:ascii="Cambria" w:hAnsi="Cambria" w:cs="Cambria"/>
-          <w:color w:val="000000"/>
-        </w:rPr>
-      </w:pPr>
-      <w:proofErr w:type="spellStart"/>
-      <w:r>
-        <w:rPr>
-          <w:rFonts w:ascii="Cambria" w:hAnsi="Cambria" w:cs="Cambria"/>
-          <w:color w:val="000000"/>
-        </w:rPr>
-        <w:t>Respuestas</w:t>
-      </w:r>
-      <w:proofErr w:type="spellEnd"/>
+        <w:spacing w:line="276" w:lineRule="auto"/>
+        <w:rPr>
+          <w:rFonts w:ascii="Cambria" w:hAnsi="Cambria" w:cs="Cambria"/>
+          <w:color w:val="000000"/>
+        </w:rPr>
+      </w:pPr>
+      <w:r>
+        <w:rPr>
+          <w:rFonts w:ascii="Cambria" w:hAnsi="Cambria" w:cs="Cambria"/>
+          <w:color w:val="000000"/>
+        </w:rPr>
+        <w:t>Respostas</w:t>
+      </w:r>
       <w:r>
         <w:rPr>
           <w:rFonts w:ascii="Cambria" w:hAnsi="Cambria" w:cs="Cambria"/>
@@ -554,6 +532,7 @@
           <w:ilvl w:val="0"/>
           <w:numId w:val="1"/>
         </w:numPr>
+        <w:spacing w:line="276" w:lineRule="auto"/>
         <w:jc w:val="both"/>
       </w:pPr>
       <m:oMath>
@@ -683,7 +662,7 @@
         <w:autoSpaceDE w:val="0"/>
         <w:autoSpaceDN w:val="0"/>
         <w:adjustRightInd w:val="0"/>
-        <w:spacing w:after="0" w:line="240" w:lineRule="auto"/>
+        <w:spacing w:after="0" w:line="276" w:lineRule="auto"/>
         <w:rPr>
           <w:rFonts w:ascii="Cambria" w:hAnsi="Cambria" w:cs="Cambria"/>
           <w:color w:val="000000"/>
@@ -758,7 +737,7 @@
         <w:autoSpaceDE w:val="0"/>
         <w:autoSpaceDN w:val="0"/>
         <w:adjustRightInd w:val="0"/>
-        <w:spacing w:after="0" w:line="240" w:lineRule="auto"/>
+        <w:spacing w:after="0" w:line="276" w:lineRule="auto"/>
         <w:rPr>
           <w:rFonts w:ascii="Cambria" w:hAnsi="Cambria" w:cs="Cambria"/>
           <w:color w:val="000000"/>
@@ -860,7 +839,7 @@
         <w:autoSpaceDE w:val="0"/>
         <w:autoSpaceDN w:val="0"/>
         <w:adjustRightInd w:val="0"/>
-        <w:spacing w:after="0" w:line="240" w:lineRule="auto"/>
+        <w:spacing w:after="0" w:line="276" w:lineRule="auto"/>
         <w:rPr>
           <w:rFonts w:ascii="Cambria" w:hAnsi="Cambria" w:cs="Cambria"/>
           <w:color w:val="000000"/>
@@ -962,7 +941,7 @@
         <w:autoSpaceDE w:val="0"/>
         <w:autoSpaceDN w:val="0"/>
         <w:adjustRightInd w:val="0"/>
-        <w:spacing w:after="0" w:line="240" w:lineRule="auto"/>
+        <w:spacing w:after="0" w:line="276" w:lineRule="auto"/>
         <w:rPr>
           <w:rFonts w:ascii="Cambria" w:hAnsi="Cambria" w:cs="Cambria"/>
           <w:color w:val="000000"/>
@@ -1064,7 +1043,7 @@
         <w:autoSpaceDE w:val="0"/>
         <w:autoSpaceDN w:val="0"/>
         <w:adjustRightInd w:val="0"/>
-        <w:spacing w:after="0" w:line="240" w:lineRule="auto"/>
+        <w:spacing w:after="0" w:line="276" w:lineRule="auto"/>
         <w:rPr>
           <w:rFonts w:ascii="Cambria" w:hAnsi="Cambria" w:cs="Cambria"/>
           <w:color w:val="000000"/>
@@ -1166,7 +1145,7 @@
         <w:autoSpaceDE w:val="0"/>
         <w:autoSpaceDN w:val="0"/>
         <w:adjustRightInd w:val="0"/>
-        <w:spacing w:after="0" w:line="240" w:lineRule="auto"/>
+        <w:spacing w:after="0" w:line="276" w:lineRule="auto"/>
         <w:rPr>
           <w:rFonts w:ascii="Cambria" w:hAnsi="Cambria" w:cs="Cambria"/>
           <w:color w:val="000000"/>
@@ -1268,7 +1247,7 @@
         <w:autoSpaceDE w:val="0"/>
         <w:autoSpaceDN w:val="0"/>
         <w:adjustRightInd w:val="0"/>
-        <w:spacing w:after="0" w:line="240" w:lineRule="auto"/>
+        <w:spacing w:after="0" w:line="276" w:lineRule="auto"/>
         <w:rPr>
           <w:rFonts w:ascii="Cambria" w:hAnsi="Cambria" w:cs="Cambria"/>
           <w:color w:val="000000"/>
@@ -1370,7 +1349,7 @@
         <w:autoSpaceDE w:val="0"/>
         <w:autoSpaceDN w:val="0"/>
         <w:adjustRightInd w:val="0"/>
-        <w:spacing w:after="0" w:line="240" w:lineRule="auto"/>
+        <w:spacing w:after="0" w:line="276" w:lineRule="auto"/>
         <w:rPr>
           <w:rFonts w:ascii="Cambria" w:hAnsi="Cambria" w:cs="Cambria"/>
           <w:color w:val="000000"/>
@@ -1472,7 +1451,7 @@
         <w:autoSpaceDE w:val="0"/>
         <w:autoSpaceDN w:val="0"/>
         <w:adjustRightInd w:val="0"/>
-        <w:spacing w:after="0" w:line="240" w:lineRule="auto"/>
+        <w:spacing w:after="0" w:line="276" w:lineRule="auto"/>
         <w:rPr>
           <w:rFonts w:ascii="Cambria" w:hAnsi="Cambria" w:cs="Cambria"/>
           <w:color w:val="000000"/>
@@ -1574,7 +1553,7 @@
         <w:autoSpaceDE w:val="0"/>
         <w:autoSpaceDN w:val="0"/>
         <w:adjustRightInd w:val="0"/>
-        <w:spacing w:after="0" w:line="240" w:lineRule="auto"/>
+        <w:spacing w:after="0" w:line="276" w:lineRule="auto"/>
         <w:rPr>
           <w:rFonts w:ascii="Cambria" w:eastAsiaTheme="minorEastAsia" w:hAnsi="Cambria" w:cs="Cambria"/>
           <w:color w:val="000000"/>
@@ -1676,7 +1655,7 @@
         <w:autoSpaceDE w:val="0"/>
         <w:autoSpaceDN w:val="0"/>
         <w:adjustRightInd w:val="0"/>
-        <w:spacing w:after="0" w:line="240" w:lineRule="auto"/>
+        <w:spacing w:after="0" w:line="276" w:lineRule="auto"/>
         <w:rPr>
           <w:rFonts w:ascii="Cambria" w:eastAsiaTheme="minorEastAsia" w:hAnsi="Cambria" w:cs="Cambria"/>
           <w:color w:val="000000"/>
@@ -1693,21 +1672,19 @@
         <w:autoSpaceDE w:val="0"/>
         <w:autoSpaceDN w:val="0"/>
         <w:adjustRightInd w:val="0"/>
-        <w:spacing w:after="0" w:line="240" w:lineRule="auto"/>
-        <w:rPr>
-          <w:rFonts w:ascii="Cambria" w:hAnsi="Cambria" w:cs="Cambria"/>
-          <w:color w:val="000000"/>
-        </w:rPr>
-      </w:pPr>
-      <w:proofErr w:type="spellStart"/>
-      <w:r>
-        <w:rPr>
-          <w:rFonts w:ascii="Cambria" w:hAnsi="Cambria" w:cs="Cambria"/>
-          <w:color w:val="000000"/>
-        </w:rPr>
-        <w:t>Periodo</w:t>
-      </w:r>
-      <w:proofErr w:type="spellEnd"/>
+        <w:spacing w:after="0" w:line="276" w:lineRule="auto"/>
+        <w:rPr>
+          <w:rFonts w:ascii="Cambria" w:hAnsi="Cambria" w:cs="Cambria"/>
+          <w:color w:val="000000"/>
+        </w:rPr>
+      </w:pPr>
+      <w:r>
+        <w:rPr>
+          <w:rFonts w:ascii="Cambria" w:hAnsi="Cambria" w:cs="Cambria"/>
+          <w:color w:val="000000"/>
+        </w:rPr>
+        <w:t>Período</w:t>
+      </w:r>
       <w:r>
         <w:rPr>
           <w:rFonts w:ascii="Cambria" w:hAnsi="Cambria" w:cs="Cambria"/>
@@ -1725,6 +1702,8 @@
       <w:r>
         <w:rPr>
           <w:rFonts w:ascii="Cambria" w:hAnsi="Cambria" w:cs="Cambria"/>
+          <w:b/>
+          <w:bCs/>
           <w:color w:val="000000"/>
         </w:rPr>
         <w:t>T = 16</w:t>
@@ -1743,25 +1722,25 @@
         <w:autoSpaceDE w:val="0"/>
         <w:autoSpaceDN w:val="0"/>
         <w:adjustRightInd w:val="0"/>
-        <w:spacing w:after="0" w:line="240" w:lineRule="auto"/>
-        <w:rPr>
-          <w:rFonts w:ascii="Cambria" w:hAnsi="Cambria" w:cs="Cambria"/>
-          <w:color w:val="000000"/>
-        </w:rPr>
-      </w:pPr>
-    </w:p>
-    <w:p>
-      <w:pPr>
-        <w:autoSpaceDE w:val="0"/>
-        <w:autoSpaceDN w:val="0"/>
-        <w:adjustRightInd w:val="0"/>
-        <w:spacing w:after="0" w:line="240" w:lineRule="auto"/>
+        <w:spacing w:after="0" w:line="276" w:lineRule="auto"/>
+        <w:rPr>
+          <w:rFonts w:ascii="Cambria" w:hAnsi="Cambria" w:cs="Cambria"/>
+          <w:color w:val="000000"/>
+        </w:rPr>
+      </w:pPr>
+    </w:p>
+    <w:p>
+      <w:pPr>
+        <w:autoSpaceDE w:val="0"/>
+        <w:autoSpaceDN w:val="0"/>
+        <w:adjustRightInd w:val="0"/>
+        <w:spacing w:after="0" w:line="276" w:lineRule="auto"/>
         <w:rPr>
           <w:rFonts w:ascii="Cambria" w:hAnsi="Cambria" w:cs="Cambria"/>
           <w:color w:val="000000"/>
         </w:rPr>
         <w:sectPr>
-          <w:pgSz w:w="11906" w:h="16838"/>
+          <w:pgSz w:w="12240" w:h="15840" w:code="1"/>
           <w:pgMar w:top="1417" w:right="1701" w:bottom="1417" w:left="1701" w:header="708" w:footer="708" w:gutter="0"/>
           <w:cols w:space="708"/>
           <w:docGrid w:linePitch="360"/>
@@ -1773,19 +1752,19 @@
         <w:autoSpaceDE w:val="0"/>
         <w:autoSpaceDN w:val="0"/>
         <w:adjustRightInd w:val="0"/>
-        <w:spacing w:after="0" w:line="240" w:lineRule="auto"/>
-        <w:rPr>
-          <w:rFonts w:ascii="Cambria" w:hAnsi="Cambria" w:cs="Cambria"/>
-          <w:color w:val="000000"/>
-        </w:rPr>
-      </w:pPr>
-    </w:p>
-    <w:p>
-      <w:pPr>
-        <w:autoSpaceDE w:val="0"/>
-        <w:autoSpaceDN w:val="0"/>
-        <w:adjustRightInd w:val="0"/>
-        <w:spacing w:after="0" w:line="240" w:lineRule="auto"/>
+        <w:spacing w:after="0" w:line="276" w:lineRule="auto"/>
+        <w:rPr>
+          <w:rFonts w:ascii="Cambria" w:hAnsi="Cambria" w:cs="Cambria"/>
+          <w:color w:val="000000"/>
+        </w:rPr>
+      </w:pPr>
+    </w:p>
+    <w:p>
+      <w:pPr>
+        <w:autoSpaceDE w:val="0"/>
+        <w:autoSpaceDN w:val="0"/>
+        <w:adjustRightInd w:val="0"/>
+        <w:spacing w:after="0" w:line="276" w:lineRule="auto"/>
         <w:rPr>
           <w:rFonts w:ascii="Cambria Math" w:hAnsi="Cambria Math" w:cs="Cambria"/>
           <w:color w:val="000000"/>
@@ -1793,7 +1772,7 @@
         </w:rPr>
         <w:sectPr>
           <w:type w:val="continuous"/>
-          <w:pgSz w:w="11906" w:h="16838"/>
+          <w:pgSz w:w="12240" w:h="15840" w:code="1"/>
           <w:pgMar w:top="1417" w:right="1701" w:bottom="1417" w:left="1701" w:header="708" w:footer="708" w:gutter="0"/>
           <w:cols w:space="708"/>
           <w:docGrid w:linePitch="360"/>
@@ -1805,7 +1784,7 @@
         <w:autoSpaceDE w:val="0"/>
         <w:autoSpaceDN w:val="0"/>
         <w:adjustRightInd w:val="0"/>
-        <w:spacing w:after="0" w:line="240" w:lineRule="auto"/>
+        <w:spacing w:after="0" w:line="276" w:lineRule="auto"/>
         <w:rPr>
           <w:rFonts w:ascii="Cambria" w:hAnsi="Cambria" w:cs="Cambria"/>
           <w:color w:val="000000"/>
@@ -1880,7 +1859,7 @@
         <w:autoSpaceDE w:val="0"/>
         <w:autoSpaceDN w:val="0"/>
         <w:adjustRightInd w:val="0"/>
-        <w:spacing w:after="0" w:line="240" w:lineRule="auto"/>
+        <w:spacing w:after="0" w:line="276" w:lineRule="auto"/>
         <w:rPr>
           <w:rFonts w:ascii="Cambria" w:hAnsi="Cambria" w:cs="Cambria"/>
           <w:color w:val="000000"/>
@@ -1955,7 +1934,7 @@
         <w:autoSpaceDE w:val="0"/>
         <w:autoSpaceDN w:val="0"/>
         <w:adjustRightInd w:val="0"/>
-        <w:spacing w:after="0" w:line="240" w:lineRule="auto"/>
+        <w:spacing w:after="0" w:line="276" w:lineRule="auto"/>
         <w:rPr>
           <w:rFonts w:ascii="Cambria" w:hAnsi="Cambria" w:cs="Cambria"/>
           <w:color w:val="000000"/>
@@ -2030,7 +2009,7 @@
         <w:autoSpaceDE w:val="0"/>
         <w:autoSpaceDN w:val="0"/>
         <w:adjustRightInd w:val="0"/>
-        <w:spacing w:after="0" w:line="240" w:lineRule="auto"/>
+        <w:spacing w:after="0" w:line="276" w:lineRule="auto"/>
         <w:rPr>
           <w:rFonts w:ascii="Cambria" w:hAnsi="Cambria" w:cs="Cambria"/>
           <w:color w:val="000000"/>
@@ -2105,7 +2084,7 @@
         <w:autoSpaceDE w:val="0"/>
         <w:autoSpaceDN w:val="0"/>
         <w:adjustRightInd w:val="0"/>
-        <w:spacing w:after="0" w:line="240" w:lineRule="auto"/>
+        <w:spacing w:after="0" w:line="276" w:lineRule="auto"/>
         <w:rPr>
           <w:rFonts w:ascii="Cambria" w:hAnsi="Cambria" w:cs="Cambria"/>
           <w:color w:val="000000"/>
@@ -2180,7 +2159,7 @@
         <w:autoSpaceDE w:val="0"/>
         <w:autoSpaceDN w:val="0"/>
         <w:adjustRightInd w:val="0"/>
-        <w:spacing w:after="0" w:line="240" w:lineRule="auto"/>
+        <w:spacing w:after="0" w:line="276" w:lineRule="auto"/>
         <w:rPr>
           <w:rFonts w:ascii="Cambria" w:hAnsi="Cambria" w:cs="Cambria"/>
           <w:color w:val="000000"/>
@@ -2255,7 +2234,7 @@
         <w:autoSpaceDE w:val="0"/>
         <w:autoSpaceDN w:val="0"/>
         <w:adjustRightInd w:val="0"/>
-        <w:spacing w:after="0" w:line="240" w:lineRule="auto"/>
+        <w:spacing w:after="0" w:line="276" w:lineRule="auto"/>
         <w:rPr>
           <w:rFonts w:ascii="Cambria" w:hAnsi="Cambria" w:cs="Cambria"/>
           <w:color w:val="000000"/>
@@ -2330,7 +2309,7 @@
         <w:autoSpaceDE w:val="0"/>
         <w:autoSpaceDN w:val="0"/>
         <w:adjustRightInd w:val="0"/>
-        <w:spacing w:after="0" w:line="240" w:lineRule="auto"/>
+        <w:spacing w:after="0" w:line="276" w:lineRule="auto"/>
         <w:rPr>
           <w:rFonts w:ascii="Cambria" w:hAnsi="Cambria" w:cs="Cambria"/>
           <w:color w:val="000000"/>
@@ -2405,7 +2384,7 @@
         <w:autoSpaceDE w:val="0"/>
         <w:autoSpaceDN w:val="0"/>
         <w:adjustRightInd w:val="0"/>
-        <w:spacing w:after="0" w:line="240" w:lineRule="auto"/>
+        <w:spacing w:after="0" w:line="276" w:lineRule="auto"/>
         <w:rPr>
           <w:rFonts w:ascii="Cambria" w:hAnsi="Cambria" w:cs="Cambria"/>
           <w:color w:val="000000"/>
@@ -2480,7 +2459,7 @@
         <w:autoSpaceDE w:val="0"/>
         <w:autoSpaceDN w:val="0"/>
         <w:adjustRightInd w:val="0"/>
-        <w:spacing w:after="0" w:line="240" w:lineRule="auto"/>
+        <w:spacing w:after="0" w:line="276" w:lineRule="auto"/>
         <w:rPr>
           <w:rFonts w:ascii="Cambria" w:eastAsiaTheme="minorEastAsia" w:hAnsi="Cambria" w:cs="Cambria"/>
           <w:color w:val="000000"/>
@@ -2555,7 +2534,7 @@
         <w:autoSpaceDE w:val="0"/>
         <w:autoSpaceDN w:val="0"/>
         <w:adjustRightInd w:val="0"/>
-        <w:spacing w:after="0" w:line="240" w:lineRule="auto"/>
+        <w:spacing w:after="0" w:line="276" w:lineRule="auto"/>
         <w:rPr>
           <w:rFonts w:ascii="Cambria" w:eastAsiaTheme="minorEastAsia" w:hAnsi="Cambria" w:cs="Cambria"/>
           <w:color w:val="000000"/>
@@ -2630,7 +2609,7 @@
         <w:autoSpaceDE w:val="0"/>
         <w:autoSpaceDN w:val="0"/>
         <w:adjustRightInd w:val="0"/>
-        <w:spacing w:after="0" w:line="240" w:lineRule="auto"/>
+        <w:spacing w:after="0" w:line="276" w:lineRule="auto"/>
         <w:rPr>
           <w:rFonts w:ascii="Cambria" w:eastAsiaTheme="minorEastAsia" w:hAnsi="Cambria" w:cs="Cambria"/>
           <w:color w:val="000000"/>
@@ -2705,7 +2684,7 @@
         <w:autoSpaceDE w:val="0"/>
         <w:autoSpaceDN w:val="0"/>
         <w:adjustRightInd w:val="0"/>
-        <w:spacing w:after="0" w:line="240" w:lineRule="auto"/>
+        <w:spacing w:after="0" w:line="276" w:lineRule="auto"/>
         <w:rPr>
           <w:rFonts w:ascii="Cambria" w:eastAsiaTheme="minorEastAsia" w:hAnsi="Cambria" w:cs="Cambria"/>
           <w:color w:val="000000"/>
@@ -2780,7 +2759,7 @@
         <w:autoSpaceDE w:val="0"/>
         <w:autoSpaceDN w:val="0"/>
         <w:adjustRightInd w:val="0"/>
-        <w:spacing w:after="0" w:line="240" w:lineRule="auto"/>
+        <w:spacing w:after="0" w:line="276" w:lineRule="auto"/>
         <w:rPr>
           <w:rFonts w:ascii="Cambria" w:eastAsiaTheme="minorEastAsia" w:hAnsi="Cambria" w:cs="Cambria"/>
           <w:color w:val="000000"/>
@@ -2855,7 +2834,7 @@
         <w:autoSpaceDE w:val="0"/>
         <w:autoSpaceDN w:val="0"/>
         <w:adjustRightInd w:val="0"/>
-        <w:spacing w:after="0" w:line="240" w:lineRule="auto"/>
+        <w:spacing w:after="0" w:line="276" w:lineRule="auto"/>
         <w:rPr>
           <w:rFonts w:ascii="Cambria" w:eastAsiaTheme="minorEastAsia" w:hAnsi="Cambria" w:cs="Cambria"/>
           <w:color w:val="000000"/>
@@ -2930,7 +2909,7 @@
         <w:autoSpaceDE w:val="0"/>
         <w:autoSpaceDN w:val="0"/>
         <w:adjustRightInd w:val="0"/>
-        <w:spacing w:after="0" w:line="240" w:lineRule="auto"/>
+        <w:spacing w:after="0" w:line="276" w:lineRule="auto"/>
         <w:rPr>
           <w:rFonts w:ascii="Cambria" w:eastAsiaTheme="minorEastAsia" w:hAnsi="Cambria" w:cs="Cambria"/>
           <w:color w:val="000000"/>
@@ -3005,7 +2984,7 @@
         <w:autoSpaceDE w:val="0"/>
         <w:autoSpaceDN w:val="0"/>
         <w:adjustRightInd w:val="0"/>
-        <w:spacing w:after="0" w:line="240" w:lineRule="auto"/>
+        <w:spacing w:after="0" w:line="276" w:lineRule="auto"/>
         <w:rPr>
           <w:rFonts w:ascii="Cambria" w:eastAsiaTheme="minorEastAsia" w:hAnsi="Cambria" w:cs="Cambria"/>
           <w:color w:val="000000"/>
@@ -3017,7 +2996,7 @@
         <w:autoSpaceDE w:val="0"/>
         <w:autoSpaceDN w:val="0"/>
         <w:adjustRightInd w:val="0"/>
-        <w:spacing w:after="0" w:line="240" w:lineRule="auto"/>
+        <w:spacing w:after="0" w:line="276" w:lineRule="auto"/>
         <w:rPr>
           <w:rFonts w:ascii="Cambria" w:hAnsi="Cambria" w:cs="Cambria"/>
           <w:color w:val="000000"/>
@@ -3092,7 +3071,7 @@
         <w:autoSpaceDE w:val="0"/>
         <w:autoSpaceDN w:val="0"/>
         <w:adjustRightInd w:val="0"/>
-        <w:spacing w:after="0" w:line="240" w:lineRule="auto"/>
+        <w:spacing w:after="0" w:line="276" w:lineRule="auto"/>
         <w:rPr>
           <w:rFonts w:ascii="Cambria" w:hAnsi="Cambria" w:cs="Cambria"/>
           <w:color w:val="000000"/>
@@ -3167,7 +3146,7 @@
         <w:autoSpaceDE w:val="0"/>
         <w:autoSpaceDN w:val="0"/>
         <w:adjustRightInd w:val="0"/>
-        <w:spacing w:after="0" w:line="240" w:lineRule="auto"/>
+        <w:spacing w:after="0" w:line="276" w:lineRule="auto"/>
         <w:rPr>
           <w:rFonts w:ascii="Cambria" w:hAnsi="Cambria" w:cs="Cambria"/>
           <w:color w:val="000000"/>
@@ -3242,7 +3221,7 @@
         <w:autoSpaceDE w:val="0"/>
         <w:autoSpaceDN w:val="0"/>
         <w:adjustRightInd w:val="0"/>
-        <w:spacing w:after="0" w:line="240" w:lineRule="auto"/>
+        <w:spacing w:after="0" w:line="276" w:lineRule="auto"/>
         <w:rPr>
           <w:rFonts w:ascii="Cambria" w:hAnsi="Cambria" w:cs="Cambria"/>
           <w:color w:val="000000"/>
@@ -3317,7 +3296,7 @@
         <w:autoSpaceDE w:val="0"/>
         <w:autoSpaceDN w:val="0"/>
         <w:adjustRightInd w:val="0"/>
-        <w:spacing w:after="0" w:line="240" w:lineRule="auto"/>
+        <w:spacing w:after="0" w:line="276" w:lineRule="auto"/>
         <w:rPr>
           <w:rFonts w:ascii="Cambria" w:hAnsi="Cambria" w:cs="Cambria"/>
           <w:color w:val="000000"/>
@@ -3392,7 +3371,7 @@
         <w:autoSpaceDE w:val="0"/>
         <w:autoSpaceDN w:val="0"/>
         <w:adjustRightInd w:val="0"/>
-        <w:spacing w:after="0" w:line="240" w:lineRule="auto"/>
+        <w:spacing w:after="0" w:line="276" w:lineRule="auto"/>
         <w:rPr>
           <w:rFonts w:ascii="Cambria" w:hAnsi="Cambria" w:cs="Cambria"/>
           <w:color w:val="000000"/>
@@ -3467,7 +3446,7 @@
         <w:autoSpaceDE w:val="0"/>
         <w:autoSpaceDN w:val="0"/>
         <w:adjustRightInd w:val="0"/>
-        <w:spacing w:after="0" w:line="240" w:lineRule="auto"/>
+        <w:spacing w:after="0" w:line="276" w:lineRule="auto"/>
         <w:rPr>
           <w:rFonts w:ascii="Cambria" w:hAnsi="Cambria" w:cs="Cambria"/>
           <w:color w:val="000000"/>
@@ -3542,7 +3521,7 @@
         <w:autoSpaceDE w:val="0"/>
         <w:autoSpaceDN w:val="0"/>
         <w:adjustRightInd w:val="0"/>
-        <w:spacing w:after="0" w:line="240" w:lineRule="auto"/>
+        <w:spacing w:after="0" w:line="276" w:lineRule="auto"/>
         <w:rPr>
           <w:rFonts w:ascii="Cambria" w:hAnsi="Cambria" w:cs="Cambria"/>
           <w:color w:val="000000"/>
@@ -3617,7 +3596,7 @@
         <w:autoSpaceDE w:val="0"/>
         <w:autoSpaceDN w:val="0"/>
         <w:adjustRightInd w:val="0"/>
-        <w:spacing w:after="0" w:line="240" w:lineRule="auto"/>
+        <w:spacing w:after="0" w:line="276" w:lineRule="auto"/>
         <w:rPr>
           <w:rFonts w:ascii="Cambria" w:hAnsi="Cambria" w:cs="Cambria"/>
           <w:color w:val="000000"/>
@@ -3692,7 +3671,7 @@
         <w:autoSpaceDE w:val="0"/>
         <w:autoSpaceDN w:val="0"/>
         <w:adjustRightInd w:val="0"/>
-        <w:spacing w:after="0" w:line="240" w:lineRule="auto"/>
+        <w:spacing w:after="0" w:line="276" w:lineRule="auto"/>
         <w:rPr>
           <w:rFonts w:ascii="Cambria" w:eastAsiaTheme="minorEastAsia" w:hAnsi="Cambria" w:cs="Cambria"/>
           <w:color w:val="000000"/>
@@ -3767,7 +3746,7 @@
         <w:autoSpaceDE w:val="0"/>
         <w:autoSpaceDN w:val="0"/>
         <w:adjustRightInd w:val="0"/>
-        <w:spacing w:after="0" w:line="240" w:lineRule="auto"/>
+        <w:spacing w:after="0" w:line="276" w:lineRule="auto"/>
         <w:rPr>
           <w:rFonts w:ascii="Cambria" w:eastAsiaTheme="minorEastAsia" w:hAnsi="Cambria" w:cs="Cambria"/>
           <w:color w:val="000000"/>
@@ -3842,7 +3821,7 @@
         <w:autoSpaceDE w:val="0"/>
         <w:autoSpaceDN w:val="0"/>
         <w:adjustRightInd w:val="0"/>
-        <w:spacing w:after="0" w:line="240" w:lineRule="auto"/>
+        <w:spacing w:after="0" w:line="276" w:lineRule="auto"/>
         <w:rPr>
           <w:rFonts w:ascii="Cambria" w:eastAsiaTheme="minorEastAsia" w:hAnsi="Cambria" w:cs="Cambria"/>
           <w:color w:val="000000"/>
@@ -3917,7 +3896,7 @@
         <w:autoSpaceDE w:val="0"/>
         <w:autoSpaceDN w:val="0"/>
         <w:adjustRightInd w:val="0"/>
-        <w:spacing w:after="0" w:line="240" w:lineRule="auto"/>
+        <w:spacing w:after="0" w:line="276" w:lineRule="auto"/>
         <w:rPr>
           <w:rFonts w:ascii="Cambria" w:eastAsiaTheme="minorEastAsia" w:hAnsi="Cambria" w:cs="Cambria"/>
           <w:color w:val="000000"/>
@@ -3992,7 +3971,7 @@
         <w:autoSpaceDE w:val="0"/>
         <w:autoSpaceDN w:val="0"/>
         <w:adjustRightInd w:val="0"/>
-        <w:spacing w:after="0" w:line="240" w:lineRule="auto"/>
+        <w:spacing w:after="0" w:line="276" w:lineRule="auto"/>
         <w:rPr>
           <w:rFonts w:ascii="Cambria" w:eastAsiaTheme="minorEastAsia" w:hAnsi="Cambria" w:cs="Cambria"/>
           <w:color w:val="000000"/>
@@ -4067,7 +4046,7 @@
         <w:autoSpaceDE w:val="0"/>
         <w:autoSpaceDN w:val="0"/>
         <w:adjustRightInd w:val="0"/>
-        <w:spacing w:after="0" w:line="240" w:lineRule="auto"/>
+        <w:spacing w:after="0" w:line="276" w:lineRule="auto"/>
         <w:rPr>
           <w:rFonts w:ascii="Cambria" w:eastAsiaTheme="minorEastAsia" w:hAnsi="Cambria" w:cs="Cambria"/>
           <w:color w:val="000000"/>
@@ -4142,7 +4121,7 @@
         <w:autoSpaceDE w:val="0"/>
         <w:autoSpaceDN w:val="0"/>
         <w:adjustRightInd w:val="0"/>
-        <w:spacing w:after="0" w:line="240" w:lineRule="auto"/>
+        <w:spacing w:after="0" w:line="276" w:lineRule="auto"/>
         <w:rPr>
           <w:rFonts w:ascii="Cambria" w:eastAsiaTheme="minorEastAsia" w:hAnsi="Cambria" w:cs="Cambria"/>
           <w:color w:val="000000"/>
@@ -4217,7 +4196,7 @@
         <w:autoSpaceDE w:val="0"/>
         <w:autoSpaceDN w:val="0"/>
         <w:adjustRightInd w:val="0"/>
-        <w:spacing w:after="0" w:line="240" w:lineRule="auto"/>
+        <w:spacing w:after="0" w:line="276" w:lineRule="auto"/>
         <w:rPr>
           <w:rFonts w:ascii="Cambria" w:eastAsiaTheme="minorEastAsia" w:hAnsi="Cambria" w:cs="Cambria"/>
           <w:color w:val="000000"/>
@@ -4229,14 +4208,14 @@
         <w:autoSpaceDE w:val="0"/>
         <w:autoSpaceDN w:val="0"/>
         <w:adjustRightInd w:val="0"/>
-        <w:spacing w:after="0" w:line="240" w:lineRule="auto"/>
+        <w:spacing w:after="0" w:line="276" w:lineRule="auto"/>
         <w:rPr>
           <w:rFonts w:ascii="Cambria" w:eastAsiaTheme="minorEastAsia" w:hAnsi="Cambria" w:cs="Cambria"/>
           <w:color w:val="000000"/>
         </w:rPr>
         <w:sectPr>
           <w:type w:val="continuous"/>
-          <w:pgSz w:w="11906" w:h="16838"/>
+          <w:pgSz w:w="12240" w:h="15840" w:code="1"/>
           <w:pgMar w:top="1417" w:right="1701" w:bottom="1417" w:left="1701" w:header="708" w:footer="708" w:gutter="0"/>
           <w:cols w:num="2" w:space="708"/>
           <w:docGrid w:linePitch="360"/>
@@ -4248,7 +4227,7 @@
         <w:autoSpaceDE w:val="0"/>
         <w:autoSpaceDN w:val="0"/>
         <w:adjustRightInd w:val="0"/>
-        <w:spacing w:after="0" w:line="240" w:lineRule="auto"/>
+        <w:spacing w:after="0" w:line="276" w:lineRule="auto"/>
         <w:rPr>
           <w:rFonts w:ascii="Cambria" w:eastAsiaTheme="minorEastAsia" w:hAnsi="Cambria" w:cs="Cambria"/>
           <w:color w:val="000000"/>
@@ -4260,14 +4239,14 @@
         <w:autoSpaceDE w:val="0"/>
         <w:autoSpaceDN w:val="0"/>
         <w:adjustRightInd w:val="0"/>
-        <w:spacing w:after="0" w:line="240" w:lineRule="auto"/>
+        <w:spacing w:after="0" w:line="276" w:lineRule="auto"/>
         <w:rPr>
           <w:rFonts w:ascii="Cambria" w:eastAsiaTheme="minorEastAsia" w:hAnsi="Cambria" w:cs="Cambria"/>
           <w:color w:val="000000"/>
         </w:rPr>
         <w:sectPr>
           <w:type w:val="continuous"/>
-          <w:pgSz w:w="11906" w:h="16838"/>
+          <w:pgSz w:w="12240" w:h="15840" w:code="1"/>
           <w:pgMar w:top="1417" w:right="1701" w:bottom="1417" w:left="1701" w:header="708" w:footer="708" w:gutter="0"/>
           <w:cols w:space="708"/>
           <w:docGrid w:linePitch="360"/>
@@ -4284,29 +4263,26 @@
         <w:autoSpaceDE w:val="0"/>
         <w:autoSpaceDN w:val="0"/>
         <w:adjustRightInd w:val="0"/>
-        <w:spacing w:after="0" w:line="240" w:lineRule="auto"/>
-        <w:rPr>
-          <w:rFonts w:ascii="Cambria" w:hAnsi="Cambria" w:cs="Cambria"/>
-          <w:color w:val="000000"/>
-        </w:rPr>
-      </w:pPr>
-      <w:r>
-        <w:rPr>
-          <w:rFonts w:ascii="Cambria" w:hAnsi="Cambria" w:cs="Cambria"/>
-          <w:color w:val="000000"/>
-        </w:rPr>
-        <w:lastRenderedPageBreak/>
+        <w:spacing w:after="0" w:line="276" w:lineRule="auto"/>
+        <w:rPr>
+          <w:rFonts w:ascii="Cambria" w:hAnsi="Cambria" w:cs="Cambria"/>
+          <w:color w:val="000000"/>
+        </w:rPr>
+      </w:pPr>
+      <w:r>
+        <w:rPr>
+          <w:rFonts w:ascii="Cambria" w:hAnsi="Cambria" w:cs="Cambria"/>
+          <w:color w:val="000000"/>
+        </w:rPr>
         <w:t xml:space="preserve">Verifique se o gerador satisfaz o </w:t>
       </w:r>
-      <w:proofErr w:type="spellStart"/>
-      <w:r>
-        <w:rPr>
-          <w:rFonts w:ascii="Cambria" w:hAnsi="Cambria" w:cs="Cambria"/>
-          <w:color w:val="000000"/>
-        </w:rPr>
-        <w:t>periodo</w:t>
-      </w:r>
-      <w:proofErr w:type="spellEnd"/>
+      <w:r>
+        <w:rPr>
+          <w:rFonts w:ascii="Cambria" w:hAnsi="Cambria" w:cs="Cambria"/>
+          <w:color w:val="000000"/>
+        </w:rPr>
+        <w:t>período</w:t>
+      </w:r>
       <w:r>
         <w:rPr>
           <w:rFonts w:ascii="Cambria" w:hAnsi="Cambria" w:cs="Cambria"/>
@@ -4314,15 +4290,13 @@
         </w:rPr>
         <w:t xml:space="preserve"> </w:t>
       </w:r>
-      <w:proofErr w:type="spellStart"/>
-      <w:r>
-        <w:rPr>
-          <w:rFonts w:ascii="Cambria" w:hAnsi="Cambria" w:cs="Cambria"/>
-          <w:color w:val="000000"/>
-        </w:rPr>
-        <w:t>maximo</w:t>
-      </w:r>
-      <w:proofErr w:type="spellEnd"/>
+      <w:r>
+        <w:rPr>
+          <w:rFonts w:ascii="Cambria" w:hAnsi="Cambria" w:cs="Cambria"/>
+          <w:color w:val="000000"/>
+        </w:rPr>
+        <w:t>máximo</w:t>
+      </w:r>
       <w:r>
         <w:rPr>
           <w:rFonts w:ascii="Cambria" w:hAnsi="Cambria" w:cs="Cambria"/>
@@ -4336,131 +4310,100 @@
         <w:autoSpaceDE w:val="0"/>
         <w:autoSpaceDN w:val="0"/>
         <w:adjustRightInd w:val="0"/>
-        <w:spacing w:after="0" w:line="240" w:lineRule="auto"/>
+        <w:spacing w:after="0" w:line="276" w:lineRule="auto"/>
         <w:ind w:left="360"/>
         <w:rPr>
           <w:rFonts w:ascii="Cambria" w:eastAsiaTheme="minorEastAsia" w:hAnsi="Cambria" w:cs="Cambria"/>
           <w:color w:val="000000"/>
         </w:rPr>
       </w:pPr>
-    </w:p>
-    <w:p>
-      <w:pPr>
-        <w:autoSpaceDE w:val="0"/>
-        <w:autoSpaceDN w:val="0"/>
-        <w:adjustRightInd w:val="0"/>
-        <w:spacing w:after="0" w:line="240" w:lineRule="auto"/>
+      <w:r>
+        <w:rPr>
+          <w:rFonts w:ascii="Cambria" w:eastAsiaTheme="minorEastAsia" w:hAnsi="Cambria" w:cs="Cambria"/>
+          <w:color w:val="000000"/>
+        </w:rPr>
+        <w:t>P</w:t>
+      </w:r>
+      <w:r>
+        <w:rPr>
+          <w:rFonts w:ascii="Cambria" w:eastAsiaTheme="minorEastAsia" w:hAnsi="Cambria" w:cs="Cambria"/>
+          <w:color w:val="000000"/>
+        </w:rPr>
+        <w:t>eríodo máximo teórico</w:t>
+      </w:r>
+      <w:r>
+        <w:rPr>
+          <w:rFonts w:ascii="Cambria" w:eastAsiaTheme="minorEastAsia" w:hAnsi="Cambria" w:cs="Cambria"/>
+          <w:color w:val="000000"/>
+        </w:rPr>
+        <w:t xml:space="preserve"> m = 32</w:t>
+      </w:r>
+    </w:p>
+    <w:p>
+      <w:pPr>
+        <w:autoSpaceDE w:val="0"/>
+        <w:autoSpaceDN w:val="0"/>
+        <w:adjustRightInd w:val="0"/>
+        <w:spacing w:after="0" w:line="276" w:lineRule="auto"/>
         <w:ind w:left="360"/>
         <w:rPr>
           <w:rFonts w:ascii="Cambria" w:eastAsiaTheme="minorEastAsia" w:hAnsi="Cambria" w:cs="Cambria"/>
+          <w:b/>
+          <w:bCs/>
           <w:color w:val="000000"/>
         </w:rPr>
       </w:pPr>
       <w:r>
         <w:rPr>
           <w:rFonts w:ascii="Cambria" w:eastAsiaTheme="minorEastAsia" w:hAnsi="Cambria" w:cs="Cambria"/>
-          <w:color w:val="000000"/>
-        </w:rPr>
-        <w:t>P</w:t>
-      </w:r>
-      <w:r>
+          <w:b/>
+          <w:bCs/>
+          <w:color w:val="000000"/>
+        </w:rPr>
+        <w:t xml:space="preserve">T &lt; m </w:t>
+      </w:r>
+    </w:p>
+    <w:p>
+      <w:pPr>
+        <w:autoSpaceDE w:val="0"/>
+        <w:autoSpaceDN w:val="0"/>
+        <w:adjustRightInd w:val="0"/>
+        <w:spacing w:after="0" w:line="276" w:lineRule="auto"/>
+        <w:ind w:left="360"/>
         <w:rPr>
           <w:rFonts w:ascii="Cambria" w:eastAsiaTheme="minorEastAsia" w:hAnsi="Cambria" w:cs="Cambria"/>
-          <w:color w:val="000000"/>
-        </w:rPr>
-        <w:t>eríodo máximo teórico</w:t>
-      </w:r>
+          <w:b/>
+          <w:bCs/>
+          <w:color w:val="000000"/>
+        </w:rPr>
+      </w:pPr>
       <w:r>
         <w:rPr>
           <w:rFonts w:ascii="Cambria" w:eastAsiaTheme="minorEastAsia" w:hAnsi="Cambria" w:cs="Cambria"/>
-          <w:color w:val="000000"/>
-        </w:rPr>
-        <w:t xml:space="preserve"> m = 32</w:t>
-      </w:r>
-    </w:p>
-    <w:p>
-      <w:pPr>
-        <w:autoSpaceDE w:val="0"/>
-        <w:autoSpaceDN w:val="0"/>
-        <w:adjustRightInd w:val="0"/>
-        <w:spacing w:after="0" w:line="240" w:lineRule="auto"/>
+          <w:b/>
+          <w:bCs/>
+          <w:color w:val="000000"/>
+        </w:rPr>
+        <w:t>16 &lt; 32</w:t>
+      </w:r>
+    </w:p>
+    <w:p>
+      <w:pPr>
+        <w:autoSpaceDE w:val="0"/>
+        <w:autoSpaceDN w:val="0"/>
+        <w:adjustRightInd w:val="0"/>
+        <w:spacing w:after="0" w:line="276" w:lineRule="auto"/>
         <w:ind w:left="360"/>
         <w:rPr>
           <w:rFonts w:ascii="Cambria" w:eastAsiaTheme="minorEastAsia" w:hAnsi="Cambria" w:cs="Cambria"/>
           <w:color w:val="000000"/>
         </w:rPr>
       </w:pPr>
-    </w:p>
-    <w:p>
-      <w:pPr>
-        <w:autoSpaceDE w:val="0"/>
-        <w:autoSpaceDN w:val="0"/>
-        <w:adjustRightInd w:val="0"/>
-        <w:spacing w:after="0" w:line="240" w:lineRule="auto"/>
-        <w:ind w:left="360"/>
+      <w:r>
         <w:rPr>
           <w:rFonts w:ascii="Cambria" w:eastAsiaTheme="minorEastAsia" w:hAnsi="Cambria" w:cs="Cambria"/>
           <w:color w:val="000000"/>
         </w:rPr>
-      </w:pPr>
-      <w:r>
-        <w:rPr>
-          <w:rFonts w:ascii="Cambria" w:eastAsiaTheme="minorEastAsia" w:hAnsi="Cambria" w:cs="Cambria"/>
-          <w:color w:val="000000"/>
-        </w:rPr>
-        <w:t xml:space="preserve">T &lt; m </w:t>
-      </w:r>
-    </w:p>
-    <w:p>
-      <w:pPr>
-        <w:autoSpaceDE w:val="0"/>
-        <w:autoSpaceDN w:val="0"/>
-        <w:adjustRightInd w:val="0"/>
-        <w:spacing w:after="0" w:line="240" w:lineRule="auto"/>
-        <w:ind w:left="360"/>
-        <w:rPr>
-          <w:rFonts w:ascii="Cambria" w:eastAsiaTheme="minorEastAsia" w:hAnsi="Cambria" w:cs="Cambria"/>
-          <w:color w:val="000000"/>
-        </w:rPr>
-      </w:pPr>
-      <w:r>
-        <w:rPr>
-          <w:rFonts w:ascii="Cambria" w:eastAsiaTheme="minorEastAsia" w:hAnsi="Cambria" w:cs="Cambria"/>
-          <w:color w:val="000000"/>
-        </w:rPr>
-        <w:t>16 &lt; 32</w:t>
-      </w:r>
-    </w:p>
-    <w:p>
-      <w:pPr>
-        <w:autoSpaceDE w:val="0"/>
-        <w:autoSpaceDN w:val="0"/>
-        <w:adjustRightInd w:val="0"/>
-        <w:spacing w:after="0" w:line="240" w:lineRule="auto"/>
-        <w:ind w:left="360"/>
-        <w:rPr>
-          <w:rFonts w:ascii="Cambria" w:eastAsiaTheme="minorEastAsia" w:hAnsi="Cambria" w:cs="Cambria"/>
-          <w:color w:val="000000"/>
-        </w:rPr>
-      </w:pPr>
-    </w:p>
-    <w:p>
-      <w:pPr>
-        <w:autoSpaceDE w:val="0"/>
-        <w:autoSpaceDN w:val="0"/>
-        <w:adjustRightInd w:val="0"/>
-        <w:spacing w:after="0" w:line="240" w:lineRule="auto"/>
-        <w:ind w:left="360"/>
-        <w:rPr>
-          <w:rFonts w:ascii="Cambria" w:eastAsiaTheme="minorEastAsia" w:hAnsi="Cambria" w:cs="Cambria"/>
-          <w:color w:val="000000"/>
-        </w:rPr>
-      </w:pPr>
-      <w:r>
-        <w:rPr>
-          <w:rFonts w:ascii="Cambria" w:eastAsiaTheme="minorEastAsia" w:hAnsi="Cambria" w:cs="Cambria"/>
-          <w:color w:val="000000"/>
-        </w:rPr>
         <w:t>Portanto, conclui-se que o gerador não satisfaz a condição de período máximo.</w:t>
       </w:r>
     </w:p>
@@ -4469,7 +4412,7 @@
         <w:autoSpaceDE w:val="0"/>
         <w:autoSpaceDN w:val="0"/>
         <w:adjustRightInd w:val="0"/>
-        <w:spacing w:after="0" w:line="240" w:lineRule="auto"/>
+        <w:spacing w:after="0" w:line="276" w:lineRule="auto"/>
         <w:ind w:left="360"/>
         <w:rPr>
           <w:rFonts w:ascii="Cambria" w:eastAsiaTheme="minorEastAsia" w:hAnsi="Cambria" w:cs="Cambria"/>
@@ -4487,21 +4430,19 @@
         <w:autoSpaceDE w:val="0"/>
         <w:autoSpaceDN w:val="0"/>
         <w:adjustRightInd w:val="0"/>
-        <w:spacing w:after="0" w:line="240" w:lineRule="auto"/>
+        <w:spacing w:after="0" w:line="276" w:lineRule="auto"/>
         <w:rPr>
           <w:rFonts w:ascii="Cambria" w:eastAsiaTheme="minorEastAsia" w:hAnsi="Cambria" w:cs="Cambria"/>
           <w:color w:val="000000"/>
         </w:rPr>
       </w:pPr>
-      <w:proofErr w:type="spellStart"/>
-      <w:r>
-        <w:rPr>
-          <w:rFonts w:ascii="Cambria" w:hAnsi="Cambria" w:cs="Cambria"/>
-          <w:color w:val="000000"/>
-        </w:rPr>
-        <w:t>Limitacoes</w:t>
-      </w:r>
-      <w:proofErr w:type="spellEnd"/>
+      <w:r>
+        <w:rPr>
+          <w:rFonts w:ascii="Cambria" w:hAnsi="Cambria" w:cs="Cambria"/>
+          <w:color w:val="000000"/>
+        </w:rPr>
+        <w:t>Limitações</w:t>
+      </w:r>
       <w:r>
         <w:rPr>
           <w:rFonts w:ascii="Cambria" w:hAnsi="Cambria" w:cs="Cambria"/>
@@ -4509,15 +4450,13 @@
         </w:rPr>
         <w:t xml:space="preserve"> desse gerador para </w:t>
       </w:r>
-      <w:proofErr w:type="spellStart"/>
-      <w:r>
-        <w:rPr>
-          <w:rFonts w:ascii="Cambria" w:hAnsi="Cambria" w:cs="Cambria"/>
-          <w:color w:val="000000"/>
-        </w:rPr>
-        <w:t>simulacoes</w:t>
-      </w:r>
-      <w:proofErr w:type="spellEnd"/>
+      <w:r>
+        <w:rPr>
+          <w:rFonts w:ascii="Cambria" w:hAnsi="Cambria" w:cs="Cambria"/>
+          <w:color w:val="000000"/>
+        </w:rPr>
+        <w:t>simulações</w:t>
+      </w:r>
       <w:r>
         <w:rPr>
           <w:rFonts w:ascii="Cambria" w:hAnsi="Cambria" w:cs="Cambria"/>
@@ -4531,7 +4470,7 @@
         <w:autoSpaceDE w:val="0"/>
         <w:autoSpaceDN w:val="0"/>
         <w:adjustRightInd w:val="0"/>
-        <w:spacing w:after="0" w:line="240" w:lineRule="auto"/>
+        <w:spacing w:after="0" w:line="276" w:lineRule="auto"/>
         <w:ind w:left="360"/>
         <w:rPr>
           <w:rFonts w:ascii="Cambria" w:eastAsiaTheme="minorEastAsia" w:hAnsi="Cambria" w:cs="Cambria"/>
@@ -4544,7 +4483,7 @@
         <w:autoSpaceDE w:val="0"/>
         <w:autoSpaceDN w:val="0"/>
         <w:adjustRightInd w:val="0"/>
-        <w:spacing w:after="0" w:line="240" w:lineRule="auto"/>
+        <w:spacing w:after="0" w:line="276" w:lineRule="auto"/>
         <w:ind w:left="360"/>
         <w:rPr>
           <w:rFonts w:ascii="Cambria" w:eastAsiaTheme="minorEastAsia" w:hAnsi="Cambria" w:cs="Cambria"/>
@@ -4566,7 +4505,7 @@
         <w:autoSpaceDE w:val="0"/>
         <w:autoSpaceDN w:val="0"/>
         <w:adjustRightInd w:val="0"/>
-        <w:spacing w:after="0" w:line="240" w:lineRule="auto"/>
+        <w:spacing w:after="0" w:line="276" w:lineRule="auto"/>
         <w:ind w:left="360"/>
         <w:rPr>
           <w:rFonts w:ascii="Cambria" w:eastAsiaTheme="minorEastAsia" w:hAnsi="Cambria" w:cs="Cambria"/>
@@ -4574,13 +4513,21 @@
           <w:highlight w:val="yellow"/>
         </w:rPr>
       </w:pPr>
-    </w:p>
-    <w:p>
-      <w:pPr>
-        <w:autoSpaceDE w:val="0"/>
-        <w:autoSpaceDN w:val="0"/>
-        <w:adjustRightInd w:val="0"/>
-        <w:spacing w:after="0" w:line="240" w:lineRule="auto"/>
+      <w:r>
+        <w:rPr>
+          <w:rFonts w:ascii="Cambria" w:eastAsiaTheme="minorEastAsia" w:hAnsi="Cambria" w:cs="Cambria"/>
+          <w:color w:val="000000"/>
+          <w:highlight w:val="yellow"/>
+        </w:rPr>
+        <w:t>Além disso, a qualidade estatística dos números produzidos é limitada, podendo haver correlações entre valores consecutivos. Esse comportamento reduz a aleatoriedade efetiva da sequência.</w:t>
+      </w:r>
+    </w:p>
+    <w:p>
+      <w:pPr>
+        <w:autoSpaceDE w:val="0"/>
+        <w:autoSpaceDN w:val="0"/>
+        <w:adjustRightInd w:val="0"/>
+        <w:spacing w:after="0" w:line="276" w:lineRule="auto"/>
         <w:ind w:left="360"/>
         <w:rPr>
           <w:rFonts w:ascii="Cambria" w:eastAsiaTheme="minorEastAsia" w:hAnsi="Cambria" w:cs="Cambria"/>
@@ -4594,111 +4541,65 @@
           <w:color w:val="000000"/>
           <w:highlight w:val="yellow"/>
         </w:rPr>
-        <w:t>Além disso, a qualidade estatística dos números produzidos é limitada, podendo haver correlações entre valores consecutivos. Esse comportamento reduz a aleatoriedade efetiva da sequência.</w:t>
-      </w:r>
-    </w:p>
-    <w:p>
-      <w:pPr>
-        <w:autoSpaceDE w:val="0"/>
-        <w:autoSpaceDN w:val="0"/>
-        <w:adjustRightInd w:val="0"/>
-        <w:spacing w:after="0" w:line="240" w:lineRule="auto"/>
+        <w:t>Outro aspecto importante é que a escolha dos parâmetros não atende às condições necessárias para garantir período máximo, o que impacta negativamente o desempenho do gerador.</w:t>
+      </w:r>
+    </w:p>
+    <w:p>
+      <w:pPr>
+        <w:autoSpaceDE w:val="0"/>
+        <w:autoSpaceDN w:val="0"/>
+        <w:adjustRightInd w:val="0"/>
+        <w:spacing w:after="0" w:line="276" w:lineRule="auto"/>
         <w:ind w:left="360"/>
         <w:rPr>
           <w:rFonts w:ascii="Cambria" w:eastAsiaTheme="minorEastAsia" w:hAnsi="Cambria" w:cs="Cambria"/>
           <w:color w:val="000000"/>
+        </w:rPr>
+      </w:pPr>
+      <w:r>
+        <w:rPr>
+          <w:rFonts w:ascii="Cambria" w:eastAsiaTheme="minorEastAsia" w:hAnsi="Cambria" w:cs="Cambria"/>
+          <w:color w:val="000000"/>
           <w:highlight w:val="yellow"/>
         </w:rPr>
-      </w:pPr>
-    </w:p>
-    <w:p>
-      <w:pPr>
-        <w:autoSpaceDE w:val="0"/>
-        <w:autoSpaceDN w:val="0"/>
-        <w:adjustRightInd w:val="0"/>
-        <w:spacing w:after="0" w:line="240" w:lineRule="auto"/>
+        <w:t>Dessa forma, conclui-se que este gerador não é adequado para simulações de Monte Carlo em larga escala, nas quais são requeridas sequências longas e com boas propriedades estatísticas.</w:t>
+      </w:r>
+    </w:p>
+    <w:p>
+      <w:pPr>
+        <w:autoSpaceDE w:val="0"/>
+        <w:autoSpaceDN w:val="0"/>
+        <w:adjustRightInd w:val="0"/>
+        <w:spacing w:after="0" w:line="276" w:lineRule="auto"/>
         <w:ind w:left="360"/>
         <w:rPr>
           <w:rFonts w:ascii="Cambria" w:eastAsiaTheme="minorEastAsia" w:hAnsi="Cambria" w:cs="Cambria"/>
           <w:color w:val="000000"/>
-          <w:highlight w:val="yellow"/>
-        </w:rPr>
-      </w:pPr>
-      <w:r>
-        <w:rPr>
-          <w:rFonts w:ascii="Cambria" w:eastAsiaTheme="minorEastAsia" w:hAnsi="Cambria" w:cs="Cambria"/>
-          <w:color w:val="000000"/>
-          <w:highlight w:val="yellow"/>
-        </w:rPr>
-        <w:t>Outro aspecto importante é que a escolha dos parâmetros não atende às condições necessárias para garantir período máximo, o que impacta negativamente o desempenho do gerador.</w:t>
-      </w:r>
-    </w:p>
-    <w:p>
-      <w:pPr>
-        <w:autoSpaceDE w:val="0"/>
-        <w:autoSpaceDN w:val="0"/>
-        <w:adjustRightInd w:val="0"/>
-        <w:spacing w:after="0" w:line="240" w:lineRule="auto"/>
-        <w:ind w:left="360"/>
-        <w:rPr>
-          <w:rFonts w:ascii="Cambria" w:eastAsiaTheme="minorEastAsia" w:hAnsi="Cambria" w:cs="Cambria"/>
-          <w:color w:val="000000"/>
-          <w:highlight w:val="yellow"/>
-        </w:rPr>
-      </w:pPr>
-    </w:p>
-    <w:p>
-      <w:pPr>
-        <w:autoSpaceDE w:val="0"/>
-        <w:autoSpaceDN w:val="0"/>
-        <w:adjustRightInd w:val="0"/>
-        <w:spacing w:after="0" w:line="240" w:lineRule="auto"/>
-        <w:ind w:left="360"/>
-        <w:rPr>
-          <w:rFonts w:ascii="Cambria" w:eastAsiaTheme="minorEastAsia" w:hAnsi="Cambria" w:cs="Cambria"/>
-          <w:color w:val="000000"/>
-        </w:rPr>
-      </w:pPr>
-      <w:r>
-        <w:rPr>
-          <w:rFonts w:ascii="Cambria" w:eastAsiaTheme="minorEastAsia" w:hAnsi="Cambria" w:cs="Cambria"/>
-          <w:color w:val="000000"/>
-          <w:highlight w:val="yellow"/>
-        </w:rPr>
-        <w:t>Dessa forma, conclui-se que este gerador não é adequado para simulações de Monte Carlo em larga escala, nas quais são requeridas sequências longas e com boas propriedades estatísticas.</w:t>
-      </w:r>
-    </w:p>
-    <w:p>
-      <w:pPr>
-        <w:autoSpaceDE w:val="0"/>
-        <w:autoSpaceDN w:val="0"/>
-        <w:adjustRightInd w:val="0"/>
-        <w:spacing w:after="0" w:line="240" w:lineRule="auto"/>
-        <w:ind w:left="360"/>
-        <w:rPr>
-          <w:rFonts w:ascii="Cambria" w:eastAsiaTheme="minorEastAsia" w:hAnsi="Cambria" w:cs="Cambria"/>
-          <w:color w:val="000000"/>
-        </w:rPr>
-      </w:pPr>
-    </w:p>
-    <w:p>
-      <w:pPr>
-        <w:autoSpaceDE w:val="0"/>
-        <w:autoSpaceDN w:val="0"/>
-        <w:adjustRightInd w:val="0"/>
-        <w:spacing w:after="0" w:line="240" w:lineRule="auto"/>
-        <w:rPr>
-          <w:rFonts w:ascii="Cambria" w:hAnsi="Cambria" w:cs="Cambria"/>
-          <w:color w:val="000000"/>
-        </w:rPr>
-      </w:pPr>
-    </w:p>
-    <w:p>
-      <w:pPr>
-        <w:autoSpaceDE w:val="0"/>
-        <w:autoSpaceDN w:val="0"/>
-        <w:adjustRightInd w:val="0"/>
-        <w:spacing w:after="0" w:line="240" w:lineRule="auto"/>
+        </w:rPr>
+      </w:pPr>
+    </w:p>
+    <w:p>
+      <w:pPr>
+        <w:spacing w:line="276" w:lineRule="auto"/>
+        <w:rPr>
+          <w:rFonts w:ascii="Cambria" w:hAnsi="Cambria" w:cs="Cambria"/>
+          <w:color w:val="000000"/>
+        </w:rPr>
+      </w:pPr>
+      <w:r>
+        <w:rPr>
+          <w:rFonts w:ascii="Cambria" w:hAnsi="Cambria" w:cs="Cambria"/>
+          <w:color w:val="000000"/>
+        </w:rPr>
+        <w:br w:type="page"/>
+      </w:r>
+    </w:p>
+    <w:p>
+      <w:pPr>
+        <w:autoSpaceDE w:val="0"/>
+        <w:autoSpaceDN w:val="0"/>
+        <w:adjustRightInd w:val="0"/>
+        <w:spacing w:after="0" w:line="276" w:lineRule="auto"/>
         <w:rPr>
           <w:rFonts w:ascii="Cambria-Bold" w:hAnsi="Cambria-Bold" w:cs="Cambria-Bold"/>
           <w:b/>
@@ -4713,6 +4614,7 @@
           <w:bCs/>
           <w:color w:val="000000"/>
         </w:rPr>
+        <w:lastRenderedPageBreak/>
         <w:t>2) Distribuição de Poisson</w:t>
       </w:r>
     </w:p>
@@ -4721,7 +4623,7 @@
         <w:autoSpaceDE w:val="0"/>
         <w:autoSpaceDN w:val="0"/>
         <w:adjustRightInd w:val="0"/>
-        <w:spacing w:after="0" w:line="240" w:lineRule="auto"/>
+        <w:spacing w:after="0" w:line="276" w:lineRule="auto"/>
         <w:rPr>
           <w:rFonts w:ascii="Cambria" w:hAnsi="Cambria" w:cs="Cambria"/>
           <w:color w:val="000000"/>
@@ -4756,21 +4658,19 @@
         <w:autoSpaceDE w:val="0"/>
         <w:autoSpaceDN w:val="0"/>
         <w:adjustRightInd w:val="0"/>
-        <w:spacing w:after="0" w:line="240" w:lineRule="auto"/>
-        <w:rPr>
-          <w:rFonts w:ascii="Cambria" w:hAnsi="Cambria" w:cs="Cambria"/>
-          <w:color w:val="000000"/>
-        </w:rPr>
-      </w:pPr>
-      <w:proofErr w:type="spellStart"/>
-      <w:r>
-        <w:rPr>
-          <w:rFonts w:ascii="Cambria" w:hAnsi="Cambria" w:cs="Cambria"/>
-          <w:color w:val="000000"/>
-        </w:rPr>
-        <w:t>agricolas</w:t>
-      </w:r>
-      <w:proofErr w:type="spellEnd"/>
+        <w:spacing w:after="0" w:line="276" w:lineRule="auto"/>
+        <w:rPr>
+          <w:rFonts w:ascii="Cambria" w:hAnsi="Cambria" w:cs="Cambria"/>
+          <w:color w:val="000000"/>
+        </w:rPr>
+      </w:pPr>
+      <w:r>
+        <w:rPr>
+          <w:rFonts w:ascii="Cambria" w:hAnsi="Cambria" w:cs="Cambria"/>
+          <w:color w:val="000000"/>
+        </w:rPr>
+        <w:t>agrícolas</w:t>
+      </w:r>
       <w:r>
         <w:rPr>
           <w:rFonts w:ascii="Cambria" w:hAnsi="Cambria" w:cs="Cambria"/>
@@ -4784,25 +4684,143 @@
         <w:autoSpaceDE w:val="0"/>
         <w:autoSpaceDN w:val="0"/>
         <w:adjustRightInd w:val="0"/>
-        <w:spacing w:after="0" w:line="240" w:lineRule="auto"/>
-        <w:rPr>
-          <w:rFonts w:ascii="Cambria" w:hAnsi="Cambria" w:cs="Cambria"/>
-          <w:color w:val="000000"/>
-        </w:rPr>
-      </w:pPr>
-      <w:r>
-        <w:rPr>
-          <w:rFonts w:ascii="Cambria" w:hAnsi="Cambria" w:cs="Cambria"/>
-          <w:color w:val="000000"/>
-        </w:rPr>
-        <w:t xml:space="preserve">O </w:t>
-      </w:r>
-      <w:r>
-        <w:rPr>
-          <w:rFonts w:ascii="Cambria" w:hAnsi="Cambria" w:cs="Cambria"/>
-          <w:color w:val="000000"/>
-        </w:rPr>
-        <w:t>número</w:t>
+        <w:spacing w:after="0" w:line="276" w:lineRule="auto"/>
+        <w:rPr>
+          <w:rFonts w:ascii="Cambria" w:hAnsi="Cambria" w:cs="Cambria"/>
+          <w:color w:val="000000"/>
+        </w:rPr>
+      </w:pPr>
+      <w:r>
+        <w:rPr>
+          <w:rFonts w:ascii="Cambria" w:hAnsi="Cambria" w:cs="Cambria"/>
+          <w:color w:val="000000"/>
+        </w:rPr>
+        <w:t xml:space="preserve">O número </w:t>
+      </w:r>
+      <w:r>
+        <w:rPr>
+          <w:rFonts w:ascii="Cambria" w:hAnsi="Cambria" w:cs="Cambria"/>
+          <w:color w:val="000000"/>
+        </w:rPr>
+        <w:t>médio</w:t>
+      </w:r>
+      <w:r>
+        <w:rPr>
+          <w:rFonts w:ascii="Cambria" w:hAnsi="Cambria" w:cs="Cambria"/>
+          <w:color w:val="000000"/>
+        </w:rPr>
+        <w:t xml:space="preserve"> de falhas observadas e 4 falhas por hora.</w:t>
+      </w:r>
+    </w:p>
+    <w:p>
+      <w:pPr>
+        <w:autoSpaceDE w:val="0"/>
+        <w:autoSpaceDN w:val="0"/>
+        <w:adjustRightInd w:val="0"/>
+        <w:spacing w:after="0" w:line="276" w:lineRule="auto"/>
+        <w:rPr>
+          <w:rFonts w:ascii="Cambria" w:hAnsi="Cambria" w:cs="Cambria"/>
+          <w:color w:val="000000"/>
+        </w:rPr>
+      </w:pPr>
+      <w:r>
+        <w:rPr>
+          <w:rFonts w:ascii="Cambria" w:hAnsi="Cambria" w:cs="Cambria"/>
+          <w:color w:val="000000"/>
+        </w:rPr>
+        <w:t>a) Qual é a probabilidade de ocorrerem exatamente 6 falhas em uma hora?</w:t>
+      </w:r>
+    </w:p>
+    <w:p>
+      <w:pPr>
+        <w:autoSpaceDE w:val="0"/>
+        <w:autoSpaceDN w:val="0"/>
+        <w:adjustRightInd w:val="0"/>
+        <w:spacing w:after="0" w:line="276" w:lineRule="auto"/>
+        <w:rPr>
+          <w:rFonts w:ascii="Cambria" w:hAnsi="Cambria" w:cs="Cambria"/>
+          <w:color w:val="000000"/>
+        </w:rPr>
+      </w:pPr>
+      <w:r>
+        <w:rPr>
+          <w:rFonts w:ascii="Cambria" w:hAnsi="Cambria" w:cs="Cambria"/>
+          <w:color w:val="000000"/>
+        </w:rPr>
+        <w:t xml:space="preserve">b) Qual é a probabilidade de ocorrerem no </w:t>
+      </w:r>
+      <w:r>
+        <w:rPr>
+          <w:rFonts w:ascii="Cambria" w:hAnsi="Cambria" w:cs="Cambria"/>
+          <w:color w:val="000000"/>
+        </w:rPr>
+        <w:t>máximo</w:t>
+      </w:r>
+      <w:r>
+        <w:rPr>
+          <w:rFonts w:ascii="Cambria" w:hAnsi="Cambria" w:cs="Cambria"/>
+          <w:color w:val="000000"/>
+        </w:rPr>
+        <w:t xml:space="preserve"> 2 falhas em uma hora?</w:t>
+      </w:r>
+    </w:p>
+    <w:p>
+      <w:pPr>
+        <w:autoSpaceDE w:val="0"/>
+        <w:autoSpaceDN w:val="0"/>
+        <w:adjustRightInd w:val="0"/>
+        <w:spacing w:after="0" w:line="276" w:lineRule="auto"/>
+        <w:rPr>
+          <w:rFonts w:ascii="Cambria" w:hAnsi="Cambria" w:cs="Cambria"/>
+          <w:color w:val="000000"/>
+        </w:rPr>
+      </w:pPr>
+      <w:r>
+        <w:rPr>
+          <w:rFonts w:ascii="Cambria" w:hAnsi="Cambria" w:cs="Cambria"/>
+          <w:color w:val="000000"/>
+        </w:rPr>
+        <w:t>c) Qual é a probabilidade de ocorrerem mais de 5 falhas em duas horas?</w:t>
+      </w:r>
+    </w:p>
+    <w:p>
+      <w:pPr>
+        <w:autoSpaceDE w:val="0"/>
+        <w:autoSpaceDN w:val="0"/>
+        <w:adjustRightInd w:val="0"/>
+        <w:spacing w:after="0" w:line="276" w:lineRule="auto"/>
+        <w:rPr>
+          <w:rFonts w:ascii="Cambria" w:hAnsi="Cambria" w:cs="Cambria"/>
+          <w:color w:val="000000"/>
+        </w:rPr>
+      </w:pPr>
+      <w:r>
+        <w:rPr>
+          <w:rFonts w:ascii="Cambria" w:hAnsi="Cambria" w:cs="Cambria"/>
+          <w:color w:val="000000"/>
+        </w:rPr>
+        <w:t xml:space="preserve">d) Calcule o valor esperado e a </w:t>
+      </w:r>
+      <w:r>
+        <w:rPr>
+          <w:rFonts w:ascii="Cambria" w:hAnsi="Cambria" w:cs="Cambria"/>
+          <w:color w:val="000000"/>
+        </w:rPr>
+        <w:t>variância</w:t>
+      </w:r>
+      <w:r>
+        <w:rPr>
+          <w:rFonts w:ascii="Cambria" w:hAnsi="Cambria" w:cs="Cambria"/>
+          <w:color w:val="000000"/>
+        </w:rPr>
+        <w:t xml:space="preserve"> da </w:t>
+      </w:r>
+      <w:r>
+        <w:rPr>
+          <w:rFonts w:ascii="Cambria" w:hAnsi="Cambria" w:cs="Cambria"/>
+          <w:color w:val="000000"/>
+        </w:rPr>
+        <w:t>variável</w:t>
       </w:r>
       <w:r>
         <w:rPr>
@@ -4811,197 +4829,13 @@
         </w:rPr>
         <w:t xml:space="preserve"> </w:t>
       </w:r>
-      <w:proofErr w:type="spellStart"/>
-      <w:r>
-        <w:rPr>
-          <w:rFonts w:ascii="Cambria" w:hAnsi="Cambria" w:cs="Cambria"/>
-          <w:color w:val="000000"/>
-        </w:rPr>
-        <w:t>medio</w:t>
-      </w:r>
-      <w:proofErr w:type="spellEnd"/>
-      <w:r>
-        <w:rPr>
-          <w:rFonts w:ascii="Cambria" w:hAnsi="Cambria" w:cs="Cambria"/>
-          <w:color w:val="000000"/>
-        </w:rPr>
-        <w:t xml:space="preserve"> de falhas observadas e 4 falhas por hora.</w:t>
-      </w:r>
-    </w:p>
-    <w:p>
-      <w:pPr>
-        <w:autoSpaceDE w:val="0"/>
-        <w:autoSpaceDN w:val="0"/>
-        <w:adjustRightInd w:val="0"/>
-        <w:spacing w:after="0" w:line="240" w:lineRule="auto"/>
-        <w:rPr>
-          <w:rFonts w:ascii="Cambria" w:hAnsi="Cambria" w:cs="Cambria"/>
-          <w:color w:val="000000"/>
-        </w:rPr>
-      </w:pPr>
-      <w:r>
-        <w:rPr>
-          <w:rFonts w:ascii="Cambria" w:hAnsi="Cambria" w:cs="Cambria"/>
-          <w:color w:val="000000"/>
-        </w:rPr>
-        <w:t xml:space="preserve">a) Qual </w:t>
-      </w:r>
-      <w:r>
-        <w:rPr>
-          <w:rFonts w:ascii="Cambria" w:hAnsi="Cambria" w:cs="Cambria"/>
-          <w:color w:val="000000"/>
-        </w:rPr>
-        <w:t>é</w:t>
-      </w:r>
-      <w:r>
-        <w:rPr>
-          <w:rFonts w:ascii="Cambria" w:hAnsi="Cambria" w:cs="Cambria"/>
-          <w:color w:val="000000"/>
-        </w:rPr>
-        <w:t xml:space="preserve"> a probabilidade de ocorrerem exatamente 6 falhas em uma hora?</w:t>
-      </w:r>
-    </w:p>
-    <w:p>
-      <w:pPr>
-        <w:autoSpaceDE w:val="0"/>
-        <w:autoSpaceDN w:val="0"/>
-        <w:adjustRightInd w:val="0"/>
-        <w:spacing w:after="0" w:line="240" w:lineRule="auto"/>
-        <w:rPr>
-          <w:rFonts w:ascii="Cambria" w:hAnsi="Cambria" w:cs="Cambria"/>
-          <w:color w:val="000000"/>
-        </w:rPr>
-      </w:pPr>
-      <w:r>
-        <w:rPr>
-          <w:rFonts w:ascii="Cambria" w:hAnsi="Cambria" w:cs="Cambria"/>
-          <w:color w:val="000000"/>
-        </w:rPr>
-        <w:t xml:space="preserve">b) Qual </w:t>
-      </w:r>
-      <w:r>
-        <w:rPr>
-          <w:rFonts w:ascii="Cambria" w:hAnsi="Cambria" w:cs="Cambria"/>
-          <w:color w:val="000000"/>
-        </w:rPr>
-        <w:t>é</w:t>
-      </w:r>
-      <w:r>
-        <w:rPr>
-          <w:rFonts w:ascii="Cambria" w:hAnsi="Cambria" w:cs="Cambria"/>
-          <w:color w:val="000000"/>
-        </w:rPr>
-        <w:t xml:space="preserve"> a probabilidade de ocorrerem no </w:t>
-      </w:r>
-      <w:proofErr w:type="spellStart"/>
-      <w:r>
-        <w:rPr>
-          <w:rFonts w:ascii="Cambria" w:hAnsi="Cambria" w:cs="Cambria"/>
-          <w:color w:val="000000"/>
-        </w:rPr>
-        <w:t>maximo</w:t>
-      </w:r>
-      <w:proofErr w:type="spellEnd"/>
-      <w:r>
-        <w:rPr>
-          <w:rFonts w:ascii="Cambria" w:hAnsi="Cambria" w:cs="Cambria"/>
-          <w:color w:val="000000"/>
-        </w:rPr>
-        <w:t xml:space="preserve"> 2 falhas em uma hora?</w:t>
-      </w:r>
-    </w:p>
-    <w:p>
-      <w:pPr>
-        <w:autoSpaceDE w:val="0"/>
-        <w:autoSpaceDN w:val="0"/>
-        <w:adjustRightInd w:val="0"/>
-        <w:spacing w:after="0" w:line="240" w:lineRule="auto"/>
-        <w:rPr>
-          <w:rFonts w:ascii="Cambria" w:hAnsi="Cambria" w:cs="Cambria"/>
-          <w:color w:val="000000"/>
-        </w:rPr>
-      </w:pPr>
-      <w:r>
-        <w:rPr>
-          <w:rFonts w:ascii="Cambria" w:hAnsi="Cambria" w:cs="Cambria"/>
-          <w:color w:val="000000"/>
-        </w:rPr>
-        <w:t xml:space="preserve">c) Qual </w:t>
-      </w:r>
-      <w:r>
-        <w:rPr>
-          <w:rFonts w:ascii="Cambria" w:hAnsi="Cambria" w:cs="Cambria"/>
-          <w:color w:val="000000"/>
-        </w:rPr>
-        <w:t>é</w:t>
-      </w:r>
-      <w:r>
-        <w:rPr>
-          <w:rFonts w:ascii="Cambria" w:hAnsi="Cambria" w:cs="Cambria"/>
-          <w:color w:val="000000"/>
-        </w:rPr>
-        <w:t xml:space="preserve"> a probabilidade de ocorrerem mais de 5 falhas em duas horas?</w:t>
-      </w:r>
-    </w:p>
-    <w:p>
-      <w:pPr>
-        <w:autoSpaceDE w:val="0"/>
-        <w:autoSpaceDN w:val="0"/>
-        <w:adjustRightInd w:val="0"/>
-        <w:spacing w:after="0" w:line="240" w:lineRule="auto"/>
-        <w:rPr>
-          <w:rFonts w:ascii="Cambria" w:hAnsi="Cambria" w:cs="Cambria"/>
-          <w:color w:val="000000"/>
-        </w:rPr>
-      </w:pPr>
-      <w:r>
-        <w:rPr>
-          <w:rFonts w:ascii="Cambria" w:hAnsi="Cambria" w:cs="Cambria"/>
-          <w:color w:val="000000"/>
-        </w:rPr>
-        <w:t xml:space="preserve">d) Calcule o valor esperado e a </w:t>
-      </w:r>
-      <w:proofErr w:type="spellStart"/>
-      <w:r>
-        <w:rPr>
-          <w:rFonts w:ascii="Cambria" w:hAnsi="Cambria" w:cs="Cambria"/>
-          <w:color w:val="000000"/>
-        </w:rPr>
-        <w:t>variancia</w:t>
-      </w:r>
-      <w:proofErr w:type="spellEnd"/>
-      <w:r>
-        <w:rPr>
-          <w:rFonts w:ascii="Cambria" w:hAnsi="Cambria" w:cs="Cambria"/>
-          <w:color w:val="000000"/>
-        </w:rPr>
-        <w:t xml:space="preserve"> da </w:t>
-      </w:r>
-      <w:proofErr w:type="spellStart"/>
-      <w:r>
-        <w:rPr>
-          <w:rFonts w:ascii="Cambria" w:hAnsi="Cambria" w:cs="Cambria"/>
-          <w:color w:val="000000"/>
-        </w:rPr>
-        <w:t>variavel</w:t>
-      </w:r>
-      <w:proofErr w:type="spellEnd"/>
-      <w:r>
-        <w:rPr>
-          <w:rFonts w:ascii="Cambria" w:hAnsi="Cambria" w:cs="Cambria"/>
-          <w:color w:val="000000"/>
-        </w:rPr>
-        <w:t xml:space="preserve"> </w:t>
-      </w:r>
-      <w:proofErr w:type="spellStart"/>
-      <w:r>
-        <w:rPr>
-          <w:rFonts w:ascii="Cambria" w:hAnsi="Cambria" w:cs="Cambria"/>
-          <w:color w:val="000000"/>
-        </w:rPr>
-        <w:t>aleatoria</w:t>
-      </w:r>
-      <w:proofErr w:type="spellEnd"/>
+      <w:r>
+        <w:rPr>
+          <w:rFonts w:ascii="Cambria" w:hAnsi="Cambria" w:cs="Cambria"/>
+          <w:color w:val="000000"/>
+        </w:rPr>
+        <w:t>aleatória</w:t>
+      </w:r>
       <w:r>
         <w:rPr>
           <w:rFonts w:ascii="Cambria" w:hAnsi="Cambria" w:cs="Cambria"/>
@@ -5012,70 +4846,1961 @@
     </w:p>
     <w:p>
       <w:pPr>
-        <w:autoSpaceDE w:val="0"/>
-        <w:autoSpaceDN w:val="0"/>
-        <w:adjustRightInd w:val="0"/>
-        <w:spacing w:after="0" w:line="240" w:lineRule="auto"/>
-        <w:rPr>
-          <w:rFonts w:ascii="Cambria" w:hAnsi="Cambria" w:cs="Cambria"/>
-          <w:color w:val="000000"/>
-        </w:rPr>
-      </w:pPr>
-    </w:p>
-    <w:p>
-      <w:pPr>
-        <w:autoSpaceDE w:val="0"/>
-        <w:autoSpaceDN w:val="0"/>
-        <w:adjustRightInd w:val="0"/>
-        <w:spacing w:after="0" w:line="240" w:lineRule="auto"/>
-        <w:rPr>
-          <w:rFonts w:ascii="Cambria" w:hAnsi="Cambria" w:cs="Cambria"/>
-          <w:color w:val="000000"/>
-        </w:rPr>
-      </w:pPr>
-    </w:p>
-    <w:p>
-      <w:pPr>
-        <w:autoSpaceDE w:val="0"/>
-        <w:autoSpaceDN w:val="0"/>
-        <w:adjustRightInd w:val="0"/>
-        <w:spacing w:after="0" w:line="240" w:lineRule="auto"/>
-        <w:rPr>
-          <w:rFonts w:ascii="Cambria" w:hAnsi="Cambria" w:cs="Cambria"/>
-          <w:color w:val="000000"/>
-        </w:rPr>
-      </w:pPr>
-    </w:p>
-    <w:p>
-      <w:pPr>
-        <w:autoSpaceDE w:val="0"/>
-        <w:autoSpaceDN w:val="0"/>
-        <w:adjustRightInd w:val="0"/>
-        <w:spacing w:after="0" w:line="240" w:lineRule="auto"/>
-        <w:rPr>
-          <w:rFonts w:ascii="Cambria" w:hAnsi="Cambria" w:cs="Cambria"/>
-          <w:color w:val="000000"/>
-        </w:rPr>
-      </w:pPr>
-    </w:p>
-    <w:p>
-      <w:pPr>
-        <w:autoSpaceDE w:val="0"/>
-        <w:autoSpaceDN w:val="0"/>
-        <w:adjustRightInd w:val="0"/>
-        <w:spacing w:after="0" w:line="240" w:lineRule="auto"/>
-        <w:rPr>
-          <w:rFonts w:ascii="Cambria" w:hAnsi="Cambria" w:cs="Cambria"/>
-          <w:color w:val="000000"/>
-        </w:rPr>
-      </w:pPr>
-    </w:p>
-    <w:p>
-      <w:pPr>
-        <w:autoSpaceDE w:val="0"/>
-        <w:autoSpaceDN w:val="0"/>
-        <w:adjustRightInd w:val="0"/>
-        <w:spacing w:after="0" w:line="240" w:lineRule="auto"/>
+        <w:spacing w:line="276" w:lineRule="auto"/>
+        <w:rPr>
+          <w:rFonts w:ascii="Cambria" w:hAnsi="Cambria" w:cs="Cambria"/>
+          <w:color w:val="000000"/>
+        </w:rPr>
+      </w:pPr>
+      <w:r>
+        <w:rPr>
+          <w:rFonts w:ascii="Cambria" w:hAnsi="Cambria" w:cs="Cambria"/>
+          <w:color w:val="000000"/>
+        </w:rPr>
+        <w:t xml:space="preserve">Respostas: </w:t>
+      </w:r>
+    </w:p>
+    <w:p>
+      <w:pPr>
+        <w:pStyle w:val="PargrafodaLista"/>
+        <w:numPr>
+          <w:ilvl w:val="0"/>
+          <w:numId w:val="2"/>
+        </w:numPr>
+        <w:autoSpaceDE w:val="0"/>
+        <w:autoSpaceDN w:val="0"/>
+        <w:adjustRightInd w:val="0"/>
+        <w:spacing w:after="0" w:line="276" w:lineRule="auto"/>
+        <w:rPr>
+          <w:rFonts w:ascii="Cambria" w:hAnsi="Cambria" w:cs="Cambria"/>
+          <w:color w:val="000000"/>
+        </w:rPr>
+      </w:pPr>
+      <w:r>
+        <w:rPr>
+          <w:rFonts w:ascii="Cambria" w:hAnsi="Cambria" w:cs="Cambria"/>
+          <w:color w:val="000000"/>
+        </w:rPr>
+        <w:t>Probabilidade de ocorrerem exatamente 6 falhas em uma hora</w:t>
+      </w:r>
+    </w:p>
+    <w:p>
+      <w:pPr>
+        <w:autoSpaceDE w:val="0"/>
+        <w:autoSpaceDN w:val="0"/>
+        <w:adjustRightInd w:val="0"/>
+        <w:spacing w:after="0" w:line="276" w:lineRule="auto"/>
+        <w:rPr>
+          <w:rFonts w:ascii="Cambria" w:hAnsi="Cambria" w:cs="Cambria"/>
+          <w:color w:val="000000"/>
+        </w:rPr>
+      </w:pPr>
+      <m:oMathPara>
+        <m:oMath>
+          <m:r>
+            <m:rPr>
+              <m:sty m:val="p"/>
+            </m:rPr>
+            <w:rPr>
+              <w:rFonts w:ascii="Cambria Math" w:hAnsi="Cambria Math" w:cs="Calibri"/>
+              <w:noProof/>
+              <w:lang w:eastAsia="pt-BR"/>
+            </w:rPr>
+            <m:t>λ</m:t>
+          </m:r>
+          <m:r>
+            <w:rPr>
+              <w:rFonts w:ascii="Cambria Math" w:hAnsi="Cambria Math" w:cs="Cambria"/>
+              <w:color w:val="000000"/>
+            </w:rPr>
+            <m:t>=4</m:t>
+          </m:r>
+        </m:oMath>
+      </m:oMathPara>
+    </w:p>
+    <w:p>
+      <w:pPr>
+        <w:spacing w:line="276" w:lineRule="auto"/>
+      </w:pPr>
+      <m:oMathPara>
+        <m:oMath>
+          <m:r>
+            <w:rPr>
+              <w:rFonts w:ascii="Cambria Math" w:hAnsi="Cambria Math" w:cs="Cambria"/>
+              <w:color w:val="000000"/>
+            </w:rPr>
+            <m:t>P</m:t>
+          </m:r>
+          <m:d>
+            <m:dPr>
+              <m:begChr m:val="["/>
+              <m:endChr m:val="]"/>
+              <m:ctrlPr>
+                <w:rPr>
+                  <w:rFonts w:ascii="Cambria Math" w:hAnsi="Cambria Math" w:cs="Cambria"/>
+                  <w:i/>
+                  <w:color w:val="000000"/>
+                </w:rPr>
+              </m:ctrlPr>
+            </m:dPr>
+            <m:e>
+              <m:r>
+                <w:rPr>
+                  <w:rFonts w:ascii="Cambria Math" w:hAnsi="Cambria Math" w:cs="Cambria"/>
+                  <w:color w:val="000000"/>
+                </w:rPr>
+                <m:t>X=x</m:t>
+              </m:r>
+            </m:e>
+          </m:d>
+          <m:r>
+            <m:rPr>
+              <m:sty m:val="p"/>
+            </m:rPr>
+            <w:rPr>
+              <w:rFonts w:ascii="Cambria Math" w:hAnsi="Cambria Math"/>
+            </w:rPr>
+            <m:t xml:space="preserve">= </m:t>
+          </m:r>
+          <m:f>
+            <m:fPr>
+              <m:ctrlPr>
+                <w:rPr>
+                  <w:rFonts w:ascii="Cambria Math" w:hAnsi="Cambria Math"/>
+                </w:rPr>
+              </m:ctrlPr>
+            </m:fPr>
+            <m:num>
+              <m:sSup>
+                <m:sSupPr>
+                  <m:ctrlPr>
+                    <w:rPr>
+                      <w:rFonts w:ascii="Cambria Math" w:hAnsi="Cambria Math"/>
+                      <w:i/>
+                    </w:rPr>
+                  </m:ctrlPr>
+                </m:sSupPr>
+                <m:e>
+                  <m:r>
+                    <w:rPr>
+                      <w:rFonts w:ascii="Cambria Math" w:hAnsi="Cambria Math"/>
+                    </w:rPr>
+                    <m:t>λ</m:t>
+                  </m:r>
+                </m:e>
+                <m:sup>
+                  <m:r>
+                    <w:rPr>
+                      <w:rFonts w:ascii="Cambria Math" w:hAnsi="Cambria Math"/>
+                    </w:rPr>
+                    <m:t>x</m:t>
+                  </m:r>
+                </m:sup>
+              </m:sSup>
+              <m:r>
+                <w:rPr>
+                  <w:rFonts w:ascii="Cambria Math" w:hAnsi="Cambria Math"/>
+                </w:rPr>
+                <m:t xml:space="preserve">* </m:t>
+              </m:r>
+              <m:sSup>
+                <m:sSupPr>
+                  <m:ctrlPr>
+                    <w:rPr>
+                      <w:rFonts w:ascii="Cambria Math" w:hAnsi="Cambria Math"/>
+                      <w:i/>
+                    </w:rPr>
+                  </m:ctrlPr>
+                </m:sSupPr>
+                <m:e>
+                  <m:r>
+                    <w:rPr>
+                      <w:rFonts w:ascii="Cambria Math" w:hAnsi="Cambria Math"/>
+                    </w:rPr>
+                    <m:t>e</m:t>
+                  </m:r>
+                </m:e>
+                <m:sup>
+                  <m:r>
+                    <w:rPr>
+                      <w:rFonts w:ascii="Cambria Math" w:hAnsi="Cambria Math"/>
+                    </w:rPr>
+                    <m:t>-λ</m:t>
+                  </m:r>
+                </m:sup>
+              </m:sSup>
+            </m:num>
+            <m:den>
+              <m:r>
+                <w:rPr>
+                  <w:rFonts w:ascii="Cambria Math" w:hAnsi="Cambria Math"/>
+                </w:rPr>
+                <m:t>x!</m:t>
+              </m:r>
+            </m:den>
+          </m:f>
+        </m:oMath>
+      </m:oMathPara>
+    </w:p>
+    <w:p>
+      <w:pPr>
+        <w:spacing w:line="276" w:lineRule="auto"/>
+        <w:rPr>
+          <w:rFonts w:ascii="Cambria" w:eastAsiaTheme="minorEastAsia" w:hAnsi="Cambria"/>
+        </w:rPr>
+      </w:pPr>
+      <m:oMathPara>
+        <m:oMathParaPr>
+          <m:jc m:val="center"/>
+        </m:oMathParaPr>
+        <m:oMath>
+          <m:r>
+            <m:rPr>
+              <m:sty m:val="p"/>
+            </m:rPr>
+            <w:rPr>
+              <w:rFonts w:ascii="Cambria Math" w:hAnsi="Cambria Math"/>
+            </w:rPr>
+            <m:t>P</m:t>
+          </m:r>
+          <m:d>
+            <m:dPr>
+              <m:begChr m:val="["/>
+              <m:endChr m:val="]"/>
+              <m:ctrlPr>
+                <w:rPr>
+                  <w:rFonts w:ascii="Cambria Math" w:hAnsi="Cambria Math"/>
+                  <w:lang w:val="en-US"/>
+                </w:rPr>
+              </m:ctrlPr>
+            </m:dPr>
+            <m:e>
+              <m:r>
+                <w:rPr>
+                  <w:rFonts w:ascii="Cambria Math" w:hAnsi="Cambria Math"/>
+                  <w:lang w:val="en-US"/>
+                </w:rPr>
+                <m:t>X</m:t>
+              </m:r>
+              <m:r>
+                <m:rPr>
+                  <m:sty m:val="p"/>
+                </m:rPr>
+                <w:rPr>
+                  <w:rFonts w:ascii="Cambria Math" w:hAnsi="Cambria Math"/>
+                  <w:lang w:val="en-US"/>
+                </w:rPr>
+                <m:t>=6</m:t>
+              </m:r>
+            </m:e>
+          </m:d>
+          <m:r>
+            <m:rPr>
+              <m:sty m:val="p"/>
+            </m:rPr>
+            <w:rPr>
+              <w:rFonts w:ascii="Cambria Math" w:hAnsi="Cambria Math"/>
+            </w:rPr>
+            <m:t xml:space="preserve">= </m:t>
+          </m:r>
+          <m:f>
+            <m:fPr>
+              <m:ctrlPr>
+                <w:rPr>
+                  <w:rFonts w:ascii="Cambria Math" w:hAnsi="Cambria Math"/>
+                </w:rPr>
+              </m:ctrlPr>
+            </m:fPr>
+            <m:num>
+              <m:sSup>
+                <m:sSupPr>
+                  <m:ctrlPr>
+                    <w:rPr>
+                      <w:rFonts w:ascii="Cambria Math" w:hAnsi="Cambria Math"/>
+                      <w:i/>
+                    </w:rPr>
+                  </m:ctrlPr>
+                </m:sSupPr>
+                <m:e>
+                  <m:r>
+                    <w:rPr>
+                      <w:rFonts w:ascii="Cambria Math" w:hAnsi="Cambria Math"/>
+                    </w:rPr>
+                    <m:t>4</m:t>
+                  </m:r>
+                </m:e>
+                <m:sup>
+                  <m:r>
+                    <w:rPr>
+                      <w:rFonts w:ascii="Cambria Math" w:hAnsi="Cambria Math"/>
+                    </w:rPr>
+                    <m:t>6</m:t>
+                  </m:r>
+                </m:sup>
+              </m:sSup>
+              <m:r>
+                <w:rPr>
+                  <w:rFonts w:ascii="Cambria Math" w:hAnsi="Cambria Math"/>
+                </w:rPr>
+                <m:t xml:space="preserve">* </m:t>
+              </m:r>
+              <m:sSup>
+                <m:sSupPr>
+                  <m:ctrlPr>
+                    <w:rPr>
+                      <w:rFonts w:ascii="Cambria Math" w:hAnsi="Cambria Math"/>
+                      <w:i/>
+                    </w:rPr>
+                  </m:ctrlPr>
+                </m:sSupPr>
+                <m:e>
+                  <m:r>
+                    <w:rPr>
+                      <w:rFonts w:ascii="Cambria Math" w:hAnsi="Cambria Math"/>
+                    </w:rPr>
+                    <m:t>e</m:t>
+                  </m:r>
+                </m:e>
+                <m:sup>
+                  <m:r>
+                    <w:rPr>
+                      <w:rFonts w:ascii="Cambria Math" w:hAnsi="Cambria Math"/>
+                    </w:rPr>
+                    <m:t>-4</m:t>
+                  </m:r>
+                </m:sup>
+              </m:sSup>
+            </m:num>
+            <m:den>
+              <m:r>
+                <w:rPr>
+                  <w:rFonts w:ascii="Cambria Math" w:hAnsi="Cambria Math"/>
+                </w:rPr>
+                <m:t>6!</m:t>
+              </m:r>
+            </m:den>
+          </m:f>
+          <m:r>
+            <w:rPr>
+              <w:rFonts w:ascii="Cambria Math" w:hAnsi="Cambria Math"/>
+            </w:rPr>
+            <m:t>= 0.1042 ≈</m:t>
+          </m:r>
+          <m:r>
+            <m:rPr>
+              <m:sty m:val="bi"/>
+            </m:rPr>
+            <w:rPr>
+              <w:rFonts w:ascii="Cambria Math" w:hAnsi="Cambria Math"/>
+            </w:rPr>
+            <m:t>10.42%</m:t>
+          </m:r>
+          <m:r>
+            <w:rPr>
+              <w:rFonts w:ascii="Cambria Math" w:eastAsiaTheme="minorEastAsia" w:hAnsi="Cambria Math"/>
+            </w:rPr>
+            <m:t xml:space="preserve"> </m:t>
+          </m:r>
+        </m:oMath>
+      </m:oMathPara>
+    </w:p>
+    <w:p>
+      <w:pPr>
+        <w:pStyle w:val="PargrafodaLista"/>
+        <w:numPr>
+          <w:ilvl w:val="0"/>
+          <w:numId w:val="2"/>
+        </w:numPr>
+        <w:spacing w:line="276" w:lineRule="auto"/>
+        <w:rPr>
+          <w:rFonts w:ascii="Cambria" w:eastAsiaTheme="minorEastAsia" w:hAnsi="Cambria"/>
+        </w:rPr>
+      </w:pPr>
+      <w:r>
+        <w:rPr>
+          <w:rFonts w:ascii="Cambria" w:hAnsi="Cambria" w:cs="Cambria"/>
+          <w:color w:val="000000"/>
+        </w:rPr>
+        <w:t>Probabilidade de ocorrerem no máximo 2 falhas em uma hora</w:t>
+      </w:r>
+    </w:p>
+    <w:p>
+      <w:pPr>
+        <w:spacing w:line="276" w:lineRule="auto"/>
+        <w:rPr>
+          <w:rFonts w:eastAsiaTheme="minorEastAsia"/>
+          <w:color w:val="000000"/>
+        </w:rPr>
+      </w:pPr>
+      <m:oMathPara>
+        <m:oMath>
+          <m:r>
+            <m:rPr>
+              <m:sty m:val="p"/>
+            </m:rPr>
+            <w:rPr>
+              <w:rFonts w:ascii="Cambria Math" w:hAnsi="Cambria Math" w:cs="Calibri"/>
+              <w:noProof/>
+              <w:lang w:eastAsia="pt-BR"/>
+            </w:rPr>
+            <m:t>λ</m:t>
+          </m:r>
+          <m:r>
+            <w:rPr>
+              <w:rFonts w:ascii="Cambria Math" w:hAnsi="Cambria Math" w:cs="Cambria"/>
+              <w:color w:val="000000"/>
+            </w:rPr>
+            <m:t>=4</m:t>
+          </m:r>
+        </m:oMath>
+      </m:oMathPara>
+    </w:p>
+    <w:p>
+      <w:pPr>
+        <w:spacing w:line="276" w:lineRule="auto"/>
+        <w:rPr>
+          <w:rFonts w:eastAsiaTheme="minorEastAsia"/>
+        </w:rPr>
+      </w:pPr>
+      <m:oMathPara>
+        <m:oMath>
+          <m:r>
+            <w:rPr>
+              <w:rFonts w:ascii="Cambria Math" w:hAnsi="Cambria Math" w:cs="Cambria"/>
+              <w:color w:val="000000"/>
+            </w:rPr>
+            <m:t>P</m:t>
+          </m:r>
+          <m:d>
+            <m:dPr>
+              <m:begChr m:val="["/>
+              <m:endChr m:val="]"/>
+              <m:ctrlPr>
+                <w:rPr>
+                  <w:rFonts w:ascii="Cambria Math" w:hAnsi="Cambria Math" w:cs="Cambria"/>
+                  <w:i/>
+                  <w:color w:val="000000"/>
+                </w:rPr>
+              </m:ctrlPr>
+            </m:dPr>
+            <m:e>
+              <m:r>
+                <w:rPr>
+                  <w:rFonts w:ascii="Cambria Math" w:hAnsi="Cambria Math" w:cs="Cambria"/>
+                  <w:color w:val="000000"/>
+                </w:rPr>
+                <m:t>X≤x</m:t>
+              </m:r>
+            </m:e>
+          </m:d>
+          <m:r>
+            <m:rPr>
+              <m:sty m:val="p"/>
+            </m:rPr>
+            <w:rPr>
+              <w:rFonts w:ascii="Cambria Math" w:hAnsi="Cambria Math"/>
+            </w:rPr>
+            <m:t xml:space="preserve">= </m:t>
+          </m:r>
+          <m:nary>
+            <m:naryPr>
+              <m:chr m:val="∑"/>
+              <m:limLoc m:val="subSup"/>
+              <m:ctrlPr>
+                <w:rPr>
+                  <w:rFonts w:ascii="Cambria Math" w:hAnsi="Cambria Math"/>
+                </w:rPr>
+              </m:ctrlPr>
+            </m:naryPr>
+            <m:sub>
+              <m:r>
+                <w:rPr>
+                  <w:rFonts w:ascii="Cambria Math" w:hAnsi="Cambria Math"/>
+                </w:rPr>
+                <m:t>i= 0</m:t>
+              </m:r>
+            </m:sub>
+            <m:sup>
+              <m:r>
+                <w:rPr>
+                  <w:rFonts w:ascii="Cambria Math" w:hAnsi="Cambria Math"/>
+                </w:rPr>
+                <m:t>x</m:t>
+              </m:r>
+            </m:sup>
+            <m:e>
+              <m:f>
+                <m:fPr>
+                  <m:ctrlPr>
+                    <w:rPr>
+                      <w:rFonts w:ascii="Cambria Math" w:hAnsi="Cambria Math"/>
+                    </w:rPr>
+                  </m:ctrlPr>
+                </m:fPr>
+                <m:num>
+                  <m:sSup>
+                    <m:sSupPr>
+                      <m:ctrlPr>
+                        <w:rPr>
+                          <w:rFonts w:ascii="Cambria Math" w:hAnsi="Cambria Math"/>
+                          <w:i/>
+                        </w:rPr>
+                      </m:ctrlPr>
+                    </m:sSupPr>
+                    <m:e>
+                      <m:r>
+                        <w:rPr>
+                          <w:rFonts w:ascii="Cambria Math" w:hAnsi="Cambria Math"/>
+                        </w:rPr>
+                        <m:t>λ</m:t>
+                      </m:r>
+                    </m:e>
+                    <m:sup>
+                      <m:r>
+                        <w:rPr>
+                          <w:rFonts w:ascii="Cambria Math" w:hAnsi="Cambria Math"/>
+                        </w:rPr>
+                        <m:t>i</m:t>
+                      </m:r>
+                    </m:sup>
+                  </m:sSup>
+                  <m:r>
+                    <w:rPr>
+                      <w:rFonts w:ascii="Cambria Math" w:hAnsi="Cambria Math"/>
+                    </w:rPr>
+                    <m:t xml:space="preserve">* </m:t>
+                  </m:r>
+                  <m:sSup>
+                    <m:sSupPr>
+                      <m:ctrlPr>
+                        <w:rPr>
+                          <w:rFonts w:ascii="Cambria Math" w:hAnsi="Cambria Math"/>
+                          <w:i/>
+                        </w:rPr>
+                      </m:ctrlPr>
+                    </m:sSupPr>
+                    <m:e>
+                      <m:r>
+                        <w:rPr>
+                          <w:rFonts w:ascii="Cambria Math" w:hAnsi="Cambria Math"/>
+                        </w:rPr>
+                        <m:t>e</m:t>
+                      </m:r>
+                    </m:e>
+                    <m:sup>
+                      <m:r>
+                        <w:rPr>
+                          <w:rFonts w:ascii="Cambria Math" w:hAnsi="Cambria Math"/>
+                        </w:rPr>
+                        <m:t>-λ</m:t>
+                      </m:r>
+                    </m:sup>
+                  </m:sSup>
+                </m:num>
+                <m:den>
+                  <m:r>
+                    <w:rPr>
+                      <w:rFonts w:ascii="Cambria Math" w:hAnsi="Cambria Math"/>
+                    </w:rPr>
+                    <m:t>i!</m:t>
+                  </m:r>
+                </m:den>
+              </m:f>
+            </m:e>
+          </m:nary>
+        </m:oMath>
+      </m:oMathPara>
+    </w:p>
+    <w:p>
+      <w:pPr>
+        <w:spacing w:line="276" w:lineRule="auto"/>
+        <w:rPr>
+          <w:rFonts w:ascii="Cambria" w:hAnsi="Cambria"/>
+        </w:rPr>
+      </w:pPr>
+      <m:oMathPara>
+        <m:oMath>
+          <m:r>
+            <m:rPr>
+              <m:sty m:val="p"/>
+            </m:rPr>
+            <w:rPr>
+              <w:rFonts w:ascii="Cambria Math" w:hAnsi="Cambria Math"/>
+            </w:rPr>
+            <m:t>P</m:t>
+          </m:r>
+          <m:d>
+            <m:dPr>
+              <m:begChr m:val="["/>
+              <m:endChr m:val="]"/>
+              <m:ctrlPr>
+                <w:rPr>
+                  <w:rFonts w:ascii="Cambria Math" w:hAnsi="Cambria Math"/>
+                  <w:lang w:val="en-US"/>
+                </w:rPr>
+              </m:ctrlPr>
+            </m:dPr>
+            <m:e>
+              <m:r>
+                <w:rPr>
+                  <w:rFonts w:ascii="Cambria Math" w:hAnsi="Cambria Math"/>
+                  <w:lang w:val="en-US"/>
+                </w:rPr>
+                <m:t>X</m:t>
+              </m:r>
+              <m:r>
+                <m:rPr>
+                  <m:sty m:val="p"/>
+                </m:rPr>
+                <w:rPr>
+                  <w:rFonts w:ascii="Cambria Math" w:hAnsi="Cambria Math"/>
+                  <w:lang w:val="en-US"/>
+                </w:rPr>
+                <m:t>≤2</m:t>
+              </m:r>
+            </m:e>
+          </m:d>
+          <m:r>
+            <m:rPr>
+              <m:sty m:val="p"/>
+            </m:rPr>
+            <w:rPr>
+              <w:rFonts w:ascii="Cambria Math" w:hAnsi="Cambria Math"/>
+            </w:rPr>
+            <m:t xml:space="preserve">= </m:t>
+          </m:r>
+          <m:f>
+            <m:fPr>
+              <m:ctrlPr>
+                <w:rPr>
+                  <w:rFonts w:ascii="Cambria Math" w:hAnsi="Cambria Math"/>
+                </w:rPr>
+              </m:ctrlPr>
+            </m:fPr>
+            <m:num>
+              <m:sSup>
+                <m:sSupPr>
+                  <m:ctrlPr>
+                    <w:rPr>
+                      <w:rFonts w:ascii="Cambria Math" w:hAnsi="Cambria Math"/>
+                      <w:i/>
+                    </w:rPr>
+                  </m:ctrlPr>
+                </m:sSupPr>
+                <m:e>
+                  <m:r>
+                    <w:rPr>
+                      <w:rFonts w:ascii="Cambria Math" w:hAnsi="Cambria Math"/>
+                    </w:rPr>
+                    <m:t>4</m:t>
+                  </m:r>
+                </m:e>
+                <m:sup>
+                  <m:r>
+                    <w:rPr>
+                      <w:rFonts w:ascii="Cambria Math" w:hAnsi="Cambria Math"/>
+                    </w:rPr>
+                    <m:t>2</m:t>
+                  </m:r>
+                </m:sup>
+              </m:sSup>
+              <m:r>
+                <w:rPr>
+                  <w:rFonts w:ascii="Cambria Math" w:hAnsi="Cambria Math"/>
+                </w:rPr>
+                <m:t xml:space="preserve">* </m:t>
+              </m:r>
+              <m:sSup>
+                <m:sSupPr>
+                  <m:ctrlPr>
+                    <w:rPr>
+                      <w:rFonts w:ascii="Cambria Math" w:hAnsi="Cambria Math"/>
+                      <w:i/>
+                    </w:rPr>
+                  </m:ctrlPr>
+                </m:sSupPr>
+                <m:e>
+                  <m:r>
+                    <w:rPr>
+                      <w:rFonts w:ascii="Cambria Math" w:hAnsi="Cambria Math"/>
+                    </w:rPr>
+                    <m:t>e</m:t>
+                  </m:r>
+                </m:e>
+                <m:sup>
+                  <m:r>
+                    <w:rPr>
+                      <w:rFonts w:ascii="Cambria Math" w:hAnsi="Cambria Math"/>
+                    </w:rPr>
+                    <m:t>-4</m:t>
+                  </m:r>
+                </m:sup>
+              </m:sSup>
+            </m:num>
+            <m:den>
+              <m:r>
+                <w:rPr>
+                  <w:rFonts w:ascii="Cambria Math" w:hAnsi="Cambria Math"/>
+                </w:rPr>
+                <m:t>2!</m:t>
+              </m:r>
+            </m:den>
+          </m:f>
+          <m:r>
+            <w:rPr>
+              <w:rFonts w:ascii="Cambria Math" w:hAnsi="Cambria Math"/>
+            </w:rPr>
+            <m:t>+</m:t>
+          </m:r>
+          <m:f>
+            <m:fPr>
+              <m:ctrlPr>
+                <w:rPr>
+                  <w:rFonts w:ascii="Cambria Math" w:hAnsi="Cambria Math"/>
+                </w:rPr>
+              </m:ctrlPr>
+            </m:fPr>
+            <m:num>
+              <m:sSup>
+                <m:sSupPr>
+                  <m:ctrlPr>
+                    <w:rPr>
+                      <w:rFonts w:ascii="Cambria Math" w:hAnsi="Cambria Math"/>
+                      <w:i/>
+                    </w:rPr>
+                  </m:ctrlPr>
+                </m:sSupPr>
+                <m:e>
+                  <m:r>
+                    <w:rPr>
+                      <w:rFonts w:ascii="Cambria Math" w:hAnsi="Cambria Math"/>
+                    </w:rPr>
+                    <m:t>4</m:t>
+                  </m:r>
+                </m:e>
+                <m:sup>
+                  <m:r>
+                    <w:rPr>
+                      <w:rFonts w:ascii="Cambria Math" w:hAnsi="Cambria Math"/>
+                    </w:rPr>
+                    <m:t>1</m:t>
+                  </m:r>
+                </m:sup>
+              </m:sSup>
+              <m:r>
+                <w:rPr>
+                  <w:rFonts w:ascii="Cambria Math" w:hAnsi="Cambria Math"/>
+                </w:rPr>
+                <m:t xml:space="preserve">* </m:t>
+              </m:r>
+              <m:sSup>
+                <m:sSupPr>
+                  <m:ctrlPr>
+                    <w:rPr>
+                      <w:rFonts w:ascii="Cambria Math" w:hAnsi="Cambria Math"/>
+                      <w:i/>
+                    </w:rPr>
+                  </m:ctrlPr>
+                </m:sSupPr>
+                <m:e>
+                  <m:r>
+                    <w:rPr>
+                      <w:rFonts w:ascii="Cambria Math" w:hAnsi="Cambria Math"/>
+                    </w:rPr>
+                    <m:t>e</m:t>
+                  </m:r>
+                </m:e>
+                <m:sup>
+                  <m:r>
+                    <w:rPr>
+                      <w:rFonts w:ascii="Cambria Math" w:hAnsi="Cambria Math"/>
+                    </w:rPr>
+                    <m:t>-4</m:t>
+                  </m:r>
+                </m:sup>
+              </m:sSup>
+            </m:num>
+            <m:den>
+              <m:r>
+                <w:rPr>
+                  <w:rFonts w:ascii="Cambria Math" w:hAnsi="Cambria Math"/>
+                </w:rPr>
+                <m:t>1!</m:t>
+              </m:r>
+            </m:den>
+          </m:f>
+          <m:r>
+            <w:rPr>
+              <w:rFonts w:ascii="Cambria Math" w:hAnsi="Cambria Math"/>
+            </w:rPr>
+            <m:t>+</m:t>
+          </m:r>
+          <m:f>
+            <m:fPr>
+              <m:ctrlPr>
+                <w:rPr>
+                  <w:rFonts w:ascii="Cambria Math" w:hAnsi="Cambria Math"/>
+                </w:rPr>
+              </m:ctrlPr>
+            </m:fPr>
+            <m:num>
+              <m:sSup>
+                <m:sSupPr>
+                  <m:ctrlPr>
+                    <w:rPr>
+                      <w:rFonts w:ascii="Cambria Math" w:hAnsi="Cambria Math"/>
+                      <w:i/>
+                    </w:rPr>
+                  </m:ctrlPr>
+                </m:sSupPr>
+                <m:e>
+                  <m:r>
+                    <w:rPr>
+                      <w:rFonts w:ascii="Cambria Math" w:hAnsi="Cambria Math"/>
+                    </w:rPr>
+                    <m:t>4</m:t>
+                  </m:r>
+                </m:e>
+                <m:sup>
+                  <m:r>
+                    <w:rPr>
+                      <w:rFonts w:ascii="Cambria Math" w:hAnsi="Cambria Math"/>
+                    </w:rPr>
+                    <m:t>0</m:t>
+                  </m:r>
+                </m:sup>
+              </m:sSup>
+              <m:r>
+                <w:rPr>
+                  <w:rFonts w:ascii="Cambria Math" w:hAnsi="Cambria Math"/>
+                </w:rPr>
+                <m:t xml:space="preserve">* </m:t>
+              </m:r>
+              <m:sSup>
+                <m:sSupPr>
+                  <m:ctrlPr>
+                    <w:rPr>
+                      <w:rFonts w:ascii="Cambria Math" w:hAnsi="Cambria Math"/>
+                      <w:i/>
+                    </w:rPr>
+                  </m:ctrlPr>
+                </m:sSupPr>
+                <m:e>
+                  <m:r>
+                    <w:rPr>
+                      <w:rFonts w:ascii="Cambria Math" w:hAnsi="Cambria Math"/>
+                    </w:rPr>
+                    <m:t>e</m:t>
+                  </m:r>
+                </m:e>
+                <m:sup>
+                  <m:r>
+                    <w:rPr>
+                      <w:rFonts w:ascii="Cambria Math" w:hAnsi="Cambria Math"/>
+                    </w:rPr>
+                    <m:t>-4</m:t>
+                  </m:r>
+                </m:sup>
+              </m:sSup>
+            </m:num>
+            <m:den>
+              <m:r>
+                <w:rPr>
+                  <w:rFonts w:ascii="Cambria Math" w:hAnsi="Cambria Math"/>
+                </w:rPr>
+                <m:t>0!</m:t>
+              </m:r>
+            </m:den>
+          </m:f>
+          <m:r>
+            <w:rPr>
+              <w:rFonts w:ascii="Cambria Math" w:hAnsi="Cambria Math"/>
+            </w:rPr>
+            <m:t>= 0.2381 ≈</m:t>
+          </m:r>
+          <m:r>
+            <m:rPr>
+              <m:sty m:val="bi"/>
+            </m:rPr>
+            <w:rPr>
+              <w:rFonts w:ascii="Cambria Math" w:hAnsi="Cambria Math"/>
+            </w:rPr>
+            <m:t>23.81%</m:t>
+          </m:r>
+        </m:oMath>
+      </m:oMathPara>
+    </w:p>
+    <w:p>
+      <w:pPr>
+        <w:pStyle w:val="PargrafodaLista"/>
+        <w:numPr>
+          <w:ilvl w:val="0"/>
+          <w:numId w:val="2"/>
+        </w:numPr>
+        <w:autoSpaceDE w:val="0"/>
+        <w:autoSpaceDN w:val="0"/>
+        <w:adjustRightInd w:val="0"/>
+        <w:spacing w:after="0" w:line="276" w:lineRule="auto"/>
+        <w:rPr>
+          <w:rFonts w:ascii="Cambria" w:hAnsi="Cambria" w:cs="Cambria"/>
+          <w:color w:val="000000"/>
+        </w:rPr>
+      </w:pPr>
+      <w:r>
+        <w:rPr>
+          <w:rFonts w:ascii="Cambria" w:hAnsi="Cambria" w:cs="Cambria"/>
+          <w:color w:val="000000"/>
+        </w:rPr>
+        <w:t>Probabilidade de ocorrerem mais de 5 falhas em duas horas</w:t>
+      </w:r>
+    </w:p>
+    <w:p>
+      <w:pPr>
+        <w:autoSpaceDE w:val="0"/>
+        <w:autoSpaceDN w:val="0"/>
+        <w:adjustRightInd w:val="0"/>
+        <w:spacing w:after="0" w:line="276" w:lineRule="auto"/>
+      </w:pPr>
+      <w:r>
+        <w:t>Como o intervalo considerado é de duas horas e a taxa média é de 4 falhas por hora</w:t>
+      </w:r>
+      <w:r>
+        <w:t>.</w:t>
+      </w:r>
+    </w:p>
+    <w:p>
+      <w:pPr>
+        <w:autoSpaceDE w:val="0"/>
+        <w:autoSpaceDN w:val="0"/>
+        <w:adjustRightInd w:val="0"/>
+        <w:spacing w:after="0" w:line="276" w:lineRule="auto"/>
+      </w:pPr>
+      <w:r>
+        <w:t>U</w:t>
+      </w:r>
+      <w:r>
+        <w:t xml:space="preserve">tiliza-se </w:t>
+      </w:r>
+      <m:oMath>
+        <m:r>
+          <m:rPr>
+            <m:sty m:val="p"/>
+          </m:rPr>
+          <w:rPr>
+            <w:rFonts w:ascii="Cambria Math" w:hAnsi="Cambria Math"/>
+          </w:rPr>
+          <m:t>λ = 8; (λ = 4 × 2).</m:t>
+        </m:r>
+      </m:oMath>
+    </w:p>
+    <w:p>
+      <w:pPr>
+        <w:autoSpaceDE w:val="0"/>
+        <w:autoSpaceDN w:val="0"/>
+        <w:adjustRightInd w:val="0"/>
+        <w:spacing w:after="0" w:line="276" w:lineRule="auto"/>
+        <w:rPr>
+          <w:rFonts w:ascii="Cambria" w:eastAsiaTheme="minorEastAsia" w:hAnsi="Cambria" w:cs="Cambria"/>
+          <w:color w:val="000000"/>
+        </w:rPr>
+      </w:pPr>
+      <m:oMathPara>
+        <m:oMath>
+          <m:r>
+            <m:rPr>
+              <m:sty m:val="p"/>
+            </m:rPr>
+            <w:rPr>
+              <w:rFonts w:ascii="Cambria Math" w:hAnsi="Cambria Math" w:cs="Calibri"/>
+              <w:noProof/>
+              <w:lang w:eastAsia="pt-BR"/>
+            </w:rPr>
+            <m:t>λ</m:t>
+          </m:r>
+          <m:r>
+            <w:rPr>
+              <w:rFonts w:ascii="Cambria Math" w:hAnsi="Cambria Math" w:cs="Cambria"/>
+              <w:color w:val="000000"/>
+            </w:rPr>
+            <m:t>=8</m:t>
+          </m:r>
+        </m:oMath>
+      </m:oMathPara>
+    </w:p>
+    <w:p>
+      <w:pPr>
+        <w:autoSpaceDE w:val="0"/>
+        <w:autoSpaceDN w:val="0"/>
+        <w:adjustRightInd w:val="0"/>
+        <w:spacing w:after="0" w:line="276" w:lineRule="auto"/>
+        <w:rPr>
+          <w:rFonts w:ascii="Cambria" w:eastAsiaTheme="minorEastAsia" w:hAnsi="Cambria" w:cs="Cambria"/>
+          <w:color w:val="000000"/>
+        </w:rPr>
+      </w:pPr>
+      <m:oMathPara>
+        <m:oMath>
+          <m:r>
+            <w:rPr>
+              <w:rFonts w:ascii="Cambria Math" w:hAnsi="Cambria Math" w:cs="Cambria"/>
+              <w:color w:val="000000"/>
+            </w:rPr>
+            <m:t>P</m:t>
+          </m:r>
+          <m:d>
+            <m:dPr>
+              <m:begChr m:val="["/>
+              <m:endChr m:val="]"/>
+              <m:ctrlPr>
+                <w:rPr>
+                  <w:rFonts w:ascii="Cambria Math" w:hAnsi="Cambria Math" w:cs="Cambria"/>
+                  <w:i/>
+                  <w:color w:val="000000"/>
+                </w:rPr>
+              </m:ctrlPr>
+            </m:dPr>
+            <m:e>
+              <m:r>
+                <w:rPr>
+                  <w:rFonts w:ascii="Cambria Math" w:hAnsi="Cambria Math" w:cs="Cambria"/>
+                  <w:color w:val="000000"/>
+                </w:rPr>
+                <m:t>X&gt;x</m:t>
+              </m:r>
+            </m:e>
+          </m:d>
+          <m:r>
+            <w:rPr>
+              <w:rFonts w:ascii="Cambria Math" w:hAnsi="Cambria Math" w:cs="Cambria"/>
+              <w:color w:val="000000"/>
+            </w:rPr>
+            <m:t>=1-P</m:t>
+          </m:r>
+          <m:d>
+            <m:dPr>
+              <m:begChr m:val="["/>
+              <m:endChr m:val="]"/>
+              <m:ctrlPr>
+                <w:rPr>
+                  <w:rFonts w:ascii="Cambria Math" w:hAnsi="Cambria Math" w:cs="Cambria"/>
+                  <w:i/>
+                  <w:color w:val="000000"/>
+                </w:rPr>
+              </m:ctrlPr>
+            </m:dPr>
+            <m:e>
+              <m:r>
+                <w:rPr>
+                  <w:rFonts w:ascii="Cambria Math" w:hAnsi="Cambria Math" w:cs="Cambria"/>
+                  <w:color w:val="000000"/>
+                </w:rPr>
+                <m:t>X≤x</m:t>
+              </m:r>
+            </m:e>
+          </m:d>
+          <m:r>
+            <w:rPr>
+              <w:rFonts w:ascii="Cambria Math" w:hAnsi="Cambria Math" w:cs="Cambria"/>
+              <w:color w:val="000000"/>
+            </w:rPr>
+            <m:t>=</m:t>
+          </m:r>
+          <m:r>
+            <m:rPr>
+              <m:sty m:val="p"/>
+            </m:rPr>
+            <w:rPr>
+              <w:rFonts w:ascii="Cambria Math" w:hAnsi="Cambria Math"/>
+            </w:rPr>
+            <m:t xml:space="preserve">1- </m:t>
+          </m:r>
+          <m:nary>
+            <m:naryPr>
+              <m:chr m:val="∑"/>
+              <m:limLoc m:val="subSup"/>
+              <m:ctrlPr>
+                <w:rPr>
+                  <w:rFonts w:ascii="Cambria Math" w:hAnsi="Cambria Math"/>
+                </w:rPr>
+              </m:ctrlPr>
+            </m:naryPr>
+            <m:sub>
+              <m:r>
+                <w:rPr>
+                  <w:rFonts w:ascii="Cambria Math" w:hAnsi="Cambria Math"/>
+                </w:rPr>
+                <m:t>i= 0</m:t>
+              </m:r>
+            </m:sub>
+            <m:sup>
+              <m:r>
+                <w:rPr>
+                  <w:rFonts w:ascii="Cambria Math" w:hAnsi="Cambria Math"/>
+                </w:rPr>
+                <m:t>x</m:t>
+              </m:r>
+            </m:sup>
+            <m:e>
+              <m:f>
+                <m:fPr>
+                  <m:ctrlPr>
+                    <w:rPr>
+                      <w:rFonts w:ascii="Cambria Math" w:hAnsi="Cambria Math"/>
+                    </w:rPr>
+                  </m:ctrlPr>
+                </m:fPr>
+                <m:num>
+                  <m:sSup>
+                    <m:sSupPr>
+                      <m:ctrlPr>
+                        <w:rPr>
+                          <w:rFonts w:ascii="Cambria Math" w:hAnsi="Cambria Math"/>
+                          <w:i/>
+                        </w:rPr>
+                      </m:ctrlPr>
+                    </m:sSupPr>
+                    <m:e>
+                      <m:r>
+                        <w:rPr>
+                          <w:rFonts w:ascii="Cambria Math" w:hAnsi="Cambria Math"/>
+                        </w:rPr>
+                        <m:t>λ</m:t>
+                      </m:r>
+                    </m:e>
+                    <m:sup>
+                      <m:r>
+                        <w:rPr>
+                          <w:rFonts w:ascii="Cambria Math" w:hAnsi="Cambria Math"/>
+                        </w:rPr>
+                        <m:t>i</m:t>
+                      </m:r>
+                    </m:sup>
+                  </m:sSup>
+                  <m:r>
+                    <w:rPr>
+                      <w:rFonts w:ascii="Cambria Math" w:hAnsi="Cambria Math"/>
+                    </w:rPr>
+                    <m:t xml:space="preserve">* </m:t>
+                  </m:r>
+                  <m:sSup>
+                    <m:sSupPr>
+                      <m:ctrlPr>
+                        <w:rPr>
+                          <w:rFonts w:ascii="Cambria Math" w:hAnsi="Cambria Math"/>
+                          <w:i/>
+                        </w:rPr>
+                      </m:ctrlPr>
+                    </m:sSupPr>
+                    <m:e>
+                      <m:r>
+                        <w:rPr>
+                          <w:rFonts w:ascii="Cambria Math" w:hAnsi="Cambria Math"/>
+                        </w:rPr>
+                        <m:t>e</m:t>
+                      </m:r>
+                    </m:e>
+                    <m:sup>
+                      <m:r>
+                        <w:rPr>
+                          <w:rFonts w:ascii="Cambria Math" w:hAnsi="Cambria Math"/>
+                        </w:rPr>
+                        <m:t>-λ</m:t>
+                      </m:r>
+                    </m:sup>
+                  </m:sSup>
+                </m:num>
+                <m:den>
+                  <m:r>
+                    <w:rPr>
+                      <w:rFonts w:ascii="Cambria Math" w:hAnsi="Cambria Math"/>
+                    </w:rPr>
+                    <m:t>i!</m:t>
+                  </m:r>
+                </m:den>
+              </m:f>
+            </m:e>
+          </m:nary>
+        </m:oMath>
+      </m:oMathPara>
+    </w:p>
+    <w:p>
+      <w:pPr>
+        <w:autoSpaceDE w:val="0"/>
+        <w:autoSpaceDN w:val="0"/>
+        <w:adjustRightInd w:val="0"/>
+        <w:spacing w:before="240" w:line="276" w:lineRule="auto"/>
+        <w:rPr>
+          <w:rFonts w:ascii="Cambria" w:hAnsi="Cambria" w:cs="Cambria"/>
+          <w:color w:val="000000"/>
+        </w:rPr>
+      </w:pPr>
+      <m:oMathPara>
+        <m:oMath>
+          <m:r>
+            <m:rPr>
+              <m:sty m:val="p"/>
+            </m:rPr>
+            <w:rPr>
+              <w:rFonts w:ascii="Cambria Math" w:hAnsi="Cambria Math"/>
+            </w:rPr>
+            <m:t xml:space="preserve">P </m:t>
+          </m:r>
+          <m:d>
+            <m:dPr>
+              <m:begChr m:val="["/>
+              <m:endChr m:val="]"/>
+              <m:ctrlPr>
+                <w:rPr>
+                  <w:rFonts w:ascii="Cambria Math" w:hAnsi="Cambria Math"/>
+                  <w:lang w:val="en-US"/>
+                </w:rPr>
+              </m:ctrlPr>
+            </m:dPr>
+            <m:e>
+              <m:r>
+                <w:rPr>
+                  <w:rFonts w:ascii="Cambria Math" w:hAnsi="Cambria Math"/>
+                  <w:lang w:val="en-US"/>
+                </w:rPr>
+                <m:t>X</m:t>
+              </m:r>
+              <m:r>
+                <m:rPr>
+                  <m:sty m:val="p"/>
+                </m:rPr>
+                <w:rPr>
+                  <w:rFonts w:ascii="Cambria Math" w:hAnsi="Cambria Math"/>
+                  <w:lang w:val="en-US"/>
+                </w:rPr>
+                <m:t>&gt;5</m:t>
+              </m:r>
+            </m:e>
+          </m:d>
+          <m:r>
+            <m:rPr>
+              <m:sty m:val="p"/>
+            </m:rPr>
+            <w:rPr>
+              <w:rFonts w:ascii="Cambria Math" w:hAnsi="Cambria Math"/>
+            </w:rPr>
+            <m:t>=1-</m:t>
+          </m:r>
+          <m:d>
+            <m:dPr>
+              <m:begChr m:val="["/>
+              <m:endChr m:val="]"/>
+              <m:ctrlPr>
+                <w:rPr>
+                  <w:rFonts w:ascii="Cambria Math" w:hAnsi="Cambria Math"/>
+                </w:rPr>
+              </m:ctrlPr>
+            </m:dPr>
+            <m:e>
+              <m:f>
+                <m:fPr>
+                  <m:ctrlPr>
+                    <w:rPr>
+                      <w:rFonts w:ascii="Cambria Math" w:hAnsi="Cambria Math"/>
+                    </w:rPr>
+                  </m:ctrlPr>
+                </m:fPr>
+                <m:num>
+                  <m:sSup>
+                    <m:sSupPr>
+                      <m:ctrlPr>
+                        <w:rPr>
+                          <w:rFonts w:ascii="Cambria Math" w:hAnsi="Cambria Math"/>
+                          <w:i/>
+                        </w:rPr>
+                      </m:ctrlPr>
+                    </m:sSupPr>
+                    <m:e>
+                      <m:r>
+                        <w:rPr>
+                          <w:rFonts w:ascii="Cambria Math" w:hAnsi="Cambria Math"/>
+                        </w:rPr>
+                        <m:t>8</m:t>
+                      </m:r>
+                    </m:e>
+                    <m:sup>
+                      <m:r>
+                        <w:rPr>
+                          <w:rFonts w:ascii="Cambria Math" w:hAnsi="Cambria Math"/>
+                        </w:rPr>
+                        <m:t>5</m:t>
+                      </m:r>
+                    </m:sup>
+                  </m:sSup>
+                  <m:r>
+                    <w:rPr>
+                      <w:rFonts w:ascii="Cambria Math" w:hAnsi="Cambria Math"/>
+                    </w:rPr>
+                    <m:t xml:space="preserve">* </m:t>
+                  </m:r>
+                  <m:sSup>
+                    <m:sSupPr>
+                      <m:ctrlPr>
+                        <w:rPr>
+                          <w:rFonts w:ascii="Cambria Math" w:hAnsi="Cambria Math"/>
+                          <w:i/>
+                        </w:rPr>
+                      </m:ctrlPr>
+                    </m:sSupPr>
+                    <m:e>
+                      <m:r>
+                        <w:rPr>
+                          <w:rFonts w:ascii="Cambria Math" w:hAnsi="Cambria Math"/>
+                        </w:rPr>
+                        <m:t>e</m:t>
+                      </m:r>
+                    </m:e>
+                    <m:sup>
+                      <m:r>
+                        <w:rPr>
+                          <w:rFonts w:ascii="Cambria Math" w:hAnsi="Cambria Math"/>
+                        </w:rPr>
+                        <m:t>-8</m:t>
+                      </m:r>
+                    </m:sup>
+                  </m:sSup>
+                </m:num>
+                <m:den>
+                  <m:r>
+                    <w:rPr>
+                      <w:rFonts w:ascii="Cambria Math" w:hAnsi="Cambria Math"/>
+                    </w:rPr>
+                    <m:t>5!</m:t>
+                  </m:r>
+                </m:den>
+              </m:f>
+              <m:r>
+                <w:rPr>
+                  <w:rFonts w:ascii="Cambria Math" w:hAnsi="Cambria Math"/>
+                </w:rPr>
+                <m:t>+</m:t>
+              </m:r>
+              <m:f>
+                <m:fPr>
+                  <m:ctrlPr>
+                    <w:rPr>
+                      <w:rFonts w:ascii="Cambria Math" w:hAnsi="Cambria Math"/>
+                    </w:rPr>
+                  </m:ctrlPr>
+                </m:fPr>
+                <m:num>
+                  <m:sSup>
+                    <m:sSupPr>
+                      <m:ctrlPr>
+                        <w:rPr>
+                          <w:rFonts w:ascii="Cambria Math" w:hAnsi="Cambria Math"/>
+                          <w:i/>
+                        </w:rPr>
+                      </m:ctrlPr>
+                    </m:sSupPr>
+                    <m:e>
+                      <m:r>
+                        <w:rPr>
+                          <w:rFonts w:ascii="Cambria Math" w:hAnsi="Cambria Math"/>
+                        </w:rPr>
+                        <m:t>8</m:t>
+                      </m:r>
+                    </m:e>
+                    <m:sup>
+                      <m:r>
+                        <w:rPr>
+                          <w:rFonts w:ascii="Cambria Math" w:hAnsi="Cambria Math"/>
+                        </w:rPr>
+                        <m:t>4</m:t>
+                      </m:r>
+                    </m:sup>
+                  </m:sSup>
+                  <m:r>
+                    <w:rPr>
+                      <w:rFonts w:ascii="Cambria Math" w:hAnsi="Cambria Math"/>
+                    </w:rPr>
+                    <m:t xml:space="preserve">* </m:t>
+                  </m:r>
+                  <m:sSup>
+                    <m:sSupPr>
+                      <m:ctrlPr>
+                        <w:rPr>
+                          <w:rFonts w:ascii="Cambria Math" w:hAnsi="Cambria Math"/>
+                          <w:i/>
+                        </w:rPr>
+                      </m:ctrlPr>
+                    </m:sSupPr>
+                    <m:e>
+                      <m:r>
+                        <w:rPr>
+                          <w:rFonts w:ascii="Cambria Math" w:hAnsi="Cambria Math"/>
+                        </w:rPr>
+                        <m:t>e</m:t>
+                      </m:r>
+                    </m:e>
+                    <m:sup>
+                      <m:r>
+                        <w:rPr>
+                          <w:rFonts w:ascii="Cambria Math" w:hAnsi="Cambria Math"/>
+                        </w:rPr>
+                        <m:t>-8</m:t>
+                      </m:r>
+                    </m:sup>
+                  </m:sSup>
+                </m:num>
+                <m:den>
+                  <m:r>
+                    <w:rPr>
+                      <w:rFonts w:ascii="Cambria Math" w:hAnsi="Cambria Math"/>
+                    </w:rPr>
+                    <m:t>4!</m:t>
+                  </m:r>
+                </m:den>
+              </m:f>
+              <m:r>
+                <w:rPr>
+                  <w:rFonts w:ascii="Cambria Math" w:hAnsi="Cambria Math"/>
+                </w:rPr>
+                <m:t>+</m:t>
+              </m:r>
+              <m:f>
+                <m:fPr>
+                  <m:ctrlPr>
+                    <w:rPr>
+                      <w:rFonts w:ascii="Cambria Math" w:hAnsi="Cambria Math"/>
+                    </w:rPr>
+                  </m:ctrlPr>
+                </m:fPr>
+                <m:num>
+                  <m:sSup>
+                    <m:sSupPr>
+                      <m:ctrlPr>
+                        <w:rPr>
+                          <w:rFonts w:ascii="Cambria Math" w:hAnsi="Cambria Math"/>
+                          <w:i/>
+                        </w:rPr>
+                      </m:ctrlPr>
+                    </m:sSupPr>
+                    <m:e>
+                      <m:r>
+                        <w:rPr>
+                          <w:rFonts w:ascii="Cambria Math" w:hAnsi="Cambria Math"/>
+                        </w:rPr>
+                        <m:t>8</m:t>
+                      </m:r>
+                    </m:e>
+                    <m:sup>
+                      <m:r>
+                        <w:rPr>
+                          <w:rFonts w:ascii="Cambria Math" w:hAnsi="Cambria Math"/>
+                        </w:rPr>
+                        <m:t>3</m:t>
+                      </m:r>
+                    </m:sup>
+                  </m:sSup>
+                  <m:r>
+                    <w:rPr>
+                      <w:rFonts w:ascii="Cambria Math" w:hAnsi="Cambria Math"/>
+                    </w:rPr>
+                    <m:t xml:space="preserve">* </m:t>
+                  </m:r>
+                  <m:sSup>
+                    <m:sSupPr>
+                      <m:ctrlPr>
+                        <w:rPr>
+                          <w:rFonts w:ascii="Cambria Math" w:hAnsi="Cambria Math"/>
+                          <w:i/>
+                        </w:rPr>
+                      </m:ctrlPr>
+                    </m:sSupPr>
+                    <m:e>
+                      <m:r>
+                        <w:rPr>
+                          <w:rFonts w:ascii="Cambria Math" w:hAnsi="Cambria Math"/>
+                        </w:rPr>
+                        <m:t>e</m:t>
+                      </m:r>
+                    </m:e>
+                    <m:sup>
+                      <m:r>
+                        <w:rPr>
+                          <w:rFonts w:ascii="Cambria Math" w:hAnsi="Cambria Math"/>
+                        </w:rPr>
+                        <m:t>-8</m:t>
+                      </m:r>
+                    </m:sup>
+                  </m:sSup>
+                </m:num>
+                <m:den>
+                  <m:r>
+                    <w:rPr>
+                      <w:rFonts w:ascii="Cambria Math" w:hAnsi="Cambria Math"/>
+                    </w:rPr>
+                    <m:t>3!</m:t>
+                  </m:r>
+                </m:den>
+              </m:f>
+              <m:r>
+                <m:rPr>
+                  <m:sty m:val="p"/>
+                </m:rPr>
+                <w:rPr>
+                  <w:rFonts w:ascii="Cambria Math" w:hAnsi="Cambria Math"/>
+                </w:rPr>
+                <m:t xml:space="preserve">+ </m:t>
+              </m:r>
+              <m:f>
+                <m:fPr>
+                  <m:ctrlPr>
+                    <w:rPr>
+                      <w:rFonts w:ascii="Cambria Math" w:hAnsi="Cambria Math"/>
+                    </w:rPr>
+                  </m:ctrlPr>
+                </m:fPr>
+                <m:num>
+                  <m:sSup>
+                    <m:sSupPr>
+                      <m:ctrlPr>
+                        <w:rPr>
+                          <w:rFonts w:ascii="Cambria Math" w:hAnsi="Cambria Math"/>
+                          <w:i/>
+                        </w:rPr>
+                      </m:ctrlPr>
+                    </m:sSupPr>
+                    <m:e>
+                      <m:r>
+                        <w:rPr>
+                          <w:rFonts w:ascii="Cambria Math" w:hAnsi="Cambria Math"/>
+                        </w:rPr>
+                        <m:t>8</m:t>
+                      </m:r>
+                    </m:e>
+                    <m:sup>
+                      <m:r>
+                        <w:rPr>
+                          <w:rFonts w:ascii="Cambria Math" w:hAnsi="Cambria Math"/>
+                        </w:rPr>
+                        <m:t>2</m:t>
+                      </m:r>
+                    </m:sup>
+                  </m:sSup>
+                  <m:r>
+                    <w:rPr>
+                      <w:rFonts w:ascii="Cambria Math" w:hAnsi="Cambria Math"/>
+                    </w:rPr>
+                    <m:t xml:space="preserve">* </m:t>
+                  </m:r>
+                  <m:sSup>
+                    <m:sSupPr>
+                      <m:ctrlPr>
+                        <w:rPr>
+                          <w:rFonts w:ascii="Cambria Math" w:hAnsi="Cambria Math"/>
+                          <w:i/>
+                        </w:rPr>
+                      </m:ctrlPr>
+                    </m:sSupPr>
+                    <m:e>
+                      <m:r>
+                        <w:rPr>
+                          <w:rFonts w:ascii="Cambria Math" w:hAnsi="Cambria Math"/>
+                        </w:rPr>
+                        <m:t>e</m:t>
+                      </m:r>
+                    </m:e>
+                    <m:sup>
+                      <m:r>
+                        <w:rPr>
+                          <w:rFonts w:ascii="Cambria Math" w:hAnsi="Cambria Math"/>
+                        </w:rPr>
+                        <m:t>-8</m:t>
+                      </m:r>
+                    </m:sup>
+                  </m:sSup>
+                </m:num>
+                <m:den>
+                  <m:r>
+                    <w:rPr>
+                      <w:rFonts w:ascii="Cambria Math" w:hAnsi="Cambria Math"/>
+                    </w:rPr>
+                    <m:t>2!</m:t>
+                  </m:r>
+                </m:den>
+              </m:f>
+              <m:r>
+                <w:rPr>
+                  <w:rFonts w:ascii="Cambria Math" w:hAnsi="Cambria Math"/>
+                </w:rPr>
+                <m:t>+</m:t>
+              </m:r>
+              <m:f>
+                <m:fPr>
+                  <m:ctrlPr>
+                    <w:rPr>
+                      <w:rFonts w:ascii="Cambria Math" w:hAnsi="Cambria Math"/>
+                    </w:rPr>
+                  </m:ctrlPr>
+                </m:fPr>
+                <m:num>
+                  <m:sSup>
+                    <m:sSupPr>
+                      <m:ctrlPr>
+                        <w:rPr>
+                          <w:rFonts w:ascii="Cambria Math" w:hAnsi="Cambria Math"/>
+                          <w:i/>
+                        </w:rPr>
+                      </m:ctrlPr>
+                    </m:sSupPr>
+                    <m:e>
+                      <m:r>
+                        <w:rPr>
+                          <w:rFonts w:ascii="Cambria Math" w:hAnsi="Cambria Math"/>
+                        </w:rPr>
+                        <m:t>8</m:t>
+                      </m:r>
+                    </m:e>
+                    <m:sup>
+                      <m:r>
+                        <w:rPr>
+                          <w:rFonts w:ascii="Cambria Math" w:hAnsi="Cambria Math"/>
+                        </w:rPr>
+                        <m:t>1</m:t>
+                      </m:r>
+                    </m:sup>
+                  </m:sSup>
+                  <m:r>
+                    <w:rPr>
+                      <w:rFonts w:ascii="Cambria Math" w:hAnsi="Cambria Math"/>
+                    </w:rPr>
+                    <m:t xml:space="preserve">* </m:t>
+                  </m:r>
+                  <m:sSup>
+                    <m:sSupPr>
+                      <m:ctrlPr>
+                        <w:rPr>
+                          <w:rFonts w:ascii="Cambria Math" w:hAnsi="Cambria Math"/>
+                          <w:i/>
+                        </w:rPr>
+                      </m:ctrlPr>
+                    </m:sSupPr>
+                    <m:e>
+                      <m:r>
+                        <w:rPr>
+                          <w:rFonts w:ascii="Cambria Math" w:hAnsi="Cambria Math"/>
+                        </w:rPr>
+                        <m:t>e</m:t>
+                      </m:r>
+                    </m:e>
+                    <m:sup>
+                      <m:r>
+                        <w:rPr>
+                          <w:rFonts w:ascii="Cambria Math" w:hAnsi="Cambria Math"/>
+                        </w:rPr>
+                        <m:t>-8</m:t>
+                      </m:r>
+                    </m:sup>
+                  </m:sSup>
+                </m:num>
+                <m:den>
+                  <m:r>
+                    <w:rPr>
+                      <w:rFonts w:ascii="Cambria Math" w:hAnsi="Cambria Math"/>
+                    </w:rPr>
+                    <m:t>1!</m:t>
+                  </m:r>
+                </m:den>
+              </m:f>
+              <m:r>
+                <w:rPr>
+                  <w:rFonts w:ascii="Cambria Math" w:hAnsi="Cambria Math"/>
+                </w:rPr>
+                <m:t>+</m:t>
+              </m:r>
+              <m:f>
+                <m:fPr>
+                  <m:ctrlPr>
+                    <w:rPr>
+                      <w:rFonts w:ascii="Cambria Math" w:hAnsi="Cambria Math"/>
+                    </w:rPr>
+                  </m:ctrlPr>
+                </m:fPr>
+                <m:num>
+                  <m:sSup>
+                    <m:sSupPr>
+                      <m:ctrlPr>
+                        <w:rPr>
+                          <w:rFonts w:ascii="Cambria Math" w:hAnsi="Cambria Math"/>
+                          <w:i/>
+                        </w:rPr>
+                      </m:ctrlPr>
+                    </m:sSupPr>
+                    <m:e>
+                      <m:r>
+                        <w:rPr>
+                          <w:rFonts w:ascii="Cambria Math" w:hAnsi="Cambria Math"/>
+                        </w:rPr>
+                        <m:t>8</m:t>
+                      </m:r>
+                    </m:e>
+                    <m:sup>
+                      <m:r>
+                        <w:rPr>
+                          <w:rFonts w:ascii="Cambria Math" w:hAnsi="Cambria Math"/>
+                        </w:rPr>
+                        <m:t>0</m:t>
+                      </m:r>
+                    </m:sup>
+                  </m:sSup>
+                  <m:r>
+                    <w:rPr>
+                      <w:rFonts w:ascii="Cambria Math" w:hAnsi="Cambria Math"/>
+                    </w:rPr>
+                    <m:t xml:space="preserve">* </m:t>
+                  </m:r>
+                  <m:sSup>
+                    <m:sSupPr>
+                      <m:ctrlPr>
+                        <w:rPr>
+                          <w:rFonts w:ascii="Cambria Math" w:hAnsi="Cambria Math"/>
+                          <w:i/>
+                        </w:rPr>
+                      </m:ctrlPr>
+                    </m:sSupPr>
+                    <m:e>
+                      <m:r>
+                        <w:rPr>
+                          <w:rFonts w:ascii="Cambria Math" w:hAnsi="Cambria Math"/>
+                        </w:rPr>
+                        <m:t>e</m:t>
+                      </m:r>
+                    </m:e>
+                    <m:sup>
+                      <m:r>
+                        <w:rPr>
+                          <w:rFonts w:ascii="Cambria Math" w:hAnsi="Cambria Math"/>
+                        </w:rPr>
+                        <m:t>-8</m:t>
+                      </m:r>
+                    </m:sup>
+                  </m:sSup>
+                </m:num>
+                <m:den>
+                  <m:r>
+                    <w:rPr>
+                      <w:rFonts w:ascii="Cambria Math" w:hAnsi="Cambria Math"/>
+                    </w:rPr>
+                    <m:t>0!</m:t>
+                  </m:r>
+                </m:den>
+              </m:f>
+            </m:e>
+          </m:d>
+          <m:r>
+            <w:rPr>
+              <w:rFonts w:ascii="Cambria Math" w:hAnsi="Cambria Math"/>
+            </w:rPr>
+            <m:t>= 0.8088≈</m:t>
+          </m:r>
+          <m:r>
+            <m:rPr>
+              <m:sty m:val="bi"/>
+            </m:rPr>
+            <w:rPr>
+              <w:rFonts w:ascii="Cambria Math" w:hAnsi="Cambria Math"/>
+            </w:rPr>
+            <m:t>80.88%</m:t>
+          </m:r>
+        </m:oMath>
+      </m:oMathPara>
+    </w:p>
+    <w:p>
+      <w:pPr>
+        <w:pStyle w:val="PargrafodaLista"/>
+        <w:numPr>
+          <w:ilvl w:val="0"/>
+          <w:numId w:val="2"/>
+        </w:numPr>
+        <w:autoSpaceDE w:val="0"/>
+        <w:autoSpaceDN w:val="0"/>
+        <w:adjustRightInd w:val="0"/>
+        <w:spacing w:after="0" w:line="276" w:lineRule="auto"/>
+        <w:rPr>
+          <w:rFonts w:ascii="Cambria" w:hAnsi="Cambria" w:cs="Cambria"/>
+          <w:color w:val="000000"/>
+        </w:rPr>
+      </w:pPr>
+      <w:r>
+        <w:rPr>
+          <w:rFonts w:ascii="Cambria" w:hAnsi="Cambria" w:cs="Cambria"/>
+          <w:color w:val="000000"/>
+        </w:rPr>
+        <w:t>Valor esperado e a variância da variável aleatória associada</w:t>
+      </w:r>
+    </w:p>
+    <w:p>
+      <w:pPr>
+        <w:spacing w:line="276" w:lineRule="auto"/>
+        <w:jc w:val="center"/>
+        <w:rPr>
+          <w:rFonts w:eastAsiaTheme="minorEastAsia"/>
+        </w:rPr>
+      </w:pPr>
+      <m:oMath>
+        <m:r>
+          <w:rPr>
+            <w:rFonts w:ascii="Cambria Math" w:hAnsi="Cambria Math"/>
+          </w:rPr>
+          <m:t>E</m:t>
+        </m:r>
+        <m:d>
+          <m:dPr>
+            <m:begChr m:val="["/>
+            <m:endChr m:val="]"/>
+            <m:ctrlPr>
+              <w:rPr>
+                <w:rFonts w:ascii="Cambria Math" w:hAnsi="Cambria Math"/>
+                <w:i/>
+              </w:rPr>
+            </m:ctrlPr>
+          </m:dPr>
+          <m:e>
+            <m:r>
+              <w:rPr>
+                <w:rFonts w:ascii="Cambria Math" w:hAnsi="Cambria Math"/>
+              </w:rPr>
+              <m:t>X</m:t>
+            </m:r>
+          </m:e>
+        </m:d>
+        <m:r>
+          <w:rPr>
+            <w:rFonts w:ascii="Cambria Math" w:hAnsi="Cambria Math"/>
+          </w:rPr>
+          <m:t>=λ</m:t>
+        </m:r>
+      </m:oMath>
+      <w:r>
+        <w:rPr>
+          <w:rFonts w:eastAsiaTheme="minorEastAsia"/>
+        </w:rPr>
+        <w:tab/>
+      </w:r>
+      <m:oMath>
+        <m:r>
+          <w:rPr>
+            <w:rFonts w:ascii="Cambria Math" w:hAnsi="Cambria Math"/>
+          </w:rPr>
+          <m:t>Var</m:t>
+        </m:r>
+        <m:d>
+          <m:dPr>
+            <m:ctrlPr>
+              <w:rPr>
+                <w:rFonts w:ascii="Cambria Math" w:hAnsi="Cambria Math"/>
+                <w:i/>
+              </w:rPr>
+            </m:ctrlPr>
+          </m:dPr>
+          <m:e>
+            <m:r>
+              <w:rPr>
+                <w:rFonts w:ascii="Cambria Math" w:hAnsi="Cambria Math"/>
+              </w:rPr>
+              <m:t>X</m:t>
+            </m:r>
+          </m:e>
+        </m:d>
+        <m:r>
+          <w:rPr>
+            <w:rFonts w:ascii="Cambria Math" w:hAnsi="Cambria Math"/>
+          </w:rPr>
+          <m:t>=λ</m:t>
+        </m:r>
+      </m:oMath>
+    </w:p>
+    <w:p>
+      <w:pPr>
+        <w:spacing w:line="276" w:lineRule="auto"/>
+      </w:pPr>
+      <w:r>
+        <w:t xml:space="preserve">Como </w:t>
+      </w:r>
+      <m:oMath>
+        <m:r>
+          <m:rPr>
+            <m:sty m:val="p"/>
+          </m:rPr>
+          <w:rPr>
+            <w:rFonts w:ascii="Cambria Math" w:hAnsi="Cambria Math" w:cs="Calibri"/>
+            <w:noProof/>
+            <w:lang w:eastAsia="pt-BR"/>
+          </w:rPr>
+          <m:t>λ</m:t>
+        </m:r>
+        <m:r>
+          <w:rPr>
+            <w:rFonts w:ascii="Cambria Math" w:hAnsi="Cambria Math" w:cs="Cambria"/>
+            <w:color w:val="000000"/>
+          </w:rPr>
+          <m:t>=4</m:t>
+        </m:r>
+      </m:oMath>
+      <w:r>
+        <w:t>, segue que:</w:t>
+      </w:r>
+    </w:p>
+    <w:p>
+      <w:pPr>
+        <w:spacing w:line="276" w:lineRule="auto"/>
+        <w:rPr>
+          <w:b/>
+          <w:bCs/>
+        </w:rPr>
+      </w:pPr>
+      <w:r>
+        <w:rPr>
+          <w:b/>
+          <w:bCs/>
+        </w:rPr>
+        <w:t>Valor Esperado: 4</w:t>
+      </w:r>
+    </w:p>
+    <w:p>
+      <w:pPr>
+        <w:spacing w:line="276" w:lineRule="auto"/>
+        <w:rPr>
+          <w:b/>
+          <w:bCs/>
+        </w:rPr>
+      </w:pPr>
+      <w:r>
+        <w:rPr>
+          <w:b/>
+          <w:bCs/>
+        </w:rPr>
+        <w:t>Variância: 4</w:t>
+      </w:r>
+    </w:p>
+    <w:p>
+      <w:pPr>
+        <w:spacing w:line="276" w:lineRule="auto"/>
+        <w:rPr>
+          <w:rFonts w:ascii="Cambria" w:hAnsi="Cambria" w:cs="Cambria"/>
+          <w:color w:val="000000"/>
+        </w:rPr>
+      </w:pPr>
+      <w:r>
+        <w:rPr>
+          <w:rFonts w:ascii="Cambria" w:hAnsi="Cambria" w:cs="Cambria"/>
+          <w:color w:val="000000"/>
+        </w:rPr>
+        <w:br w:type="page"/>
+      </w:r>
+    </w:p>
+    <w:p>
+      <w:pPr>
+        <w:autoSpaceDE w:val="0"/>
+        <w:autoSpaceDN w:val="0"/>
+        <w:adjustRightInd w:val="0"/>
+        <w:spacing w:after="0" w:line="276" w:lineRule="auto"/>
         <w:rPr>
           <w:rFonts w:ascii="Cambria-Bold" w:hAnsi="Cambria-Bold" w:cs="Cambria-Bold"/>
           <w:b/>
@@ -5090,6 +6815,7 @@
           <w:bCs/>
           <w:color w:val="000000"/>
         </w:rPr>
+        <w:lastRenderedPageBreak/>
         <w:t>3) Distribuição Binomial</w:t>
       </w:r>
     </w:p>
@@ -5098,7 +6824,7 @@
         <w:autoSpaceDE w:val="0"/>
         <w:autoSpaceDN w:val="0"/>
         <w:adjustRightInd w:val="0"/>
-        <w:spacing w:after="0" w:line="240" w:lineRule="auto"/>
+        <w:spacing w:after="0" w:line="276" w:lineRule="auto"/>
         <w:rPr>
           <w:rFonts w:ascii="Cambria" w:hAnsi="Cambria" w:cs="Cambria"/>
           <w:color w:val="000000"/>
@@ -5111,15 +6837,13 @@
         </w:rPr>
         <w:t xml:space="preserve">Em um sistema de </w:t>
       </w:r>
-      <w:proofErr w:type="spellStart"/>
-      <w:r>
-        <w:rPr>
-          <w:rFonts w:ascii="Cambria" w:hAnsi="Cambria" w:cs="Cambria"/>
-          <w:color w:val="000000"/>
-        </w:rPr>
-        <w:t>comunicacao</w:t>
-      </w:r>
-      <w:proofErr w:type="spellEnd"/>
+      <w:r>
+        <w:rPr>
+          <w:rFonts w:ascii="Cambria" w:hAnsi="Cambria" w:cs="Cambria"/>
+          <w:color w:val="000000"/>
+        </w:rPr>
+        <w:t>comunicação</w:t>
+      </w:r>
       <w:r>
         <w:rPr>
           <w:rFonts w:ascii="Cambria" w:hAnsi="Cambria" w:cs="Cambria"/>
@@ -5133,7 +6857,7 @@
         <w:autoSpaceDE w:val="0"/>
         <w:autoSpaceDN w:val="0"/>
         <w:adjustRightInd w:val="0"/>
-        <w:spacing w:after="0" w:line="240" w:lineRule="auto"/>
+        <w:spacing w:after="0" w:line="276" w:lineRule="auto"/>
         <w:rPr>
           <w:rFonts w:ascii="Cambria" w:hAnsi="Cambria" w:cs="Cambria"/>
           <w:color w:val="000000"/>
@@ -5152,7 +6876,7 @@
         <w:autoSpaceDE w:val="0"/>
         <w:autoSpaceDN w:val="0"/>
         <w:adjustRightInd w:val="0"/>
-        <w:spacing w:after="0" w:line="240" w:lineRule="auto"/>
+        <w:spacing w:after="0" w:line="276" w:lineRule="auto"/>
         <w:rPr>
           <w:rFonts w:ascii="Cambria" w:hAnsi="Cambria" w:cs="Cambria"/>
           <w:color w:val="000000"/>
@@ -5171,7 +6895,7 @@
         <w:autoSpaceDE w:val="0"/>
         <w:autoSpaceDN w:val="0"/>
         <w:adjustRightInd w:val="0"/>
-        <w:spacing w:after="0" w:line="240" w:lineRule="auto"/>
+        <w:spacing w:after="0" w:line="276" w:lineRule="auto"/>
         <w:rPr>
           <w:rFonts w:ascii="Cambria" w:hAnsi="Cambria" w:cs="Cambria"/>
           <w:color w:val="000000"/>
@@ -5190,7 +6914,7 @@
         <w:autoSpaceDE w:val="0"/>
         <w:autoSpaceDN w:val="0"/>
         <w:adjustRightInd w:val="0"/>
-        <w:spacing w:after="0" w:line="240" w:lineRule="auto"/>
+        <w:spacing w:after="0" w:line="276" w:lineRule="auto"/>
         <w:rPr>
           <w:rFonts w:ascii="Cambria" w:hAnsi="Cambria" w:cs="Cambria"/>
           <w:color w:val="000000"/>
@@ -5203,15 +6927,13 @@
         </w:rPr>
         <w:t xml:space="preserve">b) Determine a probabilidade de ocorrerem no </w:t>
       </w:r>
-      <w:proofErr w:type="spellStart"/>
-      <w:r>
-        <w:rPr>
-          <w:rFonts w:ascii="Cambria" w:hAnsi="Cambria" w:cs="Cambria"/>
-          <w:color w:val="000000"/>
-        </w:rPr>
-        <w:t>maximo</w:t>
-      </w:r>
-      <w:proofErr w:type="spellEnd"/>
+      <w:r>
+        <w:rPr>
+          <w:rFonts w:ascii="Cambria" w:hAnsi="Cambria" w:cs="Cambria"/>
+          <w:color w:val="000000"/>
+        </w:rPr>
+        <w:t>máximo</w:t>
+      </w:r>
       <w:r>
         <w:rPr>
           <w:rFonts w:ascii="Cambria" w:hAnsi="Cambria" w:cs="Cambria"/>
@@ -5225,7 +6947,7 @@
         <w:autoSpaceDE w:val="0"/>
         <w:autoSpaceDN w:val="0"/>
         <w:adjustRightInd w:val="0"/>
-        <w:spacing w:after="0" w:line="240" w:lineRule="auto"/>
+        <w:spacing w:after="0" w:line="276" w:lineRule="auto"/>
         <w:rPr>
           <w:rFonts w:ascii="Cambria" w:hAnsi="Cambria" w:cs="Cambria"/>
           <w:color w:val="000000"/>
@@ -5244,7 +6966,7 @@
         <w:autoSpaceDE w:val="0"/>
         <w:autoSpaceDN w:val="0"/>
         <w:adjustRightInd w:val="0"/>
-        <w:spacing w:after="0" w:line="240" w:lineRule="auto"/>
+        <w:spacing w:after="0" w:line="276" w:lineRule="auto"/>
         <w:rPr>
           <w:rFonts w:ascii="Cambria" w:hAnsi="Cambria" w:cs="Cambria"/>
           <w:color w:val="000000"/>
@@ -5257,15 +6979,13 @@
         </w:rPr>
         <w:t xml:space="preserve">d) Calcule media e </w:t>
       </w:r>
-      <w:proofErr w:type="spellStart"/>
-      <w:r>
-        <w:rPr>
-          <w:rFonts w:ascii="Cambria" w:hAnsi="Cambria" w:cs="Cambria"/>
-          <w:color w:val="000000"/>
-        </w:rPr>
-        <w:t>variancia</w:t>
-      </w:r>
-      <w:proofErr w:type="spellEnd"/>
+      <w:r>
+        <w:rPr>
+          <w:rFonts w:ascii="Cambria" w:hAnsi="Cambria" w:cs="Cambria"/>
+          <w:color w:val="000000"/>
+        </w:rPr>
+        <w:t>variância</w:t>
+      </w:r>
       <w:r>
         <w:rPr>
           <w:rFonts w:ascii="Cambria" w:hAnsi="Cambria" w:cs="Cambria"/>
@@ -5273,15 +6993,13 @@
         </w:rPr>
         <w:t xml:space="preserve"> da </w:t>
       </w:r>
-      <w:proofErr w:type="spellStart"/>
-      <w:r>
-        <w:rPr>
-          <w:rFonts w:ascii="Cambria" w:hAnsi="Cambria" w:cs="Cambria"/>
-          <w:color w:val="000000"/>
-        </w:rPr>
-        <w:t>distribuicao</w:t>
-      </w:r>
-      <w:proofErr w:type="spellEnd"/>
+      <w:r>
+        <w:rPr>
+          <w:rFonts w:ascii="Cambria" w:hAnsi="Cambria" w:cs="Cambria"/>
+          <w:color w:val="000000"/>
+        </w:rPr>
+        <w:t>distribuição</w:t>
+      </w:r>
       <w:r>
         <w:rPr>
           <w:rFonts w:ascii="Cambria" w:hAnsi="Cambria" w:cs="Cambria"/>
@@ -5292,70 +7010,2968 @@
     </w:p>
     <w:p>
       <w:pPr>
-        <w:autoSpaceDE w:val="0"/>
-        <w:autoSpaceDN w:val="0"/>
-        <w:adjustRightInd w:val="0"/>
-        <w:spacing w:after="0" w:line="240" w:lineRule="auto"/>
-        <w:rPr>
-          <w:rFonts w:ascii="Cambria" w:hAnsi="Cambria" w:cs="Cambria"/>
-          <w:color w:val="000000"/>
-        </w:rPr>
-      </w:pPr>
-    </w:p>
-    <w:p>
-      <w:pPr>
-        <w:autoSpaceDE w:val="0"/>
-        <w:autoSpaceDN w:val="0"/>
-        <w:adjustRightInd w:val="0"/>
-        <w:spacing w:after="0" w:line="240" w:lineRule="auto"/>
-        <w:rPr>
-          <w:rFonts w:ascii="Cambria" w:hAnsi="Cambria" w:cs="Cambria"/>
-          <w:color w:val="000000"/>
-        </w:rPr>
-      </w:pPr>
-    </w:p>
-    <w:p>
-      <w:pPr>
-        <w:autoSpaceDE w:val="0"/>
-        <w:autoSpaceDN w:val="0"/>
-        <w:adjustRightInd w:val="0"/>
-        <w:spacing w:after="0" w:line="240" w:lineRule="auto"/>
-        <w:rPr>
-          <w:rFonts w:ascii="Cambria" w:hAnsi="Cambria" w:cs="Cambria"/>
-          <w:color w:val="000000"/>
-        </w:rPr>
-      </w:pPr>
-    </w:p>
-    <w:p>
-      <w:pPr>
-        <w:autoSpaceDE w:val="0"/>
-        <w:autoSpaceDN w:val="0"/>
-        <w:adjustRightInd w:val="0"/>
-        <w:spacing w:after="0" w:line="240" w:lineRule="auto"/>
-        <w:rPr>
-          <w:rFonts w:ascii="Cambria" w:hAnsi="Cambria" w:cs="Cambria"/>
-          <w:color w:val="000000"/>
-        </w:rPr>
-      </w:pPr>
-    </w:p>
-    <w:p>
-      <w:pPr>
-        <w:autoSpaceDE w:val="0"/>
-        <w:autoSpaceDN w:val="0"/>
-        <w:adjustRightInd w:val="0"/>
-        <w:spacing w:after="0" w:line="240" w:lineRule="auto"/>
-        <w:rPr>
-          <w:rFonts w:ascii="Cambria" w:hAnsi="Cambria" w:cs="Cambria"/>
-          <w:color w:val="000000"/>
-        </w:rPr>
-      </w:pPr>
-    </w:p>
-    <w:p>
-      <w:pPr>
-        <w:autoSpaceDE w:val="0"/>
-        <w:autoSpaceDN w:val="0"/>
-        <w:adjustRightInd w:val="0"/>
-        <w:spacing w:after="0" w:line="240" w:lineRule="auto"/>
+        <w:spacing w:line="276" w:lineRule="auto"/>
+        <w:rPr>
+          <w:rFonts w:ascii="Cambria" w:hAnsi="Cambria" w:cs="Cambria"/>
+          <w:color w:val="000000"/>
+        </w:rPr>
+      </w:pPr>
+      <w:r>
+        <w:rPr>
+          <w:rFonts w:ascii="Cambria" w:hAnsi="Cambria" w:cs="Cambria"/>
+          <w:color w:val="000000"/>
+        </w:rPr>
+        <w:t xml:space="preserve">Respostas: </w:t>
+      </w:r>
+    </w:p>
+    <w:p>
+      <w:pPr>
+        <w:pStyle w:val="PargrafodaLista"/>
+        <w:numPr>
+          <w:ilvl w:val="0"/>
+          <w:numId w:val="3"/>
+        </w:numPr>
+        <w:autoSpaceDE w:val="0"/>
+        <w:autoSpaceDN w:val="0"/>
+        <w:adjustRightInd w:val="0"/>
+        <w:spacing w:after="0" w:line="276" w:lineRule="auto"/>
+        <w:rPr>
+          <w:rFonts w:ascii="Cambria" w:hAnsi="Cambria" w:cs="Cambria"/>
+          <w:color w:val="000000"/>
+        </w:rPr>
+      </w:pPr>
+      <w:r>
+        <w:rPr>
+          <w:rFonts w:ascii="Cambria" w:hAnsi="Cambria" w:cs="Cambria"/>
+          <w:color w:val="000000"/>
+        </w:rPr>
+        <w:t>Probabilidade de ocorrerem exatamente 3 erros</w:t>
+      </w:r>
+    </w:p>
+    <w:p>
+      <w:pPr>
+        <w:autoSpaceDE w:val="0"/>
+        <w:autoSpaceDN w:val="0"/>
+        <w:adjustRightInd w:val="0"/>
+        <w:spacing w:after="0" w:line="360" w:lineRule="auto"/>
+        <w:jc w:val="center"/>
+        <w:rPr>
+          <w:rFonts w:ascii="Cambria" w:eastAsiaTheme="minorEastAsia" w:hAnsi="Cambria" w:cs="Cambria"/>
+          <w:color w:val="000000"/>
+        </w:rPr>
+      </w:pPr>
+      <m:oMath>
+        <m:r>
+          <w:rPr>
+            <w:rFonts w:ascii="Cambria Math" w:hAnsi="Cambria Math" w:cs="Cambria"/>
+            <w:color w:val="000000"/>
+          </w:rPr>
+          <m:t>p=0.92</m:t>
+        </m:r>
+      </m:oMath>
+      <w:r>
+        <w:rPr>
+          <w:rFonts w:ascii="Cambria" w:eastAsiaTheme="minorEastAsia" w:hAnsi="Cambria" w:cs="Cambria"/>
+          <w:color w:val="000000"/>
+        </w:rPr>
+        <w:tab/>
+      </w:r>
+      <m:oMath>
+        <m:r>
+          <w:rPr>
+            <w:rFonts w:ascii="Cambria Math" w:hAnsi="Cambria Math" w:cs="Cambria"/>
+            <w:color w:val="000000"/>
+          </w:rPr>
+          <m:t>q=0.08</m:t>
+        </m:r>
+      </m:oMath>
+      <w:r>
+        <w:rPr>
+          <w:rFonts w:ascii="Cambria" w:eastAsiaTheme="minorEastAsia" w:hAnsi="Cambria" w:cs="Cambria"/>
+          <w:color w:val="000000"/>
+        </w:rPr>
+        <w:tab/>
+      </w:r>
+      <m:oMath>
+        <m:r>
+          <w:rPr>
+            <w:rFonts w:ascii="Cambria Math" w:hAnsi="Cambria Math" w:cs="Cambria"/>
+            <w:color w:val="000000"/>
+          </w:rPr>
+          <m:t>n=20</m:t>
+        </m:r>
+      </m:oMath>
+    </w:p>
+    <w:p>
+      <w:pPr>
+        <w:autoSpaceDE w:val="0"/>
+        <w:autoSpaceDN w:val="0"/>
+        <w:adjustRightInd w:val="0"/>
+        <w:spacing w:after="0" w:line="360" w:lineRule="auto"/>
+        <w:rPr>
+          <w:rFonts w:ascii="Cambria" w:hAnsi="Cambria" w:cs="Cambria"/>
+          <w:color w:val="000000"/>
+        </w:rPr>
+      </w:pPr>
+      <m:oMathPara>
+        <m:oMath>
+          <m:r>
+            <w:rPr>
+              <w:rFonts w:ascii="Cambria Math" w:hAnsi="Cambria Math" w:cs="Cambria"/>
+              <w:color w:val="000000"/>
+            </w:rPr>
+            <m:t>P</m:t>
+          </m:r>
+          <m:d>
+            <m:dPr>
+              <m:begChr m:val="["/>
+              <m:endChr m:val="]"/>
+              <m:ctrlPr>
+                <w:rPr>
+                  <w:rFonts w:ascii="Cambria Math" w:hAnsi="Cambria Math" w:cs="Cambria"/>
+                  <w:i/>
+                  <w:color w:val="000000"/>
+                </w:rPr>
+              </m:ctrlPr>
+            </m:dPr>
+            <m:e>
+              <m:r>
+                <w:rPr>
+                  <w:rFonts w:ascii="Cambria Math" w:hAnsi="Cambria Math" w:cs="Cambria"/>
+                  <w:color w:val="000000"/>
+                </w:rPr>
+                <m:t>X=x</m:t>
+              </m:r>
+            </m:e>
+          </m:d>
+          <m:r>
+            <w:rPr>
+              <w:rFonts w:ascii="Cambria Math" w:hAnsi="Cambria Math" w:cs="Cambria"/>
+              <w:color w:val="000000"/>
+            </w:rPr>
+            <m:t xml:space="preserve">= </m:t>
+          </m:r>
+          <m:d>
+            <m:dPr>
+              <m:ctrlPr>
+                <w:rPr>
+                  <w:rFonts w:ascii="Cambria Math" w:hAnsi="Cambria Math" w:cs="Cambria"/>
+                  <w:i/>
+                  <w:color w:val="000000"/>
+                </w:rPr>
+              </m:ctrlPr>
+            </m:dPr>
+            <m:e>
+              <m:f>
+                <m:fPr>
+                  <m:type m:val="noBar"/>
+                  <m:ctrlPr>
+                    <w:rPr>
+                      <w:rFonts w:ascii="Cambria Math" w:hAnsi="Cambria Math" w:cs="Cambria"/>
+                      <w:i/>
+                      <w:color w:val="000000"/>
+                    </w:rPr>
+                  </m:ctrlPr>
+                </m:fPr>
+                <m:num>
+                  <m:r>
+                    <w:rPr>
+                      <w:rFonts w:ascii="Cambria Math" w:hAnsi="Cambria Math" w:cs="Cambria"/>
+                      <w:color w:val="000000"/>
+                    </w:rPr>
+                    <m:t>n</m:t>
+                  </m:r>
+                </m:num>
+                <m:den>
+                  <m:r>
+                    <w:rPr>
+                      <w:rFonts w:ascii="Cambria Math" w:hAnsi="Cambria Math" w:cs="Cambria"/>
+                      <w:color w:val="000000"/>
+                    </w:rPr>
+                    <m:t>x</m:t>
+                  </m:r>
+                </m:den>
+              </m:f>
+            </m:e>
+          </m:d>
+          <m:r>
+            <w:rPr>
+              <w:rFonts w:ascii="Cambria Math" w:hAnsi="Cambria Math" w:cs="Cambria"/>
+              <w:color w:val="000000"/>
+            </w:rPr>
+            <m:t>*</m:t>
+          </m:r>
+          <m:sSup>
+            <m:sSupPr>
+              <m:ctrlPr>
+                <w:rPr>
+                  <w:rFonts w:ascii="Cambria Math" w:hAnsi="Cambria Math" w:cs="Cambria"/>
+                  <w:i/>
+                  <w:color w:val="000000"/>
+                </w:rPr>
+              </m:ctrlPr>
+            </m:sSupPr>
+            <m:e>
+              <m:r>
+                <w:rPr>
+                  <w:rFonts w:ascii="Cambria Math" w:hAnsi="Cambria Math" w:cs="Cambria"/>
+                  <w:color w:val="000000"/>
+                </w:rPr>
+                <m:t xml:space="preserve"> q</m:t>
+              </m:r>
+            </m:e>
+            <m:sup>
+              <m:r>
+                <w:rPr>
+                  <w:rFonts w:ascii="Cambria Math" w:hAnsi="Cambria Math" w:cs="Cambria"/>
+                  <w:color w:val="000000"/>
+                </w:rPr>
+                <m:t>x</m:t>
+              </m:r>
+            </m:sup>
+          </m:sSup>
+          <m:r>
+            <w:rPr>
+              <w:rFonts w:ascii="Cambria Math" w:hAnsi="Cambria Math" w:cs="Cambria"/>
+              <w:color w:val="000000"/>
+            </w:rPr>
+            <m:t>*</m:t>
+          </m:r>
+          <m:sSup>
+            <m:sSupPr>
+              <m:ctrlPr>
+                <w:rPr>
+                  <w:rFonts w:ascii="Cambria Math" w:hAnsi="Cambria Math" w:cs="Cambria"/>
+                  <w:i/>
+                  <w:color w:val="000000"/>
+                </w:rPr>
+              </m:ctrlPr>
+            </m:sSupPr>
+            <m:e>
+              <m:d>
+                <m:dPr>
+                  <m:ctrlPr>
+                    <w:rPr>
+                      <w:rFonts w:ascii="Cambria Math" w:hAnsi="Cambria Math" w:cs="Cambria"/>
+                      <w:i/>
+                      <w:color w:val="000000"/>
+                    </w:rPr>
+                  </m:ctrlPr>
+                </m:dPr>
+                <m:e>
+                  <m:r>
+                    <w:rPr>
+                      <w:rFonts w:ascii="Cambria Math" w:hAnsi="Cambria Math" w:cs="Cambria"/>
+                      <w:color w:val="000000"/>
+                    </w:rPr>
+                    <m:t>1-q</m:t>
+                  </m:r>
+                </m:e>
+              </m:d>
+            </m:e>
+            <m:sup>
+              <m:r>
+                <w:rPr>
+                  <w:rFonts w:ascii="Cambria Math" w:hAnsi="Cambria Math" w:cs="Cambria"/>
+                  <w:color w:val="000000"/>
+                </w:rPr>
+                <m:t>n-x</m:t>
+              </m:r>
+            </m:sup>
+          </m:sSup>
+          <m:r>
+            <w:rPr>
+              <w:rFonts w:ascii="Cambria Math" w:hAnsi="Cambria Math" w:cs="Cambria"/>
+              <w:color w:val="000000"/>
+            </w:rPr>
+            <m:t xml:space="preserve">= </m:t>
+          </m:r>
+          <m:d>
+            <m:dPr>
+              <m:ctrlPr>
+                <w:rPr>
+                  <w:rFonts w:ascii="Cambria Math" w:hAnsi="Cambria Math" w:cs="Cambria"/>
+                  <w:i/>
+                  <w:color w:val="000000"/>
+                </w:rPr>
+              </m:ctrlPr>
+            </m:dPr>
+            <m:e>
+              <m:f>
+                <m:fPr>
+                  <m:type m:val="noBar"/>
+                  <m:ctrlPr>
+                    <w:rPr>
+                      <w:rFonts w:ascii="Cambria Math" w:hAnsi="Cambria Math" w:cs="Cambria"/>
+                      <w:i/>
+                      <w:color w:val="000000"/>
+                    </w:rPr>
+                  </m:ctrlPr>
+                </m:fPr>
+                <m:num>
+                  <m:r>
+                    <w:rPr>
+                      <w:rFonts w:ascii="Cambria Math" w:hAnsi="Cambria Math" w:cs="Cambria"/>
+                      <w:color w:val="000000"/>
+                    </w:rPr>
+                    <m:t>n</m:t>
+                  </m:r>
+                </m:num>
+                <m:den>
+                  <m:r>
+                    <w:rPr>
+                      <w:rFonts w:ascii="Cambria Math" w:hAnsi="Cambria Math" w:cs="Cambria"/>
+                      <w:color w:val="000000"/>
+                    </w:rPr>
+                    <m:t>x</m:t>
+                  </m:r>
+                </m:den>
+              </m:f>
+            </m:e>
+          </m:d>
+          <m:r>
+            <w:rPr>
+              <w:rFonts w:ascii="Cambria Math" w:hAnsi="Cambria Math" w:cs="Cambria"/>
+              <w:color w:val="000000"/>
+            </w:rPr>
+            <m:t>*</m:t>
+          </m:r>
+          <m:sSup>
+            <m:sSupPr>
+              <m:ctrlPr>
+                <w:rPr>
+                  <w:rFonts w:ascii="Cambria Math" w:hAnsi="Cambria Math" w:cs="Cambria"/>
+                  <w:i/>
+                  <w:color w:val="000000"/>
+                </w:rPr>
+              </m:ctrlPr>
+            </m:sSupPr>
+            <m:e>
+              <m:r>
+                <w:rPr>
+                  <w:rFonts w:ascii="Cambria Math" w:hAnsi="Cambria Math" w:cs="Cambria"/>
+                  <w:color w:val="000000"/>
+                </w:rPr>
+                <m:t xml:space="preserve"> q</m:t>
+              </m:r>
+            </m:e>
+            <m:sup>
+              <m:r>
+                <w:rPr>
+                  <w:rFonts w:ascii="Cambria Math" w:hAnsi="Cambria Math" w:cs="Cambria"/>
+                  <w:color w:val="000000"/>
+                </w:rPr>
+                <m:t>x</m:t>
+              </m:r>
+            </m:sup>
+          </m:sSup>
+          <m:r>
+            <w:rPr>
+              <w:rFonts w:ascii="Cambria Math" w:hAnsi="Cambria Math" w:cs="Cambria"/>
+              <w:color w:val="000000"/>
+            </w:rPr>
+            <m:t>*</m:t>
+          </m:r>
+          <m:sSup>
+            <m:sSupPr>
+              <m:ctrlPr>
+                <w:rPr>
+                  <w:rFonts w:ascii="Cambria Math" w:hAnsi="Cambria Math" w:cs="Cambria"/>
+                  <w:i/>
+                  <w:color w:val="000000"/>
+                </w:rPr>
+              </m:ctrlPr>
+            </m:sSupPr>
+            <m:e>
+              <m:d>
+                <m:dPr>
+                  <m:ctrlPr>
+                    <w:rPr>
+                      <w:rFonts w:ascii="Cambria Math" w:hAnsi="Cambria Math" w:cs="Cambria"/>
+                      <w:i/>
+                      <w:color w:val="000000"/>
+                    </w:rPr>
+                  </m:ctrlPr>
+                </m:dPr>
+                <m:e>
+                  <m:r>
+                    <w:rPr>
+                      <w:rFonts w:ascii="Cambria Math" w:hAnsi="Cambria Math" w:cs="Cambria"/>
+                      <w:color w:val="000000"/>
+                    </w:rPr>
+                    <m:t>p</m:t>
+                  </m:r>
+                </m:e>
+              </m:d>
+            </m:e>
+            <m:sup>
+              <m:r>
+                <w:rPr>
+                  <w:rFonts w:ascii="Cambria Math" w:hAnsi="Cambria Math" w:cs="Cambria"/>
+                  <w:color w:val="000000"/>
+                </w:rPr>
+                <m:t>n-x</m:t>
+              </m:r>
+            </m:sup>
+          </m:sSup>
+        </m:oMath>
+      </m:oMathPara>
+    </w:p>
+    <w:p>
+      <w:pPr>
+        <w:autoSpaceDE w:val="0"/>
+        <w:autoSpaceDN w:val="0"/>
+        <w:adjustRightInd w:val="0"/>
+        <w:spacing w:after="0" w:line="360" w:lineRule="auto"/>
+        <w:rPr>
+          <w:rFonts w:ascii="Cambria" w:eastAsiaTheme="minorEastAsia" w:hAnsi="Cambria" w:cs="Cambria"/>
+          <w:color w:val="000000"/>
+        </w:rPr>
+      </w:pPr>
+      <m:oMathPara>
+        <m:oMath>
+          <m:r>
+            <w:rPr>
+              <w:rFonts w:ascii="Cambria Math" w:hAnsi="Cambria Math" w:cs="Cambria"/>
+              <w:color w:val="000000"/>
+            </w:rPr>
+            <m:t>P</m:t>
+          </m:r>
+          <m:d>
+            <m:dPr>
+              <m:begChr m:val="["/>
+              <m:endChr m:val="]"/>
+              <m:ctrlPr>
+                <w:rPr>
+                  <w:rFonts w:ascii="Cambria Math" w:hAnsi="Cambria Math" w:cs="Cambria"/>
+                  <w:i/>
+                  <w:color w:val="000000"/>
+                </w:rPr>
+              </m:ctrlPr>
+            </m:dPr>
+            <m:e>
+              <m:r>
+                <w:rPr>
+                  <w:rFonts w:ascii="Cambria Math" w:hAnsi="Cambria Math" w:cs="Cambria"/>
+                  <w:color w:val="000000"/>
+                </w:rPr>
+                <m:t>X=3</m:t>
+              </m:r>
+            </m:e>
+          </m:d>
+          <m:r>
+            <w:rPr>
+              <w:rFonts w:ascii="Cambria Math" w:hAnsi="Cambria Math" w:cs="Cambria"/>
+              <w:color w:val="000000"/>
+            </w:rPr>
+            <m:t xml:space="preserve">= </m:t>
+          </m:r>
+          <m:d>
+            <m:dPr>
+              <m:ctrlPr>
+                <w:rPr>
+                  <w:rFonts w:ascii="Cambria Math" w:hAnsi="Cambria Math" w:cs="Cambria"/>
+                  <w:i/>
+                  <w:color w:val="000000"/>
+                </w:rPr>
+              </m:ctrlPr>
+            </m:dPr>
+            <m:e>
+              <m:f>
+                <m:fPr>
+                  <m:type m:val="noBar"/>
+                  <m:ctrlPr>
+                    <w:rPr>
+                      <w:rFonts w:ascii="Cambria Math" w:hAnsi="Cambria Math" w:cs="Cambria"/>
+                      <w:i/>
+                      <w:color w:val="000000"/>
+                    </w:rPr>
+                  </m:ctrlPr>
+                </m:fPr>
+                <m:num>
+                  <m:r>
+                    <w:rPr>
+                      <w:rFonts w:ascii="Cambria Math" w:hAnsi="Cambria Math" w:cs="Cambria"/>
+                      <w:color w:val="000000"/>
+                    </w:rPr>
+                    <m:t>20</m:t>
+                  </m:r>
+                </m:num>
+                <m:den>
+                  <m:r>
+                    <w:rPr>
+                      <w:rFonts w:ascii="Cambria Math" w:hAnsi="Cambria Math" w:cs="Cambria"/>
+                      <w:color w:val="000000"/>
+                    </w:rPr>
+                    <m:t>3</m:t>
+                  </m:r>
+                </m:den>
+              </m:f>
+            </m:e>
+          </m:d>
+          <m:r>
+            <w:rPr>
+              <w:rFonts w:ascii="Cambria Math" w:hAnsi="Cambria Math" w:cs="Cambria"/>
+              <w:color w:val="000000"/>
+            </w:rPr>
+            <m:t>*</m:t>
+          </m:r>
+          <m:sSup>
+            <m:sSupPr>
+              <m:ctrlPr>
+                <w:rPr>
+                  <w:rFonts w:ascii="Cambria Math" w:hAnsi="Cambria Math" w:cs="Cambria"/>
+                  <w:i/>
+                  <w:color w:val="000000"/>
+                </w:rPr>
+              </m:ctrlPr>
+            </m:sSupPr>
+            <m:e>
+              <m:r>
+                <w:rPr>
+                  <w:rFonts w:ascii="Cambria Math" w:hAnsi="Cambria Math" w:cs="Cambria"/>
+                  <w:color w:val="000000"/>
+                </w:rPr>
+                <m:t xml:space="preserve"> 0.08</m:t>
+              </m:r>
+            </m:e>
+            <m:sup>
+              <m:r>
+                <w:rPr>
+                  <w:rFonts w:ascii="Cambria Math" w:hAnsi="Cambria Math" w:cs="Cambria"/>
+                  <w:color w:val="000000"/>
+                </w:rPr>
+                <m:t>3</m:t>
+              </m:r>
+            </m:sup>
+          </m:sSup>
+          <m:r>
+            <w:rPr>
+              <w:rFonts w:ascii="Cambria Math" w:hAnsi="Cambria Math" w:cs="Cambria"/>
+              <w:color w:val="000000"/>
+            </w:rPr>
+            <m:t>*</m:t>
+          </m:r>
+          <m:sSup>
+            <m:sSupPr>
+              <m:ctrlPr>
+                <w:rPr>
+                  <w:rFonts w:ascii="Cambria Math" w:hAnsi="Cambria Math" w:cs="Cambria"/>
+                  <w:i/>
+                  <w:color w:val="000000"/>
+                </w:rPr>
+              </m:ctrlPr>
+            </m:sSupPr>
+            <m:e>
+              <m:r>
+                <w:rPr>
+                  <w:rFonts w:ascii="Cambria Math" w:hAnsi="Cambria Math" w:cs="Cambria"/>
+                  <w:color w:val="000000"/>
+                </w:rPr>
+                <m:t>0.92</m:t>
+              </m:r>
+            </m:e>
+            <m:sup>
+              <m:r>
+                <w:rPr>
+                  <w:rFonts w:ascii="Cambria Math" w:hAnsi="Cambria Math" w:cs="Cambria"/>
+                  <w:color w:val="000000"/>
+                </w:rPr>
+                <m:t>17</m:t>
+              </m:r>
+            </m:sup>
+          </m:sSup>
+          <m:r>
+            <w:rPr>
+              <w:rFonts w:ascii="Cambria Math" w:hAnsi="Cambria Math" w:cs="Cambria"/>
+              <w:color w:val="000000"/>
+            </w:rPr>
+            <m:t>=0.14144≈</m:t>
+          </m:r>
+          <m:r>
+            <m:rPr>
+              <m:sty m:val="bi"/>
+            </m:rPr>
+            <w:rPr>
+              <w:rFonts w:ascii="Cambria Math" w:hAnsi="Cambria Math" w:cs="Cambria"/>
+              <w:color w:val="000000"/>
+            </w:rPr>
+            <m:t>14.14%</m:t>
+          </m:r>
+          <m:r>
+            <w:rPr>
+              <w:rFonts w:ascii="Cambria Math" w:hAnsi="Cambria Math" w:cs="Cambria"/>
+              <w:color w:val="000000"/>
+            </w:rPr>
+            <m:t xml:space="preserve"> </m:t>
+          </m:r>
+        </m:oMath>
+      </m:oMathPara>
+    </w:p>
+    <w:p>
+      <w:pPr>
+        <w:pStyle w:val="PargrafodaLista"/>
+        <w:numPr>
+          <w:ilvl w:val="0"/>
+          <w:numId w:val="3"/>
+        </w:numPr>
+        <w:autoSpaceDE w:val="0"/>
+        <w:autoSpaceDN w:val="0"/>
+        <w:adjustRightInd w:val="0"/>
+        <w:spacing w:after="0" w:line="360" w:lineRule="auto"/>
+        <w:rPr>
+          <w:rFonts w:ascii="Cambria" w:hAnsi="Cambria" w:cs="Cambria"/>
+          <w:color w:val="000000"/>
+        </w:rPr>
+      </w:pPr>
+      <w:r>
+        <w:rPr>
+          <w:rFonts w:ascii="Cambria" w:hAnsi="Cambria" w:cs="Cambria"/>
+          <w:color w:val="000000"/>
+        </w:rPr>
+        <w:t>Probabilidade de ocorrerem no máximo 2 erros</w:t>
+      </w:r>
+    </w:p>
+    <w:p>
+      <w:pPr>
+        <w:autoSpaceDE w:val="0"/>
+        <w:autoSpaceDN w:val="0"/>
+        <w:adjustRightInd w:val="0"/>
+        <w:spacing w:after="0" w:line="360" w:lineRule="auto"/>
+        <w:jc w:val="center"/>
+        <w:rPr>
+          <w:rFonts w:ascii="Cambria" w:eastAsiaTheme="minorEastAsia" w:hAnsi="Cambria" w:cs="Cambria"/>
+          <w:color w:val="000000"/>
+        </w:rPr>
+      </w:pPr>
+      <m:oMath>
+        <m:r>
+          <w:rPr>
+            <w:rFonts w:ascii="Cambria Math" w:hAnsi="Cambria Math" w:cs="Cambria"/>
+            <w:color w:val="000000"/>
+          </w:rPr>
+          <m:t>p=0.92</m:t>
+        </m:r>
+      </m:oMath>
+      <w:r>
+        <w:rPr>
+          <w:rFonts w:ascii="Cambria" w:eastAsiaTheme="minorEastAsia" w:hAnsi="Cambria" w:cs="Cambria"/>
+          <w:color w:val="000000"/>
+        </w:rPr>
+        <w:tab/>
+      </w:r>
+      <m:oMath>
+        <m:r>
+          <w:rPr>
+            <w:rFonts w:ascii="Cambria Math" w:hAnsi="Cambria Math" w:cs="Cambria"/>
+            <w:color w:val="000000"/>
+          </w:rPr>
+          <m:t>q=0.08</m:t>
+        </m:r>
+      </m:oMath>
+      <w:r>
+        <w:rPr>
+          <w:rFonts w:ascii="Cambria" w:eastAsiaTheme="minorEastAsia" w:hAnsi="Cambria" w:cs="Cambria"/>
+          <w:color w:val="000000"/>
+        </w:rPr>
+        <w:tab/>
+      </w:r>
+      <m:oMath>
+        <m:r>
+          <w:rPr>
+            <w:rFonts w:ascii="Cambria Math" w:hAnsi="Cambria Math" w:cs="Cambria"/>
+            <w:color w:val="000000"/>
+          </w:rPr>
+          <m:t>n=20</m:t>
+        </m:r>
+      </m:oMath>
+    </w:p>
+    <w:p>
+      <w:pPr>
+        <w:autoSpaceDE w:val="0"/>
+        <w:autoSpaceDN w:val="0"/>
+        <w:adjustRightInd w:val="0"/>
+        <w:spacing w:after="0" w:line="360" w:lineRule="auto"/>
+        <w:rPr>
+          <w:rFonts w:ascii="Cambria" w:hAnsi="Cambria" w:cs="Cambria"/>
+          <w:color w:val="000000"/>
+        </w:rPr>
+      </w:pPr>
+      <m:oMathPara>
+        <m:oMath>
+          <m:r>
+            <w:rPr>
+              <w:rFonts w:ascii="Cambria Math" w:hAnsi="Cambria Math" w:cs="Cambria"/>
+              <w:color w:val="000000"/>
+            </w:rPr>
+            <m:t>P</m:t>
+          </m:r>
+          <m:d>
+            <m:dPr>
+              <m:begChr m:val="["/>
+              <m:endChr m:val="]"/>
+              <m:ctrlPr>
+                <w:rPr>
+                  <w:rFonts w:ascii="Cambria Math" w:hAnsi="Cambria Math" w:cs="Cambria"/>
+                  <w:i/>
+                  <w:color w:val="000000"/>
+                </w:rPr>
+              </m:ctrlPr>
+            </m:dPr>
+            <m:e>
+              <m:r>
+                <w:rPr>
+                  <w:rFonts w:ascii="Cambria Math" w:hAnsi="Cambria Math" w:cs="Cambria"/>
+                  <w:color w:val="000000"/>
+                </w:rPr>
+                <m:t>X≤x</m:t>
+              </m:r>
+            </m:e>
+          </m:d>
+          <m:r>
+            <w:rPr>
+              <w:rFonts w:ascii="Cambria Math" w:hAnsi="Cambria Math" w:cs="Cambria"/>
+              <w:color w:val="000000"/>
+            </w:rPr>
+            <m:t>=</m:t>
+          </m:r>
+          <m:nary>
+            <m:naryPr>
+              <m:chr m:val="∑"/>
+              <m:limLoc m:val="subSup"/>
+              <m:ctrlPr>
+                <w:rPr>
+                  <w:rFonts w:ascii="Cambria Math" w:hAnsi="Cambria Math" w:cs="Cambria"/>
+                  <w:i/>
+                  <w:color w:val="000000"/>
+                </w:rPr>
+              </m:ctrlPr>
+            </m:naryPr>
+            <m:sub>
+              <m:r>
+                <w:rPr>
+                  <w:rFonts w:ascii="Cambria Math" w:hAnsi="Cambria Math" w:cs="Cambria"/>
+                  <w:color w:val="000000"/>
+                </w:rPr>
+                <m:t>i=0</m:t>
+              </m:r>
+            </m:sub>
+            <m:sup>
+              <m:r>
+                <w:rPr>
+                  <w:rFonts w:ascii="Cambria Math" w:hAnsi="Cambria Math" w:cs="Cambria"/>
+                  <w:color w:val="000000"/>
+                </w:rPr>
+                <m:t>x</m:t>
+              </m:r>
+            </m:sup>
+            <m:e>
+              <m:d>
+                <m:dPr>
+                  <m:ctrlPr>
+                    <w:rPr>
+                      <w:rFonts w:ascii="Cambria Math" w:hAnsi="Cambria Math" w:cs="Cambria"/>
+                      <w:i/>
+                      <w:color w:val="000000"/>
+                    </w:rPr>
+                  </m:ctrlPr>
+                </m:dPr>
+                <m:e>
+                  <m:f>
+                    <m:fPr>
+                      <m:type m:val="noBar"/>
+                      <m:ctrlPr>
+                        <w:rPr>
+                          <w:rFonts w:ascii="Cambria Math" w:hAnsi="Cambria Math" w:cs="Cambria"/>
+                          <w:i/>
+                          <w:color w:val="000000"/>
+                        </w:rPr>
+                      </m:ctrlPr>
+                    </m:fPr>
+                    <m:num>
+                      <m:r>
+                        <w:rPr>
+                          <w:rFonts w:ascii="Cambria Math" w:hAnsi="Cambria Math" w:cs="Cambria"/>
+                          <w:color w:val="000000"/>
+                        </w:rPr>
+                        <m:t>n</m:t>
+                      </m:r>
+                    </m:num>
+                    <m:den>
+                      <m:r>
+                        <w:rPr>
+                          <w:rFonts w:ascii="Cambria Math" w:hAnsi="Cambria Math" w:cs="Cambria"/>
+                          <w:color w:val="000000"/>
+                        </w:rPr>
+                        <m:t>i</m:t>
+                      </m:r>
+                    </m:den>
+                  </m:f>
+                </m:e>
+              </m:d>
+              <m:r>
+                <w:rPr>
+                  <w:rFonts w:ascii="Cambria Math" w:hAnsi="Cambria Math" w:cs="Cambria"/>
+                  <w:color w:val="000000"/>
+                </w:rPr>
+                <m:t>*</m:t>
+              </m:r>
+              <m:sSup>
+                <m:sSupPr>
+                  <m:ctrlPr>
+                    <w:rPr>
+                      <w:rFonts w:ascii="Cambria Math" w:hAnsi="Cambria Math" w:cs="Cambria"/>
+                      <w:i/>
+                      <w:color w:val="000000"/>
+                    </w:rPr>
+                  </m:ctrlPr>
+                </m:sSupPr>
+                <m:e>
+                  <m:r>
+                    <w:rPr>
+                      <w:rFonts w:ascii="Cambria Math" w:hAnsi="Cambria Math" w:cs="Cambria"/>
+                      <w:color w:val="000000"/>
+                    </w:rPr>
+                    <m:t xml:space="preserve"> q</m:t>
+                  </m:r>
+                </m:e>
+                <m:sup>
+                  <m:r>
+                    <w:rPr>
+                      <w:rFonts w:ascii="Cambria Math" w:hAnsi="Cambria Math" w:cs="Cambria"/>
+                      <w:color w:val="000000"/>
+                    </w:rPr>
+                    <m:t>i</m:t>
+                  </m:r>
+                </m:sup>
+              </m:sSup>
+              <m:r>
+                <w:rPr>
+                  <w:rFonts w:ascii="Cambria Math" w:hAnsi="Cambria Math" w:cs="Cambria"/>
+                  <w:color w:val="000000"/>
+                </w:rPr>
+                <m:t>*</m:t>
+              </m:r>
+              <m:sSup>
+                <m:sSupPr>
+                  <m:ctrlPr>
+                    <w:rPr>
+                      <w:rFonts w:ascii="Cambria Math" w:hAnsi="Cambria Math" w:cs="Cambria"/>
+                      <w:i/>
+                      <w:color w:val="000000"/>
+                    </w:rPr>
+                  </m:ctrlPr>
+                </m:sSupPr>
+                <m:e>
+                  <m:d>
+                    <m:dPr>
+                      <m:ctrlPr>
+                        <w:rPr>
+                          <w:rFonts w:ascii="Cambria Math" w:hAnsi="Cambria Math" w:cs="Cambria"/>
+                          <w:i/>
+                          <w:color w:val="000000"/>
+                        </w:rPr>
+                      </m:ctrlPr>
+                    </m:dPr>
+                    <m:e>
+                      <m:r>
+                        <w:rPr>
+                          <w:rFonts w:ascii="Cambria Math" w:hAnsi="Cambria Math" w:cs="Cambria"/>
+                          <w:color w:val="000000"/>
+                        </w:rPr>
+                        <m:t>1-q</m:t>
+                      </m:r>
+                    </m:e>
+                  </m:d>
+                </m:e>
+                <m:sup>
+                  <m:r>
+                    <w:rPr>
+                      <w:rFonts w:ascii="Cambria Math" w:hAnsi="Cambria Math" w:cs="Cambria"/>
+                      <w:color w:val="000000"/>
+                    </w:rPr>
+                    <m:t>n-i</m:t>
+                  </m:r>
+                </m:sup>
+              </m:sSup>
+            </m:e>
+          </m:nary>
+          <m:r>
+            <w:rPr>
+              <w:rFonts w:ascii="Cambria Math" w:hAnsi="Cambria Math" w:cs="Cambria"/>
+              <w:color w:val="000000"/>
+            </w:rPr>
+            <m:t xml:space="preserve"> = </m:t>
+          </m:r>
+          <m:nary>
+            <m:naryPr>
+              <m:chr m:val="∑"/>
+              <m:limLoc m:val="subSup"/>
+              <m:ctrlPr>
+                <w:rPr>
+                  <w:rFonts w:ascii="Cambria Math" w:hAnsi="Cambria Math" w:cs="Cambria"/>
+                  <w:i/>
+                  <w:color w:val="000000"/>
+                </w:rPr>
+              </m:ctrlPr>
+            </m:naryPr>
+            <m:sub>
+              <m:r>
+                <w:rPr>
+                  <w:rFonts w:ascii="Cambria Math" w:hAnsi="Cambria Math" w:cs="Cambria"/>
+                  <w:color w:val="000000"/>
+                </w:rPr>
+                <m:t>i=0</m:t>
+              </m:r>
+            </m:sub>
+            <m:sup>
+              <m:r>
+                <w:rPr>
+                  <w:rFonts w:ascii="Cambria Math" w:hAnsi="Cambria Math" w:cs="Cambria"/>
+                  <w:color w:val="000000"/>
+                </w:rPr>
+                <m:t>x</m:t>
+              </m:r>
+            </m:sup>
+            <m:e>
+              <m:d>
+                <m:dPr>
+                  <m:ctrlPr>
+                    <w:rPr>
+                      <w:rFonts w:ascii="Cambria Math" w:hAnsi="Cambria Math" w:cs="Cambria"/>
+                      <w:i/>
+                      <w:color w:val="000000"/>
+                    </w:rPr>
+                  </m:ctrlPr>
+                </m:dPr>
+                <m:e>
+                  <m:f>
+                    <m:fPr>
+                      <m:type m:val="noBar"/>
+                      <m:ctrlPr>
+                        <w:rPr>
+                          <w:rFonts w:ascii="Cambria Math" w:hAnsi="Cambria Math" w:cs="Cambria"/>
+                          <w:i/>
+                          <w:color w:val="000000"/>
+                        </w:rPr>
+                      </m:ctrlPr>
+                    </m:fPr>
+                    <m:num>
+                      <m:r>
+                        <w:rPr>
+                          <w:rFonts w:ascii="Cambria Math" w:hAnsi="Cambria Math" w:cs="Cambria"/>
+                          <w:color w:val="000000"/>
+                        </w:rPr>
+                        <m:t>n</m:t>
+                      </m:r>
+                    </m:num>
+                    <m:den>
+                      <m:r>
+                        <w:rPr>
+                          <w:rFonts w:ascii="Cambria Math" w:hAnsi="Cambria Math" w:cs="Cambria"/>
+                          <w:color w:val="000000"/>
+                        </w:rPr>
+                        <m:t>i</m:t>
+                      </m:r>
+                    </m:den>
+                  </m:f>
+                </m:e>
+              </m:d>
+              <m:r>
+                <w:rPr>
+                  <w:rFonts w:ascii="Cambria Math" w:hAnsi="Cambria Math" w:cs="Cambria"/>
+                  <w:color w:val="000000"/>
+                </w:rPr>
+                <m:t>*</m:t>
+              </m:r>
+              <m:sSup>
+                <m:sSupPr>
+                  <m:ctrlPr>
+                    <w:rPr>
+                      <w:rFonts w:ascii="Cambria Math" w:hAnsi="Cambria Math" w:cs="Cambria"/>
+                      <w:i/>
+                      <w:color w:val="000000"/>
+                    </w:rPr>
+                  </m:ctrlPr>
+                </m:sSupPr>
+                <m:e>
+                  <m:r>
+                    <w:rPr>
+                      <w:rFonts w:ascii="Cambria Math" w:hAnsi="Cambria Math" w:cs="Cambria"/>
+                      <w:color w:val="000000"/>
+                    </w:rPr>
+                    <m:t xml:space="preserve"> q</m:t>
+                  </m:r>
+                </m:e>
+                <m:sup>
+                  <m:r>
+                    <w:rPr>
+                      <w:rFonts w:ascii="Cambria Math" w:hAnsi="Cambria Math" w:cs="Cambria"/>
+                      <w:color w:val="000000"/>
+                    </w:rPr>
+                    <m:t>i</m:t>
+                  </m:r>
+                </m:sup>
+              </m:sSup>
+              <m:r>
+                <w:rPr>
+                  <w:rFonts w:ascii="Cambria Math" w:hAnsi="Cambria Math" w:cs="Cambria"/>
+                  <w:color w:val="000000"/>
+                </w:rPr>
+                <m:t>*</m:t>
+              </m:r>
+              <m:sSup>
+                <m:sSupPr>
+                  <m:ctrlPr>
+                    <w:rPr>
+                      <w:rFonts w:ascii="Cambria Math" w:hAnsi="Cambria Math" w:cs="Cambria"/>
+                      <w:i/>
+                      <w:color w:val="000000"/>
+                    </w:rPr>
+                  </m:ctrlPr>
+                </m:sSupPr>
+                <m:e>
+                  <m:d>
+                    <m:dPr>
+                      <m:ctrlPr>
+                        <w:rPr>
+                          <w:rFonts w:ascii="Cambria Math" w:hAnsi="Cambria Math" w:cs="Cambria"/>
+                          <w:i/>
+                          <w:color w:val="000000"/>
+                        </w:rPr>
+                      </m:ctrlPr>
+                    </m:dPr>
+                    <m:e>
+                      <m:r>
+                        <w:rPr>
+                          <w:rFonts w:ascii="Cambria Math" w:hAnsi="Cambria Math" w:cs="Cambria"/>
+                          <w:color w:val="000000"/>
+                        </w:rPr>
+                        <m:t>p</m:t>
+                      </m:r>
+                    </m:e>
+                  </m:d>
+                </m:e>
+                <m:sup>
+                  <m:r>
+                    <w:rPr>
+                      <w:rFonts w:ascii="Cambria Math" w:hAnsi="Cambria Math" w:cs="Cambria"/>
+                      <w:color w:val="000000"/>
+                    </w:rPr>
+                    <m:t>n-i</m:t>
+                  </m:r>
+                </m:sup>
+              </m:sSup>
+            </m:e>
+          </m:nary>
+        </m:oMath>
+      </m:oMathPara>
+    </w:p>
+    <w:p>
+      <w:pPr>
+        <w:autoSpaceDE w:val="0"/>
+        <w:autoSpaceDN w:val="0"/>
+        <w:adjustRightInd w:val="0"/>
+        <w:spacing w:after="0" w:line="360" w:lineRule="auto"/>
+        <w:rPr>
+          <w:rFonts w:ascii="Cambria" w:eastAsiaTheme="minorEastAsia" w:hAnsi="Cambria" w:cs="Cambria"/>
+          <w:color w:val="000000"/>
+        </w:rPr>
+      </w:pPr>
+      <m:oMathPara>
+        <m:oMath>
+          <m:r>
+            <w:rPr>
+              <w:rFonts w:ascii="Cambria Math" w:hAnsi="Cambria Math" w:cs="Cambria"/>
+              <w:color w:val="000000"/>
+            </w:rPr>
+            <m:t>P</m:t>
+          </m:r>
+          <m:d>
+            <m:dPr>
+              <m:begChr m:val="["/>
+              <m:endChr m:val="]"/>
+              <m:ctrlPr>
+                <w:rPr>
+                  <w:rFonts w:ascii="Cambria Math" w:hAnsi="Cambria Math" w:cs="Cambria"/>
+                  <w:i/>
+                  <w:color w:val="000000"/>
+                </w:rPr>
+              </m:ctrlPr>
+            </m:dPr>
+            <m:e>
+              <m:r>
+                <w:rPr>
+                  <w:rFonts w:ascii="Cambria Math" w:hAnsi="Cambria Math" w:cs="Cambria"/>
+                  <w:color w:val="000000"/>
+                </w:rPr>
+                <m:t>X≤2</m:t>
+              </m:r>
+            </m:e>
+          </m:d>
+          <m:r>
+            <w:rPr>
+              <w:rFonts w:ascii="Cambria Math" w:hAnsi="Cambria Math" w:cs="Cambria"/>
+              <w:color w:val="000000"/>
+            </w:rPr>
+            <m:t xml:space="preserve">= </m:t>
+          </m:r>
+          <m:d>
+            <m:dPr>
+              <m:ctrlPr>
+                <w:rPr>
+                  <w:rFonts w:ascii="Cambria Math" w:hAnsi="Cambria Math" w:cs="Cambria"/>
+                  <w:i/>
+                  <w:color w:val="000000"/>
+                </w:rPr>
+              </m:ctrlPr>
+            </m:dPr>
+            <m:e>
+              <m:f>
+                <m:fPr>
+                  <m:type m:val="noBar"/>
+                  <m:ctrlPr>
+                    <w:rPr>
+                      <w:rFonts w:ascii="Cambria Math" w:hAnsi="Cambria Math" w:cs="Cambria"/>
+                      <w:i/>
+                      <w:color w:val="000000"/>
+                    </w:rPr>
+                  </m:ctrlPr>
+                </m:fPr>
+                <m:num>
+                  <m:r>
+                    <w:rPr>
+                      <w:rFonts w:ascii="Cambria Math" w:hAnsi="Cambria Math" w:cs="Cambria"/>
+                      <w:color w:val="000000"/>
+                    </w:rPr>
+                    <m:t>20</m:t>
+                  </m:r>
+                </m:num>
+                <m:den>
+                  <m:r>
+                    <w:rPr>
+                      <w:rFonts w:ascii="Cambria Math" w:hAnsi="Cambria Math" w:cs="Cambria"/>
+                      <w:color w:val="000000"/>
+                    </w:rPr>
+                    <m:t>2</m:t>
+                  </m:r>
+                </m:den>
+              </m:f>
+            </m:e>
+          </m:d>
+          <m:r>
+            <w:rPr>
+              <w:rFonts w:ascii="Cambria Math" w:hAnsi="Cambria Math" w:cs="Cambria"/>
+              <w:color w:val="000000"/>
+            </w:rPr>
+            <m:t>*</m:t>
+          </m:r>
+          <m:sSup>
+            <m:sSupPr>
+              <m:ctrlPr>
+                <w:rPr>
+                  <w:rFonts w:ascii="Cambria Math" w:hAnsi="Cambria Math" w:cs="Cambria"/>
+                  <w:i/>
+                  <w:color w:val="000000"/>
+                </w:rPr>
+              </m:ctrlPr>
+            </m:sSupPr>
+            <m:e>
+              <m:r>
+                <w:rPr>
+                  <w:rFonts w:ascii="Cambria Math" w:hAnsi="Cambria Math" w:cs="Cambria"/>
+                  <w:color w:val="000000"/>
+                </w:rPr>
+                <m:t xml:space="preserve"> 0.08</m:t>
+              </m:r>
+            </m:e>
+            <m:sup>
+              <m:r>
+                <w:rPr>
+                  <w:rFonts w:ascii="Cambria Math" w:hAnsi="Cambria Math" w:cs="Cambria"/>
+                  <w:color w:val="000000"/>
+                </w:rPr>
+                <m:t>2</m:t>
+              </m:r>
+            </m:sup>
+          </m:sSup>
+          <m:r>
+            <w:rPr>
+              <w:rFonts w:ascii="Cambria Math" w:hAnsi="Cambria Math" w:cs="Cambria"/>
+              <w:color w:val="000000"/>
+            </w:rPr>
+            <m:t>*</m:t>
+          </m:r>
+          <m:sSup>
+            <m:sSupPr>
+              <m:ctrlPr>
+                <w:rPr>
+                  <w:rFonts w:ascii="Cambria Math" w:hAnsi="Cambria Math" w:cs="Cambria"/>
+                  <w:i/>
+                  <w:color w:val="000000"/>
+                </w:rPr>
+              </m:ctrlPr>
+            </m:sSupPr>
+            <m:e>
+              <m:r>
+                <w:rPr>
+                  <w:rFonts w:ascii="Cambria Math" w:hAnsi="Cambria Math" w:cs="Cambria"/>
+                  <w:color w:val="000000"/>
+                </w:rPr>
+                <m:t>0.92</m:t>
+              </m:r>
+            </m:e>
+            <m:sup>
+              <m:r>
+                <w:rPr>
+                  <w:rFonts w:ascii="Cambria Math" w:hAnsi="Cambria Math" w:cs="Cambria"/>
+                  <w:color w:val="000000"/>
+                </w:rPr>
+                <m:t>18</m:t>
+              </m:r>
+            </m:sup>
+          </m:sSup>
+          <m:r>
+            <w:rPr>
+              <w:rFonts w:ascii="Cambria Math" w:hAnsi="Cambria Math" w:cs="Cambria"/>
+              <w:color w:val="000000"/>
+            </w:rPr>
+            <m:t xml:space="preserve">+ </m:t>
+          </m:r>
+          <m:d>
+            <m:dPr>
+              <m:ctrlPr>
+                <w:rPr>
+                  <w:rFonts w:ascii="Cambria Math" w:hAnsi="Cambria Math" w:cs="Cambria"/>
+                  <w:i/>
+                  <w:color w:val="000000"/>
+                </w:rPr>
+              </m:ctrlPr>
+            </m:dPr>
+            <m:e>
+              <m:f>
+                <m:fPr>
+                  <m:type m:val="noBar"/>
+                  <m:ctrlPr>
+                    <w:rPr>
+                      <w:rFonts w:ascii="Cambria Math" w:hAnsi="Cambria Math" w:cs="Cambria"/>
+                      <w:i/>
+                      <w:color w:val="000000"/>
+                    </w:rPr>
+                  </m:ctrlPr>
+                </m:fPr>
+                <m:num>
+                  <m:r>
+                    <w:rPr>
+                      <w:rFonts w:ascii="Cambria Math" w:hAnsi="Cambria Math" w:cs="Cambria"/>
+                      <w:color w:val="000000"/>
+                    </w:rPr>
+                    <m:t>20</m:t>
+                  </m:r>
+                </m:num>
+                <m:den>
+                  <m:r>
+                    <w:rPr>
+                      <w:rFonts w:ascii="Cambria Math" w:hAnsi="Cambria Math" w:cs="Cambria"/>
+                      <w:color w:val="000000"/>
+                    </w:rPr>
+                    <m:t>1</m:t>
+                  </m:r>
+                </m:den>
+              </m:f>
+            </m:e>
+          </m:d>
+          <m:r>
+            <w:rPr>
+              <w:rFonts w:ascii="Cambria Math" w:hAnsi="Cambria Math" w:cs="Cambria"/>
+              <w:color w:val="000000"/>
+            </w:rPr>
+            <m:t>*</m:t>
+          </m:r>
+          <m:sSup>
+            <m:sSupPr>
+              <m:ctrlPr>
+                <w:rPr>
+                  <w:rFonts w:ascii="Cambria Math" w:hAnsi="Cambria Math" w:cs="Cambria"/>
+                  <w:i/>
+                  <w:color w:val="000000"/>
+                </w:rPr>
+              </m:ctrlPr>
+            </m:sSupPr>
+            <m:e>
+              <m:r>
+                <w:rPr>
+                  <w:rFonts w:ascii="Cambria Math" w:hAnsi="Cambria Math" w:cs="Cambria"/>
+                  <w:color w:val="000000"/>
+                </w:rPr>
+                <m:t xml:space="preserve"> 0.08</m:t>
+              </m:r>
+            </m:e>
+            <m:sup>
+              <m:r>
+                <w:rPr>
+                  <w:rFonts w:ascii="Cambria Math" w:hAnsi="Cambria Math" w:cs="Cambria"/>
+                  <w:color w:val="000000"/>
+                </w:rPr>
+                <m:t>1</m:t>
+              </m:r>
+            </m:sup>
+          </m:sSup>
+          <m:r>
+            <w:rPr>
+              <w:rFonts w:ascii="Cambria Math" w:hAnsi="Cambria Math" w:cs="Cambria"/>
+              <w:color w:val="000000"/>
+            </w:rPr>
+            <m:t>*</m:t>
+          </m:r>
+          <m:sSup>
+            <m:sSupPr>
+              <m:ctrlPr>
+                <w:rPr>
+                  <w:rFonts w:ascii="Cambria Math" w:hAnsi="Cambria Math" w:cs="Cambria"/>
+                  <w:i/>
+                  <w:color w:val="000000"/>
+                </w:rPr>
+              </m:ctrlPr>
+            </m:sSupPr>
+            <m:e>
+              <m:r>
+                <w:rPr>
+                  <w:rFonts w:ascii="Cambria Math" w:hAnsi="Cambria Math" w:cs="Cambria"/>
+                  <w:color w:val="000000"/>
+                </w:rPr>
+                <m:t>0.92</m:t>
+              </m:r>
+            </m:e>
+            <m:sup>
+              <m:r>
+                <w:rPr>
+                  <w:rFonts w:ascii="Cambria Math" w:hAnsi="Cambria Math" w:cs="Cambria"/>
+                  <w:color w:val="000000"/>
+                </w:rPr>
+                <m:t>19</m:t>
+              </m:r>
+            </m:sup>
+          </m:sSup>
+          <m:r>
+            <w:rPr>
+              <w:rFonts w:ascii="Cambria Math" w:hAnsi="Cambria Math" w:cs="Cambria"/>
+              <w:color w:val="000000"/>
+            </w:rPr>
+            <m:t xml:space="preserve">+ </m:t>
+          </m:r>
+          <m:d>
+            <m:dPr>
+              <m:ctrlPr>
+                <w:rPr>
+                  <w:rFonts w:ascii="Cambria Math" w:hAnsi="Cambria Math" w:cs="Cambria"/>
+                  <w:i/>
+                  <w:color w:val="000000"/>
+                </w:rPr>
+              </m:ctrlPr>
+            </m:dPr>
+            <m:e>
+              <m:f>
+                <m:fPr>
+                  <m:type m:val="noBar"/>
+                  <m:ctrlPr>
+                    <w:rPr>
+                      <w:rFonts w:ascii="Cambria Math" w:hAnsi="Cambria Math" w:cs="Cambria"/>
+                      <w:i/>
+                      <w:color w:val="000000"/>
+                    </w:rPr>
+                  </m:ctrlPr>
+                </m:fPr>
+                <m:num>
+                  <m:r>
+                    <w:rPr>
+                      <w:rFonts w:ascii="Cambria Math" w:hAnsi="Cambria Math" w:cs="Cambria"/>
+                      <w:color w:val="000000"/>
+                    </w:rPr>
+                    <m:t>20</m:t>
+                  </m:r>
+                </m:num>
+                <m:den>
+                  <m:r>
+                    <w:rPr>
+                      <w:rFonts w:ascii="Cambria Math" w:hAnsi="Cambria Math" w:cs="Cambria"/>
+                      <w:color w:val="000000"/>
+                    </w:rPr>
+                    <m:t>0</m:t>
+                  </m:r>
+                </m:den>
+              </m:f>
+            </m:e>
+          </m:d>
+          <m:r>
+            <w:rPr>
+              <w:rFonts w:ascii="Cambria Math" w:hAnsi="Cambria Math" w:cs="Cambria"/>
+              <w:color w:val="000000"/>
+            </w:rPr>
+            <m:t>*</m:t>
+          </m:r>
+          <m:sSup>
+            <m:sSupPr>
+              <m:ctrlPr>
+                <w:rPr>
+                  <w:rFonts w:ascii="Cambria Math" w:hAnsi="Cambria Math" w:cs="Cambria"/>
+                  <w:i/>
+                  <w:color w:val="000000"/>
+                </w:rPr>
+              </m:ctrlPr>
+            </m:sSupPr>
+            <m:e>
+              <m:r>
+                <w:rPr>
+                  <w:rFonts w:ascii="Cambria Math" w:hAnsi="Cambria Math" w:cs="Cambria"/>
+                  <w:color w:val="000000"/>
+                </w:rPr>
+                <m:t xml:space="preserve"> 0.08</m:t>
+              </m:r>
+            </m:e>
+            <m:sup>
+              <m:r>
+                <w:rPr>
+                  <w:rFonts w:ascii="Cambria Math" w:hAnsi="Cambria Math" w:cs="Cambria"/>
+                  <w:color w:val="000000"/>
+                </w:rPr>
+                <m:t>0</m:t>
+              </m:r>
+            </m:sup>
+          </m:sSup>
+          <m:r>
+            <w:rPr>
+              <w:rFonts w:ascii="Cambria Math" w:hAnsi="Cambria Math" w:cs="Cambria"/>
+              <w:color w:val="000000"/>
+            </w:rPr>
+            <m:t>*</m:t>
+          </m:r>
+          <m:sSup>
+            <m:sSupPr>
+              <m:ctrlPr>
+                <w:rPr>
+                  <w:rFonts w:ascii="Cambria Math" w:hAnsi="Cambria Math" w:cs="Cambria"/>
+                  <w:i/>
+                  <w:color w:val="000000"/>
+                </w:rPr>
+              </m:ctrlPr>
+            </m:sSupPr>
+            <m:e>
+              <m:r>
+                <w:rPr>
+                  <w:rFonts w:ascii="Cambria Math" w:hAnsi="Cambria Math" w:cs="Cambria"/>
+                  <w:color w:val="000000"/>
+                </w:rPr>
+                <m:t>0.92</m:t>
+              </m:r>
+            </m:e>
+            <m:sup>
+              <m:r>
+                <w:rPr>
+                  <w:rFonts w:ascii="Cambria Math" w:hAnsi="Cambria Math" w:cs="Cambria"/>
+                  <w:color w:val="000000"/>
+                </w:rPr>
+                <m:t>20</m:t>
+              </m:r>
+            </m:sup>
+          </m:sSup>
+          <m:r>
+            <w:rPr>
+              <w:rFonts w:ascii="Cambria Math" w:hAnsi="Cambria Math" w:cs="Cambria"/>
+              <w:color w:val="000000"/>
+            </w:rPr>
+            <m:t>=0.78795≈</m:t>
+          </m:r>
+          <m:r>
+            <m:rPr>
+              <m:sty m:val="bi"/>
+            </m:rPr>
+            <w:rPr>
+              <w:rFonts w:ascii="Cambria Math" w:hAnsi="Cambria Math" w:cs="Cambria"/>
+              <w:color w:val="000000"/>
+            </w:rPr>
+            <m:t>78.80%</m:t>
+          </m:r>
+          <m:r>
+            <w:rPr>
+              <w:rFonts w:ascii="Cambria Math" w:hAnsi="Cambria Math" w:cs="Cambria"/>
+              <w:color w:val="000000"/>
+            </w:rPr>
+            <m:t xml:space="preserve"> </m:t>
+          </m:r>
+        </m:oMath>
+      </m:oMathPara>
+    </w:p>
+    <w:p>
+      <w:pPr>
+        <w:pStyle w:val="PargrafodaLista"/>
+        <w:numPr>
+          <w:ilvl w:val="0"/>
+          <w:numId w:val="3"/>
+        </w:numPr>
+      </w:pPr>
+      <w:r>
+        <w:rPr>
+          <w:rFonts w:ascii="Cambria" w:hAnsi="Cambria" w:cs="Cambria"/>
+          <w:color w:val="000000"/>
+        </w:rPr>
+        <w:t>Probabilidade de ocorrerem mais de 5 erros</w:t>
+      </w:r>
+    </w:p>
+    <w:p>
+      <w:pPr>
+        <w:autoSpaceDE w:val="0"/>
+        <w:autoSpaceDN w:val="0"/>
+        <w:adjustRightInd w:val="0"/>
+        <w:spacing w:after="0" w:line="360" w:lineRule="auto"/>
+        <w:jc w:val="center"/>
+        <w:rPr>
+          <w:rFonts w:ascii="Cambria" w:eastAsiaTheme="minorEastAsia" w:hAnsi="Cambria" w:cs="Cambria"/>
+          <w:color w:val="000000"/>
+        </w:rPr>
+      </w:pPr>
+      <m:oMath>
+        <m:r>
+          <w:rPr>
+            <w:rFonts w:ascii="Cambria Math" w:hAnsi="Cambria Math" w:cs="Cambria"/>
+            <w:color w:val="000000"/>
+          </w:rPr>
+          <m:t>p=0.92</m:t>
+        </m:r>
+      </m:oMath>
+      <w:r>
+        <w:rPr>
+          <w:rFonts w:ascii="Cambria" w:eastAsiaTheme="minorEastAsia" w:hAnsi="Cambria" w:cs="Cambria"/>
+          <w:color w:val="000000"/>
+        </w:rPr>
+        <w:tab/>
+      </w:r>
+      <m:oMath>
+        <m:r>
+          <w:rPr>
+            <w:rFonts w:ascii="Cambria Math" w:hAnsi="Cambria Math" w:cs="Cambria"/>
+            <w:color w:val="000000"/>
+          </w:rPr>
+          <m:t>q=0.08</m:t>
+        </m:r>
+      </m:oMath>
+      <w:r>
+        <w:rPr>
+          <w:rFonts w:ascii="Cambria" w:eastAsiaTheme="minorEastAsia" w:hAnsi="Cambria" w:cs="Cambria"/>
+          <w:color w:val="000000"/>
+        </w:rPr>
+        <w:tab/>
+      </w:r>
+      <m:oMath>
+        <m:r>
+          <w:rPr>
+            <w:rFonts w:ascii="Cambria Math" w:hAnsi="Cambria Math" w:cs="Cambria"/>
+            <w:color w:val="000000"/>
+          </w:rPr>
+          <m:t>n=20</m:t>
+        </m:r>
+      </m:oMath>
+    </w:p>
+    <w:p>
+      <w:pPr>
+        <w:autoSpaceDE w:val="0"/>
+        <w:autoSpaceDN w:val="0"/>
+        <w:adjustRightInd w:val="0"/>
+        <w:spacing w:after="0" w:line="360" w:lineRule="auto"/>
+        <w:rPr>
+          <w:rFonts w:ascii="Cambria" w:hAnsi="Cambria" w:cs="Cambria"/>
+          <w:color w:val="000000"/>
+        </w:rPr>
+      </w:pPr>
+      <m:oMathPara>
+        <m:oMath>
+          <m:r>
+            <w:rPr>
+              <w:rFonts w:ascii="Cambria Math" w:hAnsi="Cambria Math" w:cs="Cambria"/>
+              <w:color w:val="000000"/>
+            </w:rPr>
+            <m:t>P</m:t>
+          </m:r>
+          <m:d>
+            <m:dPr>
+              <m:begChr m:val="["/>
+              <m:endChr m:val="]"/>
+              <m:ctrlPr>
+                <w:rPr>
+                  <w:rFonts w:ascii="Cambria Math" w:hAnsi="Cambria Math" w:cs="Cambria"/>
+                  <w:i/>
+                  <w:color w:val="000000"/>
+                </w:rPr>
+              </m:ctrlPr>
+            </m:dPr>
+            <m:e>
+              <m:r>
+                <w:rPr>
+                  <w:rFonts w:ascii="Cambria Math" w:hAnsi="Cambria Math" w:cs="Cambria"/>
+                  <w:color w:val="000000"/>
+                </w:rPr>
+                <m:t>X&gt;x</m:t>
+              </m:r>
+            </m:e>
+          </m:d>
+          <m:r>
+            <w:rPr>
+              <w:rFonts w:ascii="Cambria Math" w:hAnsi="Cambria Math" w:cs="Cambria"/>
+              <w:color w:val="000000"/>
+            </w:rPr>
+            <m:t>=1-P</m:t>
+          </m:r>
+          <m:d>
+            <m:dPr>
+              <m:begChr m:val="["/>
+              <m:endChr m:val="]"/>
+              <m:ctrlPr>
+                <w:rPr>
+                  <w:rFonts w:ascii="Cambria Math" w:hAnsi="Cambria Math" w:cs="Cambria"/>
+                  <w:i/>
+                  <w:color w:val="000000"/>
+                </w:rPr>
+              </m:ctrlPr>
+            </m:dPr>
+            <m:e>
+              <m:r>
+                <w:rPr>
+                  <w:rFonts w:ascii="Cambria Math" w:hAnsi="Cambria Math" w:cs="Cambria"/>
+                  <w:color w:val="000000"/>
+                </w:rPr>
+                <m:t>X≤x</m:t>
+              </m:r>
+            </m:e>
+          </m:d>
+          <m:r>
+            <w:rPr>
+              <w:rFonts w:ascii="Cambria Math" w:hAnsi="Cambria Math" w:cs="Cambria"/>
+              <w:color w:val="000000"/>
+            </w:rPr>
+            <m:t>=1-</m:t>
+          </m:r>
+          <m:nary>
+            <m:naryPr>
+              <m:chr m:val="∑"/>
+              <m:limLoc m:val="subSup"/>
+              <m:ctrlPr>
+                <w:rPr>
+                  <w:rFonts w:ascii="Cambria Math" w:hAnsi="Cambria Math" w:cs="Cambria"/>
+                  <w:i/>
+                  <w:color w:val="000000"/>
+                </w:rPr>
+              </m:ctrlPr>
+            </m:naryPr>
+            <m:sub>
+              <m:r>
+                <w:rPr>
+                  <w:rFonts w:ascii="Cambria Math" w:hAnsi="Cambria Math" w:cs="Cambria"/>
+                  <w:color w:val="000000"/>
+                </w:rPr>
+                <m:t>i=0</m:t>
+              </m:r>
+            </m:sub>
+            <m:sup>
+              <m:r>
+                <w:rPr>
+                  <w:rFonts w:ascii="Cambria Math" w:hAnsi="Cambria Math" w:cs="Cambria"/>
+                  <w:color w:val="000000"/>
+                </w:rPr>
+                <m:t>x</m:t>
+              </m:r>
+            </m:sup>
+            <m:e>
+              <m:d>
+                <m:dPr>
+                  <m:ctrlPr>
+                    <w:rPr>
+                      <w:rFonts w:ascii="Cambria Math" w:hAnsi="Cambria Math" w:cs="Cambria"/>
+                      <w:i/>
+                      <w:color w:val="000000"/>
+                    </w:rPr>
+                  </m:ctrlPr>
+                </m:dPr>
+                <m:e>
+                  <m:f>
+                    <m:fPr>
+                      <m:type m:val="noBar"/>
+                      <m:ctrlPr>
+                        <w:rPr>
+                          <w:rFonts w:ascii="Cambria Math" w:hAnsi="Cambria Math" w:cs="Cambria"/>
+                          <w:i/>
+                          <w:color w:val="000000"/>
+                        </w:rPr>
+                      </m:ctrlPr>
+                    </m:fPr>
+                    <m:num>
+                      <m:r>
+                        <w:rPr>
+                          <w:rFonts w:ascii="Cambria Math" w:hAnsi="Cambria Math" w:cs="Cambria"/>
+                          <w:color w:val="000000"/>
+                        </w:rPr>
+                        <m:t>n</m:t>
+                      </m:r>
+                    </m:num>
+                    <m:den>
+                      <m:r>
+                        <w:rPr>
+                          <w:rFonts w:ascii="Cambria Math" w:hAnsi="Cambria Math" w:cs="Cambria"/>
+                          <w:color w:val="000000"/>
+                        </w:rPr>
+                        <m:t>i</m:t>
+                      </m:r>
+                    </m:den>
+                  </m:f>
+                </m:e>
+              </m:d>
+              <m:r>
+                <w:rPr>
+                  <w:rFonts w:ascii="Cambria Math" w:hAnsi="Cambria Math" w:cs="Cambria"/>
+                  <w:color w:val="000000"/>
+                </w:rPr>
+                <m:t>*</m:t>
+              </m:r>
+              <m:sSup>
+                <m:sSupPr>
+                  <m:ctrlPr>
+                    <w:rPr>
+                      <w:rFonts w:ascii="Cambria Math" w:hAnsi="Cambria Math" w:cs="Cambria"/>
+                      <w:i/>
+                      <w:color w:val="000000"/>
+                    </w:rPr>
+                  </m:ctrlPr>
+                </m:sSupPr>
+                <m:e>
+                  <m:r>
+                    <w:rPr>
+                      <w:rFonts w:ascii="Cambria Math" w:hAnsi="Cambria Math" w:cs="Cambria"/>
+                      <w:color w:val="000000"/>
+                    </w:rPr>
+                    <m:t xml:space="preserve"> q</m:t>
+                  </m:r>
+                </m:e>
+                <m:sup>
+                  <m:r>
+                    <w:rPr>
+                      <w:rFonts w:ascii="Cambria Math" w:hAnsi="Cambria Math" w:cs="Cambria"/>
+                      <w:color w:val="000000"/>
+                    </w:rPr>
+                    <m:t>i</m:t>
+                  </m:r>
+                </m:sup>
+              </m:sSup>
+              <m:r>
+                <w:rPr>
+                  <w:rFonts w:ascii="Cambria Math" w:hAnsi="Cambria Math" w:cs="Cambria"/>
+                  <w:color w:val="000000"/>
+                </w:rPr>
+                <m:t>*</m:t>
+              </m:r>
+              <m:sSup>
+                <m:sSupPr>
+                  <m:ctrlPr>
+                    <w:rPr>
+                      <w:rFonts w:ascii="Cambria Math" w:hAnsi="Cambria Math" w:cs="Cambria"/>
+                      <w:i/>
+                      <w:color w:val="000000"/>
+                    </w:rPr>
+                  </m:ctrlPr>
+                </m:sSupPr>
+                <m:e>
+                  <m:d>
+                    <m:dPr>
+                      <m:ctrlPr>
+                        <w:rPr>
+                          <w:rFonts w:ascii="Cambria Math" w:hAnsi="Cambria Math" w:cs="Cambria"/>
+                          <w:i/>
+                          <w:color w:val="000000"/>
+                        </w:rPr>
+                      </m:ctrlPr>
+                    </m:dPr>
+                    <m:e>
+                      <m:r>
+                        <w:rPr>
+                          <w:rFonts w:ascii="Cambria Math" w:hAnsi="Cambria Math" w:cs="Cambria"/>
+                          <w:color w:val="000000"/>
+                        </w:rPr>
+                        <m:t>1-q</m:t>
+                      </m:r>
+                    </m:e>
+                  </m:d>
+                </m:e>
+                <m:sup>
+                  <m:r>
+                    <w:rPr>
+                      <w:rFonts w:ascii="Cambria Math" w:hAnsi="Cambria Math" w:cs="Cambria"/>
+                      <w:color w:val="000000"/>
+                    </w:rPr>
+                    <m:t>n-i</m:t>
+                  </m:r>
+                </m:sup>
+              </m:sSup>
+            </m:e>
+          </m:nary>
+          <m:r>
+            <w:rPr>
+              <w:rFonts w:ascii="Cambria Math" w:hAnsi="Cambria Math" w:cs="Cambria"/>
+              <w:color w:val="000000"/>
+            </w:rPr>
+            <m:t xml:space="preserve"> = 1-</m:t>
+          </m:r>
+          <m:nary>
+            <m:naryPr>
+              <m:chr m:val="∑"/>
+              <m:limLoc m:val="subSup"/>
+              <m:ctrlPr>
+                <w:rPr>
+                  <w:rFonts w:ascii="Cambria Math" w:hAnsi="Cambria Math" w:cs="Cambria"/>
+                  <w:i/>
+                  <w:color w:val="000000"/>
+                </w:rPr>
+              </m:ctrlPr>
+            </m:naryPr>
+            <m:sub>
+              <m:r>
+                <w:rPr>
+                  <w:rFonts w:ascii="Cambria Math" w:hAnsi="Cambria Math" w:cs="Cambria"/>
+                  <w:color w:val="000000"/>
+                </w:rPr>
+                <m:t>i=0</m:t>
+              </m:r>
+            </m:sub>
+            <m:sup>
+              <m:r>
+                <w:rPr>
+                  <w:rFonts w:ascii="Cambria Math" w:hAnsi="Cambria Math" w:cs="Cambria"/>
+                  <w:color w:val="000000"/>
+                </w:rPr>
+                <m:t>x</m:t>
+              </m:r>
+            </m:sup>
+            <m:e>
+              <m:d>
+                <m:dPr>
+                  <m:ctrlPr>
+                    <w:rPr>
+                      <w:rFonts w:ascii="Cambria Math" w:hAnsi="Cambria Math" w:cs="Cambria"/>
+                      <w:i/>
+                      <w:color w:val="000000"/>
+                    </w:rPr>
+                  </m:ctrlPr>
+                </m:dPr>
+                <m:e>
+                  <m:f>
+                    <m:fPr>
+                      <m:type m:val="noBar"/>
+                      <m:ctrlPr>
+                        <w:rPr>
+                          <w:rFonts w:ascii="Cambria Math" w:hAnsi="Cambria Math" w:cs="Cambria"/>
+                          <w:i/>
+                          <w:color w:val="000000"/>
+                        </w:rPr>
+                      </m:ctrlPr>
+                    </m:fPr>
+                    <m:num>
+                      <m:r>
+                        <w:rPr>
+                          <w:rFonts w:ascii="Cambria Math" w:hAnsi="Cambria Math" w:cs="Cambria"/>
+                          <w:color w:val="000000"/>
+                        </w:rPr>
+                        <m:t>n</m:t>
+                      </m:r>
+                    </m:num>
+                    <m:den>
+                      <m:r>
+                        <w:rPr>
+                          <w:rFonts w:ascii="Cambria Math" w:hAnsi="Cambria Math" w:cs="Cambria"/>
+                          <w:color w:val="000000"/>
+                        </w:rPr>
+                        <m:t>i</m:t>
+                      </m:r>
+                    </m:den>
+                  </m:f>
+                </m:e>
+              </m:d>
+              <m:r>
+                <w:rPr>
+                  <w:rFonts w:ascii="Cambria Math" w:hAnsi="Cambria Math" w:cs="Cambria"/>
+                  <w:color w:val="000000"/>
+                </w:rPr>
+                <m:t>*</m:t>
+              </m:r>
+              <m:sSup>
+                <m:sSupPr>
+                  <m:ctrlPr>
+                    <w:rPr>
+                      <w:rFonts w:ascii="Cambria Math" w:hAnsi="Cambria Math" w:cs="Cambria"/>
+                      <w:i/>
+                      <w:color w:val="000000"/>
+                    </w:rPr>
+                  </m:ctrlPr>
+                </m:sSupPr>
+                <m:e>
+                  <m:r>
+                    <w:rPr>
+                      <w:rFonts w:ascii="Cambria Math" w:hAnsi="Cambria Math" w:cs="Cambria"/>
+                      <w:color w:val="000000"/>
+                    </w:rPr>
+                    <m:t xml:space="preserve"> q</m:t>
+                  </m:r>
+                </m:e>
+                <m:sup>
+                  <m:r>
+                    <w:rPr>
+                      <w:rFonts w:ascii="Cambria Math" w:hAnsi="Cambria Math" w:cs="Cambria"/>
+                      <w:color w:val="000000"/>
+                    </w:rPr>
+                    <m:t>i</m:t>
+                  </m:r>
+                </m:sup>
+              </m:sSup>
+              <m:r>
+                <w:rPr>
+                  <w:rFonts w:ascii="Cambria Math" w:hAnsi="Cambria Math" w:cs="Cambria"/>
+                  <w:color w:val="000000"/>
+                </w:rPr>
+                <m:t>*</m:t>
+              </m:r>
+              <m:sSup>
+                <m:sSupPr>
+                  <m:ctrlPr>
+                    <w:rPr>
+                      <w:rFonts w:ascii="Cambria Math" w:hAnsi="Cambria Math" w:cs="Cambria"/>
+                      <w:i/>
+                      <w:color w:val="000000"/>
+                    </w:rPr>
+                  </m:ctrlPr>
+                </m:sSupPr>
+                <m:e>
+                  <m:d>
+                    <m:dPr>
+                      <m:ctrlPr>
+                        <w:rPr>
+                          <w:rFonts w:ascii="Cambria Math" w:hAnsi="Cambria Math" w:cs="Cambria"/>
+                          <w:i/>
+                          <w:color w:val="000000"/>
+                        </w:rPr>
+                      </m:ctrlPr>
+                    </m:dPr>
+                    <m:e>
+                      <m:r>
+                        <w:rPr>
+                          <w:rFonts w:ascii="Cambria Math" w:hAnsi="Cambria Math" w:cs="Cambria"/>
+                          <w:color w:val="000000"/>
+                        </w:rPr>
+                        <m:t>p</m:t>
+                      </m:r>
+                    </m:e>
+                  </m:d>
+                </m:e>
+                <m:sup>
+                  <m:r>
+                    <w:rPr>
+                      <w:rFonts w:ascii="Cambria Math" w:hAnsi="Cambria Math" w:cs="Cambria"/>
+                      <w:color w:val="000000"/>
+                    </w:rPr>
+                    <m:t>n-i</m:t>
+                  </m:r>
+                </m:sup>
+              </m:sSup>
+            </m:e>
+          </m:nary>
+        </m:oMath>
+      </m:oMathPara>
+    </w:p>
+    <w:p>
+      <w:pPr>
+        <w:autoSpaceDE w:val="0"/>
+        <w:autoSpaceDN w:val="0"/>
+        <w:adjustRightInd w:val="0"/>
+        <w:spacing w:after="0" w:line="360" w:lineRule="auto"/>
+        <w:rPr>
+          <w:rFonts w:ascii="Cambria" w:eastAsiaTheme="minorEastAsia" w:hAnsi="Cambria" w:cs="Cambria"/>
+          <w:color w:val="000000"/>
+        </w:rPr>
+      </w:pPr>
+      <m:oMathPara>
+        <m:oMath>
+          <m:r>
+            <w:rPr>
+              <w:rFonts w:ascii="Cambria Math" w:hAnsi="Cambria Math" w:cs="Cambria"/>
+              <w:color w:val="000000"/>
+            </w:rPr>
+            <m:t>P</m:t>
+          </m:r>
+          <m:d>
+            <m:dPr>
+              <m:begChr m:val="["/>
+              <m:endChr m:val="]"/>
+              <m:ctrlPr>
+                <w:rPr>
+                  <w:rFonts w:ascii="Cambria Math" w:hAnsi="Cambria Math" w:cs="Cambria"/>
+                  <w:i/>
+                  <w:color w:val="000000"/>
+                </w:rPr>
+              </m:ctrlPr>
+            </m:dPr>
+            <m:e>
+              <m:r>
+                <w:rPr>
+                  <w:rFonts w:ascii="Cambria Math" w:hAnsi="Cambria Math" w:cs="Cambria"/>
+                  <w:color w:val="000000"/>
+                </w:rPr>
+                <m:t>X&gt;5</m:t>
+              </m:r>
+            </m:e>
+          </m:d>
+          <m:r>
+            <w:rPr>
+              <w:rFonts w:ascii="Cambria Math" w:hAnsi="Cambria Math" w:cs="Cambria"/>
+              <w:color w:val="000000"/>
+            </w:rPr>
+            <m:t>=1-</m:t>
+          </m:r>
+          <m:d>
+            <m:dPr>
+              <m:begChr m:val="["/>
+              <m:endChr m:val="]"/>
+              <m:ctrlPr>
+                <w:rPr>
+                  <w:rFonts w:ascii="Cambria Math" w:hAnsi="Cambria Math" w:cs="Cambria"/>
+                  <w:i/>
+                  <w:color w:val="000000"/>
+                </w:rPr>
+              </m:ctrlPr>
+            </m:dPr>
+            <m:e>
+              <m:d>
+                <m:dPr>
+                  <m:ctrlPr>
+                    <w:rPr>
+                      <w:rFonts w:ascii="Cambria Math" w:hAnsi="Cambria Math" w:cs="Cambria"/>
+                      <w:i/>
+                      <w:color w:val="000000"/>
+                    </w:rPr>
+                  </m:ctrlPr>
+                </m:dPr>
+                <m:e>
+                  <m:f>
+                    <m:fPr>
+                      <m:type m:val="noBar"/>
+                      <m:ctrlPr>
+                        <w:rPr>
+                          <w:rFonts w:ascii="Cambria Math" w:hAnsi="Cambria Math" w:cs="Cambria"/>
+                          <w:i/>
+                          <w:color w:val="000000"/>
+                        </w:rPr>
+                      </m:ctrlPr>
+                    </m:fPr>
+                    <m:num>
+                      <m:r>
+                        <w:rPr>
+                          <w:rFonts w:ascii="Cambria Math" w:hAnsi="Cambria Math" w:cs="Cambria"/>
+                          <w:color w:val="000000"/>
+                        </w:rPr>
+                        <m:t>20</m:t>
+                      </m:r>
+                    </m:num>
+                    <m:den>
+                      <m:r>
+                        <w:rPr>
+                          <w:rFonts w:ascii="Cambria Math" w:hAnsi="Cambria Math" w:cs="Cambria"/>
+                          <w:color w:val="000000"/>
+                        </w:rPr>
+                        <m:t>5</m:t>
+                      </m:r>
+                    </m:den>
+                  </m:f>
+                </m:e>
+              </m:d>
+              <m:r>
+                <w:rPr>
+                  <w:rFonts w:ascii="Cambria Math" w:hAnsi="Cambria Math" w:cs="Cambria"/>
+                  <w:color w:val="000000"/>
+                </w:rPr>
+                <m:t>*</m:t>
+              </m:r>
+              <m:sSup>
+                <m:sSupPr>
+                  <m:ctrlPr>
+                    <w:rPr>
+                      <w:rFonts w:ascii="Cambria Math" w:hAnsi="Cambria Math" w:cs="Cambria"/>
+                      <w:i/>
+                      <w:color w:val="000000"/>
+                    </w:rPr>
+                  </m:ctrlPr>
+                </m:sSupPr>
+                <m:e>
+                  <m:r>
+                    <w:rPr>
+                      <w:rFonts w:ascii="Cambria Math" w:hAnsi="Cambria Math" w:cs="Cambria"/>
+                      <w:color w:val="000000"/>
+                    </w:rPr>
+                    <m:t xml:space="preserve"> 0.08</m:t>
+                  </m:r>
+                </m:e>
+                <m:sup>
+                  <m:r>
+                    <w:rPr>
+                      <w:rFonts w:ascii="Cambria Math" w:hAnsi="Cambria Math" w:cs="Cambria"/>
+                      <w:color w:val="000000"/>
+                    </w:rPr>
+                    <m:t>5</m:t>
+                  </m:r>
+                </m:sup>
+              </m:sSup>
+              <m:r>
+                <w:rPr>
+                  <w:rFonts w:ascii="Cambria Math" w:hAnsi="Cambria Math" w:cs="Cambria"/>
+                  <w:color w:val="000000"/>
+                </w:rPr>
+                <m:t>*</m:t>
+              </m:r>
+              <m:sSup>
+                <m:sSupPr>
+                  <m:ctrlPr>
+                    <w:rPr>
+                      <w:rFonts w:ascii="Cambria Math" w:hAnsi="Cambria Math" w:cs="Cambria"/>
+                      <w:i/>
+                      <w:color w:val="000000"/>
+                    </w:rPr>
+                  </m:ctrlPr>
+                </m:sSupPr>
+                <m:e>
+                  <m:r>
+                    <w:rPr>
+                      <w:rFonts w:ascii="Cambria Math" w:hAnsi="Cambria Math" w:cs="Cambria"/>
+                      <w:color w:val="000000"/>
+                    </w:rPr>
+                    <m:t>0.92</m:t>
+                  </m:r>
+                </m:e>
+                <m:sup>
+                  <m:r>
+                    <w:rPr>
+                      <w:rFonts w:ascii="Cambria Math" w:hAnsi="Cambria Math" w:cs="Cambria"/>
+                      <w:color w:val="000000"/>
+                    </w:rPr>
+                    <m:t>15</m:t>
+                  </m:r>
+                </m:sup>
+              </m:sSup>
+              <m:r>
+                <w:rPr>
+                  <w:rFonts w:ascii="Cambria Math" w:hAnsi="Cambria Math" w:cs="Cambria"/>
+                  <w:color w:val="000000"/>
+                </w:rPr>
+                <m:t xml:space="preserve">+ </m:t>
+              </m:r>
+              <m:d>
+                <m:dPr>
+                  <m:ctrlPr>
+                    <w:rPr>
+                      <w:rFonts w:ascii="Cambria Math" w:hAnsi="Cambria Math" w:cs="Cambria"/>
+                      <w:i/>
+                      <w:color w:val="000000"/>
+                    </w:rPr>
+                  </m:ctrlPr>
+                </m:dPr>
+                <m:e>
+                  <m:f>
+                    <m:fPr>
+                      <m:type m:val="noBar"/>
+                      <m:ctrlPr>
+                        <w:rPr>
+                          <w:rFonts w:ascii="Cambria Math" w:hAnsi="Cambria Math" w:cs="Cambria"/>
+                          <w:i/>
+                          <w:color w:val="000000"/>
+                        </w:rPr>
+                      </m:ctrlPr>
+                    </m:fPr>
+                    <m:num>
+                      <m:r>
+                        <w:rPr>
+                          <w:rFonts w:ascii="Cambria Math" w:hAnsi="Cambria Math" w:cs="Cambria"/>
+                          <w:color w:val="000000"/>
+                        </w:rPr>
+                        <m:t>20</m:t>
+                      </m:r>
+                    </m:num>
+                    <m:den>
+                      <m:r>
+                        <w:rPr>
+                          <w:rFonts w:ascii="Cambria Math" w:hAnsi="Cambria Math" w:cs="Cambria"/>
+                          <w:color w:val="000000"/>
+                        </w:rPr>
+                        <m:t>4</m:t>
+                      </m:r>
+                    </m:den>
+                  </m:f>
+                </m:e>
+              </m:d>
+              <m:r>
+                <w:rPr>
+                  <w:rFonts w:ascii="Cambria Math" w:hAnsi="Cambria Math" w:cs="Cambria"/>
+                  <w:color w:val="000000"/>
+                </w:rPr>
+                <m:t>*</m:t>
+              </m:r>
+              <m:sSup>
+                <m:sSupPr>
+                  <m:ctrlPr>
+                    <w:rPr>
+                      <w:rFonts w:ascii="Cambria Math" w:hAnsi="Cambria Math" w:cs="Cambria"/>
+                      <w:i/>
+                      <w:color w:val="000000"/>
+                    </w:rPr>
+                  </m:ctrlPr>
+                </m:sSupPr>
+                <m:e>
+                  <m:r>
+                    <w:rPr>
+                      <w:rFonts w:ascii="Cambria Math" w:hAnsi="Cambria Math" w:cs="Cambria"/>
+                      <w:color w:val="000000"/>
+                    </w:rPr>
+                    <m:t xml:space="preserve"> 0.08</m:t>
+                  </m:r>
+                </m:e>
+                <m:sup>
+                  <m:r>
+                    <w:rPr>
+                      <w:rFonts w:ascii="Cambria Math" w:hAnsi="Cambria Math" w:cs="Cambria"/>
+                      <w:color w:val="000000"/>
+                    </w:rPr>
+                    <m:t>4</m:t>
+                  </m:r>
+                </m:sup>
+              </m:sSup>
+              <m:r>
+                <w:rPr>
+                  <w:rFonts w:ascii="Cambria Math" w:hAnsi="Cambria Math" w:cs="Cambria"/>
+                  <w:color w:val="000000"/>
+                </w:rPr>
+                <m:t>*</m:t>
+              </m:r>
+              <m:sSup>
+                <m:sSupPr>
+                  <m:ctrlPr>
+                    <w:rPr>
+                      <w:rFonts w:ascii="Cambria Math" w:hAnsi="Cambria Math" w:cs="Cambria"/>
+                      <w:i/>
+                      <w:color w:val="000000"/>
+                    </w:rPr>
+                  </m:ctrlPr>
+                </m:sSupPr>
+                <m:e>
+                  <m:r>
+                    <w:rPr>
+                      <w:rFonts w:ascii="Cambria Math" w:hAnsi="Cambria Math" w:cs="Cambria"/>
+                      <w:color w:val="000000"/>
+                    </w:rPr>
+                    <m:t>0.92</m:t>
+                  </m:r>
+                </m:e>
+                <m:sup>
+                  <m:r>
+                    <w:rPr>
+                      <w:rFonts w:ascii="Cambria Math" w:hAnsi="Cambria Math" w:cs="Cambria"/>
+                      <w:color w:val="000000"/>
+                    </w:rPr>
+                    <m:t>16</m:t>
+                  </m:r>
+                </m:sup>
+              </m:sSup>
+              <m:r>
+                <w:rPr>
+                  <w:rFonts w:ascii="Cambria Math" w:hAnsi="Cambria Math" w:cs="Cambria"/>
+                  <w:color w:val="000000"/>
+                </w:rPr>
+                <m:t xml:space="preserve">+ </m:t>
+              </m:r>
+              <m:d>
+                <m:dPr>
+                  <m:ctrlPr>
+                    <w:rPr>
+                      <w:rFonts w:ascii="Cambria Math" w:hAnsi="Cambria Math" w:cs="Cambria"/>
+                      <w:i/>
+                      <w:color w:val="000000"/>
+                    </w:rPr>
+                  </m:ctrlPr>
+                </m:dPr>
+                <m:e>
+                  <m:f>
+                    <m:fPr>
+                      <m:type m:val="noBar"/>
+                      <m:ctrlPr>
+                        <w:rPr>
+                          <w:rFonts w:ascii="Cambria Math" w:hAnsi="Cambria Math" w:cs="Cambria"/>
+                          <w:i/>
+                          <w:color w:val="000000"/>
+                        </w:rPr>
+                      </m:ctrlPr>
+                    </m:fPr>
+                    <m:num>
+                      <m:r>
+                        <w:rPr>
+                          <w:rFonts w:ascii="Cambria Math" w:hAnsi="Cambria Math" w:cs="Cambria"/>
+                          <w:color w:val="000000"/>
+                        </w:rPr>
+                        <m:t>20</m:t>
+                      </m:r>
+                    </m:num>
+                    <m:den>
+                      <m:r>
+                        <w:rPr>
+                          <w:rFonts w:ascii="Cambria Math" w:hAnsi="Cambria Math" w:cs="Cambria"/>
+                          <w:color w:val="000000"/>
+                        </w:rPr>
+                        <m:t>3</m:t>
+                      </m:r>
+                    </m:den>
+                  </m:f>
+                </m:e>
+              </m:d>
+              <m:r>
+                <w:rPr>
+                  <w:rFonts w:ascii="Cambria Math" w:hAnsi="Cambria Math" w:cs="Cambria"/>
+                  <w:color w:val="000000"/>
+                </w:rPr>
+                <m:t>*</m:t>
+              </m:r>
+              <m:sSup>
+                <m:sSupPr>
+                  <m:ctrlPr>
+                    <w:rPr>
+                      <w:rFonts w:ascii="Cambria Math" w:hAnsi="Cambria Math" w:cs="Cambria"/>
+                      <w:i/>
+                      <w:color w:val="000000"/>
+                    </w:rPr>
+                  </m:ctrlPr>
+                </m:sSupPr>
+                <m:e>
+                  <m:r>
+                    <w:rPr>
+                      <w:rFonts w:ascii="Cambria Math" w:hAnsi="Cambria Math" w:cs="Cambria"/>
+                      <w:color w:val="000000"/>
+                    </w:rPr>
+                    <m:t xml:space="preserve"> 0.08</m:t>
+                  </m:r>
+                </m:e>
+                <m:sup>
+                  <m:r>
+                    <w:rPr>
+                      <w:rFonts w:ascii="Cambria Math" w:hAnsi="Cambria Math" w:cs="Cambria"/>
+                      <w:color w:val="000000"/>
+                    </w:rPr>
+                    <m:t>3</m:t>
+                  </m:r>
+                </m:sup>
+              </m:sSup>
+              <m:r>
+                <w:rPr>
+                  <w:rFonts w:ascii="Cambria Math" w:hAnsi="Cambria Math" w:cs="Cambria"/>
+                  <w:color w:val="000000"/>
+                </w:rPr>
+                <m:t>*</m:t>
+              </m:r>
+              <m:sSup>
+                <m:sSupPr>
+                  <m:ctrlPr>
+                    <w:rPr>
+                      <w:rFonts w:ascii="Cambria Math" w:hAnsi="Cambria Math" w:cs="Cambria"/>
+                      <w:i/>
+                      <w:color w:val="000000"/>
+                    </w:rPr>
+                  </m:ctrlPr>
+                </m:sSupPr>
+                <m:e>
+                  <m:r>
+                    <w:rPr>
+                      <w:rFonts w:ascii="Cambria Math" w:hAnsi="Cambria Math" w:cs="Cambria"/>
+                      <w:color w:val="000000"/>
+                    </w:rPr>
+                    <m:t>0.92</m:t>
+                  </m:r>
+                </m:e>
+                <m:sup>
+                  <m:r>
+                    <w:rPr>
+                      <w:rFonts w:ascii="Cambria Math" w:hAnsi="Cambria Math" w:cs="Cambria"/>
+                      <w:color w:val="000000"/>
+                    </w:rPr>
+                    <m:t>17</m:t>
+                  </m:r>
+                </m:sup>
+              </m:sSup>
+              <m:r>
+                <w:rPr>
+                  <w:rFonts w:ascii="Cambria Math" w:hAnsi="Cambria Math" w:cs="Cambria"/>
+                  <w:color w:val="000000"/>
+                </w:rPr>
+                <m:t>+</m:t>
+              </m:r>
+              <m:d>
+                <m:dPr>
+                  <m:ctrlPr>
+                    <w:rPr>
+                      <w:rFonts w:ascii="Cambria Math" w:hAnsi="Cambria Math" w:cs="Cambria"/>
+                      <w:i/>
+                      <w:color w:val="000000"/>
+                    </w:rPr>
+                  </m:ctrlPr>
+                </m:dPr>
+                <m:e>
+                  <m:f>
+                    <m:fPr>
+                      <m:type m:val="noBar"/>
+                      <m:ctrlPr>
+                        <w:rPr>
+                          <w:rFonts w:ascii="Cambria Math" w:hAnsi="Cambria Math" w:cs="Cambria"/>
+                          <w:i/>
+                          <w:color w:val="000000"/>
+                        </w:rPr>
+                      </m:ctrlPr>
+                    </m:fPr>
+                    <m:num>
+                      <m:r>
+                        <w:rPr>
+                          <w:rFonts w:ascii="Cambria Math" w:hAnsi="Cambria Math" w:cs="Cambria"/>
+                          <w:color w:val="000000"/>
+                        </w:rPr>
+                        <m:t>20</m:t>
+                      </m:r>
+                    </m:num>
+                    <m:den>
+                      <m:r>
+                        <w:rPr>
+                          <w:rFonts w:ascii="Cambria Math" w:hAnsi="Cambria Math" w:cs="Cambria"/>
+                          <w:color w:val="000000"/>
+                        </w:rPr>
+                        <m:t>2</m:t>
+                      </m:r>
+                    </m:den>
+                  </m:f>
+                </m:e>
+              </m:d>
+              <m:r>
+                <w:rPr>
+                  <w:rFonts w:ascii="Cambria Math" w:hAnsi="Cambria Math" w:cs="Cambria"/>
+                  <w:color w:val="000000"/>
+                </w:rPr>
+                <m:t>*</m:t>
+              </m:r>
+              <m:sSup>
+                <m:sSupPr>
+                  <m:ctrlPr>
+                    <w:rPr>
+                      <w:rFonts w:ascii="Cambria Math" w:hAnsi="Cambria Math" w:cs="Cambria"/>
+                      <w:i/>
+                      <w:color w:val="000000"/>
+                    </w:rPr>
+                  </m:ctrlPr>
+                </m:sSupPr>
+                <m:e>
+                  <m:r>
+                    <w:rPr>
+                      <w:rFonts w:ascii="Cambria Math" w:hAnsi="Cambria Math" w:cs="Cambria"/>
+                      <w:color w:val="000000"/>
+                    </w:rPr>
+                    <m:t xml:space="preserve"> 0.08</m:t>
+                  </m:r>
+                </m:e>
+                <m:sup>
+                  <m:r>
+                    <w:rPr>
+                      <w:rFonts w:ascii="Cambria Math" w:hAnsi="Cambria Math" w:cs="Cambria"/>
+                      <w:color w:val="000000"/>
+                    </w:rPr>
+                    <m:t>2</m:t>
+                  </m:r>
+                </m:sup>
+              </m:sSup>
+              <m:r>
+                <w:rPr>
+                  <w:rFonts w:ascii="Cambria Math" w:hAnsi="Cambria Math" w:cs="Cambria"/>
+                  <w:color w:val="000000"/>
+                </w:rPr>
+                <m:t>*</m:t>
+              </m:r>
+              <m:sSup>
+                <m:sSupPr>
+                  <m:ctrlPr>
+                    <w:rPr>
+                      <w:rFonts w:ascii="Cambria Math" w:hAnsi="Cambria Math" w:cs="Cambria"/>
+                      <w:i/>
+                      <w:color w:val="000000"/>
+                    </w:rPr>
+                  </m:ctrlPr>
+                </m:sSupPr>
+                <m:e>
+                  <m:r>
+                    <w:rPr>
+                      <w:rFonts w:ascii="Cambria Math" w:hAnsi="Cambria Math" w:cs="Cambria"/>
+                      <w:color w:val="000000"/>
+                    </w:rPr>
+                    <m:t>0.92</m:t>
+                  </m:r>
+                </m:e>
+                <m:sup>
+                  <m:r>
+                    <w:rPr>
+                      <w:rFonts w:ascii="Cambria Math" w:hAnsi="Cambria Math" w:cs="Cambria"/>
+                      <w:color w:val="000000"/>
+                    </w:rPr>
+                    <m:t>18</m:t>
+                  </m:r>
+                </m:sup>
+              </m:sSup>
+              <m:r>
+                <w:rPr>
+                  <w:rFonts w:ascii="Cambria Math" w:hAnsi="Cambria Math" w:cs="Cambria"/>
+                  <w:color w:val="000000"/>
+                </w:rPr>
+                <m:t xml:space="preserve">+ </m:t>
+              </m:r>
+              <m:d>
+                <m:dPr>
+                  <m:ctrlPr>
+                    <w:rPr>
+                      <w:rFonts w:ascii="Cambria Math" w:hAnsi="Cambria Math" w:cs="Cambria"/>
+                      <w:i/>
+                      <w:color w:val="000000"/>
+                    </w:rPr>
+                  </m:ctrlPr>
+                </m:dPr>
+                <m:e>
+                  <m:f>
+                    <m:fPr>
+                      <m:type m:val="noBar"/>
+                      <m:ctrlPr>
+                        <w:rPr>
+                          <w:rFonts w:ascii="Cambria Math" w:hAnsi="Cambria Math" w:cs="Cambria"/>
+                          <w:i/>
+                          <w:color w:val="000000"/>
+                        </w:rPr>
+                      </m:ctrlPr>
+                    </m:fPr>
+                    <m:num>
+                      <m:r>
+                        <w:rPr>
+                          <w:rFonts w:ascii="Cambria Math" w:hAnsi="Cambria Math" w:cs="Cambria"/>
+                          <w:color w:val="000000"/>
+                        </w:rPr>
+                        <m:t>20</m:t>
+                      </m:r>
+                    </m:num>
+                    <m:den>
+                      <m:r>
+                        <w:rPr>
+                          <w:rFonts w:ascii="Cambria Math" w:hAnsi="Cambria Math" w:cs="Cambria"/>
+                          <w:color w:val="000000"/>
+                        </w:rPr>
+                        <m:t>1</m:t>
+                      </m:r>
+                    </m:den>
+                  </m:f>
+                </m:e>
+              </m:d>
+              <m:r>
+                <w:rPr>
+                  <w:rFonts w:ascii="Cambria Math" w:hAnsi="Cambria Math" w:cs="Cambria"/>
+                  <w:color w:val="000000"/>
+                </w:rPr>
+                <m:t>*</m:t>
+              </m:r>
+              <m:sSup>
+                <m:sSupPr>
+                  <m:ctrlPr>
+                    <w:rPr>
+                      <w:rFonts w:ascii="Cambria Math" w:hAnsi="Cambria Math" w:cs="Cambria"/>
+                      <w:i/>
+                      <w:color w:val="000000"/>
+                    </w:rPr>
+                  </m:ctrlPr>
+                </m:sSupPr>
+                <m:e>
+                  <m:r>
+                    <w:rPr>
+                      <w:rFonts w:ascii="Cambria Math" w:hAnsi="Cambria Math" w:cs="Cambria"/>
+                      <w:color w:val="000000"/>
+                    </w:rPr>
+                    <m:t xml:space="preserve"> 0.08</m:t>
+                  </m:r>
+                </m:e>
+                <m:sup>
+                  <m:r>
+                    <w:rPr>
+                      <w:rFonts w:ascii="Cambria Math" w:hAnsi="Cambria Math" w:cs="Cambria"/>
+                      <w:color w:val="000000"/>
+                    </w:rPr>
+                    <m:t>1</m:t>
+                  </m:r>
+                </m:sup>
+              </m:sSup>
+              <m:r>
+                <w:rPr>
+                  <w:rFonts w:ascii="Cambria Math" w:hAnsi="Cambria Math" w:cs="Cambria"/>
+                  <w:color w:val="000000"/>
+                </w:rPr>
+                <m:t>*</m:t>
+              </m:r>
+              <m:sSup>
+                <m:sSupPr>
+                  <m:ctrlPr>
+                    <w:rPr>
+                      <w:rFonts w:ascii="Cambria Math" w:hAnsi="Cambria Math" w:cs="Cambria"/>
+                      <w:i/>
+                      <w:color w:val="000000"/>
+                    </w:rPr>
+                  </m:ctrlPr>
+                </m:sSupPr>
+                <m:e>
+                  <m:r>
+                    <w:rPr>
+                      <w:rFonts w:ascii="Cambria Math" w:hAnsi="Cambria Math" w:cs="Cambria"/>
+                      <w:color w:val="000000"/>
+                    </w:rPr>
+                    <m:t>0.92</m:t>
+                  </m:r>
+                </m:e>
+                <m:sup>
+                  <m:r>
+                    <w:rPr>
+                      <w:rFonts w:ascii="Cambria Math" w:hAnsi="Cambria Math" w:cs="Cambria"/>
+                      <w:color w:val="000000"/>
+                    </w:rPr>
+                    <m:t>19</m:t>
+                  </m:r>
+                </m:sup>
+              </m:sSup>
+              <m:r>
+                <w:rPr>
+                  <w:rFonts w:ascii="Cambria Math" w:hAnsi="Cambria Math" w:cs="Cambria"/>
+                  <w:color w:val="000000"/>
+                </w:rPr>
+                <m:t xml:space="preserve">+ </m:t>
+              </m:r>
+              <m:d>
+                <m:dPr>
+                  <m:ctrlPr>
+                    <w:rPr>
+                      <w:rFonts w:ascii="Cambria Math" w:hAnsi="Cambria Math" w:cs="Cambria"/>
+                      <w:i/>
+                      <w:color w:val="000000"/>
+                    </w:rPr>
+                  </m:ctrlPr>
+                </m:dPr>
+                <m:e>
+                  <m:f>
+                    <m:fPr>
+                      <m:type m:val="noBar"/>
+                      <m:ctrlPr>
+                        <w:rPr>
+                          <w:rFonts w:ascii="Cambria Math" w:hAnsi="Cambria Math" w:cs="Cambria"/>
+                          <w:i/>
+                          <w:color w:val="000000"/>
+                        </w:rPr>
+                      </m:ctrlPr>
+                    </m:fPr>
+                    <m:num>
+                      <m:r>
+                        <w:rPr>
+                          <w:rFonts w:ascii="Cambria Math" w:hAnsi="Cambria Math" w:cs="Cambria"/>
+                          <w:color w:val="000000"/>
+                        </w:rPr>
+                        <m:t>20</m:t>
+                      </m:r>
+                    </m:num>
+                    <m:den>
+                      <m:r>
+                        <w:rPr>
+                          <w:rFonts w:ascii="Cambria Math" w:hAnsi="Cambria Math" w:cs="Cambria"/>
+                          <w:color w:val="000000"/>
+                        </w:rPr>
+                        <m:t>0</m:t>
+                      </m:r>
+                    </m:den>
+                  </m:f>
+                </m:e>
+              </m:d>
+              <m:r>
+                <w:rPr>
+                  <w:rFonts w:ascii="Cambria Math" w:hAnsi="Cambria Math" w:cs="Cambria"/>
+                  <w:color w:val="000000"/>
+                </w:rPr>
+                <m:t>*</m:t>
+              </m:r>
+              <m:sSup>
+                <m:sSupPr>
+                  <m:ctrlPr>
+                    <w:rPr>
+                      <w:rFonts w:ascii="Cambria Math" w:hAnsi="Cambria Math" w:cs="Cambria"/>
+                      <w:i/>
+                      <w:color w:val="000000"/>
+                    </w:rPr>
+                  </m:ctrlPr>
+                </m:sSupPr>
+                <m:e>
+                  <m:r>
+                    <w:rPr>
+                      <w:rFonts w:ascii="Cambria Math" w:hAnsi="Cambria Math" w:cs="Cambria"/>
+                      <w:color w:val="000000"/>
+                    </w:rPr>
+                    <m:t xml:space="preserve"> 0.08</m:t>
+                  </m:r>
+                </m:e>
+                <m:sup>
+                  <m:r>
+                    <w:rPr>
+                      <w:rFonts w:ascii="Cambria Math" w:hAnsi="Cambria Math" w:cs="Cambria"/>
+                      <w:color w:val="000000"/>
+                    </w:rPr>
+                    <m:t>0</m:t>
+                  </m:r>
+                </m:sup>
+              </m:sSup>
+              <m:r>
+                <w:rPr>
+                  <w:rFonts w:ascii="Cambria Math" w:hAnsi="Cambria Math" w:cs="Cambria"/>
+                  <w:color w:val="000000"/>
+                </w:rPr>
+                <m:t>*</m:t>
+              </m:r>
+              <m:sSup>
+                <m:sSupPr>
+                  <m:ctrlPr>
+                    <w:rPr>
+                      <w:rFonts w:ascii="Cambria Math" w:hAnsi="Cambria Math" w:cs="Cambria"/>
+                      <w:i/>
+                      <w:color w:val="000000"/>
+                    </w:rPr>
+                  </m:ctrlPr>
+                </m:sSupPr>
+                <m:e>
+                  <m:r>
+                    <w:rPr>
+                      <w:rFonts w:ascii="Cambria Math" w:hAnsi="Cambria Math" w:cs="Cambria"/>
+                      <w:color w:val="000000"/>
+                    </w:rPr>
+                    <m:t>0.92</m:t>
+                  </m:r>
+                </m:e>
+                <m:sup>
+                  <m:r>
+                    <w:rPr>
+                      <w:rFonts w:ascii="Cambria Math" w:hAnsi="Cambria Math" w:cs="Cambria"/>
+                      <w:color w:val="000000"/>
+                    </w:rPr>
+                    <m:t>20</m:t>
+                  </m:r>
+                </m:sup>
+              </m:sSup>
+            </m:e>
+          </m:d>
+          <m:r>
+            <w:rPr>
+              <w:rFonts w:ascii="Cambria Math" w:hAnsi="Cambria Math" w:cs="Cambria"/>
+              <w:color w:val="000000"/>
+            </w:rPr>
+            <m:t>=0.00379948≈</m:t>
+          </m:r>
+          <m:r>
+            <m:rPr>
+              <m:sty m:val="bi"/>
+            </m:rPr>
+            <w:rPr>
+              <w:rFonts w:ascii="Cambria Math" w:hAnsi="Cambria Math" w:cs="Cambria"/>
+              <w:color w:val="000000"/>
+            </w:rPr>
+            <m:t>0.38%</m:t>
+          </m:r>
+          <m:r>
+            <w:rPr>
+              <w:rFonts w:ascii="Cambria Math" w:hAnsi="Cambria Math" w:cs="Cambria"/>
+              <w:color w:val="000000"/>
+            </w:rPr>
+            <m:t xml:space="preserve"> </m:t>
+          </m:r>
+        </m:oMath>
+      </m:oMathPara>
+    </w:p>
+    <w:p>
+      <w:pPr>
+        <w:pStyle w:val="PargrafodaLista"/>
+        <w:numPr>
+          <w:ilvl w:val="0"/>
+          <w:numId w:val="3"/>
+        </w:numPr>
+      </w:pPr>
+      <w:r>
+        <w:rPr>
+          <w:rFonts w:ascii="Cambria" w:hAnsi="Cambria" w:cs="Cambria"/>
+          <w:color w:val="000000"/>
+        </w:rPr>
+        <w:t>Media e variância da distribuição</w:t>
+      </w:r>
+    </w:p>
+    <w:p>
+      <w:pPr>
+        <w:rPr>
+          <w:rFonts w:eastAsiaTheme="minorEastAsia"/>
+        </w:rPr>
+      </w:pPr>
+      <w:r>
+        <w:t>M</w:t>
+      </w:r>
+      <w:r>
+        <w:t>é</w:t>
+      </w:r>
+      <w:r>
+        <w:t xml:space="preserve">dia: </w:t>
+      </w:r>
+      <m:oMath>
+        <m:r>
+          <w:rPr>
+            <w:rFonts w:ascii="Cambria Math" w:hAnsi="Cambria Math"/>
+          </w:rPr>
+          <m:t>μ=n*q</m:t>
+        </m:r>
+      </m:oMath>
+      <w:r>
+        <w:rPr>
+          <w:rFonts w:eastAsiaTheme="minorEastAsia"/>
+        </w:rPr>
+        <w:tab/>
+      </w:r>
+      <m:oMath>
+        <m:r>
+          <w:rPr>
+            <w:rFonts w:ascii="Cambria Math" w:eastAsiaTheme="minorEastAsia" w:hAnsi="Cambria Math"/>
+          </w:rPr>
+          <m:t>μ=20*0,08=1,6</m:t>
+        </m:r>
+      </m:oMath>
+    </w:p>
+    <w:p>
+      <w:pPr>
+        <w:rPr>
+          <w:rFonts w:eastAsiaTheme="minorEastAsia"/>
+        </w:rPr>
+      </w:pPr>
+      <w:r>
+        <w:t>Variância</w:t>
+      </w:r>
+      <w:r>
+        <w:t xml:space="preserve">: </w:t>
+      </w:r>
+      <m:oMath>
+        <m:sSup>
+          <m:sSupPr>
+            <m:ctrlPr>
+              <w:rPr>
+                <w:rFonts w:ascii="Cambria Math" w:hAnsi="Cambria Math"/>
+                <w:i/>
+              </w:rPr>
+            </m:ctrlPr>
+          </m:sSupPr>
+          <m:e>
+            <m:r>
+              <w:rPr>
+                <w:rFonts w:ascii="Cambria Math" w:hAnsi="Cambria Math"/>
+              </w:rPr>
+              <m:t>σ</m:t>
+            </m:r>
+          </m:e>
+          <m:sup>
+            <m:r>
+              <w:rPr>
+                <w:rFonts w:ascii="Cambria Math" w:hAnsi="Cambria Math"/>
+              </w:rPr>
+              <m:t>2</m:t>
+            </m:r>
+          </m:sup>
+        </m:sSup>
+        <m:r>
+          <w:rPr>
+            <w:rFonts w:ascii="Cambria Math" w:hAnsi="Cambria Math"/>
+          </w:rPr>
+          <m:t>=n*q*</m:t>
+        </m:r>
+        <m:r>
+          <w:rPr>
+            <w:rFonts w:ascii="Cambria Math" w:eastAsiaTheme="minorEastAsia" w:hAnsi="Cambria Math"/>
+          </w:rPr>
+          <m:t>(1-q)</m:t>
+        </m:r>
+        <m:r>
+          <w:rPr>
+            <w:rFonts w:ascii="Cambria Math" w:hAnsi="Cambria Math"/>
+          </w:rPr>
+          <m:t>=n*q*</m:t>
+        </m:r>
+        <m:r>
+          <w:rPr>
+            <w:rFonts w:ascii="Cambria Math" w:eastAsiaTheme="minorEastAsia" w:hAnsi="Cambria Math"/>
+          </w:rPr>
+          <m:t>p</m:t>
+        </m:r>
+      </m:oMath>
+      <w:r>
+        <w:rPr>
+          <w:rFonts w:eastAsiaTheme="minorEastAsia"/>
+        </w:rPr>
+        <w:tab/>
+      </w:r>
+      <w:r>
+        <w:rPr>
+          <w:rFonts w:eastAsiaTheme="minorEastAsia"/>
+        </w:rPr>
+        <w:tab/>
+      </w:r>
+      <m:oMath>
+        <m:sSup>
+          <m:sSupPr>
+            <m:ctrlPr>
+              <w:rPr>
+                <w:rFonts w:ascii="Cambria Math" w:hAnsi="Cambria Math"/>
+                <w:i/>
+              </w:rPr>
+            </m:ctrlPr>
+          </m:sSupPr>
+          <m:e>
+            <m:r>
+              <w:rPr>
+                <w:rFonts w:ascii="Cambria Math" w:hAnsi="Cambria Math"/>
+              </w:rPr>
+              <m:t>σ</m:t>
+            </m:r>
+          </m:e>
+          <m:sup>
+            <m:r>
+              <w:rPr>
+                <w:rFonts w:ascii="Cambria Math" w:hAnsi="Cambria Math"/>
+              </w:rPr>
+              <m:t>2</m:t>
+            </m:r>
+          </m:sup>
+        </m:sSup>
+        <m:r>
+          <w:rPr>
+            <w:rFonts w:ascii="Cambria Math" w:hAnsi="Cambria Math"/>
+          </w:rPr>
+          <m:t>=</m:t>
+        </m:r>
+        <m:r>
+          <w:rPr>
+            <w:rFonts w:ascii="Cambria Math" w:eastAsiaTheme="minorEastAsia" w:hAnsi="Cambria Math"/>
+          </w:rPr>
+          <m:t>20*0,08*0,92=1,472</m:t>
+        </m:r>
+      </m:oMath>
+    </w:p>
+    <w:p>
+      <w:pPr>
+        <w:spacing w:line="276" w:lineRule="auto"/>
         <w:rPr>
           <w:rFonts w:ascii="TimesNewRomanPS-BoldMT" w:hAnsi="TimesNewRomanPS-BoldMT" w:cs="TimesNewRomanPS-BoldMT"/>
           <w:b/>
@@ -5374,6 +9990,33 @@
           <w:sz w:val="24"/>
           <w:szCs w:val="24"/>
         </w:rPr>
+        <w:br w:type="page"/>
+      </w:r>
+    </w:p>
+    <w:p>
+      <w:pPr>
+        <w:autoSpaceDE w:val="0"/>
+        <w:autoSpaceDN w:val="0"/>
+        <w:adjustRightInd w:val="0"/>
+        <w:spacing w:after="0" w:line="276" w:lineRule="auto"/>
+        <w:rPr>
+          <w:rFonts w:ascii="TimesNewRomanPS-BoldMT" w:hAnsi="TimesNewRomanPS-BoldMT" w:cs="TimesNewRomanPS-BoldMT"/>
+          <w:b/>
+          <w:bCs/>
+          <w:color w:val="000000"/>
+          <w:sz w:val="24"/>
+          <w:szCs w:val="24"/>
+        </w:rPr>
+      </w:pPr>
+      <w:r>
+        <w:rPr>
+          <w:rFonts w:ascii="TimesNewRomanPS-BoldMT" w:hAnsi="TimesNewRomanPS-BoldMT" w:cs="TimesNewRomanPS-BoldMT"/>
+          <w:b/>
+          <w:bCs/>
+          <w:color w:val="000000"/>
+          <w:sz w:val="24"/>
+          <w:szCs w:val="24"/>
+        </w:rPr>
         <w:lastRenderedPageBreak/>
         <w:t>4) Distribuição Geométrica</w:t>
       </w:r>
@@ -5383,7 +10026,7 @@
         <w:autoSpaceDE w:val="0"/>
         <w:autoSpaceDN w:val="0"/>
         <w:adjustRightInd w:val="0"/>
-        <w:spacing w:after="0" w:line="240" w:lineRule="auto"/>
+        <w:spacing w:after="0" w:line="276" w:lineRule="auto"/>
         <w:rPr>
           <w:rFonts w:ascii="Calibri" w:hAnsi="Calibri" w:cs="Calibri"/>
           <w:color w:val="202122"/>
@@ -5426,7 +10069,7 @@
         <w:autoSpaceDE w:val="0"/>
         <w:autoSpaceDN w:val="0"/>
         <w:adjustRightInd w:val="0"/>
-        <w:spacing w:after="0" w:line="240" w:lineRule="auto"/>
+        <w:spacing w:after="0" w:line="276" w:lineRule="auto"/>
         <w:rPr>
           <w:rFonts w:ascii="Calibri" w:hAnsi="Calibri" w:cs="Calibri"/>
           <w:color w:val="202122"/>
@@ -5469,7 +10112,7 @@
         <w:autoSpaceDE w:val="0"/>
         <w:autoSpaceDN w:val="0"/>
         <w:adjustRightInd w:val="0"/>
-        <w:spacing w:after="0" w:line="240" w:lineRule="auto"/>
+        <w:spacing w:after="0" w:line="276" w:lineRule="auto"/>
         <w:rPr>
           <w:rFonts w:ascii="Calibri" w:hAnsi="Calibri" w:cs="Calibri"/>
           <w:color w:val="000000"/>
@@ -5492,7 +10135,7 @@
         <w:autoSpaceDE w:val="0"/>
         <w:autoSpaceDN w:val="0"/>
         <w:adjustRightInd w:val="0"/>
-        <w:spacing w:after="0" w:line="240" w:lineRule="auto"/>
+        <w:spacing w:after="0" w:line="276" w:lineRule="auto"/>
         <w:rPr>
           <w:rFonts w:ascii="Calibri" w:hAnsi="Calibri" w:cs="Calibri"/>
           <w:color w:val="000000"/>
@@ -5515,7 +10158,7 @@
         <w:autoSpaceDE w:val="0"/>
         <w:autoSpaceDN w:val="0"/>
         <w:adjustRightInd w:val="0"/>
-        <w:spacing w:after="0" w:line="240" w:lineRule="auto"/>
+        <w:spacing w:after="0" w:line="276" w:lineRule="auto"/>
         <w:rPr>
           <w:rFonts w:ascii="Calibri" w:hAnsi="Calibri" w:cs="Calibri"/>
           <w:color w:val="000000"/>
@@ -5538,7 +10181,7 @@
         <w:autoSpaceDE w:val="0"/>
         <w:autoSpaceDN w:val="0"/>
         <w:adjustRightInd w:val="0"/>
-        <w:spacing w:after="0" w:line="240" w:lineRule="auto"/>
+        <w:spacing w:after="0" w:line="276" w:lineRule="auto"/>
         <w:rPr>
           <w:rFonts w:ascii="Calibri" w:hAnsi="Calibri" w:cs="Calibri"/>
           <w:color w:val="000000"/>
@@ -5561,7 +10204,7 @@
         <w:autoSpaceDE w:val="0"/>
         <w:autoSpaceDN w:val="0"/>
         <w:adjustRightInd w:val="0"/>
-        <w:spacing w:after="0" w:line="240" w:lineRule="auto"/>
+        <w:spacing w:after="0" w:line="276" w:lineRule="auto"/>
         <w:rPr>
           <w:rFonts w:ascii="Calibri" w:hAnsi="Calibri" w:cs="Calibri"/>
           <w:color w:val="000000"/>
@@ -5584,7 +10227,7 @@
         <w:autoSpaceDE w:val="0"/>
         <w:autoSpaceDN w:val="0"/>
         <w:adjustRightInd w:val="0"/>
-        <w:spacing w:after="0" w:line="240" w:lineRule="auto"/>
+        <w:spacing w:after="0" w:line="276" w:lineRule="auto"/>
         <w:rPr>
           <w:rFonts w:ascii="Calibri" w:hAnsi="Calibri" w:cs="Calibri"/>
           <w:color w:val="000000"/>
@@ -5604,10 +10247,7 @@
     </w:p>
     <w:p>
       <w:pPr>
-        <w:autoSpaceDE w:val="0"/>
-        <w:autoSpaceDN w:val="0"/>
-        <w:adjustRightInd w:val="0"/>
-        <w:spacing w:after="0" w:line="240" w:lineRule="auto"/>
+        <w:spacing w:line="276" w:lineRule="auto"/>
         <w:rPr>
           <w:rFonts w:ascii="Calibri" w:hAnsi="Calibri" w:cs="Calibri"/>
           <w:color w:val="000000"/>
@@ -5615,13 +10255,25 @@
           <w:szCs w:val="24"/>
         </w:rPr>
       </w:pPr>
-    </w:p>
-    <w:p>
-      <w:pPr>
-        <w:autoSpaceDE w:val="0"/>
-        <w:autoSpaceDN w:val="0"/>
-        <w:adjustRightInd w:val="0"/>
-        <w:spacing w:after="0" w:line="240" w:lineRule="auto"/>
+      <w:r>
+        <w:rPr>
+          <w:rFonts w:ascii="Cambria" w:hAnsi="Cambria" w:cs="Cambria"/>
+          <w:color w:val="000000"/>
+        </w:rPr>
+        <w:t xml:space="preserve">Respostas: </w:t>
+      </w:r>
+    </w:p>
+    <w:p>
+      <w:pPr>
+        <w:pStyle w:val="PargrafodaLista"/>
+        <w:numPr>
+          <w:ilvl w:val="0"/>
+          <w:numId w:val="6"/>
+        </w:numPr>
+        <w:autoSpaceDE w:val="0"/>
+        <w:autoSpaceDN w:val="0"/>
+        <w:adjustRightInd w:val="0"/>
+        <w:spacing w:after="0" w:line="276" w:lineRule="auto"/>
         <w:rPr>
           <w:rFonts w:ascii="Calibri" w:hAnsi="Calibri" w:cs="Calibri"/>
           <w:color w:val="000000"/>
@@ -5629,41 +10281,32 @@
           <w:szCs w:val="24"/>
         </w:rPr>
       </w:pPr>
-    </w:p>
-    <w:p>
-      <w:pPr>
-        <w:autoSpaceDE w:val="0"/>
-        <w:autoSpaceDN w:val="0"/>
-        <w:adjustRightInd w:val="0"/>
-        <w:spacing w:after="0" w:line="240" w:lineRule="auto"/>
+      <w:r>
         <w:rPr>
           <w:rFonts w:ascii="Calibri" w:hAnsi="Calibri" w:cs="Calibri"/>
           <w:color w:val="000000"/>
           <w:sz w:val="24"/>
           <w:szCs w:val="24"/>
         </w:rPr>
-      </w:pPr>
-    </w:p>
-    <w:p>
-      <w:pPr>
-        <w:autoSpaceDE w:val="0"/>
-        <w:autoSpaceDN w:val="0"/>
-        <w:adjustRightInd w:val="0"/>
-        <w:spacing w:after="0" w:line="240" w:lineRule="auto"/>
+        <w:t>P</w:t>
+      </w:r>
+      <w:r>
         <w:rPr>
           <w:rFonts w:ascii="Calibri" w:hAnsi="Calibri" w:cs="Calibri"/>
           <w:color w:val="000000"/>
           <w:sz w:val="24"/>
           <w:szCs w:val="24"/>
         </w:rPr>
-      </w:pPr>
-    </w:p>
-    <w:p>
-      <w:pPr>
-        <w:autoSpaceDE w:val="0"/>
-        <w:autoSpaceDN w:val="0"/>
-        <w:adjustRightInd w:val="0"/>
-        <w:spacing w:after="0" w:line="240" w:lineRule="auto"/>
+        <w:t>robabilidade de o primeiro sucesso ocorrer na 4ª tentativa</w:t>
+      </w:r>
+    </w:p>
+    <w:p>
+      <w:pPr>
+        <w:autoSpaceDE w:val="0"/>
+        <w:autoSpaceDN w:val="0"/>
+        <w:adjustRightInd w:val="0"/>
+        <w:spacing w:after="0" w:line="276" w:lineRule="auto"/>
+        <w:ind w:left="360"/>
         <w:rPr>
           <w:rFonts w:ascii="Calibri" w:hAnsi="Calibri" w:cs="Calibri"/>
           <w:color w:val="000000"/>
@@ -5671,41 +10314,1150 @@
           <w:szCs w:val="24"/>
         </w:rPr>
       </w:pPr>
-    </w:p>
-    <w:p>
-      <w:pPr>
-        <w:autoSpaceDE w:val="0"/>
-        <w:autoSpaceDN w:val="0"/>
-        <w:adjustRightInd w:val="0"/>
-        <w:spacing w:after="0" w:line="240" w:lineRule="auto"/>
+      <w:r>
         <w:rPr>
           <w:rFonts w:ascii="Calibri" w:hAnsi="Calibri" w:cs="Calibri"/>
           <w:color w:val="000000"/>
           <w:sz w:val="24"/>
           <w:szCs w:val="24"/>
         </w:rPr>
-      </w:pPr>
-    </w:p>
-    <w:p>
-      <w:pPr>
-        <w:autoSpaceDE w:val="0"/>
-        <w:autoSpaceDN w:val="0"/>
-        <w:adjustRightInd w:val="0"/>
-        <w:spacing w:after="0" w:line="240" w:lineRule="auto"/>
+        <w:t>Seja (Y) o número de insucessos antes do primeiro sucesso.</w:t>
+      </w:r>
+    </w:p>
+    <w:p>
+      <w:pPr>
+        <w:autoSpaceDE w:val="0"/>
+        <w:autoSpaceDN w:val="0"/>
+        <w:adjustRightInd w:val="0"/>
+        <w:spacing w:after="0" w:line="360" w:lineRule="auto"/>
+        <w:ind w:left="360"/>
+        <w:jc w:val="center"/>
+        <w:rPr>
+          <w:rFonts w:ascii="Cambria" w:eastAsiaTheme="minorEastAsia" w:hAnsi="Cambria" w:cs="Cambria"/>
+          <w:color w:val="000000"/>
+        </w:rPr>
+      </w:pPr>
+      <m:oMath>
+        <m:r>
+          <w:rPr>
+            <w:rFonts w:ascii="Cambria Math" w:hAnsi="Cambria Math" w:cs="Cambria"/>
+            <w:color w:val="000000"/>
+          </w:rPr>
+          <m:t>p</m:t>
+        </m:r>
+        <m:r>
+          <w:rPr>
+            <w:rFonts w:ascii="Cambria Math" w:hAnsi="Cambria Math" w:cs="Cambria"/>
+            <w:color w:val="000000"/>
+          </w:rPr>
+          <m:t>=0.</m:t>
+        </m:r>
+        <m:r>
+          <w:rPr>
+            <w:rFonts w:ascii="Cambria Math" w:hAnsi="Cambria Math" w:cs="Cambria"/>
+            <w:color w:val="000000"/>
+          </w:rPr>
+          <m:t>3</m:t>
+        </m:r>
+      </m:oMath>
+      <w:r>
+        <w:rPr>
+          <w:rFonts w:ascii="Cambria" w:eastAsiaTheme="minorEastAsia" w:hAnsi="Cambria" w:cs="Cambria"/>
+          <w:color w:val="000000"/>
+        </w:rPr>
+        <w:tab/>
+      </w:r>
+      <m:oMath>
+        <m:r>
+          <w:rPr>
+            <w:rFonts w:ascii="Cambria Math" w:hAnsi="Cambria Math" w:cs="Cambria"/>
+            <w:color w:val="000000"/>
+          </w:rPr>
+          <m:t>q=0.</m:t>
+        </m:r>
+        <m:r>
+          <w:rPr>
+            <w:rFonts w:ascii="Cambria Math" w:hAnsi="Cambria Math" w:cs="Cambria"/>
+            <w:color w:val="000000"/>
+          </w:rPr>
+          <m:t>7</m:t>
+        </m:r>
+      </m:oMath>
+      <w:r>
+        <w:rPr>
+          <w:rFonts w:ascii="Cambria" w:eastAsiaTheme="minorEastAsia" w:hAnsi="Cambria" w:cs="Cambria"/>
+          <w:color w:val="000000"/>
+        </w:rPr>
+        <w:tab/>
+      </w:r>
+    </w:p>
+    <w:p>
+      <w:pPr>
+        <w:autoSpaceDE w:val="0"/>
+        <w:autoSpaceDN w:val="0"/>
+        <w:adjustRightInd w:val="0"/>
+        <w:spacing w:after="0" w:line="360" w:lineRule="auto"/>
+        <w:ind w:left="360"/>
+        <w:jc w:val="center"/>
+        <w:rPr>
+          <w:rFonts w:ascii="Cambria" w:eastAsiaTheme="minorEastAsia" w:hAnsi="Cambria" w:cs="Cambria"/>
+          <w:color w:val="000000"/>
+        </w:rPr>
+      </w:pPr>
+      <m:oMath>
+        <m:r>
+          <w:rPr>
+            <w:rFonts w:ascii="Cambria Math" w:hAnsi="Cambria Math" w:cs="Cambria"/>
+            <w:color w:val="000000"/>
+          </w:rPr>
+          <m:t>n=</m:t>
+        </m:r>
+        <m:r>
+          <w:rPr>
+            <w:rFonts w:ascii="Cambria Math" w:hAnsi="Cambria Math" w:cs="Cambria"/>
+            <w:color w:val="000000"/>
+          </w:rPr>
+          <m:t>3</m:t>
+        </m:r>
+      </m:oMath>
+      <w:r>
+        <w:rPr>
+          <w:rFonts w:ascii="Cambria" w:eastAsiaTheme="minorEastAsia" w:hAnsi="Cambria" w:cs="Cambria"/>
+          <w:color w:val="000000"/>
+        </w:rPr>
+        <w:tab/>
+      </w:r>
+      <w:r>
         <w:rPr>
           <w:rFonts w:ascii="Calibri" w:hAnsi="Calibri" w:cs="Calibri"/>
-          <w:color w:val="000000"/>
+          <w:color w:val="202122"/>
           <w:sz w:val="24"/>
           <w:szCs w:val="24"/>
         </w:rPr>
-      </w:pPr>
-    </w:p>
-    <w:p>
-      <w:pPr>
-        <w:autoSpaceDE w:val="0"/>
-        <w:autoSpaceDN w:val="0"/>
-        <w:adjustRightInd w:val="0"/>
-        <w:spacing w:after="0" w:line="240" w:lineRule="auto"/>
+        <w:t>insucessos antes do primeiro sucesso</w:t>
+      </w:r>
+    </w:p>
+    <w:p>
+      <w:pPr>
+        <w:spacing w:line="276" w:lineRule="auto"/>
+      </w:pPr>
+      <m:oMathPara>
+        <m:oMath>
+          <m:r>
+            <w:rPr>
+              <w:rFonts w:ascii="Cambria Math" w:hAnsi="Cambria Math" w:cs="Cambria"/>
+              <w:color w:val="000000"/>
+            </w:rPr>
+            <m:t>P</m:t>
+          </m:r>
+          <m:d>
+            <m:dPr>
+              <m:begChr m:val="["/>
+              <m:endChr m:val="]"/>
+              <m:ctrlPr>
+                <w:rPr>
+                  <w:rFonts w:ascii="Cambria Math" w:hAnsi="Cambria Math" w:cs="Cambria"/>
+                  <w:i/>
+                  <w:color w:val="000000"/>
+                </w:rPr>
+              </m:ctrlPr>
+            </m:dPr>
+            <m:e>
+              <m:r>
+                <w:rPr>
+                  <w:rFonts w:ascii="Cambria Math" w:hAnsi="Cambria Math" w:cs="Cambria"/>
+                  <w:color w:val="000000"/>
+                </w:rPr>
+                <m:t>Y</m:t>
+              </m:r>
+              <m:r>
+                <w:rPr>
+                  <w:rFonts w:ascii="Cambria Math" w:hAnsi="Cambria Math" w:cs="Cambria"/>
+                  <w:color w:val="000000"/>
+                </w:rPr>
+                <m:t>=n</m:t>
+              </m:r>
+            </m:e>
+          </m:d>
+          <m:r>
+            <m:rPr>
+              <m:sty m:val="p"/>
+            </m:rPr>
+            <w:rPr>
+              <w:rFonts w:ascii="Cambria Math" w:hAnsi="Cambria Math"/>
+            </w:rPr>
+            <m:t xml:space="preserve">= </m:t>
+          </m:r>
+          <m:r>
+            <w:rPr>
+              <w:rFonts w:ascii="Cambria Math" w:hAnsi="Cambria Math"/>
+            </w:rPr>
+            <m:t>p*</m:t>
+          </m:r>
+          <m:sSup>
+            <m:sSupPr>
+              <m:ctrlPr>
+                <w:rPr>
+                  <w:rFonts w:ascii="Cambria Math" w:hAnsi="Cambria Math"/>
+                  <w:i/>
+                </w:rPr>
+              </m:ctrlPr>
+            </m:sSupPr>
+            <m:e>
+              <m:r>
+                <w:rPr>
+                  <w:rFonts w:ascii="Cambria Math" w:hAnsi="Cambria Math"/>
+                </w:rPr>
+                <m:t>(1-p)</m:t>
+              </m:r>
+            </m:e>
+            <m:sup>
+              <m:r>
+                <w:rPr>
+                  <w:rFonts w:ascii="Cambria Math" w:hAnsi="Cambria Math"/>
+                </w:rPr>
+                <m:t>n</m:t>
+              </m:r>
+            </m:sup>
+          </m:sSup>
+          <m:r>
+            <m:rPr>
+              <m:sty m:val="p"/>
+            </m:rPr>
+            <w:rPr>
+              <w:rFonts w:ascii="Cambria Math" w:hAnsi="Cambria Math"/>
+            </w:rPr>
+            <m:t xml:space="preserve">= </m:t>
+          </m:r>
+          <m:r>
+            <w:rPr>
+              <w:rFonts w:ascii="Cambria Math" w:hAnsi="Cambria Math"/>
+            </w:rPr>
+            <m:t>p*</m:t>
+          </m:r>
+          <m:sSup>
+            <m:sSupPr>
+              <m:ctrlPr>
+                <w:rPr>
+                  <w:rFonts w:ascii="Cambria Math" w:hAnsi="Cambria Math"/>
+                  <w:i/>
+                </w:rPr>
+              </m:ctrlPr>
+            </m:sSupPr>
+            <m:e>
+              <m:r>
+                <w:rPr>
+                  <w:rFonts w:ascii="Cambria Math" w:hAnsi="Cambria Math"/>
+                </w:rPr>
+                <m:t>q</m:t>
+              </m:r>
+            </m:e>
+            <m:sup>
+              <m:r>
+                <w:rPr>
+                  <w:rFonts w:ascii="Cambria Math" w:hAnsi="Cambria Math"/>
+                </w:rPr>
+                <m:t>n</m:t>
+              </m:r>
+            </m:sup>
+          </m:sSup>
+        </m:oMath>
+      </m:oMathPara>
+    </w:p>
+    <w:p>
+      <w:pPr>
+        <w:autoSpaceDE w:val="0"/>
+        <w:autoSpaceDN w:val="0"/>
+        <w:adjustRightInd w:val="0"/>
+        <w:spacing w:after="0" w:line="276" w:lineRule="auto"/>
+        <w:rPr>
+          <w:rFonts w:ascii="Calibri" w:eastAsiaTheme="minorEastAsia" w:hAnsi="Calibri" w:cs="Calibri"/>
+          <w:b/>
+          <w:bCs/>
+        </w:rPr>
+      </w:pPr>
+      <m:oMathPara>
+        <m:oMath>
+          <m:r>
+            <w:rPr>
+              <w:rFonts w:ascii="Cambria Math" w:hAnsi="Cambria Math" w:cs="Cambria"/>
+              <w:color w:val="000000"/>
+            </w:rPr>
+            <m:t>P</m:t>
+          </m:r>
+          <m:d>
+            <m:dPr>
+              <m:begChr m:val="["/>
+              <m:endChr m:val="]"/>
+              <m:ctrlPr>
+                <w:rPr>
+                  <w:rFonts w:ascii="Cambria Math" w:hAnsi="Cambria Math" w:cs="Cambria"/>
+                  <w:i/>
+                  <w:color w:val="000000"/>
+                </w:rPr>
+              </m:ctrlPr>
+            </m:dPr>
+            <m:e>
+              <m:r>
+                <w:rPr>
+                  <w:rFonts w:ascii="Cambria Math" w:hAnsi="Cambria Math" w:cs="Cambria"/>
+                  <w:color w:val="000000"/>
+                </w:rPr>
+                <m:t>Y=</m:t>
+              </m:r>
+              <m:r>
+                <w:rPr>
+                  <w:rFonts w:ascii="Cambria Math" w:hAnsi="Cambria Math" w:cs="Cambria"/>
+                  <w:color w:val="000000"/>
+                </w:rPr>
+                <m:t>3</m:t>
+              </m:r>
+            </m:e>
+          </m:d>
+          <m:r>
+            <m:rPr>
+              <m:sty m:val="p"/>
+            </m:rPr>
+            <w:rPr>
+              <w:rFonts w:ascii="Cambria Math" w:hAnsi="Cambria Math"/>
+            </w:rPr>
+            <m:t xml:space="preserve">= </m:t>
+          </m:r>
+          <m:r>
+            <w:rPr>
+              <w:rFonts w:ascii="Cambria Math" w:hAnsi="Cambria Math"/>
+            </w:rPr>
+            <m:t>0,3</m:t>
+          </m:r>
+          <m:r>
+            <w:rPr>
+              <w:rFonts w:ascii="Cambria Math" w:hAnsi="Cambria Math"/>
+            </w:rPr>
+            <m:t>*</m:t>
+          </m:r>
+          <m:sSup>
+            <m:sSupPr>
+              <m:ctrlPr>
+                <w:rPr>
+                  <w:rFonts w:ascii="Cambria Math" w:hAnsi="Cambria Math"/>
+                  <w:i/>
+                </w:rPr>
+              </m:ctrlPr>
+            </m:sSupPr>
+            <m:e>
+              <m:r>
+                <w:rPr>
+                  <w:rFonts w:ascii="Cambria Math" w:hAnsi="Cambria Math"/>
+                </w:rPr>
+                <m:t>0,7</m:t>
+              </m:r>
+            </m:e>
+            <m:sup>
+              <m:r>
+                <w:rPr>
+                  <w:rFonts w:ascii="Cambria Math" w:hAnsi="Cambria Math"/>
+                </w:rPr>
+                <m:t>3</m:t>
+              </m:r>
+            </m:sup>
+          </m:sSup>
+          <m:r>
+            <w:rPr>
+              <w:rFonts w:ascii="Cambria Math" w:hAnsi="Cambria Math"/>
+            </w:rPr>
+            <m:t>=0,1029≈</m:t>
+          </m:r>
+          <m:r>
+            <m:rPr>
+              <m:sty m:val="bi"/>
+            </m:rPr>
+            <w:rPr>
+              <w:rFonts w:ascii="Cambria Math" w:eastAsiaTheme="minorEastAsia" w:hAnsi="Cambria Math" w:cs="Calibri"/>
+            </w:rPr>
+            <m:t>10,29%</m:t>
+          </m:r>
+        </m:oMath>
+      </m:oMathPara>
+    </w:p>
+    <w:p>
+      <w:pPr>
+        <w:autoSpaceDE w:val="0"/>
+        <w:autoSpaceDN w:val="0"/>
+        <w:adjustRightInd w:val="0"/>
+        <w:spacing w:after="0" w:line="276" w:lineRule="auto"/>
+        <w:rPr>
+          <w:rFonts w:ascii="Calibri" w:hAnsi="Calibri" w:cs="Calibri"/>
+          <w:color w:val="000000"/>
+          <w:sz w:val="24"/>
+          <w:szCs w:val="24"/>
+        </w:rPr>
+      </w:pPr>
+    </w:p>
+    <w:p>
+      <w:pPr>
+        <w:pStyle w:val="PargrafodaLista"/>
+        <w:numPr>
+          <w:ilvl w:val="0"/>
+          <w:numId w:val="6"/>
+        </w:numPr>
+        <w:autoSpaceDE w:val="0"/>
+        <w:autoSpaceDN w:val="0"/>
+        <w:adjustRightInd w:val="0"/>
+        <w:spacing w:after="0" w:line="276" w:lineRule="auto"/>
+        <w:rPr>
+          <w:rFonts w:ascii="Calibri" w:hAnsi="Calibri" w:cs="Calibri"/>
+          <w:color w:val="000000"/>
+          <w:sz w:val="24"/>
+          <w:szCs w:val="24"/>
+        </w:rPr>
+      </w:pPr>
+      <w:r>
+        <w:rPr>
+          <w:rFonts w:ascii="Calibri" w:hAnsi="Calibri" w:cs="Calibri"/>
+          <w:color w:val="000000"/>
+          <w:sz w:val="24"/>
+          <w:szCs w:val="24"/>
+        </w:rPr>
+        <w:t>P</w:t>
+      </w:r>
+      <w:r>
+        <w:rPr>
+          <w:rFonts w:ascii="Calibri" w:hAnsi="Calibri" w:cs="Calibri"/>
+          <w:color w:val="000000"/>
+          <w:sz w:val="24"/>
+          <w:szCs w:val="24"/>
+        </w:rPr>
+        <w:t>robabilidade de precisar de mais de 6 tentativas</w:t>
+      </w:r>
+    </w:p>
+    <w:p>
+      <w:pPr>
+        <w:autoSpaceDE w:val="0"/>
+        <w:autoSpaceDN w:val="0"/>
+        <w:adjustRightInd w:val="0"/>
+        <w:spacing w:after="0" w:line="360" w:lineRule="auto"/>
+        <w:ind w:left="360"/>
+        <w:jc w:val="center"/>
+        <w:rPr>
+          <w:rFonts w:ascii="Cambria" w:eastAsiaTheme="minorEastAsia" w:hAnsi="Cambria" w:cs="Cambria"/>
+          <w:color w:val="000000"/>
+        </w:rPr>
+      </w:pPr>
+      <m:oMath>
+        <m:r>
+          <w:rPr>
+            <w:rFonts w:ascii="Cambria Math" w:hAnsi="Cambria Math" w:cs="Cambria"/>
+            <w:color w:val="000000"/>
+          </w:rPr>
+          <m:t>p</m:t>
+        </m:r>
+        <m:r>
+          <w:rPr>
+            <w:rFonts w:ascii="Cambria Math" w:hAnsi="Cambria Math" w:cs="Cambria"/>
+            <w:color w:val="000000"/>
+          </w:rPr>
+          <m:t>=0.3</m:t>
+        </m:r>
+      </m:oMath>
+      <w:r>
+        <w:rPr>
+          <w:rFonts w:ascii="Cambria" w:eastAsiaTheme="minorEastAsia" w:hAnsi="Cambria" w:cs="Cambria"/>
+          <w:color w:val="000000"/>
+        </w:rPr>
+        <w:tab/>
+      </w:r>
+      <m:oMath>
+        <m:r>
+          <w:rPr>
+            <w:rFonts w:ascii="Cambria Math" w:hAnsi="Cambria Math" w:cs="Cambria"/>
+            <w:color w:val="000000"/>
+          </w:rPr>
+          <m:t>q=0.7</m:t>
+        </m:r>
+      </m:oMath>
+      <w:r>
+        <w:rPr>
+          <w:rFonts w:ascii="Cambria" w:eastAsiaTheme="minorEastAsia" w:hAnsi="Cambria" w:cs="Cambria"/>
+          <w:color w:val="000000"/>
+        </w:rPr>
+        <w:tab/>
+      </w:r>
+    </w:p>
+    <w:p>
+      <w:pPr>
+        <w:autoSpaceDE w:val="0"/>
+        <w:autoSpaceDN w:val="0"/>
+        <w:adjustRightInd w:val="0"/>
+        <w:spacing w:after="0" w:line="360" w:lineRule="auto"/>
+        <w:ind w:left="360"/>
+        <w:jc w:val="center"/>
+        <w:rPr>
+          <w:rFonts w:ascii="Cambria" w:eastAsiaTheme="minorEastAsia" w:hAnsi="Cambria" w:cs="Cambria"/>
+          <w:color w:val="000000"/>
+        </w:rPr>
+      </w:pPr>
+      <m:oMath>
+        <m:r>
+          <w:rPr>
+            <w:rFonts w:ascii="Cambria Math" w:hAnsi="Cambria Math" w:cs="Cambria"/>
+            <w:color w:val="000000"/>
+          </w:rPr>
+          <m:t>n=</m:t>
+        </m:r>
+        <m:r>
+          <w:rPr>
+            <w:rFonts w:ascii="Cambria Math" w:hAnsi="Cambria Math" w:cs="Cambria"/>
+            <w:color w:val="000000"/>
+          </w:rPr>
+          <m:t>3</m:t>
+        </m:r>
+      </m:oMath>
+      <w:r>
+        <w:rPr>
+          <w:rFonts w:ascii="Cambria" w:eastAsiaTheme="minorEastAsia" w:hAnsi="Cambria" w:cs="Cambria"/>
+          <w:color w:val="000000"/>
+        </w:rPr>
+        <w:t xml:space="preserve"> </w:t>
+      </w:r>
+      <w:r>
+        <w:rPr>
+          <w:rFonts w:ascii="Cambria" w:eastAsiaTheme="minorEastAsia" w:hAnsi="Cambria" w:cs="Cambria"/>
+          <w:color w:val="000000"/>
+        </w:rPr>
+        <w:tab/>
+      </w:r>
+      <w:r>
+        <w:rPr>
+          <w:rFonts w:ascii="Calibri" w:hAnsi="Calibri" w:cs="Calibri"/>
+          <w:color w:val="202122"/>
+          <w:sz w:val="24"/>
+          <w:szCs w:val="24"/>
+        </w:rPr>
+        <w:t>insucessos antes do primeiro sucesso</w:t>
+      </w:r>
+    </w:p>
+    <w:p>
+      <w:pPr>
+        <w:spacing w:line="276" w:lineRule="auto"/>
+      </w:pPr>
+      <m:oMathPara>
+        <m:oMath>
+          <m:r>
+            <w:rPr>
+              <w:rFonts w:ascii="Cambria Math" w:hAnsi="Cambria Math" w:cs="Cambria"/>
+              <w:color w:val="000000"/>
+            </w:rPr>
+            <m:t>P</m:t>
+          </m:r>
+          <m:d>
+            <m:dPr>
+              <m:begChr m:val="["/>
+              <m:endChr m:val="]"/>
+              <m:ctrlPr>
+                <w:rPr>
+                  <w:rFonts w:ascii="Cambria Math" w:hAnsi="Cambria Math" w:cs="Cambria"/>
+                  <w:i/>
+                  <w:color w:val="000000"/>
+                </w:rPr>
+              </m:ctrlPr>
+            </m:dPr>
+            <m:e>
+              <m:r>
+                <w:rPr>
+                  <w:rFonts w:ascii="Cambria Math" w:hAnsi="Cambria Math" w:cs="Cambria"/>
+                  <w:color w:val="000000"/>
+                </w:rPr>
+                <m:t>Y</m:t>
+              </m:r>
+              <m:r>
+                <w:rPr>
+                  <w:rFonts w:ascii="Cambria Math" w:hAnsi="Cambria Math" w:cs="Cambria"/>
+                  <w:color w:val="000000"/>
+                </w:rPr>
+                <m:t>≥</m:t>
+              </m:r>
+              <m:r>
+                <w:rPr>
+                  <w:rFonts w:ascii="Cambria Math" w:hAnsi="Cambria Math" w:cs="Cambria"/>
+                  <w:color w:val="000000"/>
+                </w:rPr>
+                <m:t>n</m:t>
+              </m:r>
+            </m:e>
+          </m:d>
+          <m:r>
+            <m:rPr>
+              <m:sty m:val="p"/>
+            </m:rPr>
+            <w:rPr>
+              <w:rFonts w:ascii="Cambria Math" w:hAnsi="Cambria Math"/>
+            </w:rPr>
+            <m:t xml:space="preserve">= </m:t>
+          </m:r>
+          <m:sSup>
+            <m:sSupPr>
+              <m:ctrlPr>
+                <w:rPr>
+                  <w:rFonts w:ascii="Cambria Math" w:hAnsi="Cambria Math"/>
+                  <w:i/>
+                </w:rPr>
+              </m:ctrlPr>
+            </m:sSupPr>
+            <m:e>
+              <m:r>
+                <w:rPr>
+                  <w:rFonts w:ascii="Cambria Math" w:hAnsi="Cambria Math"/>
+                </w:rPr>
+                <m:t>q</m:t>
+              </m:r>
+            </m:e>
+            <m:sup>
+              <m:r>
+                <w:rPr>
+                  <w:rFonts w:ascii="Cambria Math" w:hAnsi="Cambria Math"/>
+                </w:rPr>
+                <m:t>n</m:t>
+              </m:r>
+            </m:sup>
+          </m:sSup>
+        </m:oMath>
+      </m:oMathPara>
+    </w:p>
+    <w:p>
+      <w:pPr>
+        <w:autoSpaceDE w:val="0"/>
+        <w:autoSpaceDN w:val="0"/>
+        <w:adjustRightInd w:val="0"/>
+        <w:spacing w:after="0" w:line="276" w:lineRule="auto"/>
+        <w:rPr>
+          <w:rFonts w:ascii="Calibri" w:eastAsiaTheme="minorEastAsia" w:hAnsi="Calibri" w:cs="Calibri"/>
+          <w:b/>
+          <w:bCs/>
+        </w:rPr>
+      </w:pPr>
+      <m:oMathPara>
+        <m:oMath>
+          <m:r>
+            <w:rPr>
+              <w:rFonts w:ascii="Cambria Math" w:hAnsi="Cambria Math" w:cs="Cambria"/>
+              <w:color w:val="000000"/>
+            </w:rPr>
+            <m:t>P</m:t>
+          </m:r>
+          <m:d>
+            <m:dPr>
+              <m:begChr m:val="["/>
+              <m:endChr m:val="]"/>
+              <m:ctrlPr>
+                <w:rPr>
+                  <w:rFonts w:ascii="Cambria Math" w:hAnsi="Cambria Math" w:cs="Cambria"/>
+                  <w:i/>
+                  <w:color w:val="000000"/>
+                </w:rPr>
+              </m:ctrlPr>
+            </m:dPr>
+            <m:e>
+              <m:r>
+                <w:rPr>
+                  <w:rFonts w:ascii="Cambria Math" w:hAnsi="Cambria Math" w:cs="Cambria"/>
+                  <w:color w:val="000000"/>
+                </w:rPr>
+                <m:t>Y</m:t>
+              </m:r>
+              <m:r>
+                <w:rPr>
+                  <w:rFonts w:ascii="Cambria Math" w:hAnsi="Cambria Math" w:cs="Cambria"/>
+                  <w:color w:val="000000"/>
+                </w:rPr>
+                <m:t>≥6</m:t>
+              </m:r>
+            </m:e>
+          </m:d>
+          <m:r>
+            <m:rPr>
+              <m:sty m:val="p"/>
+            </m:rPr>
+            <w:rPr>
+              <w:rFonts w:ascii="Cambria Math" w:hAnsi="Cambria Math"/>
+            </w:rPr>
+            <m:t xml:space="preserve">= </m:t>
+          </m:r>
+          <m:sSup>
+            <m:sSupPr>
+              <m:ctrlPr>
+                <w:rPr>
+                  <w:rFonts w:ascii="Cambria Math" w:hAnsi="Cambria Math"/>
+                  <w:i/>
+                </w:rPr>
+              </m:ctrlPr>
+            </m:sSupPr>
+            <m:e>
+              <m:r>
+                <w:rPr>
+                  <w:rFonts w:ascii="Cambria Math" w:hAnsi="Cambria Math"/>
+                </w:rPr>
+                <m:t>0,7</m:t>
+              </m:r>
+            </m:e>
+            <m:sup>
+              <m:r>
+                <w:rPr>
+                  <w:rFonts w:ascii="Cambria Math" w:hAnsi="Cambria Math"/>
+                </w:rPr>
+                <m:t>6</m:t>
+              </m:r>
+            </m:sup>
+          </m:sSup>
+          <m:r>
+            <w:rPr>
+              <w:rFonts w:ascii="Cambria Math" w:hAnsi="Cambria Math"/>
+            </w:rPr>
+            <m:t>=0,1</m:t>
+          </m:r>
+          <m:r>
+            <w:rPr>
+              <w:rFonts w:ascii="Cambria Math" w:hAnsi="Cambria Math"/>
+            </w:rPr>
+            <m:t>17649</m:t>
+          </m:r>
+          <m:r>
+            <w:rPr>
+              <w:rFonts w:ascii="Cambria Math" w:hAnsi="Cambria Math"/>
+            </w:rPr>
+            <m:t>≈</m:t>
+          </m:r>
+          <m:r>
+            <m:rPr>
+              <m:sty m:val="bi"/>
+            </m:rPr>
+            <w:rPr>
+              <w:rFonts w:ascii="Cambria Math" w:eastAsiaTheme="minorEastAsia" w:hAnsi="Cambria Math" w:cs="Calibri"/>
+            </w:rPr>
+            <m:t>11,76</m:t>
+          </m:r>
+          <m:r>
+            <m:rPr>
+              <m:sty m:val="bi"/>
+            </m:rPr>
+            <w:rPr>
+              <w:rFonts w:ascii="Cambria Math" w:eastAsiaTheme="minorEastAsia" w:hAnsi="Cambria Math" w:cs="Calibri"/>
+            </w:rPr>
+            <m:t>%</m:t>
+          </m:r>
+        </m:oMath>
+      </m:oMathPara>
+    </w:p>
+    <w:p>
+      <w:pPr>
+        <w:autoSpaceDE w:val="0"/>
+        <w:autoSpaceDN w:val="0"/>
+        <w:adjustRightInd w:val="0"/>
+        <w:spacing w:after="0" w:line="276" w:lineRule="auto"/>
+        <w:rPr>
+          <w:rFonts w:ascii="Calibri" w:hAnsi="Calibri" w:cs="Calibri"/>
+          <w:color w:val="000000"/>
+          <w:sz w:val="24"/>
+          <w:szCs w:val="24"/>
+        </w:rPr>
+      </w:pPr>
+    </w:p>
+    <w:p>
+      <w:pPr>
+        <w:pStyle w:val="PargrafodaLista"/>
+        <w:numPr>
+          <w:ilvl w:val="0"/>
+          <w:numId w:val="6"/>
+        </w:numPr>
+      </w:pPr>
+      <w:r>
+        <w:rPr>
+          <w:rFonts w:ascii="Cambria" w:hAnsi="Cambria" w:cs="Cambria"/>
+          <w:color w:val="000000"/>
+        </w:rPr>
+        <w:t xml:space="preserve">Media e variância da </w:t>
+      </w:r>
+      <w:r>
+        <w:rPr>
+          <w:rFonts w:ascii="Calibri" w:hAnsi="Calibri" w:cs="Calibri"/>
+          <w:color w:val="000000"/>
+          <w:sz w:val="24"/>
+          <w:szCs w:val="24"/>
+        </w:rPr>
+        <w:t>variável aleatória</w:t>
+      </w:r>
+    </w:p>
+    <w:p>
+      <w:pPr>
+        <w:rPr>
+          <w:rFonts w:eastAsiaTheme="minorEastAsia"/>
+        </w:rPr>
+      </w:pPr>
+      <w:r>
+        <w:t>M</w:t>
+      </w:r>
+      <w:r>
+        <w:t>é</w:t>
+      </w:r>
+      <w:r>
+        <w:t xml:space="preserve">dia: </w:t>
+      </w:r>
+      <m:oMath>
+        <m:r>
+          <w:rPr>
+            <w:rFonts w:ascii="Cambria Math" w:hAnsi="Cambria Math"/>
+          </w:rPr>
+          <m:t>E[Y]</m:t>
+        </m:r>
+        <m:r>
+          <w:rPr>
+            <w:rFonts w:ascii="Cambria Math" w:hAnsi="Cambria Math"/>
+          </w:rPr>
+          <m:t>=</m:t>
+        </m:r>
+        <m:f>
+          <m:fPr>
+            <m:ctrlPr>
+              <w:rPr>
+                <w:rFonts w:ascii="Cambria Math" w:hAnsi="Cambria Math"/>
+                <w:i/>
+              </w:rPr>
+            </m:ctrlPr>
+          </m:fPr>
+          <m:num>
+            <m:r>
+              <w:rPr>
+                <w:rFonts w:ascii="Cambria Math" w:hAnsi="Cambria Math"/>
+              </w:rPr>
+              <m:t>q</m:t>
+            </m:r>
+          </m:num>
+          <m:den>
+            <m:r>
+              <w:rPr>
+                <w:rFonts w:ascii="Cambria Math" w:hAnsi="Cambria Math"/>
+              </w:rPr>
+              <m:t>p</m:t>
+            </m:r>
+          </m:den>
+        </m:f>
+      </m:oMath>
+      <w:r>
+        <w:rPr>
+          <w:rFonts w:eastAsiaTheme="minorEastAsia"/>
+        </w:rPr>
+        <w:tab/>
+      </w:r>
+      <m:oMath>
+        <m:r>
+          <w:rPr>
+            <w:rFonts w:ascii="Cambria Math" w:eastAsiaTheme="minorEastAsia" w:hAnsi="Cambria Math"/>
+          </w:rPr>
+          <m:t>E[Y]</m:t>
+        </m:r>
+        <m:r>
+          <w:rPr>
+            <w:rFonts w:ascii="Cambria Math" w:eastAsiaTheme="minorEastAsia" w:hAnsi="Cambria Math"/>
+          </w:rPr>
+          <m:t>=</m:t>
+        </m:r>
+        <m:f>
+          <m:fPr>
+            <m:ctrlPr>
+              <w:rPr>
+                <w:rFonts w:ascii="Cambria Math" w:eastAsiaTheme="minorEastAsia" w:hAnsi="Cambria Math"/>
+                <w:i/>
+              </w:rPr>
+            </m:ctrlPr>
+          </m:fPr>
+          <m:num>
+            <m:r>
+              <w:rPr>
+                <w:rFonts w:ascii="Cambria Math" w:eastAsiaTheme="minorEastAsia" w:hAnsi="Cambria Math"/>
+              </w:rPr>
+              <m:t>0,7</m:t>
+            </m:r>
+          </m:num>
+          <m:den>
+            <m:r>
+              <w:rPr>
+                <w:rFonts w:ascii="Cambria Math" w:eastAsiaTheme="minorEastAsia" w:hAnsi="Cambria Math"/>
+              </w:rPr>
+              <m:t>0,3</m:t>
+            </m:r>
+          </m:den>
+        </m:f>
+        <m:r>
+          <w:rPr>
+            <w:rFonts w:ascii="Cambria Math" w:eastAsiaTheme="minorEastAsia" w:hAnsi="Cambria Math"/>
+          </w:rPr>
+          <m:t>=2,</m:t>
+        </m:r>
+        <m:acc>
+          <m:accPr>
+            <m:chr m:val="̅"/>
+            <m:ctrlPr>
+              <w:rPr>
+                <w:rFonts w:ascii="Cambria Math" w:eastAsiaTheme="minorEastAsia" w:hAnsi="Cambria Math"/>
+                <w:i/>
+              </w:rPr>
+            </m:ctrlPr>
+          </m:accPr>
+          <m:e>
+            <m:r>
+              <w:rPr>
+                <w:rFonts w:ascii="Cambria Math" w:eastAsiaTheme="minorEastAsia" w:hAnsi="Cambria Math"/>
+              </w:rPr>
+              <m:t>3</m:t>
+            </m:r>
+          </m:e>
+        </m:acc>
+        <m:r>
+          <w:rPr>
+            <w:rFonts w:ascii="Cambria Math" w:eastAsiaTheme="minorEastAsia" w:hAnsi="Cambria Math"/>
+          </w:rPr>
+          <m:t>≈</m:t>
+        </m:r>
+        <m:r>
+          <m:rPr>
+            <m:sty m:val="bi"/>
+          </m:rPr>
+          <w:rPr>
+            <w:rFonts w:ascii="Cambria Math" w:eastAsiaTheme="minorEastAsia" w:hAnsi="Cambria Math"/>
+          </w:rPr>
+          <m:t>2,33</m:t>
+        </m:r>
+      </m:oMath>
+      <w:r>
+        <w:rPr>
+          <w:rFonts w:eastAsiaTheme="minorEastAsia"/>
+          <w:b/>
+          <w:bCs/>
+        </w:rPr>
+        <w:t xml:space="preserve"> </w:t>
+      </w:r>
+      <w:r>
+        <w:rPr>
+          <w:rFonts w:ascii="Calibri" w:hAnsi="Calibri" w:cs="Calibri"/>
+          <w:b/>
+          <w:bCs/>
+          <w:color w:val="000000"/>
+          <w:sz w:val="24"/>
+          <w:szCs w:val="24"/>
+        </w:rPr>
+        <w:t>tentativa</w:t>
+      </w:r>
+      <w:r>
+        <w:rPr>
+          <w:rFonts w:ascii="Calibri" w:hAnsi="Calibri" w:cs="Calibri"/>
+          <w:b/>
+          <w:bCs/>
+          <w:color w:val="000000"/>
+          <w:sz w:val="24"/>
+          <w:szCs w:val="24"/>
+        </w:rPr>
+        <w:t>s</w:t>
+      </w:r>
+    </w:p>
+    <w:p>
+      <w:pPr>
+        <w:rPr>
+          <w:rFonts w:eastAsiaTheme="minorEastAsia"/>
+        </w:rPr>
+      </w:pPr>
+      <w:r>
+        <w:t>Variância</w:t>
+      </w:r>
+      <w:r>
+        <w:t xml:space="preserve">: </w:t>
+      </w:r>
+      <m:oMath>
+        <m:r>
+          <w:rPr>
+            <w:rFonts w:ascii="Cambria Math" w:hAnsi="Cambria Math"/>
+          </w:rPr>
+          <m:t>Var(Y)</m:t>
+        </m:r>
+        <m:r>
+          <w:rPr>
+            <w:rFonts w:ascii="Cambria Math" w:hAnsi="Cambria Math"/>
+          </w:rPr>
+          <m:t>=</m:t>
+        </m:r>
+        <m:f>
+          <m:fPr>
+            <m:ctrlPr>
+              <w:rPr>
+                <w:rFonts w:ascii="Cambria Math" w:hAnsi="Cambria Math"/>
+                <w:i/>
+              </w:rPr>
+            </m:ctrlPr>
+          </m:fPr>
+          <m:num>
+            <m:r>
+              <w:rPr>
+                <w:rFonts w:ascii="Cambria Math" w:hAnsi="Cambria Math"/>
+              </w:rPr>
+              <m:t>q</m:t>
+            </m:r>
+          </m:num>
+          <m:den>
+            <m:sSup>
+              <m:sSupPr>
+                <m:ctrlPr>
+                  <w:rPr>
+                    <w:rFonts w:ascii="Cambria Math" w:hAnsi="Cambria Math"/>
+                    <w:i/>
+                  </w:rPr>
+                </m:ctrlPr>
+              </m:sSupPr>
+              <m:e>
+                <m:r>
+                  <w:rPr>
+                    <w:rFonts w:ascii="Cambria Math" w:hAnsi="Cambria Math"/>
+                  </w:rPr>
+                  <m:t>p</m:t>
+                </m:r>
+              </m:e>
+              <m:sup>
+                <m:r>
+                  <w:rPr>
+                    <w:rFonts w:ascii="Cambria Math" w:hAnsi="Cambria Math"/>
+                  </w:rPr>
+                  <m:t>2</m:t>
+                </m:r>
+              </m:sup>
+            </m:sSup>
+          </m:den>
+        </m:f>
+      </m:oMath>
+      <w:r>
+        <w:rPr>
+          <w:rFonts w:eastAsiaTheme="minorEastAsia"/>
+        </w:rPr>
+        <w:tab/>
+      </w:r>
+      <w:r>
+        <w:rPr>
+          <w:rFonts w:eastAsiaTheme="minorEastAsia"/>
+        </w:rPr>
+        <w:tab/>
+      </w:r>
+      <m:oMath>
+        <m:r>
+          <w:rPr>
+            <w:rFonts w:ascii="Cambria Math" w:hAnsi="Cambria Math"/>
+          </w:rPr>
+          <m:t>Var(Y)</m:t>
+        </m:r>
+        <m:r>
+          <w:rPr>
+            <w:rFonts w:ascii="Cambria Math" w:hAnsi="Cambria Math"/>
+          </w:rPr>
+          <m:t>=</m:t>
+        </m:r>
+        <m:f>
+          <m:fPr>
+            <m:ctrlPr>
+              <w:rPr>
+                <w:rFonts w:ascii="Cambria Math" w:eastAsiaTheme="minorEastAsia" w:hAnsi="Cambria Math"/>
+                <w:i/>
+              </w:rPr>
+            </m:ctrlPr>
+          </m:fPr>
+          <m:num>
+            <m:r>
+              <w:rPr>
+                <w:rFonts w:ascii="Cambria Math" w:eastAsiaTheme="minorEastAsia" w:hAnsi="Cambria Math"/>
+              </w:rPr>
+              <m:t>0,7</m:t>
+            </m:r>
+          </m:num>
+          <m:den>
+            <m:sSup>
+              <m:sSupPr>
+                <m:ctrlPr>
+                  <w:rPr>
+                    <w:rFonts w:ascii="Cambria Math" w:eastAsiaTheme="minorEastAsia" w:hAnsi="Cambria Math"/>
+                    <w:i/>
+                  </w:rPr>
+                </m:ctrlPr>
+              </m:sSupPr>
+              <m:e>
+                <m:r>
+                  <w:rPr>
+                    <w:rFonts w:ascii="Cambria Math" w:eastAsiaTheme="minorEastAsia" w:hAnsi="Cambria Math"/>
+                  </w:rPr>
+                  <m:t>0,3</m:t>
+                </m:r>
+              </m:e>
+              <m:sup>
+                <m:r>
+                  <w:rPr>
+                    <w:rFonts w:ascii="Cambria Math" w:eastAsiaTheme="minorEastAsia" w:hAnsi="Cambria Math"/>
+                  </w:rPr>
+                  <m:t>2</m:t>
+                </m:r>
+              </m:sup>
+            </m:sSup>
+          </m:den>
+        </m:f>
+        <m:r>
+          <w:rPr>
+            <w:rFonts w:ascii="Cambria Math" w:eastAsiaTheme="minorEastAsia" w:hAnsi="Cambria Math"/>
+          </w:rPr>
+          <m:t>=</m:t>
+        </m:r>
+        <m:r>
+          <w:rPr>
+            <w:rFonts w:ascii="Cambria Math" w:eastAsiaTheme="minorEastAsia" w:hAnsi="Cambria Math"/>
+          </w:rPr>
+          <m:t>7</m:t>
+        </m:r>
+        <m:r>
+          <w:rPr>
+            <w:rFonts w:ascii="Cambria Math" w:eastAsiaTheme="minorEastAsia" w:hAnsi="Cambria Math"/>
+          </w:rPr>
+          <m:t>,</m:t>
+        </m:r>
+        <m:acc>
+          <m:accPr>
+            <m:chr m:val="̅"/>
+            <m:ctrlPr>
+              <w:rPr>
+                <w:rFonts w:ascii="Cambria Math" w:eastAsiaTheme="minorEastAsia" w:hAnsi="Cambria Math"/>
+                <w:i/>
+              </w:rPr>
+            </m:ctrlPr>
+          </m:accPr>
+          <m:e>
+            <m:r>
+              <w:rPr>
+                <w:rFonts w:ascii="Cambria Math" w:eastAsiaTheme="minorEastAsia" w:hAnsi="Cambria Math"/>
+              </w:rPr>
+              <m:t>7</m:t>
+            </m:r>
+          </m:e>
+        </m:acc>
+        <m:r>
+          <w:rPr>
+            <w:rFonts w:ascii="Cambria Math" w:eastAsiaTheme="minorEastAsia" w:hAnsi="Cambria Math"/>
+          </w:rPr>
+          <m:t>≈</m:t>
+        </m:r>
+        <m:r>
+          <m:rPr>
+            <m:sty m:val="bi"/>
+          </m:rPr>
+          <w:rPr>
+            <w:rFonts w:ascii="Cambria Math" w:eastAsiaTheme="minorEastAsia" w:hAnsi="Cambria Math"/>
+          </w:rPr>
+          <m:t>7,78</m:t>
+        </m:r>
+      </m:oMath>
+    </w:p>
+    <w:p>
+      <w:pPr>
+        <w:spacing w:line="276" w:lineRule="auto"/>
         <w:rPr>
           <w:rFonts w:ascii="Cambria-Bold" w:hAnsi="Cambria-Bold" w:cs="Cambria-Bold"/>
           <w:b/>
@@ -5720,6 +11472,30 @@
           <w:bCs/>
           <w:color w:val="000000"/>
         </w:rPr>
+        <w:br w:type="page"/>
+      </w:r>
+    </w:p>
+    <w:p>
+      <w:pPr>
+        <w:autoSpaceDE w:val="0"/>
+        <w:autoSpaceDN w:val="0"/>
+        <w:adjustRightInd w:val="0"/>
+        <w:spacing w:after="0" w:line="276" w:lineRule="auto"/>
+        <w:rPr>
+          <w:rFonts w:ascii="Cambria-Bold" w:hAnsi="Cambria-Bold" w:cs="Cambria-Bold"/>
+          <w:b/>
+          <w:bCs/>
+          <w:color w:val="000000"/>
+        </w:rPr>
+      </w:pPr>
+      <w:r>
+        <w:rPr>
+          <w:rFonts w:ascii="Cambria-Bold" w:hAnsi="Cambria-Bold" w:cs="Cambria-Bold"/>
+          <w:b/>
+          <w:bCs/>
+          <w:color w:val="000000"/>
+        </w:rPr>
+        <w:lastRenderedPageBreak/>
         <w:t>5) Método da Inversa</w:t>
       </w:r>
     </w:p>
@@ -5728,7 +11504,7 @@
         <w:autoSpaceDE w:val="0"/>
         <w:autoSpaceDN w:val="0"/>
         <w:adjustRightInd w:val="0"/>
-        <w:spacing w:after="0" w:line="240" w:lineRule="auto"/>
+        <w:spacing w:after="0" w:line="276" w:lineRule="auto"/>
         <w:rPr>
           <w:rFonts w:ascii="Cambria" w:hAnsi="Cambria" w:cs="Cambria"/>
           <w:color w:val="000000"/>
@@ -5741,15 +11517,13 @@
         </w:rPr>
         <w:t xml:space="preserve">Considere a </w:t>
       </w:r>
-      <w:proofErr w:type="spellStart"/>
-      <w:r>
-        <w:rPr>
-          <w:rFonts w:ascii="Cambria" w:hAnsi="Cambria" w:cs="Cambria"/>
-          <w:color w:val="000000"/>
-        </w:rPr>
-        <w:t>variavel</w:t>
-      </w:r>
-      <w:proofErr w:type="spellEnd"/>
+      <w:r>
+        <w:rPr>
+          <w:rFonts w:ascii="Cambria" w:hAnsi="Cambria" w:cs="Cambria"/>
+          <w:color w:val="000000"/>
+        </w:rPr>
+        <w:t>variável</w:t>
+      </w:r>
       <w:r>
         <w:rPr>
           <w:rFonts w:ascii="Cambria" w:hAnsi="Cambria" w:cs="Cambria"/>
@@ -5757,45 +11531,27 @@
         </w:rPr>
         <w:t xml:space="preserve"> </w:t>
       </w:r>
-      <w:proofErr w:type="spellStart"/>
-      <w:r>
-        <w:rPr>
-          <w:rFonts w:ascii="Cambria" w:hAnsi="Cambria" w:cs="Cambria"/>
-          <w:color w:val="000000"/>
-        </w:rPr>
-        <w:t>aleatoria</w:t>
-      </w:r>
-      <w:proofErr w:type="spellEnd"/>
-      <w:r>
-        <w:rPr>
-          <w:rFonts w:ascii="Cambria" w:hAnsi="Cambria" w:cs="Cambria"/>
-          <w:color w:val="000000"/>
-        </w:rPr>
-        <w:t xml:space="preserve"> com </w:t>
-      </w:r>
-      <w:proofErr w:type="spellStart"/>
-      <w:r>
-        <w:rPr>
-          <w:rFonts w:ascii="Cambria" w:hAnsi="Cambria" w:cs="Cambria"/>
-          <w:color w:val="000000"/>
-        </w:rPr>
-        <w:t>pdf</w:t>
-      </w:r>
-      <w:proofErr w:type="spellEnd"/>
-      <w:r>
-        <w:rPr>
-          <w:rFonts w:ascii="Cambria" w:hAnsi="Cambria" w:cs="Cambria"/>
-          <w:color w:val="000000"/>
-        </w:rPr>
-        <w:t>:</w:t>
-      </w:r>
-    </w:p>
-    <w:p>
-      <w:pPr>
-        <w:autoSpaceDE w:val="0"/>
-        <w:autoSpaceDN w:val="0"/>
-        <w:adjustRightInd w:val="0"/>
-        <w:spacing w:after="0" w:line="240" w:lineRule="auto"/>
+      <w:r>
+        <w:rPr>
+          <w:rFonts w:ascii="Cambria" w:hAnsi="Cambria" w:cs="Cambria"/>
+          <w:color w:val="000000"/>
+        </w:rPr>
+        <w:t>aleatória</w:t>
+      </w:r>
+      <w:r>
+        <w:rPr>
+          <w:rFonts w:ascii="Cambria" w:hAnsi="Cambria" w:cs="Cambria"/>
+          <w:color w:val="000000"/>
+        </w:rPr>
+        <w:t xml:space="preserve"> com pdf:</w:t>
+      </w:r>
+    </w:p>
+    <w:p>
+      <w:pPr>
+        <w:autoSpaceDE w:val="0"/>
+        <w:autoSpaceDN w:val="0"/>
+        <w:adjustRightInd w:val="0"/>
+        <w:spacing w:after="0" w:line="276" w:lineRule="auto"/>
         <w:rPr>
           <w:rFonts w:ascii="Cambria" w:hAnsi="Cambria" w:cs="Cambria"/>
           <w:color w:val="000000"/>
@@ -5814,25 +11570,117 @@
         <w:autoSpaceDE w:val="0"/>
         <w:autoSpaceDN w:val="0"/>
         <w:adjustRightInd w:val="0"/>
-        <w:spacing w:after="0" w:line="240" w:lineRule="auto"/>
-        <w:rPr>
-          <w:rFonts w:ascii="Cambria" w:hAnsi="Cambria" w:cs="Cambria"/>
-          <w:color w:val="000000"/>
-        </w:rPr>
-      </w:pPr>
-      <w:r>
-        <w:rPr>
-          <w:rFonts w:ascii="Cambria" w:hAnsi="Cambria" w:cs="Cambria"/>
-          <w:color w:val="000000"/>
-        </w:rPr>
-        <w:t xml:space="preserve">a) Verifique que f(x) e uma densidade </w:t>
-      </w:r>
-      <w:r>
-        <w:rPr>
-          <w:rFonts w:ascii="Cambria" w:hAnsi="Cambria" w:cs="Cambria"/>
-          <w:color w:val="000000"/>
-        </w:rPr>
-        <w:t>válida</w:t>
+        <w:spacing w:after="0" w:line="276" w:lineRule="auto"/>
+        <w:rPr>
+          <w:rFonts w:ascii="Cambria" w:hAnsi="Cambria" w:cs="Cambria"/>
+          <w:color w:val="000000"/>
+        </w:rPr>
+      </w:pPr>
+      <w:r>
+        <w:rPr>
+          <w:rFonts w:ascii="Cambria" w:hAnsi="Cambria" w:cs="Cambria"/>
+          <w:color w:val="000000"/>
+        </w:rPr>
+        <w:t>a) Verifique que f(x) e uma densidade válida.</w:t>
+      </w:r>
+    </w:p>
+    <w:p>
+      <w:pPr>
+        <w:autoSpaceDE w:val="0"/>
+        <w:autoSpaceDN w:val="0"/>
+        <w:adjustRightInd w:val="0"/>
+        <w:spacing w:after="0" w:line="276" w:lineRule="auto"/>
+        <w:rPr>
+          <w:rFonts w:ascii="Cambria" w:hAnsi="Cambria" w:cs="Cambria"/>
+          <w:color w:val="000000"/>
+        </w:rPr>
+      </w:pPr>
+      <w:r>
+        <w:rPr>
+          <w:rFonts w:ascii="Cambria" w:hAnsi="Cambria" w:cs="Cambria"/>
+          <w:color w:val="000000"/>
+        </w:rPr>
+        <w:t xml:space="preserve">b) Determine a </w:t>
+      </w:r>
+      <w:r>
+        <w:rPr>
+          <w:rFonts w:ascii="Cambria" w:hAnsi="Cambria" w:cs="Cambria"/>
+          <w:color w:val="000000"/>
+        </w:rPr>
+        <w:t>função</w:t>
+      </w:r>
+      <w:r>
+        <w:rPr>
+          <w:rFonts w:ascii="Cambria" w:hAnsi="Cambria" w:cs="Cambria"/>
+          <w:color w:val="000000"/>
+        </w:rPr>
+        <w:t xml:space="preserve"> </w:t>
+      </w:r>
+      <w:r>
+        <w:rPr>
+          <w:rFonts w:ascii="Cambria" w:hAnsi="Cambria" w:cs="Cambria"/>
+          <w:color w:val="000000"/>
+        </w:rPr>
+        <w:t>distribuição</w:t>
+      </w:r>
+      <w:r>
+        <w:rPr>
+          <w:rFonts w:ascii="Cambria" w:hAnsi="Cambria" w:cs="Cambria"/>
+          <w:color w:val="000000"/>
+        </w:rPr>
+        <w:t xml:space="preserve"> acumulada (CDF).</w:t>
+      </w:r>
+    </w:p>
+    <w:p>
+      <w:pPr>
+        <w:autoSpaceDE w:val="0"/>
+        <w:autoSpaceDN w:val="0"/>
+        <w:adjustRightInd w:val="0"/>
+        <w:spacing w:after="0" w:line="276" w:lineRule="auto"/>
+        <w:rPr>
+          <w:rFonts w:ascii="Cambria" w:hAnsi="Cambria" w:cs="Cambria"/>
+          <w:color w:val="000000"/>
+        </w:rPr>
+      </w:pPr>
+      <w:r>
+        <w:rPr>
+          <w:rFonts w:ascii="Cambria" w:hAnsi="Cambria" w:cs="Cambria"/>
+          <w:color w:val="000000"/>
+        </w:rPr>
+        <w:t xml:space="preserve">c)Com uso da </w:t>
+      </w:r>
+      <w:r>
+        <w:rPr>
+          <w:rFonts w:ascii="Cambria" w:hAnsi="Cambria" w:cs="Cambria"/>
+          <w:color w:val="000000"/>
+        </w:rPr>
+        <w:t>transformação</w:t>
+      </w:r>
+      <w:r>
+        <w:rPr>
+          <w:rFonts w:ascii="Cambria" w:hAnsi="Cambria" w:cs="Cambria"/>
+          <w:color w:val="000000"/>
+        </w:rPr>
+        <w:t xml:space="preserve"> inversa, desenvolva um algoritmo para gerar amostras dessa</w:t>
+      </w:r>
+    </w:p>
+    <w:p>
+      <w:pPr>
+        <w:autoSpaceDE w:val="0"/>
+        <w:autoSpaceDN w:val="0"/>
+        <w:adjustRightInd w:val="0"/>
+        <w:spacing w:after="0" w:line="276" w:lineRule="auto"/>
+        <w:rPr>
+          <w:rFonts w:ascii="Cambria" w:hAnsi="Cambria" w:cs="Cambria"/>
+          <w:color w:val="000000"/>
+        </w:rPr>
+      </w:pPr>
+      <w:r>
+        <w:rPr>
+          <w:rFonts w:ascii="Cambria" w:hAnsi="Cambria" w:cs="Cambria"/>
+          <w:color w:val="000000"/>
+        </w:rPr>
+        <w:t>distribuição</w:t>
       </w:r>
       <w:r>
         <w:rPr>
@@ -5844,151 +11692,22 @@
     </w:p>
     <w:p>
       <w:pPr>
-        <w:autoSpaceDE w:val="0"/>
-        <w:autoSpaceDN w:val="0"/>
-        <w:adjustRightInd w:val="0"/>
-        <w:spacing w:after="0" w:line="240" w:lineRule="auto"/>
-        <w:rPr>
-          <w:rFonts w:ascii="Cambria" w:hAnsi="Cambria" w:cs="Cambria"/>
-          <w:color w:val="000000"/>
-        </w:rPr>
-      </w:pPr>
-      <w:r>
-        <w:rPr>
-          <w:rFonts w:ascii="Cambria" w:hAnsi="Cambria" w:cs="Cambria"/>
-          <w:color w:val="000000"/>
-        </w:rPr>
-        <w:t xml:space="preserve">b) Determine a </w:t>
-      </w:r>
-      <w:proofErr w:type="spellStart"/>
-      <w:r>
-        <w:rPr>
-          <w:rFonts w:ascii="Cambria" w:hAnsi="Cambria" w:cs="Cambria"/>
-          <w:color w:val="000000"/>
-        </w:rPr>
-        <w:t>funcao</w:t>
-      </w:r>
-      <w:proofErr w:type="spellEnd"/>
-      <w:r>
-        <w:rPr>
-          <w:rFonts w:ascii="Cambria" w:hAnsi="Cambria" w:cs="Cambria"/>
-          <w:color w:val="000000"/>
-        </w:rPr>
-        <w:t xml:space="preserve"> </w:t>
-      </w:r>
-      <w:proofErr w:type="spellStart"/>
-      <w:r>
-        <w:rPr>
-          <w:rFonts w:ascii="Cambria" w:hAnsi="Cambria" w:cs="Cambria"/>
-          <w:color w:val="000000"/>
-        </w:rPr>
-        <w:t>distribuicao</w:t>
-      </w:r>
-      <w:proofErr w:type="spellEnd"/>
-      <w:r>
-        <w:rPr>
-          <w:rFonts w:ascii="Cambria" w:hAnsi="Cambria" w:cs="Cambria"/>
-          <w:color w:val="000000"/>
-        </w:rPr>
-        <w:t xml:space="preserve"> acumulada (CDF).</w:t>
-      </w:r>
-    </w:p>
-    <w:p>
-      <w:pPr>
-        <w:autoSpaceDE w:val="0"/>
-        <w:autoSpaceDN w:val="0"/>
-        <w:adjustRightInd w:val="0"/>
-        <w:spacing w:after="0" w:line="240" w:lineRule="auto"/>
-        <w:rPr>
-          <w:rFonts w:ascii="Cambria" w:hAnsi="Cambria" w:cs="Cambria"/>
-          <w:color w:val="000000"/>
-        </w:rPr>
-      </w:pPr>
-      <w:r>
-        <w:rPr>
-          <w:rFonts w:ascii="Cambria" w:hAnsi="Cambria" w:cs="Cambria"/>
-          <w:color w:val="000000"/>
-        </w:rPr>
-        <w:t xml:space="preserve">c)Com uso da </w:t>
-      </w:r>
-      <w:proofErr w:type="spellStart"/>
-      <w:r>
-        <w:rPr>
-          <w:rFonts w:ascii="Cambria" w:hAnsi="Cambria" w:cs="Cambria"/>
-          <w:color w:val="000000"/>
-        </w:rPr>
-        <w:t>transformacao</w:t>
-      </w:r>
-      <w:proofErr w:type="spellEnd"/>
-      <w:r>
-        <w:rPr>
-          <w:rFonts w:ascii="Cambria" w:hAnsi="Cambria" w:cs="Cambria"/>
-          <w:color w:val="000000"/>
-        </w:rPr>
-        <w:t xml:space="preserve"> inversa, desenvolva um algoritmo para gerar amostras dessa</w:t>
-      </w:r>
-    </w:p>
-    <w:p>
-      <w:pPr>
-        <w:autoSpaceDE w:val="0"/>
-        <w:autoSpaceDN w:val="0"/>
-        <w:adjustRightInd w:val="0"/>
-        <w:spacing w:after="0" w:line="240" w:lineRule="auto"/>
-        <w:rPr>
-          <w:rFonts w:ascii="Cambria" w:hAnsi="Cambria" w:cs="Cambria"/>
-          <w:color w:val="000000"/>
-        </w:rPr>
-      </w:pPr>
-      <w:proofErr w:type="spellStart"/>
-      <w:r>
-        <w:rPr>
-          <w:rFonts w:ascii="Cambria" w:hAnsi="Cambria" w:cs="Cambria"/>
-          <w:color w:val="000000"/>
-        </w:rPr>
-        <w:t>distribuicao</w:t>
-      </w:r>
-      <w:proofErr w:type="spellEnd"/>
-      <w:r>
-        <w:rPr>
-          <w:rFonts w:ascii="Cambria" w:hAnsi="Cambria" w:cs="Cambria"/>
-          <w:color w:val="000000"/>
-        </w:rPr>
-        <w:t>.</w:t>
-      </w:r>
-    </w:p>
-    <w:p>
-      <w:r>
-        <w:rPr>
-          <w:rFonts w:ascii="Cambria" w:hAnsi="Cambria" w:cs="Cambria"/>
-          <w:color w:val="000000"/>
-        </w:rPr>
-        <w:t xml:space="preserve">e) Gere 1000 amostras e compare o histograma com a </w:t>
-      </w:r>
-      <w:proofErr w:type="spellStart"/>
-      <w:r>
-        <w:rPr>
-          <w:rFonts w:ascii="Cambria" w:hAnsi="Cambria" w:cs="Cambria"/>
-          <w:color w:val="000000"/>
-        </w:rPr>
-        <w:t>pdf</w:t>
-      </w:r>
-      <w:proofErr w:type="spellEnd"/>
-      <w:r>
-        <w:rPr>
-          <w:rFonts w:ascii="Cambria" w:hAnsi="Cambria" w:cs="Cambria"/>
-          <w:color w:val="000000"/>
-        </w:rPr>
-        <w:t xml:space="preserve"> </w:t>
-      </w:r>
-      <w:proofErr w:type="spellStart"/>
-      <w:r>
-        <w:rPr>
-          <w:rFonts w:ascii="Cambria" w:hAnsi="Cambria" w:cs="Cambria"/>
-          <w:color w:val="000000"/>
-        </w:rPr>
-        <w:t>teorica</w:t>
-      </w:r>
-      <w:proofErr w:type="spellEnd"/>
+        <w:spacing w:line="276" w:lineRule="auto"/>
+      </w:pPr>
+      <w:r>
+        <w:rPr>
+          <w:rFonts w:ascii="Cambria" w:hAnsi="Cambria" w:cs="Cambria"/>
+          <w:color w:val="000000"/>
+        </w:rPr>
+        <w:t xml:space="preserve">e) Gere 1000 amostras e compare o histograma com a pdf </w:t>
+      </w:r>
+      <w:r>
+        <w:rPr>
+          <w:rFonts w:ascii="Cambria" w:hAnsi="Cambria" w:cs="Cambria"/>
+          <w:color w:val="000000"/>
+        </w:rPr>
+        <w:t>teórica</w:t>
+      </w:r>
       <w:r>
         <w:rPr>
           <w:rFonts w:ascii="Cambria" w:hAnsi="Cambria" w:cs="Cambria"/>
@@ -5999,7 +11718,7 @@
     </w:p>
     <w:sectPr>
       <w:type w:val="continuous"/>
-      <w:pgSz w:w="11906" w:h="16838"/>
+      <w:pgSz w:w="12240" w:h="15840" w:code="1"/>
       <w:pgMar w:top="1417" w:right="1701" w:bottom="1417" w:left="1701" w:header="708" w:footer="708" w:gutter="0"/>
       <w:cols w:space="708"/>
       <w:docGrid w:linePitch="360"/>
@@ -6011,6 +11730,362 @@
 <file path=word/numbering.xml><?xml version="1.0" encoding="utf-8"?>
 <w:numbering xmlns:wpc="http://schemas.microsoft.com/office/word/2010/wordprocessingCanvas" xmlns:cx="http://schemas.microsoft.com/office/drawing/2014/chartex" xmlns:cx1="http://schemas.microsoft.com/office/drawing/2015/9/8/chartex" xmlns:cx2="http://schemas.microsoft.com/office/drawing/2015/10/21/chartex" xmlns:cx3="http://schemas.microsoft.com/office/drawing/2016/5/9/chartex" xmlns:cx4="http://schemas.microsoft.com/office/drawing/2016/5/10/chartex" xmlns:cx5="http://schemas.microsoft.com/office/drawing/2016/5/11/chartex" xmlns:cx6="http://schemas.microsoft.com/office/drawing/2016/5/12/chartex" xmlns:cx7="http://schemas.microsoft.com/office/drawing/2016/5/13/chartex" xmlns:cx8="http://schemas.microsoft.com/office/drawing/2016/5/14/chartex" xmlns:mc="http://schemas.openxmlformats.org/markup-compatibility/2006" xmlns:aink="http://schemas.microsoft.com/office/drawing/2016/ink" xmlns:am3d="http://schemas.microsoft.com/office/drawing/2017/model3d" xmlns:o="urn:schemas-microsoft-com:office:office" xmlns:r="http://schemas.openxmlformats.org/officeDocument/2006/relationships" xmlns:m="http://schemas.openxmlformats.org/officeDocument/2006/math" xmlns:v="urn:schemas-microsoft-com:vml" xmlns:wp14="http://schemas.microsoft.com/office/word/2010/wordprocessingDrawing" xmlns:wp="http://schemas.openxmlformats.org/drawingml/2006/wordprocessingDrawing" xmlns:w10="urn:schemas-microsoft-com:office:word" xmlns:w="http://schemas.openxmlformats.org/wordprocessingml/2006/main" xmlns:w14="http://schemas.microsoft.com/office/word/2010/wordml" xmlns:w15="http://schemas.microsoft.com/office/word/2012/wordml" xmlns:w16cex="http://schemas.microsoft.com/office/word/2018/wordml/cex" xmlns:w16cid="http://schemas.microsoft.com/office/word/2016/wordml/cid" xmlns:w16="http://schemas.microsoft.com/office/word/2018/wordml" xmlns:w16sdtdh="http://schemas.microsoft.com/office/word/2020/wordml/sdtdatahash" xmlns:w16se="http://schemas.microsoft.com/office/word/2015/wordml/symex" xmlns:wpg="http://schemas.microsoft.com/office/word/2010/wordprocessingGroup" xmlns:wpi="http://schemas.microsoft.com/office/word/2010/wordprocessingInk" xmlns:wne="http://schemas.microsoft.com/office/word/2006/wordml" xmlns:wps="http://schemas.microsoft.com/office/word/2010/wordprocessingShape" mc:Ignorable="w14 w15 w16se w16cid w16 w16cex w16sdtdh wp14">
   <w:abstractNum w:abstractNumId="0" w15:restartNumberingAfterBreak="0">
+    <w:nsid w:val="0DA077BE"/>
+    <w:multiLevelType w:val="hybridMultilevel"/>
+    <w:tmpl w:val="97C86C28"/>
+    <w:lvl w:ilvl="0" w:tplc="04160017">
+      <w:start w:val="1"/>
+      <w:numFmt w:val="lowerLetter"/>
+      <w:lvlText w:val="%1)"/>
+      <w:lvlJc w:val="left"/>
+      <w:pPr>
+        <w:ind w:left="720" w:hanging="360"/>
+      </w:pPr>
+      <w:rPr>
+        <w:rFonts w:hint="default"/>
+      </w:rPr>
+    </w:lvl>
+    <w:lvl w:ilvl="1" w:tplc="04160019" w:tentative="1">
+      <w:start w:val="1"/>
+      <w:numFmt w:val="lowerLetter"/>
+      <w:lvlText w:val="%2."/>
+      <w:lvlJc w:val="left"/>
+      <w:pPr>
+        <w:ind w:left="1440" w:hanging="360"/>
+      </w:pPr>
+    </w:lvl>
+    <w:lvl w:ilvl="2" w:tplc="0416001B" w:tentative="1">
+      <w:start w:val="1"/>
+      <w:numFmt w:val="lowerRoman"/>
+      <w:lvlText w:val="%3."/>
+      <w:lvlJc w:val="right"/>
+      <w:pPr>
+        <w:ind w:left="2160" w:hanging="180"/>
+      </w:pPr>
+    </w:lvl>
+    <w:lvl w:ilvl="3" w:tplc="0416000F" w:tentative="1">
+      <w:start w:val="1"/>
+      <w:numFmt w:val="decimal"/>
+      <w:lvlText w:val="%4."/>
+      <w:lvlJc w:val="left"/>
+      <w:pPr>
+        <w:ind w:left="2880" w:hanging="360"/>
+      </w:pPr>
+    </w:lvl>
+    <w:lvl w:ilvl="4" w:tplc="04160019" w:tentative="1">
+      <w:start w:val="1"/>
+      <w:numFmt w:val="lowerLetter"/>
+      <w:lvlText w:val="%5."/>
+      <w:lvlJc w:val="left"/>
+      <w:pPr>
+        <w:ind w:left="3600" w:hanging="360"/>
+      </w:pPr>
+    </w:lvl>
+    <w:lvl w:ilvl="5" w:tplc="0416001B" w:tentative="1">
+      <w:start w:val="1"/>
+      <w:numFmt w:val="lowerRoman"/>
+      <w:lvlText w:val="%6."/>
+      <w:lvlJc w:val="right"/>
+      <w:pPr>
+        <w:ind w:left="4320" w:hanging="180"/>
+      </w:pPr>
+    </w:lvl>
+    <w:lvl w:ilvl="6" w:tplc="0416000F" w:tentative="1">
+      <w:start w:val="1"/>
+      <w:numFmt w:val="decimal"/>
+      <w:lvlText w:val="%7."/>
+      <w:lvlJc w:val="left"/>
+      <w:pPr>
+        <w:ind w:left="5040" w:hanging="360"/>
+      </w:pPr>
+    </w:lvl>
+    <w:lvl w:ilvl="7" w:tplc="04160019" w:tentative="1">
+      <w:start w:val="1"/>
+      <w:numFmt w:val="lowerLetter"/>
+      <w:lvlText w:val="%8."/>
+      <w:lvlJc w:val="left"/>
+      <w:pPr>
+        <w:ind w:left="5760" w:hanging="360"/>
+      </w:pPr>
+    </w:lvl>
+    <w:lvl w:ilvl="8" w:tplc="0416001B" w:tentative="1">
+      <w:start w:val="1"/>
+      <w:numFmt w:val="lowerRoman"/>
+      <w:lvlText w:val="%9."/>
+      <w:lvlJc w:val="right"/>
+      <w:pPr>
+        <w:ind w:left="6480" w:hanging="180"/>
+      </w:pPr>
+    </w:lvl>
+  </w:abstractNum>
+  <w:abstractNum w:abstractNumId="1" w15:restartNumberingAfterBreak="0">
+    <w:nsid w:val="1E8205E2"/>
+    <w:multiLevelType w:val="hybridMultilevel"/>
+    <w:tmpl w:val="97C86C28"/>
+    <w:lvl w:ilvl="0" w:tplc="04160017">
+      <w:start w:val="1"/>
+      <w:numFmt w:val="lowerLetter"/>
+      <w:lvlText w:val="%1)"/>
+      <w:lvlJc w:val="left"/>
+      <w:pPr>
+        <w:ind w:left="720" w:hanging="360"/>
+      </w:pPr>
+      <w:rPr>
+        <w:rFonts w:hint="default"/>
+      </w:rPr>
+    </w:lvl>
+    <w:lvl w:ilvl="1" w:tplc="04160019" w:tentative="1">
+      <w:start w:val="1"/>
+      <w:numFmt w:val="lowerLetter"/>
+      <w:lvlText w:val="%2."/>
+      <w:lvlJc w:val="left"/>
+      <w:pPr>
+        <w:ind w:left="1440" w:hanging="360"/>
+      </w:pPr>
+    </w:lvl>
+    <w:lvl w:ilvl="2" w:tplc="0416001B" w:tentative="1">
+      <w:start w:val="1"/>
+      <w:numFmt w:val="lowerRoman"/>
+      <w:lvlText w:val="%3."/>
+      <w:lvlJc w:val="right"/>
+      <w:pPr>
+        <w:ind w:left="2160" w:hanging="180"/>
+      </w:pPr>
+    </w:lvl>
+    <w:lvl w:ilvl="3" w:tplc="0416000F" w:tentative="1">
+      <w:start w:val="1"/>
+      <w:numFmt w:val="decimal"/>
+      <w:lvlText w:val="%4."/>
+      <w:lvlJc w:val="left"/>
+      <w:pPr>
+        <w:ind w:left="2880" w:hanging="360"/>
+      </w:pPr>
+    </w:lvl>
+    <w:lvl w:ilvl="4" w:tplc="04160019" w:tentative="1">
+      <w:start w:val="1"/>
+      <w:numFmt w:val="lowerLetter"/>
+      <w:lvlText w:val="%5."/>
+      <w:lvlJc w:val="left"/>
+      <w:pPr>
+        <w:ind w:left="3600" w:hanging="360"/>
+      </w:pPr>
+    </w:lvl>
+    <w:lvl w:ilvl="5" w:tplc="0416001B" w:tentative="1">
+      <w:start w:val="1"/>
+      <w:numFmt w:val="lowerRoman"/>
+      <w:lvlText w:val="%6."/>
+      <w:lvlJc w:val="right"/>
+      <w:pPr>
+        <w:ind w:left="4320" w:hanging="180"/>
+      </w:pPr>
+    </w:lvl>
+    <w:lvl w:ilvl="6" w:tplc="0416000F" w:tentative="1">
+      <w:start w:val="1"/>
+      <w:numFmt w:val="decimal"/>
+      <w:lvlText w:val="%7."/>
+      <w:lvlJc w:val="left"/>
+      <w:pPr>
+        <w:ind w:left="5040" w:hanging="360"/>
+      </w:pPr>
+    </w:lvl>
+    <w:lvl w:ilvl="7" w:tplc="04160019" w:tentative="1">
+      <w:start w:val="1"/>
+      <w:numFmt w:val="lowerLetter"/>
+      <w:lvlText w:val="%8."/>
+      <w:lvlJc w:val="left"/>
+      <w:pPr>
+        <w:ind w:left="5760" w:hanging="360"/>
+      </w:pPr>
+    </w:lvl>
+    <w:lvl w:ilvl="8" w:tplc="0416001B" w:tentative="1">
+      <w:start w:val="1"/>
+      <w:numFmt w:val="lowerRoman"/>
+      <w:lvlText w:val="%9."/>
+      <w:lvlJc w:val="right"/>
+      <w:pPr>
+        <w:ind w:left="6480" w:hanging="180"/>
+      </w:pPr>
+    </w:lvl>
+  </w:abstractNum>
+  <w:abstractNum w:abstractNumId="2" w15:restartNumberingAfterBreak="0">
+    <w:nsid w:val="2ED1539B"/>
+    <w:multiLevelType w:val="hybridMultilevel"/>
+    <w:tmpl w:val="97C86C28"/>
+    <w:lvl w:ilvl="0" w:tplc="04160017">
+      <w:start w:val="1"/>
+      <w:numFmt w:val="lowerLetter"/>
+      <w:lvlText w:val="%1)"/>
+      <w:lvlJc w:val="left"/>
+      <w:pPr>
+        <w:ind w:left="720" w:hanging="360"/>
+      </w:pPr>
+      <w:rPr>
+        <w:rFonts w:hint="default"/>
+      </w:rPr>
+    </w:lvl>
+    <w:lvl w:ilvl="1" w:tplc="04160019" w:tentative="1">
+      <w:start w:val="1"/>
+      <w:numFmt w:val="lowerLetter"/>
+      <w:lvlText w:val="%2."/>
+      <w:lvlJc w:val="left"/>
+      <w:pPr>
+        <w:ind w:left="1440" w:hanging="360"/>
+      </w:pPr>
+    </w:lvl>
+    <w:lvl w:ilvl="2" w:tplc="0416001B" w:tentative="1">
+      <w:start w:val="1"/>
+      <w:numFmt w:val="lowerRoman"/>
+      <w:lvlText w:val="%3."/>
+      <w:lvlJc w:val="right"/>
+      <w:pPr>
+        <w:ind w:left="2160" w:hanging="180"/>
+      </w:pPr>
+    </w:lvl>
+    <w:lvl w:ilvl="3" w:tplc="0416000F" w:tentative="1">
+      <w:start w:val="1"/>
+      <w:numFmt w:val="decimal"/>
+      <w:lvlText w:val="%4."/>
+      <w:lvlJc w:val="left"/>
+      <w:pPr>
+        <w:ind w:left="2880" w:hanging="360"/>
+      </w:pPr>
+    </w:lvl>
+    <w:lvl w:ilvl="4" w:tplc="04160019" w:tentative="1">
+      <w:start w:val="1"/>
+      <w:numFmt w:val="lowerLetter"/>
+      <w:lvlText w:val="%5."/>
+      <w:lvlJc w:val="left"/>
+      <w:pPr>
+        <w:ind w:left="3600" w:hanging="360"/>
+      </w:pPr>
+    </w:lvl>
+    <w:lvl w:ilvl="5" w:tplc="0416001B" w:tentative="1">
+      <w:start w:val="1"/>
+      <w:numFmt w:val="lowerRoman"/>
+      <w:lvlText w:val="%6."/>
+      <w:lvlJc w:val="right"/>
+      <w:pPr>
+        <w:ind w:left="4320" w:hanging="180"/>
+      </w:pPr>
+    </w:lvl>
+    <w:lvl w:ilvl="6" w:tplc="0416000F" w:tentative="1">
+      <w:start w:val="1"/>
+      <w:numFmt w:val="decimal"/>
+      <w:lvlText w:val="%7."/>
+      <w:lvlJc w:val="left"/>
+      <w:pPr>
+        <w:ind w:left="5040" w:hanging="360"/>
+      </w:pPr>
+    </w:lvl>
+    <w:lvl w:ilvl="7" w:tplc="04160019" w:tentative="1">
+      <w:start w:val="1"/>
+      <w:numFmt w:val="lowerLetter"/>
+      <w:lvlText w:val="%8."/>
+      <w:lvlJc w:val="left"/>
+      <w:pPr>
+        <w:ind w:left="5760" w:hanging="360"/>
+      </w:pPr>
+    </w:lvl>
+    <w:lvl w:ilvl="8" w:tplc="0416001B" w:tentative="1">
+      <w:start w:val="1"/>
+      <w:numFmt w:val="lowerRoman"/>
+      <w:lvlText w:val="%9."/>
+      <w:lvlJc w:val="right"/>
+      <w:pPr>
+        <w:ind w:left="6480" w:hanging="180"/>
+      </w:pPr>
+    </w:lvl>
+  </w:abstractNum>
+  <w:abstractNum w:abstractNumId="3" w15:restartNumberingAfterBreak="0">
+    <w:nsid w:val="3DA811BF"/>
+    <w:multiLevelType w:val="hybridMultilevel"/>
+    <w:tmpl w:val="97C86C28"/>
+    <w:lvl w:ilvl="0" w:tplc="04160017">
+      <w:start w:val="1"/>
+      <w:numFmt w:val="lowerLetter"/>
+      <w:lvlText w:val="%1)"/>
+      <w:lvlJc w:val="left"/>
+      <w:pPr>
+        <w:ind w:left="720" w:hanging="360"/>
+      </w:pPr>
+      <w:rPr>
+        <w:rFonts w:hint="default"/>
+      </w:rPr>
+    </w:lvl>
+    <w:lvl w:ilvl="1" w:tplc="04160019" w:tentative="1">
+      <w:start w:val="1"/>
+      <w:numFmt w:val="lowerLetter"/>
+      <w:lvlText w:val="%2."/>
+      <w:lvlJc w:val="left"/>
+      <w:pPr>
+        <w:ind w:left="1440" w:hanging="360"/>
+      </w:pPr>
+    </w:lvl>
+    <w:lvl w:ilvl="2" w:tplc="0416001B" w:tentative="1">
+      <w:start w:val="1"/>
+      <w:numFmt w:val="lowerRoman"/>
+      <w:lvlText w:val="%3."/>
+      <w:lvlJc w:val="right"/>
+      <w:pPr>
+        <w:ind w:left="2160" w:hanging="180"/>
+      </w:pPr>
+    </w:lvl>
+    <w:lvl w:ilvl="3" w:tplc="0416000F" w:tentative="1">
+      <w:start w:val="1"/>
+      <w:numFmt w:val="decimal"/>
+      <w:lvlText w:val="%4."/>
+      <w:lvlJc w:val="left"/>
+      <w:pPr>
+        <w:ind w:left="2880" w:hanging="360"/>
+      </w:pPr>
+    </w:lvl>
+    <w:lvl w:ilvl="4" w:tplc="04160019" w:tentative="1">
+      <w:start w:val="1"/>
+      <w:numFmt w:val="lowerLetter"/>
+      <w:lvlText w:val="%5."/>
+      <w:lvlJc w:val="left"/>
+      <w:pPr>
+        <w:ind w:left="3600" w:hanging="360"/>
+      </w:pPr>
+    </w:lvl>
+    <w:lvl w:ilvl="5" w:tplc="0416001B" w:tentative="1">
+      <w:start w:val="1"/>
+      <w:numFmt w:val="lowerRoman"/>
+      <w:lvlText w:val="%6."/>
+      <w:lvlJc w:val="right"/>
+      <w:pPr>
+        <w:ind w:left="4320" w:hanging="180"/>
+      </w:pPr>
+    </w:lvl>
+    <w:lvl w:ilvl="6" w:tplc="0416000F" w:tentative="1">
+      <w:start w:val="1"/>
+      <w:numFmt w:val="decimal"/>
+      <w:lvlText w:val="%7."/>
+      <w:lvlJc w:val="left"/>
+      <w:pPr>
+        <w:ind w:left="5040" w:hanging="360"/>
+      </w:pPr>
+    </w:lvl>
+    <w:lvl w:ilvl="7" w:tplc="04160019" w:tentative="1">
+      <w:start w:val="1"/>
+      <w:numFmt w:val="lowerLetter"/>
+      <w:lvlText w:val="%8."/>
+      <w:lvlJc w:val="left"/>
+      <w:pPr>
+        <w:ind w:left="5760" w:hanging="360"/>
+      </w:pPr>
+    </w:lvl>
+    <w:lvl w:ilvl="8" w:tplc="0416001B" w:tentative="1">
+      <w:start w:val="1"/>
+      <w:numFmt w:val="lowerRoman"/>
+      <w:lvlText w:val="%9."/>
+      <w:lvlJc w:val="right"/>
+      <w:pPr>
+        <w:ind w:left="6480" w:hanging="180"/>
+      </w:pPr>
+    </w:lvl>
+  </w:abstractNum>
+  <w:abstractNum w:abstractNumId="4" w15:restartNumberingAfterBreak="0">
     <w:nsid w:val="562E6ADF"/>
     <w:multiLevelType w:val="hybridMultilevel"/>
     <w:tmpl w:val="8BB88464"/>
@@ -6100,8 +12175,112 @@
       </w:pPr>
     </w:lvl>
   </w:abstractNum>
+  <w:abstractNum w:abstractNumId="5" w15:restartNumberingAfterBreak="0">
+    <w:nsid w:val="768A709D"/>
+    <w:multiLevelType w:val="hybridMultilevel"/>
+    <w:tmpl w:val="F3DE3974"/>
+    <w:lvl w:ilvl="0" w:tplc="4336D5B4">
+      <w:start w:val="2"/>
+      <w:numFmt w:val="lowerLetter"/>
+      <w:lvlText w:val="%1)"/>
+      <w:lvlJc w:val="left"/>
+      <w:pPr>
+        <w:ind w:left="720" w:hanging="360"/>
+      </w:pPr>
+      <w:rPr>
+        <w:rFonts w:hint="default"/>
+      </w:rPr>
+    </w:lvl>
+    <w:lvl w:ilvl="1" w:tplc="04160019" w:tentative="1">
+      <w:start w:val="1"/>
+      <w:numFmt w:val="lowerLetter"/>
+      <w:lvlText w:val="%2."/>
+      <w:lvlJc w:val="left"/>
+      <w:pPr>
+        <w:ind w:left="1440" w:hanging="360"/>
+      </w:pPr>
+    </w:lvl>
+    <w:lvl w:ilvl="2" w:tplc="0416001B" w:tentative="1">
+      <w:start w:val="1"/>
+      <w:numFmt w:val="lowerRoman"/>
+      <w:lvlText w:val="%3."/>
+      <w:lvlJc w:val="right"/>
+      <w:pPr>
+        <w:ind w:left="2160" w:hanging="180"/>
+      </w:pPr>
+    </w:lvl>
+    <w:lvl w:ilvl="3" w:tplc="0416000F" w:tentative="1">
+      <w:start w:val="1"/>
+      <w:numFmt w:val="decimal"/>
+      <w:lvlText w:val="%4."/>
+      <w:lvlJc w:val="left"/>
+      <w:pPr>
+        <w:ind w:left="2880" w:hanging="360"/>
+      </w:pPr>
+    </w:lvl>
+    <w:lvl w:ilvl="4" w:tplc="04160019" w:tentative="1">
+      <w:start w:val="1"/>
+      <w:numFmt w:val="lowerLetter"/>
+      <w:lvlText w:val="%5."/>
+      <w:lvlJc w:val="left"/>
+      <w:pPr>
+        <w:ind w:left="3600" w:hanging="360"/>
+      </w:pPr>
+    </w:lvl>
+    <w:lvl w:ilvl="5" w:tplc="0416001B" w:tentative="1">
+      <w:start w:val="1"/>
+      <w:numFmt w:val="lowerRoman"/>
+      <w:lvlText w:val="%6."/>
+      <w:lvlJc w:val="right"/>
+      <w:pPr>
+        <w:ind w:left="4320" w:hanging="180"/>
+      </w:pPr>
+    </w:lvl>
+    <w:lvl w:ilvl="6" w:tplc="0416000F" w:tentative="1">
+      <w:start w:val="1"/>
+      <w:numFmt w:val="decimal"/>
+      <w:lvlText w:val="%7."/>
+      <w:lvlJc w:val="left"/>
+      <w:pPr>
+        <w:ind w:left="5040" w:hanging="360"/>
+      </w:pPr>
+    </w:lvl>
+    <w:lvl w:ilvl="7" w:tplc="04160019" w:tentative="1">
+      <w:start w:val="1"/>
+      <w:numFmt w:val="lowerLetter"/>
+      <w:lvlText w:val="%8."/>
+      <w:lvlJc w:val="left"/>
+      <w:pPr>
+        <w:ind w:left="5760" w:hanging="360"/>
+      </w:pPr>
+    </w:lvl>
+    <w:lvl w:ilvl="8" w:tplc="0416001B" w:tentative="1">
+      <w:start w:val="1"/>
+      <w:numFmt w:val="lowerRoman"/>
+      <w:lvlText w:val="%9."/>
+      <w:lvlJc w:val="right"/>
+      <w:pPr>
+        <w:ind w:left="6480" w:hanging="180"/>
+      </w:pPr>
+    </w:lvl>
+  </w:abstractNum>
   <w:num w:numId="1">
+    <w:abstractNumId w:val="4"/>
+  </w:num>
+  <w:num w:numId="2">
+    <w:abstractNumId w:val="3"/>
+  </w:num>
+  <w:num w:numId="3">
+    <w:abstractNumId w:val="1"/>
+  </w:num>
+  <w:num w:numId="4">
+    <w:abstractNumId w:val="2"/>
+  </w:num>
+  <w:num w:numId="5">
     <w:abstractNumId w:val="0"/>
+  </w:num>
+  <w:num w:numId="6">
+    <w:abstractNumId w:val="5"/>
   </w:num>
 </w:numbering>
 </file>
@@ -6504,7 +12683,7 @@
   <w:style w:type="paragraph" w:default="1" w:styleId="Normal">
     <w:name w:val="Normal"/>
     <w:qFormat/>
-    <w:rsid w:val="00281FE3"/>
+    <w:rsid w:val="00F56BBC"/>
   </w:style>
   <w:style w:type="character" w:default="1" w:styleId="Fontepargpadro">
     <w:name w:val="Default Paragraph Font"/>

--- a/Trabalho 1/Desenvolvimento dos Exercícios.docx
+++ b/Trabalho 1/Desenvolvimento dos Exercícios.docx
@@ -4485,6 +4485,7 @@
         <w:adjustRightInd w:val="0"/>
         <w:spacing w:after="0" w:line="276" w:lineRule="auto"/>
         <w:ind w:left="360"/>
+        <w:jc w:val="both"/>
         <w:rPr>
           <w:rFonts w:ascii="Cambria" w:eastAsiaTheme="minorEastAsia" w:hAnsi="Cambria" w:cs="Cambria"/>
           <w:color w:val="000000"/>
@@ -4507,6 +4508,7 @@
         <w:adjustRightInd w:val="0"/>
         <w:spacing w:after="0" w:line="276" w:lineRule="auto"/>
         <w:ind w:left="360"/>
+        <w:jc w:val="both"/>
         <w:rPr>
           <w:rFonts w:ascii="Cambria" w:eastAsiaTheme="minorEastAsia" w:hAnsi="Cambria" w:cs="Cambria"/>
           <w:color w:val="000000"/>
@@ -4529,6 +4531,7 @@
         <w:adjustRightInd w:val="0"/>
         <w:spacing w:after="0" w:line="276" w:lineRule="auto"/>
         <w:ind w:left="360"/>
+        <w:jc w:val="both"/>
         <w:rPr>
           <w:rFonts w:ascii="Cambria" w:eastAsiaTheme="minorEastAsia" w:hAnsi="Cambria" w:cs="Cambria"/>
           <w:color w:val="000000"/>
@@ -4551,6 +4554,7 @@
         <w:adjustRightInd w:val="0"/>
         <w:spacing w:after="0" w:line="276" w:lineRule="auto"/>
         <w:ind w:left="360"/>
+        <w:jc w:val="both"/>
         <w:rPr>
           <w:rFonts w:ascii="Cambria" w:eastAsiaTheme="minorEastAsia" w:hAnsi="Cambria" w:cs="Cambria"/>
           <w:color w:val="000000"/>
@@ -10288,16 +10292,7 @@
           <w:sz w:val="24"/>
           <w:szCs w:val="24"/>
         </w:rPr>
-        <w:t>P</w:t>
-      </w:r>
-      <w:r>
-        <w:rPr>
-          <w:rFonts w:ascii="Calibri" w:hAnsi="Calibri" w:cs="Calibri"/>
-          <w:color w:val="000000"/>
-          <w:sz w:val="24"/>
-          <w:szCs w:val="24"/>
-        </w:rPr>
-        <w:t>robabilidade de o primeiro sucesso ocorrer na 4ª tentativa</w:t>
+        <w:t>Probabilidade de o primeiro sucesso ocorrer na 4ª tentativa</w:t>
       </w:r>
     </w:p>
     <w:p>
@@ -10343,420 +10338,7 @@
             <w:rFonts w:ascii="Cambria Math" w:hAnsi="Cambria Math" w:cs="Cambria"/>
             <w:color w:val="000000"/>
           </w:rPr>
-          <m:t>p</m:t>
-        </m:r>
-        <m:r>
-          <w:rPr>
-            <w:rFonts w:ascii="Cambria Math" w:hAnsi="Cambria Math" w:cs="Cambria"/>
-            <w:color w:val="000000"/>
-          </w:rPr>
-          <m:t>=0.</m:t>
-        </m:r>
-        <m:r>
-          <w:rPr>
-            <w:rFonts w:ascii="Cambria Math" w:hAnsi="Cambria Math" w:cs="Cambria"/>
-            <w:color w:val="000000"/>
-          </w:rPr>
-          <m:t>3</m:t>
-        </m:r>
-      </m:oMath>
-      <w:r>
-        <w:rPr>
-          <w:rFonts w:ascii="Cambria" w:eastAsiaTheme="minorEastAsia" w:hAnsi="Cambria" w:cs="Cambria"/>
-          <w:color w:val="000000"/>
-        </w:rPr>
-        <w:tab/>
-      </w:r>
-      <m:oMath>
-        <m:r>
-          <w:rPr>
-            <w:rFonts w:ascii="Cambria Math" w:hAnsi="Cambria Math" w:cs="Cambria"/>
-            <w:color w:val="000000"/>
-          </w:rPr>
-          <m:t>q=0.</m:t>
-        </m:r>
-        <m:r>
-          <w:rPr>
-            <w:rFonts w:ascii="Cambria Math" w:hAnsi="Cambria Math" w:cs="Cambria"/>
-            <w:color w:val="000000"/>
-          </w:rPr>
-          <m:t>7</m:t>
-        </m:r>
-      </m:oMath>
-      <w:r>
-        <w:rPr>
-          <w:rFonts w:ascii="Cambria" w:eastAsiaTheme="minorEastAsia" w:hAnsi="Cambria" w:cs="Cambria"/>
-          <w:color w:val="000000"/>
-        </w:rPr>
-        <w:tab/>
-      </w:r>
-    </w:p>
-    <w:p>
-      <w:pPr>
-        <w:autoSpaceDE w:val="0"/>
-        <w:autoSpaceDN w:val="0"/>
-        <w:adjustRightInd w:val="0"/>
-        <w:spacing w:after="0" w:line="360" w:lineRule="auto"/>
-        <w:ind w:left="360"/>
-        <w:jc w:val="center"/>
-        <w:rPr>
-          <w:rFonts w:ascii="Cambria" w:eastAsiaTheme="minorEastAsia" w:hAnsi="Cambria" w:cs="Cambria"/>
-          <w:color w:val="000000"/>
-        </w:rPr>
-      </w:pPr>
-      <m:oMath>
-        <m:r>
-          <w:rPr>
-            <w:rFonts w:ascii="Cambria Math" w:hAnsi="Cambria Math" w:cs="Cambria"/>
-            <w:color w:val="000000"/>
-          </w:rPr>
-          <m:t>n=</m:t>
-        </m:r>
-        <m:r>
-          <w:rPr>
-            <w:rFonts w:ascii="Cambria Math" w:hAnsi="Cambria Math" w:cs="Cambria"/>
-            <w:color w:val="000000"/>
-          </w:rPr>
-          <m:t>3</m:t>
-        </m:r>
-      </m:oMath>
-      <w:r>
-        <w:rPr>
-          <w:rFonts w:ascii="Cambria" w:eastAsiaTheme="minorEastAsia" w:hAnsi="Cambria" w:cs="Cambria"/>
-          <w:color w:val="000000"/>
-        </w:rPr>
-        <w:tab/>
-      </w:r>
-      <w:r>
-        <w:rPr>
-          <w:rFonts w:ascii="Calibri" w:hAnsi="Calibri" w:cs="Calibri"/>
-          <w:color w:val="202122"/>
-          <w:sz w:val="24"/>
-          <w:szCs w:val="24"/>
-        </w:rPr>
-        <w:t>insucessos antes do primeiro sucesso</w:t>
-      </w:r>
-    </w:p>
-    <w:p>
-      <w:pPr>
-        <w:spacing w:line="276" w:lineRule="auto"/>
-      </w:pPr>
-      <m:oMathPara>
-        <m:oMath>
-          <m:r>
-            <w:rPr>
-              <w:rFonts w:ascii="Cambria Math" w:hAnsi="Cambria Math" w:cs="Cambria"/>
-              <w:color w:val="000000"/>
-            </w:rPr>
-            <m:t>P</m:t>
-          </m:r>
-          <m:d>
-            <m:dPr>
-              <m:begChr m:val="["/>
-              <m:endChr m:val="]"/>
-              <m:ctrlPr>
-                <w:rPr>
-                  <w:rFonts w:ascii="Cambria Math" w:hAnsi="Cambria Math" w:cs="Cambria"/>
-                  <w:i/>
-                  <w:color w:val="000000"/>
-                </w:rPr>
-              </m:ctrlPr>
-            </m:dPr>
-            <m:e>
-              <m:r>
-                <w:rPr>
-                  <w:rFonts w:ascii="Cambria Math" w:hAnsi="Cambria Math" w:cs="Cambria"/>
-                  <w:color w:val="000000"/>
-                </w:rPr>
-                <m:t>Y</m:t>
-              </m:r>
-              <m:r>
-                <w:rPr>
-                  <w:rFonts w:ascii="Cambria Math" w:hAnsi="Cambria Math" w:cs="Cambria"/>
-                  <w:color w:val="000000"/>
-                </w:rPr>
-                <m:t>=n</m:t>
-              </m:r>
-            </m:e>
-          </m:d>
-          <m:r>
-            <m:rPr>
-              <m:sty m:val="p"/>
-            </m:rPr>
-            <w:rPr>
-              <w:rFonts w:ascii="Cambria Math" w:hAnsi="Cambria Math"/>
-            </w:rPr>
-            <m:t xml:space="preserve">= </m:t>
-          </m:r>
-          <m:r>
-            <w:rPr>
-              <w:rFonts w:ascii="Cambria Math" w:hAnsi="Cambria Math"/>
-            </w:rPr>
-            <m:t>p*</m:t>
-          </m:r>
-          <m:sSup>
-            <m:sSupPr>
-              <m:ctrlPr>
-                <w:rPr>
-                  <w:rFonts w:ascii="Cambria Math" w:hAnsi="Cambria Math"/>
-                  <w:i/>
-                </w:rPr>
-              </m:ctrlPr>
-            </m:sSupPr>
-            <m:e>
-              <m:r>
-                <w:rPr>
-                  <w:rFonts w:ascii="Cambria Math" w:hAnsi="Cambria Math"/>
-                </w:rPr>
-                <m:t>(1-p)</m:t>
-              </m:r>
-            </m:e>
-            <m:sup>
-              <m:r>
-                <w:rPr>
-                  <w:rFonts w:ascii="Cambria Math" w:hAnsi="Cambria Math"/>
-                </w:rPr>
-                <m:t>n</m:t>
-              </m:r>
-            </m:sup>
-          </m:sSup>
-          <m:r>
-            <m:rPr>
-              <m:sty m:val="p"/>
-            </m:rPr>
-            <w:rPr>
-              <w:rFonts w:ascii="Cambria Math" w:hAnsi="Cambria Math"/>
-            </w:rPr>
-            <m:t xml:space="preserve">= </m:t>
-          </m:r>
-          <m:r>
-            <w:rPr>
-              <w:rFonts w:ascii="Cambria Math" w:hAnsi="Cambria Math"/>
-            </w:rPr>
-            <m:t>p*</m:t>
-          </m:r>
-          <m:sSup>
-            <m:sSupPr>
-              <m:ctrlPr>
-                <w:rPr>
-                  <w:rFonts w:ascii="Cambria Math" w:hAnsi="Cambria Math"/>
-                  <w:i/>
-                </w:rPr>
-              </m:ctrlPr>
-            </m:sSupPr>
-            <m:e>
-              <m:r>
-                <w:rPr>
-                  <w:rFonts w:ascii="Cambria Math" w:hAnsi="Cambria Math"/>
-                </w:rPr>
-                <m:t>q</m:t>
-              </m:r>
-            </m:e>
-            <m:sup>
-              <m:r>
-                <w:rPr>
-                  <w:rFonts w:ascii="Cambria Math" w:hAnsi="Cambria Math"/>
-                </w:rPr>
-                <m:t>n</m:t>
-              </m:r>
-            </m:sup>
-          </m:sSup>
-        </m:oMath>
-      </m:oMathPara>
-    </w:p>
-    <w:p>
-      <w:pPr>
-        <w:autoSpaceDE w:val="0"/>
-        <w:autoSpaceDN w:val="0"/>
-        <w:adjustRightInd w:val="0"/>
-        <w:spacing w:after="0" w:line="276" w:lineRule="auto"/>
-        <w:rPr>
-          <w:rFonts w:ascii="Calibri" w:eastAsiaTheme="minorEastAsia" w:hAnsi="Calibri" w:cs="Calibri"/>
-          <w:b/>
-          <w:bCs/>
-        </w:rPr>
-      </w:pPr>
-      <m:oMathPara>
-        <m:oMath>
-          <m:r>
-            <w:rPr>
-              <w:rFonts w:ascii="Cambria Math" w:hAnsi="Cambria Math" w:cs="Cambria"/>
-              <w:color w:val="000000"/>
-            </w:rPr>
-            <m:t>P</m:t>
-          </m:r>
-          <m:d>
-            <m:dPr>
-              <m:begChr m:val="["/>
-              <m:endChr m:val="]"/>
-              <m:ctrlPr>
-                <w:rPr>
-                  <w:rFonts w:ascii="Cambria Math" w:hAnsi="Cambria Math" w:cs="Cambria"/>
-                  <w:i/>
-                  <w:color w:val="000000"/>
-                </w:rPr>
-              </m:ctrlPr>
-            </m:dPr>
-            <m:e>
-              <m:r>
-                <w:rPr>
-                  <w:rFonts w:ascii="Cambria Math" w:hAnsi="Cambria Math" w:cs="Cambria"/>
-                  <w:color w:val="000000"/>
-                </w:rPr>
-                <m:t>Y=</m:t>
-              </m:r>
-              <m:r>
-                <w:rPr>
-                  <w:rFonts w:ascii="Cambria Math" w:hAnsi="Cambria Math" w:cs="Cambria"/>
-                  <w:color w:val="000000"/>
-                </w:rPr>
-                <m:t>3</m:t>
-              </m:r>
-            </m:e>
-          </m:d>
-          <m:r>
-            <m:rPr>
-              <m:sty m:val="p"/>
-            </m:rPr>
-            <w:rPr>
-              <w:rFonts w:ascii="Cambria Math" w:hAnsi="Cambria Math"/>
-            </w:rPr>
-            <m:t xml:space="preserve">= </m:t>
-          </m:r>
-          <m:r>
-            <w:rPr>
-              <w:rFonts w:ascii="Cambria Math" w:hAnsi="Cambria Math"/>
-            </w:rPr>
-            <m:t>0,3</m:t>
-          </m:r>
-          <m:r>
-            <w:rPr>
-              <w:rFonts w:ascii="Cambria Math" w:hAnsi="Cambria Math"/>
-            </w:rPr>
-            <m:t>*</m:t>
-          </m:r>
-          <m:sSup>
-            <m:sSupPr>
-              <m:ctrlPr>
-                <w:rPr>
-                  <w:rFonts w:ascii="Cambria Math" w:hAnsi="Cambria Math"/>
-                  <w:i/>
-                </w:rPr>
-              </m:ctrlPr>
-            </m:sSupPr>
-            <m:e>
-              <m:r>
-                <w:rPr>
-                  <w:rFonts w:ascii="Cambria Math" w:hAnsi="Cambria Math"/>
-                </w:rPr>
-                <m:t>0,7</m:t>
-              </m:r>
-            </m:e>
-            <m:sup>
-              <m:r>
-                <w:rPr>
-                  <w:rFonts w:ascii="Cambria Math" w:hAnsi="Cambria Math"/>
-                </w:rPr>
-                <m:t>3</m:t>
-              </m:r>
-            </m:sup>
-          </m:sSup>
-          <m:r>
-            <w:rPr>
-              <w:rFonts w:ascii="Cambria Math" w:hAnsi="Cambria Math"/>
-            </w:rPr>
-            <m:t>=0,1029≈</m:t>
-          </m:r>
-          <m:r>
-            <m:rPr>
-              <m:sty m:val="bi"/>
-            </m:rPr>
-            <w:rPr>
-              <w:rFonts w:ascii="Cambria Math" w:eastAsiaTheme="minorEastAsia" w:hAnsi="Cambria Math" w:cs="Calibri"/>
-            </w:rPr>
-            <m:t>10,29%</m:t>
-          </m:r>
-        </m:oMath>
-      </m:oMathPara>
-    </w:p>
-    <w:p>
-      <w:pPr>
-        <w:autoSpaceDE w:val="0"/>
-        <w:autoSpaceDN w:val="0"/>
-        <w:adjustRightInd w:val="0"/>
-        <w:spacing w:after="0" w:line="276" w:lineRule="auto"/>
-        <w:rPr>
-          <w:rFonts w:ascii="Calibri" w:hAnsi="Calibri" w:cs="Calibri"/>
-          <w:color w:val="000000"/>
-          <w:sz w:val="24"/>
-          <w:szCs w:val="24"/>
-        </w:rPr>
-      </w:pPr>
-    </w:p>
-    <w:p>
-      <w:pPr>
-        <w:pStyle w:val="PargrafodaLista"/>
-        <w:numPr>
-          <w:ilvl w:val="0"/>
-          <w:numId w:val="6"/>
-        </w:numPr>
-        <w:autoSpaceDE w:val="0"/>
-        <w:autoSpaceDN w:val="0"/>
-        <w:adjustRightInd w:val="0"/>
-        <w:spacing w:after="0" w:line="276" w:lineRule="auto"/>
-        <w:rPr>
-          <w:rFonts w:ascii="Calibri" w:hAnsi="Calibri" w:cs="Calibri"/>
-          <w:color w:val="000000"/>
-          <w:sz w:val="24"/>
-          <w:szCs w:val="24"/>
-        </w:rPr>
-      </w:pPr>
-      <w:r>
-        <w:rPr>
-          <w:rFonts w:ascii="Calibri" w:hAnsi="Calibri" w:cs="Calibri"/>
-          <w:color w:val="000000"/>
-          <w:sz w:val="24"/>
-          <w:szCs w:val="24"/>
-        </w:rPr>
-        <w:t>P</w:t>
-      </w:r>
-      <w:r>
-        <w:rPr>
-          <w:rFonts w:ascii="Calibri" w:hAnsi="Calibri" w:cs="Calibri"/>
-          <w:color w:val="000000"/>
-          <w:sz w:val="24"/>
-          <w:szCs w:val="24"/>
-        </w:rPr>
-        <w:t>robabilidade de precisar de mais de 6 tentativas</w:t>
-      </w:r>
-    </w:p>
-    <w:p>
-      <w:pPr>
-        <w:autoSpaceDE w:val="0"/>
-        <w:autoSpaceDN w:val="0"/>
-        <w:adjustRightInd w:val="0"/>
-        <w:spacing w:after="0" w:line="360" w:lineRule="auto"/>
-        <w:ind w:left="360"/>
-        <w:jc w:val="center"/>
-        <w:rPr>
-          <w:rFonts w:ascii="Cambria" w:eastAsiaTheme="minorEastAsia" w:hAnsi="Cambria" w:cs="Cambria"/>
-          <w:color w:val="000000"/>
-        </w:rPr>
-      </w:pPr>
-      <m:oMath>
-        <m:r>
-          <w:rPr>
-            <w:rFonts w:ascii="Cambria Math" w:hAnsi="Cambria Math" w:cs="Cambria"/>
-            <w:color w:val="000000"/>
-          </w:rPr>
-          <m:t>p</m:t>
-        </m:r>
-        <m:r>
-          <w:rPr>
-            <w:rFonts w:ascii="Cambria Math" w:hAnsi="Cambria Math" w:cs="Cambria"/>
-            <w:color w:val="000000"/>
-          </w:rPr>
-          <m:t>=0.3</m:t>
+          <m:t>p=0.3</m:t>
         </m:r>
       </m:oMath>
       <w:r>
@@ -10802,14 +10384,356 @@
             <w:rFonts w:ascii="Cambria Math" w:hAnsi="Cambria Math" w:cs="Cambria"/>
             <w:color w:val="000000"/>
           </w:rPr>
-          <m:t>n=</m:t>
+          <m:t>n=3</m:t>
         </m:r>
+      </m:oMath>
+      <w:r>
+        <w:rPr>
+          <w:rFonts w:ascii="Cambria" w:eastAsiaTheme="minorEastAsia" w:hAnsi="Cambria" w:cs="Cambria"/>
+          <w:color w:val="000000"/>
+        </w:rPr>
+        <w:tab/>
+      </w:r>
+      <w:r>
+        <w:rPr>
+          <w:rFonts w:ascii="Calibri" w:hAnsi="Calibri" w:cs="Calibri"/>
+          <w:color w:val="202122"/>
+          <w:sz w:val="24"/>
+          <w:szCs w:val="24"/>
+        </w:rPr>
+        <w:t>insucessos antes do primeiro sucesso</w:t>
+      </w:r>
+    </w:p>
+    <w:p>
+      <w:pPr>
+        <w:spacing w:line="276" w:lineRule="auto"/>
+      </w:pPr>
+      <m:oMathPara>
+        <m:oMath>
+          <m:r>
+            <w:rPr>
+              <w:rFonts w:ascii="Cambria Math" w:hAnsi="Cambria Math" w:cs="Cambria"/>
+              <w:color w:val="000000"/>
+            </w:rPr>
+            <m:t>P</m:t>
+          </m:r>
+          <m:d>
+            <m:dPr>
+              <m:begChr m:val="["/>
+              <m:endChr m:val="]"/>
+              <m:ctrlPr>
+                <w:rPr>
+                  <w:rFonts w:ascii="Cambria Math" w:hAnsi="Cambria Math" w:cs="Cambria"/>
+                  <w:i/>
+                  <w:color w:val="000000"/>
+                </w:rPr>
+              </m:ctrlPr>
+            </m:dPr>
+            <m:e>
+              <m:r>
+                <w:rPr>
+                  <w:rFonts w:ascii="Cambria Math" w:hAnsi="Cambria Math" w:cs="Cambria"/>
+                  <w:color w:val="000000"/>
+                </w:rPr>
+                <m:t>Y=n</m:t>
+              </m:r>
+            </m:e>
+          </m:d>
+          <m:r>
+            <m:rPr>
+              <m:sty m:val="p"/>
+            </m:rPr>
+            <w:rPr>
+              <w:rFonts w:ascii="Cambria Math" w:hAnsi="Cambria Math"/>
+            </w:rPr>
+            <m:t xml:space="preserve">= </m:t>
+          </m:r>
+          <m:r>
+            <w:rPr>
+              <w:rFonts w:ascii="Cambria Math" w:hAnsi="Cambria Math"/>
+            </w:rPr>
+            <m:t>p*</m:t>
+          </m:r>
+          <m:sSup>
+            <m:sSupPr>
+              <m:ctrlPr>
+                <w:rPr>
+                  <w:rFonts w:ascii="Cambria Math" w:hAnsi="Cambria Math"/>
+                  <w:i/>
+                </w:rPr>
+              </m:ctrlPr>
+            </m:sSupPr>
+            <m:e>
+              <m:r>
+                <w:rPr>
+                  <w:rFonts w:ascii="Cambria Math" w:hAnsi="Cambria Math"/>
+                </w:rPr>
+                <m:t>(1-p)</m:t>
+              </m:r>
+            </m:e>
+            <m:sup>
+              <m:r>
+                <w:rPr>
+                  <w:rFonts w:ascii="Cambria Math" w:hAnsi="Cambria Math"/>
+                </w:rPr>
+                <m:t>n</m:t>
+              </m:r>
+            </m:sup>
+          </m:sSup>
+          <m:r>
+            <m:rPr>
+              <m:sty m:val="p"/>
+            </m:rPr>
+            <w:rPr>
+              <w:rFonts w:ascii="Cambria Math" w:hAnsi="Cambria Math"/>
+            </w:rPr>
+            <m:t xml:space="preserve">= </m:t>
+          </m:r>
+          <m:r>
+            <w:rPr>
+              <w:rFonts w:ascii="Cambria Math" w:hAnsi="Cambria Math"/>
+            </w:rPr>
+            <m:t>p*</m:t>
+          </m:r>
+          <m:sSup>
+            <m:sSupPr>
+              <m:ctrlPr>
+                <w:rPr>
+                  <w:rFonts w:ascii="Cambria Math" w:hAnsi="Cambria Math"/>
+                  <w:i/>
+                </w:rPr>
+              </m:ctrlPr>
+            </m:sSupPr>
+            <m:e>
+              <m:r>
+                <w:rPr>
+                  <w:rFonts w:ascii="Cambria Math" w:hAnsi="Cambria Math"/>
+                </w:rPr>
+                <m:t>q</m:t>
+              </m:r>
+            </m:e>
+            <m:sup>
+              <m:r>
+                <w:rPr>
+                  <w:rFonts w:ascii="Cambria Math" w:hAnsi="Cambria Math"/>
+                </w:rPr>
+                <m:t>n</m:t>
+              </m:r>
+            </m:sup>
+          </m:sSup>
+        </m:oMath>
+      </m:oMathPara>
+    </w:p>
+    <w:p>
+      <w:pPr>
+        <w:autoSpaceDE w:val="0"/>
+        <w:autoSpaceDN w:val="0"/>
+        <w:adjustRightInd w:val="0"/>
+        <w:spacing w:after="0" w:line="276" w:lineRule="auto"/>
+        <w:rPr>
+          <w:rFonts w:ascii="Calibri" w:eastAsiaTheme="minorEastAsia" w:hAnsi="Calibri" w:cs="Calibri"/>
+          <w:b/>
+          <w:bCs/>
+        </w:rPr>
+      </w:pPr>
+      <m:oMathPara>
+        <m:oMath>
+          <m:r>
+            <w:rPr>
+              <w:rFonts w:ascii="Cambria Math" w:hAnsi="Cambria Math" w:cs="Cambria"/>
+              <w:color w:val="000000"/>
+            </w:rPr>
+            <m:t>P</m:t>
+          </m:r>
+          <m:d>
+            <m:dPr>
+              <m:begChr m:val="["/>
+              <m:endChr m:val="]"/>
+              <m:ctrlPr>
+                <w:rPr>
+                  <w:rFonts w:ascii="Cambria Math" w:hAnsi="Cambria Math" w:cs="Cambria"/>
+                  <w:i/>
+                  <w:color w:val="000000"/>
+                </w:rPr>
+              </m:ctrlPr>
+            </m:dPr>
+            <m:e>
+              <m:r>
+                <w:rPr>
+                  <w:rFonts w:ascii="Cambria Math" w:hAnsi="Cambria Math" w:cs="Cambria"/>
+                  <w:color w:val="000000"/>
+                </w:rPr>
+                <m:t>Y=3</m:t>
+              </m:r>
+            </m:e>
+          </m:d>
+          <m:r>
+            <m:rPr>
+              <m:sty m:val="p"/>
+            </m:rPr>
+            <w:rPr>
+              <w:rFonts w:ascii="Cambria Math" w:hAnsi="Cambria Math"/>
+            </w:rPr>
+            <m:t xml:space="preserve">= </m:t>
+          </m:r>
+          <m:r>
+            <w:rPr>
+              <w:rFonts w:ascii="Cambria Math" w:hAnsi="Cambria Math"/>
+            </w:rPr>
+            <m:t>0,3*</m:t>
+          </m:r>
+          <m:sSup>
+            <m:sSupPr>
+              <m:ctrlPr>
+                <w:rPr>
+                  <w:rFonts w:ascii="Cambria Math" w:hAnsi="Cambria Math"/>
+                  <w:i/>
+                </w:rPr>
+              </m:ctrlPr>
+            </m:sSupPr>
+            <m:e>
+              <m:r>
+                <w:rPr>
+                  <w:rFonts w:ascii="Cambria Math" w:hAnsi="Cambria Math"/>
+                </w:rPr>
+                <m:t>0,7</m:t>
+              </m:r>
+            </m:e>
+            <m:sup>
+              <m:r>
+                <w:rPr>
+                  <w:rFonts w:ascii="Cambria Math" w:hAnsi="Cambria Math"/>
+                </w:rPr>
+                <m:t>3</m:t>
+              </m:r>
+            </m:sup>
+          </m:sSup>
+          <m:r>
+            <w:rPr>
+              <w:rFonts w:ascii="Cambria Math" w:hAnsi="Cambria Math"/>
+            </w:rPr>
+            <m:t>=0,1029≈</m:t>
+          </m:r>
+          <m:r>
+            <m:rPr>
+              <m:sty m:val="bi"/>
+            </m:rPr>
+            <w:rPr>
+              <w:rFonts w:ascii="Cambria Math" w:eastAsiaTheme="minorEastAsia" w:hAnsi="Cambria Math" w:cs="Calibri"/>
+            </w:rPr>
+            <m:t>10,29%</m:t>
+          </m:r>
+        </m:oMath>
+      </m:oMathPara>
+    </w:p>
+    <w:p>
+      <w:pPr>
+        <w:autoSpaceDE w:val="0"/>
+        <w:autoSpaceDN w:val="0"/>
+        <w:adjustRightInd w:val="0"/>
+        <w:spacing w:after="0" w:line="276" w:lineRule="auto"/>
+        <w:rPr>
+          <w:rFonts w:ascii="Calibri" w:hAnsi="Calibri" w:cs="Calibri"/>
+          <w:color w:val="000000"/>
+          <w:sz w:val="24"/>
+          <w:szCs w:val="24"/>
+        </w:rPr>
+      </w:pPr>
+    </w:p>
+    <w:p>
+      <w:pPr>
+        <w:pStyle w:val="PargrafodaLista"/>
+        <w:numPr>
+          <w:ilvl w:val="0"/>
+          <w:numId w:val="6"/>
+        </w:numPr>
+        <w:autoSpaceDE w:val="0"/>
+        <w:autoSpaceDN w:val="0"/>
+        <w:adjustRightInd w:val="0"/>
+        <w:spacing w:after="0" w:line="276" w:lineRule="auto"/>
+        <w:rPr>
+          <w:rFonts w:ascii="Calibri" w:hAnsi="Calibri" w:cs="Calibri"/>
+          <w:color w:val="000000"/>
+          <w:sz w:val="24"/>
+          <w:szCs w:val="24"/>
+        </w:rPr>
+      </w:pPr>
+      <w:r>
+        <w:rPr>
+          <w:rFonts w:ascii="Calibri" w:hAnsi="Calibri" w:cs="Calibri"/>
+          <w:color w:val="000000"/>
+          <w:sz w:val="24"/>
+          <w:szCs w:val="24"/>
+        </w:rPr>
+        <w:t>Probabilidade de precisar de mais de 6 tentativas</w:t>
+      </w:r>
+    </w:p>
+    <w:p>
+      <w:pPr>
+        <w:autoSpaceDE w:val="0"/>
+        <w:autoSpaceDN w:val="0"/>
+        <w:adjustRightInd w:val="0"/>
+        <w:spacing w:after="0" w:line="360" w:lineRule="auto"/>
+        <w:ind w:left="360"/>
+        <w:jc w:val="center"/>
+        <w:rPr>
+          <w:rFonts w:ascii="Cambria" w:eastAsiaTheme="minorEastAsia" w:hAnsi="Cambria" w:cs="Cambria"/>
+          <w:color w:val="000000"/>
+        </w:rPr>
+      </w:pPr>
+      <m:oMath>
         <m:r>
           <w:rPr>
             <w:rFonts w:ascii="Cambria Math" w:hAnsi="Cambria Math" w:cs="Cambria"/>
             <w:color w:val="000000"/>
           </w:rPr>
-          <m:t>3</m:t>
+          <m:t>p=0.3</m:t>
+        </m:r>
+      </m:oMath>
+      <w:r>
+        <w:rPr>
+          <w:rFonts w:ascii="Cambria" w:eastAsiaTheme="minorEastAsia" w:hAnsi="Cambria" w:cs="Cambria"/>
+          <w:color w:val="000000"/>
+        </w:rPr>
+        <w:tab/>
+      </w:r>
+      <m:oMath>
+        <m:r>
+          <w:rPr>
+            <w:rFonts w:ascii="Cambria Math" w:hAnsi="Cambria Math" w:cs="Cambria"/>
+            <w:color w:val="000000"/>
+          </w:rPr>
+          <m:t>q=0.7</m:t>
+        </m:r>
+      </m:oMath>
+      <w:r>
+        <w:rPr>
+          <w:rFonts w:ascii="Cambria" w:eastAsiaTheme="minorEastAsia" w:hAnsi="Cambria" w:cs="Cambria"/>
+          <w:color w:val="000000"/>
+        </w:rPr>
+        <w:tab/>
+      </w:r>
+    </w:p>
+    <w:p>
+      <w:pPr>
+        <w:autoSpaceDE w:val="0"/>
+        <w:autoSpaceDN w:val="0"/>
+        <w:adjustRightInd w:val="0"/>
+        <w:spacing w:after="0" w:line="360" w:lineRule="auto"/>
+        <w:ind w:left="360"/>
+        <w:jc w:val="center"/>
+        <w:rPr>
+          <w:rFonts w:ascii="Cambria" w:eastAsiaTheme="minorEastAsia" w:hAnsi="Cambria" w:cs="Cambria"/>
+          <w:color w:val="000000"/>
+        </w:rPr>
+      </w:pPr>
+      <m:oMath>
+        <m:r>
+          <w:rPr>
+            <w:rFonts w:ascii="Cambria Math" w:hAnsi="Cambria Math" w:cs="Cambria"/>
+            <w:color w:val="000000"/>
+          </w:rPr>
+          <m:t>n=3</m:t>
         </m:r>
       </m:oMath>
       <w:r>
@@ -10867,21 +10791,7 @@
                   <w:rFonts w:ascii="Cambria Math" w:hAnsi="Cambria Math" w:cs="Cambria"/>
                   <w:color w:val="000000"/>
                 </w:rPr>
-                <m:t>Y</m:t>
-              </m:r>
-              <m:r>
-                <w:rPr>
-                  <w:rFonts w:ascii="Cambria Math" w:hAnsi="Cambria Math" w:cs="Cambria"/>
-                  <w:color w:val="000000"/>
-                </w:rPr>
-                <m:t>≥</m:t>
-              </m:r>
-              <m:r>
-                <w:rPr>
-                  <w:rFonts w:ascii="Cambria Math" w:hAnsi="Cambria Math" w:cs="Cambria"/>
-                  <w:color w:val="000000"/>
-                </w:rPr>
-                <m:t>n</m:t>
+                <m:t>Y≥n</m:t>
               </m:r>
             </m:e>
           </m:d>
@@ -10962,14 +10872,7 @@
                   <w:rFonts w:ascii="Cambria Math" w:hAnsi="Cambria Math" w:cs="Cambria"/>
                   <w:color w:val="000000"/>
                 </w:rPr>
-                <m:t>Y</m:t>
-              </m:r>
-              <m:r>
-                <w:rPr>
-                  <w:rFonts w:ascii="Cambria Math" w:hAnsi="Cambria Math" w:cs="Cambria"/>
-                  <w:color w:val="000000"/>
-                </w:rPr>
-                <m:t>≥6</m:t>
+                <m:t>Y≥6</m:t>
               </m:r>
             </m:e>
           </m:d>
@@ -11012,19 +10915,7 @@
             <w:rPr>
               <w:rFonts w:ascii="Cambria Math" w:hAnsi="Cambria Math"/>
             </w:rPr>
-            <m:t>=0,1</m:t>
-          </m:r>
-          <m:r>
-            <w:rPr>
-              <w:rFonts w:ascii="Cambria Math" w:hAnsi="Cambria Math"/>
-            </w:rPr>
-            <m:t>17649</m:t>
-          </m:r>
-          <m:r>
-            <w:rPr>
-              <w:rFonts w:ascii="Cambria Math" w:hAnsi="Cambria Math"/>
-            </w:rPr>
-            <m:t>≈</m:t>
+            <m:t>=0,117649≈</m:t>
           </m:r>
           <m:r>
             <m:rPr>
@@ -11033,16 +10924,7 @@
             <w:rPr>
               <w:rFonts w:ascii="Cambria Math" w:eastAsiaTheme="minorEastAsia" w:hAnsi="Cambria Math" w:cs="Calibri"/>
             </w:rPr>
-            <m:t>11,76</m:t>
-          </m:r>
-          <m:r>
-            <m:rPr>
-              <m:sty m:val="bi"/>
-            </m:rPr>
-            <w:rPr>
-              <w:rFonts w:ascii="Cambria Math" w:eastAsiaTheme="minorEastAsia" w:hAnsi="Cambria Math" w:cs="Calibri"/>
-            </w:rPr>
-            <m:t>%</m:t>
+            <m:t>11,76%</m:t>
           </m:r>
         </m:oMath>
       </m:oMathPara>
@@ -11106,13 +10988,7 @@
           <w:rPr>
             <w:rFonts w:ascii="Cambria Math" w:hAnsi="Cambria Math"/>
           </w:rPr>
-          <m:t>E[Y]</m:t>
-        </m:r>
-        <m:r>
-          <w:rPr>
-            <w:rFonts w:ascii="Cambria Math" w:hAnsi="Cambria Math"/>
-          </w:rPr>
-          <m:t>=</m:t>
+          <m:t>E[Y]=</m:t>
         </m:r>
         <m:f>
           <m:fPr>
@@ -11152,13 +11028,7 @@
           <w:rPr>
             <w:rFonts w:ascii="Cambria Math" w:eastAsiaTheme="minorEastAsia" w:hAnsi="Cambria Math"/>
           </w:rPr>
-          <m:t>E[Y]</m:t>
-        </m:r>
-        <m:r>
-          <w:rPr>
-            <w:rFonts w:ascii="Cambria Math" w:eastAsiaTheme="minorEastAsia" w:hAnsi="Cambria Math"/>
-          </w:rPr>
-          <m:t>=</m:t>
+          <m:t>E[Y]=</m:t>
         </m:r>
         <m:f>
           <m:fPr>
@@ -11244,18 +11114,7 @@
           <w:sz w:val="24"/>
           <w:szCs w:val="24"/>
         </w:rPr>
-        <w:t>tentativa</w:t>
-      </w:r>
-      <w:r>
-        <w:rPr>
-          <w:rFonts w:ascii="Calibri" w:hAnsi="Calibri" w:cs="Calibri"/>
-          <w:b/>
-          <w:bCs/>
-          <w:color w:val="000000"/>
-          <w:sz w:val="24"/>
-          <w:szCs w:val="24"/>
-        </w:rPr>
-        <w:t>s</w:t>
+        <w:t>tentativas</w:t>
       </w:r>
     </w:p>
     <w:p>
@@ -11275,13 +11134,7 @@
           <w:rPr>
             <w:rFonts w:ascii="Cambria Math" w:hAnsi="Cambria Math"/>
           </w:rPr>
-          <m:t>Var(Y)</m:t>
-        </m:r>
-        <m:r>
-          <w:rPr>
-            <w:rFonts w:ascii="Cambria Math" w:hAnsi="Cambria Math"/>
-          </w:rPr>
-          <m:t>=</m:t>
+          <m:t>Var(Y)=</m:t>
         </m:r>
         <m:f>
           <m:fPr>
@@ -11347,13 +11200,7 @@
           <w:rPr>
             <w:rFonts w:ascii="Cambria Math" w:hAnsi="Cambria Math"/>
           </w:rPr>
-          <m:t>Var(Y)</m:t>
-        </m:r>
-        <m:r>
-          <w:rPr>
-            <w:rFonts w:ascii="Cambria Math" w:hAnsi="Cambria Math"/>
-          </w:rPr>
-          <m:t>=</m:t>
+          <m:t>Var(Y)=</m:t>
         </m:r>
         <m:f>
           <m:fPr>
@@ -11405,19 +11252,7 @@
           <w:rPr>
             <w:rFonts w:ascii="Cambria Math" w:eastAsiaTheme="minorEastAsia" w:hAnsi="Cambria Math"/>
           </w:rPr>
-          <m:t>=</m:t>
-        </m:r>
-        <m:r>
-          <w:rPr>
-            <w:rFonts w:ascii="Cambria Math" w:eastAsiaTheme="minorEastAsia" w:hAnsi="Cambria Math"/>
-          </w:rPr>
-          <m:t>7</m:t>
-        </m:r>
-        <m:r>
-          <w:rPr>
-            <w:rFonts w:ascii="Cambria Math" w:eastAsiaTheme="minorEastAsia" w:hAnsi="Cambria Math"/>
-          </w:rPr>
-          <m:t>,</m:t>
+          <m:t>=7,</m:t>
         </m:r>
         <m:acc>
           <m:accPr>
@@ -11693,6 +11528,10 @@
     <w:p>
       <w:pPr>
         <w:spacing w:line="276" w:lineRule="auto"/>
+        <w:rPr>
+          <w:rFonts w:ascii="Cambria" w:hAnsi="Cambria" w:cs="Cambria"/>
+          <w:color w:val="000000"/>
+        </w:rPr>
       </w:pPr>
       <w:r>
         <w:rPr>
@@ -11715,6 +11554,779 @@
         </w:rPr>
         <w:t>.</w:t>
       </w:r>
+    </w:p>
+    <w:p>
+      <w:pPr>
+        <w:spacing w:line="276" w:lineRule="auto"/>
+        <w:rPr>
+          <w:rFonts w:ascii="Cambria" w:hAnsi="Cambria" w:cs="Cambria"/>
+          <w:color w:val="000000"/>
+        </w:rPr>
+      </w:pPr>
+      <w:r>
+        <w:rPr>
+          <w:rFonts w:ascii="Cambria" w:hAnsi="Cambria" w:cs="Cambria"/>
+          <w:color w:val="000000"/>
+        </w:rPr>
+        <w:t xml:space="preserve">Respostas: </w:t>
+      </w:r>
+    </w:p>
+    <w:p>
+      <w:pPr>
+        <w:pStyle w:val="PargrafodaLista"/>
+        <w:numPr>
+          <w:ilvl w:val="0"/>
+          <w:numId w:val="7"/>
+        </w:numPr>
+        <w:autoSpaceDE w:val="0"/>
+        <w:autoSpaceDN w:val="0"/>
+        <w:adjustRightInd w:val="0"/>
+        <w:spacing w:after="0" w:line="276" w:lineRule="auto"/>
+        <w:rPr>
+          <w:rFonts w:ascii="Cambria" w:hAnsi="Cambria" w:cs="Cambria"/>
+          <w:color w:val="000000"/>
+        </w:rPr>
+      </w:pPr>
+      <w:r>
+        <w:rPr>
+          <w:rFonts w:ascii="Cambria" w:hAnsi="Cambria" w:cs="Cambria"/>
+          <w:color w:val="000000"/>
+        </w:rPr>
+        <w:t>Verifique que f(x) e uma densidade válida</w:t>
+      </w:r>
+    </w:p>
+    <w:p>
+      <w:pPr>
+        <w:spacing w:line="276" w:lineRule="auto"/>
+        <w:jc w:val="center"/>
+        <w:rPr>
+          <w:lang w:val="es-ES"/>
+        </w:rPr>
+      </w:pPr>
+      <w:r>
+        <w:rPr>
+          <w:lang w:val="es-ES"/>
+        </w:rPr>
+        <w:t>Una pdf es válida si:</w:t>
+      </w:r>
+    </w:p>
+    <w:p>
+      <w:pPr>
+        <w:spacing w:line="276" w:lineRule="auto"/>
+        <w:jc w:val="center"/>
+        <w:rPr>
+          <w:rStyle w:val="mclose"/>
+          <w:rFonts w:eastAsiaTheme="minorEastAsia"/>
+        </w:rPr>
+      </w:pPr>
+      <m:oMath>
+        <m:r>
+          <w:rPr>
+            <w:rFonts w:ascii="Cambria Math" w:hAnsi="Cambria Math"/>
+            <w:lang w:val="en-US"/>
+          </w:rPr>
+          <m:t>f</m:t>
+        </m:r>
+        <m:d>
+          <m:dPr>
+            <m:ctrlPr>
+              <w:rPr>
+                <w:rFonts w:ascii="Cambria Math" w:hAnsi="Cambria Math"/>
+                <w:i/>
+                <w:lang w:val="en-US"/>
+              </w:rPr>
+            </m:ctrlPr>
+          </m:dPr>
+          <m:e>
+            <m:r>
+              <w:rPr>
+                <w:rFonts w:ascii="Cambria Math" w:hAnsi="Cambria Math"/>
+                <w:lang w:val="en-US"/>
+              </w:rPr>
+              <m:t>x</m:t>
+            </m:r>
+          </m:e>
+        </m:d>
+        <m:r>
+          <w:rPr>
+            <w:rFonts w:ascii="Cambria Math" w:hAnsi="Cambria Math"/>
+            <w:lang w:val="en-US"/>
+          </w:rPr>
+          <m:t>≥</m:t>
+        </m:r>
+        <m:r>
+          <w:rPr>
+            <w:rFonts w:ascii="Cambria Math" w:hAnsi="Cambria Math"/>
+            <w:lang w:val="en-US"/>
+          </w:rPr>
+          <m:t>0</m:t>
+        </m:r>
+      </m:oMath>
+      <w:r>
+        <w:rPr>
+          <w:lang w:val="en-US"/>
+        </w:rPr>
+        <w:tab/>
+      </w:r>
+      <m:oMath>
+        <m:r>
+          <m:rPr>
+            <m:sty m:val="p"/>
+          </m:rPr>
+          <w:rPr>
+            <w:rStyle w:val="mord"/>
+            <w:rFonts w:ascii="Cambria Math" w:hAnsi="Cambria Math"/>
+          </w:rPr>
+          <m:t>2x</m:t>
+        </m:r>
+        <m:r>
+          <m:rPr>
+            <m:sty m:val="p"/>
+          </m:rPr>
+          <w:rPr>
+            <w:rStyle w:val="mrel"/>
+            <w:rFonts w:ascii="Cambria Math" w:hAnsi="Cambria Math"/>
+          </w:rPr>
+          <m:t>≥</m:t>
+        </m:r>
+        <m:r>
+          <m:rPr>
+            <m:sty m:val="p"/>
+          </m:rPr>
+          <w:rPr>
+            <w:rStyle w:val="mord"/>
+            <w:rFonts w:ascii="Cambria Math" w:hAnsi="Cambria Math"/>
+          </w:rPr>
+          <m:t>0</m:t>
+        </m:r>
+        <m:r>
+          <m:rPr>
+            <m:sty m:val="p"/>
+          </m:rPr>
+          <w:rPr>
+            <w:rStyle w:val="mord"/>
+            <w:rFonts w:ascii="Cambria Math" w:hAnsi="Cambria Math"/>
+          </w:rPr>
+          <m:t xml:space="preserve"> </m:t>
+        </m:r>
+        <m:r>
+          <m:rPr>
+            <m:sty m:val="p"/>
+          </m:rPr>
+          <w:rPr>
+            <w:rStyle w:val="mord"/>
+            <w:rFonts w:ascii="Cambria Math" w:hAnsi="Cambria Math"/>
+          </w:rPr>
+          <m:t>en</m:t>
+        </m:r>
+        <m:r>
+          <m:rPr>
+            <m:sty m:val="p"/>
+          </m:rPr>
+          <w:rPr>
+            <w:rStyle w:val="mord"/>
+            <w:rFonts w:ascii="Cambria Math" w:hAnsi="Cambria Math"/>
+          </w:rPr>
+          <m:t xml:space="preserve"> </m:t>
+        </m:r>
+        <m:r>
+          <m:rPr>
+            <m:sty m:val="p"/>
+          </m:rPr>
+          <w:rPr>
+            <w:rStyle w:val="mopen"/>
+            <w:rFonts w:ascii="Cambria Math" w:hAnsi="Cambria Math"/>
+          </w:rPr>
+          <m:t>[</m:t>
+        </m:r>
+        <m:r>
+          <m:rPr>
+            <m:sty m:val="p"/>
+          </m:rPr>
+          <w:rPr>
+            <w:rStyle w:val="mord"/>
+            <w:rFonts w:ascii="Cambria Math" w:hAnsi="Cambria Math"/>
+          </w:rPr>
+          <m:t>0</m:t>
+        </m:r>
+        <m:r>
+          <m:rPr>
+            <m:sty m:val="p"/>
+          </m:rPr>
+          <w:rPr>
+            <w:rStyle w:val="mpunct"/>
+            <w:rFonts w:ascii="Cambria Math" w:hAnsi="Cambria Math"/>
+          </w:rPr>
+          <m:t>,</m:t>
+        </m:r>
+        <m:r>
+          <m:rPr>
+            <m:sty m:val="p"/>
+          </m:rPr>
+          <w:rPr>
+            <w:rStyle w:val="mord"/>
+            <w:rFonts w:ascii="Cambria Math" w:hAnsi="Cambria Math"/>
+          </w:rPr>
+          <m:t>1</m:t>
+        </m:r>
+        <m:r>
+          <m:rPr>
+            <m:sty m:val="p"/>
+          </m:rPr>
+          <w:rPr>
+            <w:rStyle w:val="mclose"/>
+            <w:rFonts w:ascii="Cambria Math" w:hAnsi="Cambria Math"/>
+          </w:rPr>
+          <m:t>]</m:t>
+        </m:r>
+      </m:oMath>
+    </w:p>
+    <w:p>
+      <w:pPr>
+        <w:spacing w:line="276" w:lineRule="auto"/>
+        <w:jc w:val="center"/>
+        <w:rPr>
+          <w:rStyle w:val="mclose"/>
+          <w:lang w:val="en-US"/>
+        </w:rPr>
+      </w:pPr>
+      <m:oMath>
+        <m:nary>
+          <m:naryPr>
+            <m:limLoc m:val="undOvr"/>
+            <m:subHide m:val="1"/>
+            <m:supHide m:val="1"/>
+            <m:ctrlPr>
+              <w:rPr>
+                <w:rFonts w:ascii="Cambria Math" w:hAnsi="Cambria Math"/>
+                <w:i/>
+                <w:lang w:val="en-US"/>
+              </w:rPr>
+            </m:ctrlPr>
+          </m:naryPr>
+          <m:sub/>
+          <m:sup/>
+          <m:e>
+            <m:r>
+              <w:rPr>
+                <w:rFonts w:ascii="Cambria Math" w:hAnsi="Cambria Math"/>
+                <w:lang w:val="en-US"/>
+              </w:rPr>
+              <m:t>f</m:t>
+            </m:r>
+            <m:d>
+              <m:dPr>
+                <m:ctrlPr>
+                  <w:rPr>
+                    <w:rFonts w:ascii="Cambria Math" w:hAnsi="Cambria Math"/>
+                    <w:i/>
+                    <w:lang w:val="en-US"/>
+                  </w:rPr>
+                </m:ctrlPr>
+              </m:dPr>
+              <m:e>
+                <m:r>
+                  <w:rPr>
+                    <w:rFonts w:ascii="Cambria Math" w:hAnsi="Cambria Math"/>
+                    <w:lang w:val="en-US"/>
+                  </w:rPr>
+                  <m:t>x</m:t>
+                </m:r>
+              </m:e>
+            </m:d>
+            <m:r>
+              <m:rPr>
+                <m:sty m:val="p"/>
+              </m:rPr>
+              <w:rPr>
+                <w:rStyle w:val="mord"/>
+                <w:rFonts w:ascii="Cambria Math" w:hAnsi="Cambria Math"/>
+              </w:rPr>
+              <m:t>d</m:t>
+            </m:r>
+            <m:r>
+              <w:rPr>
+                <w:rFonts w:ascii="Cambria Math" w:hAnsi="Cambria Math"/>
+                <w:lang w:val="en-US"/>
+              </w:rPr>
+              <m:t>x</m:t>
+            </m:r>
+          </m:e>
+        </m:nary>
+        <m:r>
+          <m:rPr>
+            <m:sty m:val="p"/>
+          </m:rPr>
+          <w:rPr>
+            <w:rStyle w:val="mrel"/>
+            <w:rFonts w:ascii="Cambria Math" w:hAnsi="Cambria Math"/>
+          </w:rPr>
+          <m:t>=</m:t>
+        </m:r>
+        <m:r>
+          <m:rPr>
+            <m:sty m:val="p"/>
+          </m:rPr>
+          <w:rPr>
+            <w:rStyle w:val="mord"/>
+            <w:rFonts w:ascii="Cambria Math" w:hAnsi="Cambria Math"/>
+          </w:rPr>
+          <m:t>1</m:t>
+        </m:r>
+      </m:oMath>
+      <w:r>
+        <w:rPr>
+          <w:rStyle w:val="mord"/>
+          <w:rFonts w:eastAsiaTheme="minorEastAsia"/>
+        </w:rPr>
+        <w:tab/>
+      </w:r>
+      <w:r>
+        <w:rPr>
+          <w:rStyle w:val="mord"/>
+          <w:rFonts w:eastAsiaTheme="minorEastAsia"/>
+        </w:rPr>
+        <w:tab/>
+      </w:r>
+      <m:oMath>
+        <m:nary>
+          <m:naryPr>
+            <m:limLoc m:val="subSup"/>
+            <m:ctrlPr>
+              <w:rPr>
+                <w:rStyle w:val="mord"/>
+                <w:rFonts w:ascii="Cambria Math" w:eastAsiaTheme="minorEastAsia" w:hAnsi="Cambria Math"/>
+                <w:i/>
+              </w:rPr>
+            </m:ctrlPr>
+          </m:naryPr>
+          <m:sub>
+            <m:r>
+              <w:rPr>
+                <w:rStyle w:val="mord"/>
+                <w:rFonts w:ascii="Cambria Math" w:eastAsiaTheme="minorEastAsia" w:hAnsi="Cambria Math"/>
+              </w:rPr>
+              <m:t>0</m:t>
+            </m:r>
+          </m:sub>
+          <m:sup>
+            <m:r>
+              <w:rPr>
+                <w:rStyle w:val="mord"/>
+                <w:rFonts w:ascii="Cambria Math" w:eastAsiaTheme="minorEastAsia" w:hAnsi="Cambria Math"/>
+              </w:rPr>
+              <m:t>1</m:t>
+            </m:r>
+          </m:sup>
+          <m:e>
+            <m:r>
+              <w:rPr>
+                <w:rStyle w:val="mord"/>
+                <w:rFonts w:ascii="Cambria Math" w:eastAsiaTheme="minorEastAsia" w:hAnsi="Cambria Math"/>
+              </w:rPr>
+              <m:t>2xdx=1</m:t>
+            </m:r>
+          </m:e>
+        </m:nary>
+      </m:oMath>
+    </w:p>
+    <w:p>
+      <w:pPr>
+        <w:pStyle w:val="PargrafodaLista"/>
+        <w:numPr>
+          <w:ilvl w:val="0"/>
+          <w:numId w:val="7"/>
+        </w:numPr>
+        <w:spacing w:line="276" w:lineRule="auto"/>
+      </w:pPr>
+      <w:r>
+        <w:rPr>
+          <w:rFonts w:ascii="Cambria" w:hAnsi="Cambria" w:cs="Cambria"/>
+          <w:color w:val="000000"/>
+        </w:rPr>
+        <w:t>F</w:t>
+      </w:r>
+      <w:r>
+        <w:rPr>
+          <w:rFonts w:ascii="Cambria" w:hAnsi="Cambria" w:cs="Cambria"/>
+          <w:color w:val="000000"/>
+        </w:rPr>
+        <w:t>unção distribuição acumulada (CDF)</w:t>
+      </w:r>
+    </w:p>
+    <w:p>
+      <w:pPr>
+        <w:spacing w:line="276" w:lineRule="auto"/>
+      </w:pPr>
+    </w:p>
+    <w:p>
+      <w:pPr>
+        <w:spacing w:line="276" w:lineRule="auto"/>
+        <w:rPr>
+          <w:rFonts w:eastAsiaTheme="minorEastAsia"/>
+        </w:rPr>
+      </w:pPr>
+      <m:oMathPara>
+        <m:oMath>
+          <m:r>
+            <w:rPr>
+              <w:rFonts w:ascii="Cambria Math" w:hAnsi="Cambria Math"/>
+            </w:rPr>
+            <m:t>F</m:t>
+          </m:r>
+          <m:d>
+            <m:dPr>
+              <m:ctrlPr>
+                <w:rPr>
+                  <w:rFonts w:ascii="Cambria Math" w:hAnsi="Cambria Math"/>
+                  <w:i/>
+                </w:rPr>
+              </m:ctrlPr>
+            </m:dPr>
+            <m:e>
+              <m:r>
+                <w:rPr>
+                  <w:rFonts w:ascii="Cambria Math" w:hAnsi="Cambria Math"/>
+                </w:rPr>
+                <m:t>x</m:t>
+              </m:r>
+            </m:e>
+          </m:d>
+          <m:r>
+            <w:rPr>
+              <w:rFonts w:ascii="Cambria Math" w:hAnsi="Cambria Math"/>
+            </w:rPr>
+            <m:t>=P</m:t>
+          </m:r>
+          <m:d>
+            <m:dPr>
+              <m:begChr m:val="["/>
+              <m:endChr m:val="]"/>
+              <m:ctrlPr>
+                <w:rPr>
+                  <w:rFonts w:ascii="Cambria Math" w:hAnsi="Cambria Math"/>
+                  <w:i/>
+                </w:rPr>
+              </m:ctrlPr>
+            </m:dPr>
+            <m:e>
+              <m:r>
+                <w:rPr>
+                  <w:rFonts w:ascii="Cambria Math" w:hAnsi="Cambria Math"/>
+                </w:rPr>
+                <m:t>X&lt;x</m:t>
+              </m:r>
+            </m:e>
+          </m:d>
+        </m:oMath>
+      </m:oMathPara>
+    </w:p>
+    <w:p>
+      <w:pPr>
+        <w:spacing w:line="276" w:lineRule="auto"/>
+        <w:rPr>
+          <w:rFonts w:eastAsiaTheme="minorEastAsia"/>
+        </w:rPr>
+      </w:pPr>
+      <m:oMathPara>
+        <m:oMath>
+          <m:nary>
+            <m:naryPr>
+              <m:limLoc m:val="subSup"/>
+              <m:ctrlPr>
+                <w:rPr>
+                  <w:rFonts w:ascii="Cambria Math" w:hAnsi="Cambria Math"/>
+                  <w:i/>
+                </w:rPr>
+              </m:ctrlPr>
+            </m:naryPr>
+            <m:sub>
+              <m:r>
+                <w:rPr>
+                  <w:rFonts w:ascii="Cambria Math" w:hAnsi="Cambria Math"/>
+                </w:rPr>
+                <m:t>0</m:t>
+              </m:r>
+            </m:sub>
+            <m:sup>
+              <m:r>
+                <w:rPr>
+                  <w:rFonts w:ascii="Cambria Math" w:hAnsi="Cambria Math"/>
+                </w:rPr>
+                <m:t>x</m:t>
+              </m:r>
+            </m:sup>
+            <m:e>
+              <m:r>
+                <w:rPr>
+                  <w:rFonts w:ascii="Cambria Math" w:hAnsi="Cambria Math"/>
+                </w:rPr>
+                <m:t>2tdt=</m:t>
+              </m:r>
+              <m:sSubSup>
+                <m:sSubSupPr>
+                  <m:ctrlPr>
+                    <w:rPr>
+                      <w:rFonts w:ascii="Cambria Math" w:hAnsi="Cambria Math"/>
+                      <w:i/>
+                    </w:rPr>
+                  </m:ctrlPr>
+                </m:sSubSupPr>
+                <m:e>
+                  <m:r>
+                    <w:rPr>
+                      <w:rFonts w:ascii="Cambria Math" w:hAnsi="Cambria Math"/>
+                    </w:rPr>
+                    <m:t>[</m:t>
+                  </m:r>
+                  <m:sSup>
+                    <m:sSupPr>
+                      <m:ctrlPr>
+                        <w:rPr>
+                          <w:rFonts w:ascii="Cambria Math" w:hAnsi="Cambria Math"/>
+                          <w:i/>
+                        </w:rPr>
+                      </m:ctrlPr>
+                    </m:sSupPr>
+                    <m:e>
+                      <m:r>
+                        <w:rPr>
+                          <w:rFonts w:ascii="Cambria Math" w:hAnsi="Cambria Math"/>
+                        </w:rPr>
+                        <m:t>t</m:t>
+                      </m:r>
+                    </m:e>
+                    <m:sup>
+                      <m:r>
+                        <w:rPr>
+                          <w:rFonts w:ascii="Cambria Math" w:hAnsi="Cambria Math"/>
+                        </w:rPr>
+                        <m:t>2</m:t>
+                      </m:r>
+                    </m:sup>
+                  </m:sSup>
+                  <m:r>
+                    <w:rPr>
+                      <w:rFonts w:ascii="Cambria Math" w:hAnsi="Cambria Math"/>
+                    </w:rPr>
+                    <m:t>]</m:t>
+                  </m:r>
+                </m:e>
+                <m:sub>
+                  <m:r>
+                    <w:rPr>
+                      <w:rFonts w:ascii="Cambria Math" w:hAnsi="Cambria Math"/>
+                    </w:rPr>
+                    <m:t>0</m:t>
+                  </m:r>
+                </m:sub>
+                <m:sup>
+                  <m:r>
+                    <w:rPr>
+                      <w:rFonts w:ascii="Cambria Math" w:hAnsi="Cambria Math"/>
+                    </w:rPr>
+                    <m:t>x</m:t>
+                  </m:r>
+                </m:sup>
+              </m:sSubSup>
+            </m:e>
+          </m:nary>
+          <m:r>
+            <w:rPr>
+              <w:rFonts w:ascii="Cambria Math" w:hAnsi="Cambria Math"/>
+            </w:rPr>
+            <m:t>=</m:t>
+          </m:r>
+          <m:sSup>
+            <m:sSupPr>
+              <m:ctrlPr>
+                <w:rPr>
+                  <w:rFonts w:ascii="Cambria Math" w:hAnsi="Cambria Math"/>
+                  <w:i/>
+                </w:rPr>
+              </m:ctrlPr>
+            </m:sSupPr>
+            <m:e>
+              <m:r>
+                <w:rPr>
+                  <w:rFonts w:ascii="Cambria Math" w:hAnsi="Cambria Math"/>
+                </w:rPr>
+                <m:t>x</m:t>
+              </m:r>
+            </m:e>
+            <m:sup>
+              <m:r>
+                <w:rPr>
+                  <w:rFonts w:ascii="Cambria Math" w:hAnsi="Cambria Math"/>
+                </w:rPr>
+                <m:t>2</m:t>
+              </m:r>
+            </m:sup>
+          </m:sSup>
+        </m:oMath>
+      </m:oMathPara>
+    </w:p>
+    <w:p>
+      <w:pPr>
+        <w:spacing w:line="276" w:lineRule="auto"/>
+        <w:rPr>
+          <w:rFonts w:eastAsiaTheme="minorEastAsia"/>
+        </w:rPr>
+      </w:pPr>
+    </w:p>
+    <w:p>
+      <w:pPr>
+        <w:spacing w:line="276" w:lineRule="auto"/>
+        <w:rPr>
+          <w:rFonts w:eastAsiaTheme="minorEastAsia"/>
+        </w:rPr>
+      </w:pPr>
+      <m:oMathPara>
+        <m:oMath>
+          <m:r>
+            <w:rPr>
+              <w:rFonts w:ascii="Cambria Math" w:hAnsi="Cambria Math"/>
+            </w:rPr>
+            <m:t>f</m:t>
+          </m:r>
+          <m:d>
+            <m:dPr>
+              <m:ctrlPr>
+                <w:rPr>
+                  <w:rFonts w:ascii="Cambria Math" w:eastAsiaTheme="minorEastAsia" w:hAnsi="Cambria Math"/>
+                  <w:i/>
+                </w:rPr>
+              </m:ctrlPr>
+            </m:dPr>
+            <m:e>
+              <m:r>
+                <w:rPr>
+                  <w:rFonts w:ascii="Cambria Math" w:hAnsi="Cambria Math"/>
+                </w:rPr>
+                <m:t>x</m:t>
+              </m:r>
+            </m:e>
+          </m:d>
+          <m:r>
+            <w:rPr>
+              <w:rFonts w:ascii="Cambria Math" w:hAnsi="Cambria Math"/>
+            </w:rPr>
+            <m:t>=</m:t>
+          </m:r>
+          <m:d>
+            <m:dPr>
+              <m:begChr m:val="{"/>
+              <m:endChr m:val=""/>
+              <m:ctrlPr>
+                <w:rPr>
+                  <w:rFonts w:ascii="Cambria Math" w:eastAsiaTheme="minorEastAsia" w:hAnsi="Cambria Math"/>
+                  <w:i/>
+                </w:rPr>
+              </m:ctrlPr>
+            </m:dPr>
+            <m:e>
+              <m:eqArr>
+                <m:eqArrPr>
+                  <m:ctrlPr>
+                    <w:rPr>
+                      <w:rFonts w:ascii="Cambria Math" w:eastAsiaTheme="minorEastAsia" w:hAnsi="Cambria Math"/>
+                      <w:i/>
+                    </w:rPr>
+                  </m:ctrlPr>
+                </m:eqArrPr>
+                <m:e>
+                  <m:r>
+                    <w:rPr>
+                      <w:rFonts w:ascii="Cambria Math" w:eastAsiaTheme="minorEastAsia" w:hAnsi="Cambria Math"/>
+                    </w:rPr>
+                    <m:t>0</m:t>
+                  </m:r>
+                  <m:r>
+                    <w:rPr>
+                      <w:rFonts w:ascii="Cambria Math" w:hAnsi="Cambria Math"/>
+                    </w:rPr>
+                    <m:t>,  &amp;x&lt;0</m:t>
+                  </m:r>
+                </m:e>
+                <m:e>
+                  <m:sSup>
+                    <m:sSupPr>
+                      <m:ctrlPr>
+                        <w:rPr>
+                          <w:rFonts w:ascii="Cambria Math" w:hAnsi="Cambria Math"/>
+                          <w:i/>
+                        </w:rPr>
+                      </m:ctrlPr>
+                    </m:sSupPr>
+                    <m:e>
+                      <m:r>
+                        <w:rPr>
+                          <w:rFonts w:ascii="Cambria Math" w:hAnsi="Cambria Math"/>
+                        </w:rPr>
+                        <m:t>x</m:t>
+                      </m:r>
+                    </m:e>
+                    <m:sup>
+                      <m:r>
+                        <w:rPr>
+                          <w:rFonts w:ascii="Cambria Math" w:hAnsi="Cambria Math"/>
+                        </w:rPr>
+                        <m:t>2</m:t>
+                      </m:r>
+                    </m:sup>
+                  </m:sSup>
+                  <m:r>
+                    <w:rPr>
+                      <w:rFonts w:ascii="Cambria Math" w:hAnsi="Cambria Math"/>
+                    </w:rPr>
+                    <m:t>,  &amp;</m:t>
+                  </m:r>
+                  <m:r>
+                    <w:rPr>
+                      <w:rFonts w:ascii="Cambria Math" w:eastAsiaTheme="minorEastAsia" w:hAnsi="Cambria Math"/>
+                    </w:rPr>
+                    <m:t>0≤x≤1</m:t>
+                  </m:r>
+                  <m:ctrlPr>
+                    <w:rPr>
+                      <w:rFonts w:ascii="Cambria Math" w:eastAsia="Cambria Math" w:hAnsi="Cambria Math" w:cs="Cambria Math"/>
+                      <w:i/>
+                    </w:rPr>
+                  </m:ctrlPr>
+                </m:e>
+                <m:e>
+                  <m:r>
+                    <w:rPr>
+                      <w:rFonts w:ascii="Cambria Math" w:hAnsi="Cambria Math"/>
+                    </w:rPr>
+                    <m:t>1</m:t>
+                  </m:r>
+                  <m:r>
+                    <w:rPr>
+                      <w:rFonts w:ascii="Cambria Math" w:hAnsi="Cambria Math"/>
+                    </w:rPr>
+                    <m:t>,  &amp;x</m:t>
+                  </m:r>
+                  <m:r>
+                    <w:rPr>
+                      <w:rFonts w:ascii="Cambria Math" w:hAnsi="Cambria Math"/>
+                    </w:rPr>
+                    <m:t>&gt;1</m:t>
+                  </m:r>
+                </m:e>
+              </m:eqArr>
+            </m:e>
+          </m:d>
+        </m:oMath>
+      </m:oMathPara>
+    </w:p>
+    <w:p>
+      <w:pPr>
+        <w:spacing w:line="276" w:lineRule="auto"/>
+        <w:rPr>
+          <w:lang w:val="es-ES"/>
+        </w:rPr>
+      </w:pPr>
     </w:p>
     <w:sectPr>
       <w:type w:val="continuous"/>
@@ -12176,6 +12788,95 @@
     </w:lvl>
   </w:abstractNum>
   <w:abstractNum w:abstractNumId="5" w15:restartNumberingAfterBreak="0">
+    <w:nsid w:val="72C40D5B"/>
+    <w:multiLevelType w:val="hybridMultilevel"/>
+    <w:tmpl w:val="97C86C28"/>
+    <w:lvl w:ilvl="0" w:tplc="04160017">
+      <w:start w:val="1"/>
+      <w:numFmt w:val="lowerLetter"/>
+      <w:lvlText w:val="%1)"/>
+      <w:lvlJc w:val="left"/>
+      <w:pPr>
+        <w:ind w:left="720" w:hanging="360"/>
+      </w:pPr>
+      <w:rPr>
+        <w:rFonts w:hint="default"/>
+      </w:rPr>
+    </w:lvl>
+    <w:lvl w:ilvl="1" w:tplc="04160019" w:tentative="1">
+      <w:start w:val="1"/>
+      <w:numFmt w:val="lowerLetter"/>
+      <w:lvlText w:val="%2."/>
+      <w:lvlJc w:val="left"/>
+      <w:pPr>
+        <w:ind w:left="1440" w:hanging="360"/>
+      </w:pPr>
+    </w:lvl>
+    <w:lvl w:ilvl="2" w:tplc="0416001B" w:tentative="1">
+      <w:start w:val="1"/>
+      <w:numFmt w:val="lowerRoman"/>
+      <w:lvlText w:val="%3."/>
+      <w:lvlJc w:val="right"/>
+      <w:pPr>
+        <w:ind w:left="2160" w:hanging="180"/>
+      </w:pPr>
+    </w:lvl>
+    <w:lvl w:ilvl="3" w:tplc="0416000F" w:tentative="1">
+      <w:start w:val="1"/>
+      <w:numFmt w:val="decimal"/>
+      <w:lvlText w:val="%4."/>
+      <w:lvlJc w:val="left"/>
+      <w:pPr>
+        <w:ind w:left="2880" w:hanging="360"/>
+      </w:pPr>
+    </w:lvl>
+    <w:lvl w:ilvl="4" w:tplc="04160019" w:tentative="1">
+      <w:start w:val="1"/>
+      <w:numFmt w:val="lowerLetter"/>
+      <w:lvlText w:val="%5."/>
+      <w:lvlJc w:val="left"/>
+      <w:pPr>
+        <w:ind w:left="3600" w:hanging="360"/>
+      </w:pPr>
+    </w:lvl>
+    <w:lvl w:ilvl="5" w:tplc="0416001B" w:tentative="1">
+      <w:start w:val="1"/>
+      <w:numFmt w:val="lowerRoman"/>
+      <w:lvlText w:val="%6."/>
+      <w:lvlJc w:val="right"/>
+      <w:pPr>
+        <w:ind w:left="4320" w:hanging="180"/>
+      </w:pPr>
+    </w:lvl>
+    <w:lvl w:ilvl="6" w:tplc="0416000F" w:tentative="1">
+      <w:start w:val="1"/>
+      <w:numFmt w:val="decimal"/>
+      <w:lvlText w:val="%7."/>
+      <w:lvlJc w:val="left"/>
+      <w:pPr>
+        <w:ind w:left="5040" w:hanging="360"/>
+      </w:pPr>
+    </w:lvl>
+    <w:lvl w:ilvl="7" w:tplc="04160019" w:tentative="1">
+      <w:start w:val="1"/>
+      <w:numFmt w:val="lowerLetter"/>
+      <w:lvlText w:val="%8."/>
+      <w:lvlJc w:val="left"/>
+      <w:pPr>
+        <w:ind w:left="5760" w:hanging="360"/>
+      </w:pPr>
+    </w:lvl>
+    <w:lvl w:ilvl="8" w:tplc="0416001B" w:tentative="1">
+      <w:start w:val="1"/>
+      <w:numFmt w:val="lowerRoman"/>
+      <w:lvlText w:val="%9."/>
+      <w:lvlJc w:val="right"/>
+      <w:pPr>
+        <w:ind w:left="6480" w:hanging="180"/>
+      </w:pPr>
+    </w:lvl>
+  </w:abstractNum>
+  <w:abstractNum w:abstractNumId="6" w15:restartNumberingAfterBreak="0">
     <w:nsid w:val="768A709D"/>
     <w:multiLevelType w:val="hybridMultilevel"/>
     <w:tmpl w:val="F3DE3974"/>
@@ -12280,6 +12981,9 @@
     <w:abstractNumId w:val="0"/>
   </w:num>
   <w:num w:numId="6">
+    <w:abstractNumId w:val="6"/>
+  </w:num>
+  <w:num w:numId="7">
     <w:abstractNumId w:val="5"/>
   </w:num>
 </w:numbering>
@@ -12683,7 +13387,7 @@
   <w:style w:type="paragraph" w:default="1" w:styleId="Normal">
     <w:name w:val="Normal"/>
     <w:qFormat/>
-    <w:rsid w:val="00F56BBC"/>
+    <w:rsid w:val="00D050BB"/>
   </w:style>
   <w:style w:type="character" w:default="1" w:styleId="Fontepargpadro">
     <w:name w:val="Default Paragraph Font"/>
@@ -12732,6 +13436,36 @@
       <w:ind w:left="720"/>
       <w:contextualSpacing/>
     </w:pPr>
+  </w:style>
+  <w:style w:type="character" w:customStyle="1" w:styleId="mord">
+    <w:name w:val="mord"/>
+    <w:basedOn w:val="Fontepargpadro"/>
+    <w:rsid w:val="00D050BB"/>
+  </w:style>
+  <w:style w:type="character" w:customStyle="1" w:styleId="mrel">
+    <w:name w:val="mrel"/>
+    <w:basedOn w:val="Fontepargpadro"/>
+    <w:rsid w:val="00D050BB"/>
+  </w:style>
+  <w:style w:type="character" w:customStyle="1" w:styleId="mopen">
+    <w:name w:val="mopen"/>
+    <w:basedOn w:val="Fontepargpadro"/>
+    <w:rsid w:val="00D050BB"/>
+  </w:style>
+  <w:style w:type="character" w:customStyle="1" w:styleId="mpunct">
+    <w:name w:val="mpunct"/>
+    <w:basedOn w:val="Fontepargpadro"/>
+    <w:rsid w:val="00D050BB"/>
+  </w:style>
+  <w:style w:type="character" w:customStyle="1" w:styleId="mclose">
+    <w:name w:val="mclose"/>
+    <w:basedOn w:val="Fontepargpadro"/>
+    <w:rsid w:val="00D050BB"/>
+  </w:style>
+  <w:style w:type="character" w:customStyle="1" w:styleId="mop">
+    <w:name w:val="mop"/>
+    <w:basedOn w:val="Fontepargpadro"/>
+    <w:rsid w:val="00D050BB"/>
   </w:style>
 </w:styles>
 </file>

--- a/Trabalho 1/Desenvolvimento dos Exercícios.docx
+++ b/Trabalho 1/Desenvolvimento dos Exercícios.docx
@@ -17,17 +17,265 @@
           <w:szCs w:val="28"/>
         </w:rPr>
       </w:pPr>
-      <w:r>
+    </w:p>
+    <w:p>
+      <w:pPr>
+        <w:autoSpaceDE w:val="0"/>
+        <w:autoSpaceDN w:val="0"/>
+        <w:adjustRightInd w:val="0"/>
+        <w:spacing w:after="0" w:line="276" w:lineRule="auto"/>
+        <w:jc w:val="center"/>
         <w:rPr>
           <w:rFonts w:ascii="Calibri-Bold" w:hAnsi="Calibri-Bold" w:cs="Calibri-Bold"/>
           <w:b/>
           <w:bCs/>
           <w:color w:val="365F92"/>
-          <w:sz w:val="28"/>
-          <w:szCs w:val="28"/>
+          <w:sz w:val="36"/>
+          <w:szCs w:val="36"/>
+        </w:rPr>
+      </w:pPr>
+    </w:p>
+    <w:p>
+      <w:pPr>
+        <w:autoSpaceDE w:val="0"/>
+        <w:autoSpaceDN w:val="0"/>
+        <w:adjustRightInd w:val="0"/>
+        <w:spacing w:after="0" w:line="276" w:lineRule="auto"/>
+        <w:jc w:val="center"/>
+        <w:rPr>
+          <w:rFonts w:ascii="Calibri-Bold" w:hAnsi="Calibri-Bold" w:cs="Calibri-Bold"/>
+          <w:b/>
+          <w:bCs/>
+          <w:color w:val="365F92"/>
+          <w:sz w:val="36"/>
+          <w:szCs w:val="36"/>
+        </w:rPr>
+      </w:pPr>
+    </w:p>
+    <w:p>
+      <w:pPr>
+        <w:autoSpaceDE w:val="0"/>
+        <w:autoSpaceDN w:val="0"/>
+        <w:adjustRightInd w:val="0"/>
+        <w:spacing w:after="0" w:line="276" w:lineRule="auto"/>
+        <w:jc w:val="center"/>
+        <w:rPr>
+          <w:rFonts w:ascii="Calibri-Bold" w:hAnsi="Calibri-Bold" w:cs="Calibri-Bold"/>
+          <w:b/>
+          <w:bCs/>
+          <w:color w:val="365F92"/>
+          <w:sz w:val="36"/>
+          <w:szCs w:val="36"/>
+        </w:rPr>
+      </w:pPr>
+    </w:p>
+    <w:p>
+      <w:pPr>
+        <w:autoSpaceDE w:val="0"/>
+        <w:autoSpaceDN w:val="0"/>
+        <w:adjustRightInd w:val="0"/>
+        <w:spacing w:after="0" w:line="276" w:lineRule="auto"/>
+        <w:jc w:val="center"/>
+        <w:rPr>
+          <w:rFonts w:ascii="Calibri-Bold" w:hAnsi="Calibri-Bold" w:cs="Calibri-Bold"/>
+          <w:b/>
+          <w:bCs/>
+          <w:color w:val="365F92"/>
+          <w:sz w:val="36"/>
+          <w:szCs w:val="36"/>
+        </w:rPr>
+      </w:pPr>
+    </w:p>
+    <w:p>
+      <w:pPr>
+        <w:autoSpaceDE w:val="0"/>
+        <w:autoSpaceDN w:val="0"/>
+        <w:adjustRightInd w:val="0"/>
+        <w:spacing w:after="0" w:line="276" w:lineRule="auto"/>
+        <w:jc w:val="center"/>
+        <w:rPr>
+          <w:rFonts w:ascii="Calibri-Bold" w:hAnsi="Calibri-Bold" w:cs="Calibri-Bold"/>
+          <w:b/>
+          <w:bCs/>
+          <w:color w:val="365F92"/>
+          <w:sz w:val="42"/>
+          <w:szCs w:val="42"/>
+        </w:rPr>
+      </w:pPr>
+    </w:p>
+    <w:p>
+      <w:pPr>
+        <w:autoSpaceDE w:val="0"/>
+        <w:autoSpaceDN w:val="0"/>
+        <w:adjustRightInd w:val="0"/>
+        <w:spacing w:after="0" w:line="276" w:lineRule="auto"/>
+        <w:jc w:val="center"/>
+        <w:rPr>
+          <w:rFonts w:ascii="Calibri-Bold" w:hAnsi="Calibri-Bold" w:cs="Calibri-Bold"/>
+          <w:b/>
+          <w:bCs/>
+          <w:sz w:val="42"/>
+          <w:szCs w:val="42"/>
+        </w:rPr>
+      </w:pPr>
+      <w:r>
+        <w:rPr>
+          <w:rFonts w:ascii="Calibri-Bold" w:hAnsi="Calibri-Bold" w:cs="Calibri-Bold"/>
+          <w:b/>
+          <w:bCs/>
+          <w:sz w:val="42"/>
+          <w:szCs w:val="42"/>
+        </w:rPr>
+        <w:t>TP547 - Princípios de Simulação de Sistemas de Comunicação</w:t>
+      </w:r>
+    </w:p>
+    <w:p>
+      <w:pPr>
+        <w:autoSpaceDE w:val="0"/>
+        <w:autoSpaceDN w:val="0"/>
+        <w:adjustRightInd w:val="0"/>
+        <w:spacing w:after="0" w:line="276" w:lineRule="auto"/>
+        <w:rPr>
+          <w:rFonts w:ascii="Calibri-Bold" w:hAnsi="Calibri-Bold" w:cs="Calibri-Bold"/>
+          <w:b/>
+          <w:bCs/>
+          <w:sz w:val="34"/>
+          <w:szCs w:val="34"/>
+        </w:rPr>
+      </w:pPr>
+    </w:p>
+    <w:p>
+      <w:pPr>
+        <w:autoSpaceDE w:val="0"/>
+        <w:autoSpaceDN w:val="0"/>
+        <w:adjustRightInd w:val="0"/>
+        <w:spacing w:after="0" w:line="276" w:lineRule="auto"/>
+        <w:rPr>
+          <w:rFonts w:ascii="Calibri-Bold" w:hAnsi="Calibri-Bold" w:cs="Calibri-Bold"/>
+          <w:b/>
+          <w:bCs/>
+          <w:sz w:val="34"/>
+          <w:szCs w:val="34"/>
+        </w:rPr>
+      </w:pPr>
+    </w:p>
+    <w:p>
+      <w:pPr>
+        <w:autoSpaceDE w:val="0"/>
+        <w:autoSpaceDN w:val="0"/>
+        <w:adjustRightInd w:val="0"/>
+        <w:spacing w:after="0" w:line="276" w:lineRule="auto"/>
+        <w:jc w:val="center"/>
+        <w:rPr>
+          <w:rFonts w:ascii="Calibri-Bold" w:hAnsi="Calibri-Bold" w:cs="Calibri-Bold"/>
+          <w:b/>
+          <w:bCs/>
+          <w:sz w:val="42"/>
+          <w:szCs w:val="42"/>
+        </w:rPr>
+      </w:pPr>
+      <w:r>
+        <w:rPr>
+          <w:rFonts w:ascii="Calibri-Bold" w:hAnsi="Calibri-Bold" w:cs="Calibri-Bold"/>
+          <w:b/>
+          <w:bCs/>
+          <w:sz w:val="42"/>
+          <w:szCs w:val="42"/>
+        </w:rPr>
+        <w:t>Trabalho 1</w:t>
+      </w:r>
+    </w:p>
+    <w:p>
+      <w:pPr>
+        <w:autoSpaceDE w:val="0"/>
+        <w:autoSpaceDN w:val="0"/>
+        <w:adjustRightInd w:val="0"/>
+        <w:spacing w:after="0" w:line="276" w:lineRule="auto"/>
+        <w:jc w:val="center"/>
+        <w:rPr>
+          <w:rFonts w:ascii="Calibri-Bold" w:hAnsi="Calibri-Bold" w:cs="Calibri-Bold"/>
+          <w:b/>
+          <w:bCs/>
+          <w:sz w:val="42"/>
+          <w:szCs w:val="42"/>
+        </w:rPr>
+      </w:pPr>
+    </w:p>
+    <w:p>
+      <w:pPr>
+        <w:autoSpaceDE w:val="0"/>
+        <w:autoSpaceDN w:val="0"/>
+        <w:adjustRightInd w:val="0"/>
+        <w:spacing w:after="0" w:line="276" w:lineRule="auto"/>
+        <w:jc w:val="center"/>
+        <w:rPr>
+          <w:rFonts w:ascii="Calibri-Bold" w:hAnsi="Calibri-Bold" w:cs="Calibri-Bold"/>
+          <w:b/>
+          <w:bCs/>
+          <w:sz w:val="38"/>
+          <w:szCs w:val="38"/>
+        </w:rPr>
+      </w:pPr>
+      <w:r>
+        <w:rPr>
+          <w:rFonts w:ascii="Calibri-Bold" w:hAnsi="Calibri-Bold" w:cs="Calibri-Bold"/>
+          <w:b/>
+          <w:bCs/>
+          <w:sz w:val="38"/>
+          <w:szCs w:val="38"/>
         </w:rPr>
         <w:t>Lista de Exercícios</w:t>
       </w:r>
+    </w:p>
+    <w:p>
+      <w:pPr>
+        <w:autoSpaceDE w:val="0"/>
+        <w:autoSpaceDN w:val="0"/>
+        <w:adjustRightInd w:val="0"/>
+        <w:spacing w:after="0" w:line="276" w:lineRule="auto"/>
+        <w:jc w:val="center"/>
+        <w:rPr>
+          <w:rFonts w:ascii="Calibri-Bold" w:hAnsi="Calibri-Bold" w:cs="Calibri-Bold"/>
+          <w:b/>
+          <w:bCs/>
+          <w:color w:val="365F92"/>
+          <w:sz w:val="32"/>
+          <w:szCs w:val="32"/>
+        </w:rPr>
+      </w:pPr>
+    </w:p>
+    <w:p>
+      <w:pPr>
+        <w:autoSpaceDE w:val="0"/>
+        <w:autoSpaceDN w:val="0"/>
+        <w:adjustRightInd w:val="0"/>
+        <w:spacing w:after="0" w:line="276" w:lineRule="auto"/>
+        <w:jc w:val="center"/>
+        <w:rPr>
+          <w:rFonts w:ascii="Calibri-Bold" w:hAnsi="Calibri-Bold" w:cs="Calibri-Bold"/>
+          <w:b/>
+          <w:bCs/>
+          <w:color w:val="365F92"/>
+          <w:sz w:val="32"/>
+          <w:szCs w:val="32"/>
+        </w:rPr>
+      </w:pPr>
+    </w:p>
+    <w:p>
+      <w:pPr>
+        <w:autoSpaceDE w:val="0"/>
+        <w:autoSpaceDN w:val="0"/>
+        <w:adjustRightInd w:val="0"/>
+        <w:spacing w:after="0" w:line="276" w:lineRule="auto"/>
+        <w:rPr>
+          <w:rFonts w:ascii="Calibri-Bold" w:hAnsi="Calibri-Bold" w:cs="Calibri-Bold"/>
+          <w:b/>
+          <w:bCs/>
+          <w:color w:val="365F92"/>
+          <w:sz w:val="32"/>
+          <w:szCs w:val="32"/>
+        </w:rPr>
+      </w:pPr>
     </w:p>
     <w:p>
       <w:pPr>
@@ -42,13 +290,315 @@
           <w:color w:val="000000"/>
         </w:rPr>
       </w:pPr>
-      <w:r>
+    </w:p>
+    <w:p>
+      <w:pPr>
+        <w:autoSpaceDE w:val="0"/>
+        <w:autoSpaceDN w:val="0"/>
+        <w:adjustRightInd w:val="0"/>
+        <w:spacing w:after="0" w:line="276" w:lineRule="auto"/>
         <w:rPr>
           <w:rFonts w:ascii="Cambria-Bold" w:hAnsi="Cambria-Bold" w:cs="Cambria-Bold"/>
           <w:b/>
           <w:bCs/>
           <w:color w:val="000000"/>
-        </w:rPr>
+          <w:sz w:val="26"/>
+          <w:szCs w:val="26"/>
+        </w:rPr>
+      </w:pPr>
+      <w:r>
+        <w:rPr>
+          <w:rFonts w:ascii="Cambria-Bold" w:hAnsi="Cambria-Bold" w:cs="Cambria-Bold"/>
+          <w:b/>
+          <w:bCs/>
+          <w:color w:val="000000"/>
+          <w:sz w:val="26"/>
+          <w:szCs w:val="26"/>
+        </w:rPr>
+        <w:t xml:space="preserve">Autores: </w:t>
+      </w:r>
+    </w:p>
+    <w:p>
+      <w:pPr>
+        <w:autoSpaceDE w:val="0"/>
+        <w:autoSpaceDN w:val="0"/>
+        <w:adjustRightInd w:val="0"/>
+        <w:spacing w:after="0" w:line="276" w:lineRule="auto"/>
+        <w:ind w:left="708"/>
+        <w:rPr>
+          <w:rFonts w:ascii="Cambria-Bold" w:hAnsi="Cambria-Bold" w:cs="Cambria-Bold"/>
+          <w:b/>
+          <w:bCs/>
+          <w:color w:val="000000"/>
+          <w:sz w:val="26"/>
+          <w:szCs w:val="26"/>
+        </w:rPr>
+      </w:pPr>
+      <w:r>
+        <w:rPr>
+          <w:rFonts w:ascii="Cambria-Bold" w:hAnsi="Cambria-Bold" w:cs="Cambria-Bold"/>
+          <w:b/>
+          <w:bCs/>
+          <w:color w:val="000000"/>
+          <w:sz w:val="26"/>
+          <w:szCs w:val="26"/>
+        </w:rPr>
+        <w:t xml:space="preserve">Alfredo </w:t>
+      </w:r>
+      <w:proofErr w:type="spellStart"/>
+      <w:r>
+        <w:rPr>
+          <w:rFonts w:ascii="Cambria-Bold" w:hAnsi="Cambria-Bold" w:cs="Cambria-Bold"/>
+          <w:b/>
+          <w:bCs/>
+          <w:color w:val="000000"/>
+          <w:sz w:val="26"/>
+          <w:szCs w:val="26"/>
+        </w:rPr>
+        <w:t>Jesús</w:t>
+      </w:r>
+      <w:proofErr w:type="spellEnd"/>
+      <w:r>
+        <w:rPr>
+          <w:rFonts w:ascii="Cambria-Bold" w:hAnsi="Cambria-Bold" w:cs="Cambria-Bold"/>
+          <w:b/>
+          <w:bCs/>
+          <w:color w:val="000000"/>
+          <w:sz w:val="26"/>
+          <w:szCs w:val="26"/>
+        </w:rPr>
+        <w:t xml:space="preserve"> </w:t>
+      </w:r>
+      <w:proofErr w:type="spellStart"/>
+      <w:r>
+        <w:rPr>
+          <w:rFonts w:ascii="Cambria-Bold" w:hAnsi="Cambria-Bold" w:cs="Cambria-Bold"/>
+          <w:b/>
+          <w:bCs/>
+          <w:color w:val="000000"/>
+          <w:sz w:val="26"/>
+          <w:szCs w:val="26"/>
+        </w:rPr>
+        <w:t>Arbolaez</w:t>
+      </w:r>
+      <w:proofErr w:type="spellEnd"/>
+      <w:r>
+        <w:rPr>
+          <w:rFonts w:ascii="Cambria-Bold" w:hAnsi="Cambria-Bold" w:cs="Cambria-Bold"/>
+          <w:b/>
+          <w:bCs/>
+          <w:color w:val="000000"/>
+          <w:sz w:val="26"/>
+          <w:szCs w:val="26"/>
+        </w:rPr>
+        <w:t xml:space="preserve"> </w:t>
+      </w:r>
+      <w:proofErr w:type="spellStart"/>
+      <w:r>
+        <w:rPr>
+          <w:rFonts w:ascii="Cambria-Bold" w:hAnsi="Cambria-Bold" w:cs="Cambria-Bold"/>
+          <w:b/>
+          <w:bCs/>
+          <w:color w:val="000000"/>
+          <w:sz w:val="26"/>
+          <w:szCs w:val="26"/>
+        </w:rPr>
+        <w:t>Fundora</w:t>
+      </w:r>
+      <w:proofErr w:type="spellEnd"/>
+    </w:p>
+    <w:p>
+      <w:pPr>
+        <w:autoSpaceDE w:val="0"/>
+        <w:autoSpaceDN w:val="0"/>
+        <w:adjustRightInd w:val="0"/>
+        <w:spacing w:after="0" w:line="276" w:lineRule="auto"/>
+        <w:ind w:left="708"/>
+        <w:rPr>
+          <w:rFonts w:ascii="Cambria-Bold" w:hAnsi="Cambria-Bold" w:cs="Cambria-Bold"/>
+          <w:b/>
+          <w:bCs/>
+          <w:color w:val="000000"/>
+          <w:sz w:val="26"/>
+          <w:szCs w:val="26"/>
+        </w:rPr>
+      </w:pPr>
+      <w:r>
+        <w:rPr>
+          <w:rFonts w:ascii="Cambria-Bold" w:hAnsi="Cambria-Bold" w:cs="Cambria-Bold"/>
+          <w:b/>
+          <w:bCs/>
+          <w:color w:val="000000"/>
+          <w:sz w:val="26"/>
+          <w:szCs w:val="26"/>
+        </w:rPr>
+        <w:t>José Antonio García Ocaña</w:t>
+      </w:r>
+    </w:p>
+    <w:p>
+      <w:pPr>
+        <w:autoSpaceDE w:val="0"/>
+        <w:autoSpaceDN w:val="0"/>
+        <w:adjustRightInd w:val="0"/>
+        <w:spacing w:after="0" w:line="276" w:lineRule="auto"/>
+        <w:rPr>
+          <w:rFonts w:ascii="Cambria-Bold" w:hAnsi="Cambria-Bold" w:cs="Cambria-Bold"/>
+          <w:b/>
+          <w:bCs/>
+          <w:color w:val="000000"/>
+          <w:sz w:val="26"/>
+          <w:szCs w:val="26"/>
+        </w:rPr>
+      </w:pPr>
+    </w:p>
+    <w:p>
+      <w:pPr>
+        <w:autoSpaceDE w:val="0"/>
+        <w:autoSpaceDN w:val="0"/>
+        <w:adjustRightInd w:val="0"/>
+        <w:spacing w:after="0" w:line="276" w:lineRule="auto"/>
+        <w:rPr>
+          <w:rFonts w:ascii="Cambria-Bold" w:hAnsi="Cambria-Bold" w:cs="Cambria-Bold"/>
+          <w:b/>
+          <w:bCs/>
+          <w:color w:val="000000"/>
+          <w:sz w:val="26"/>
+          <w:szCs w:val="26"/>
+        </w:rPr>
+      </w:pPr>
+      <w:proofErr w:type="spellStart"/>
+      <w:r>
+        <w:rPr>
+          <w:rFonts w:ascii="Cambria-Bold" w:hAnsi="Cambria-Bold" w:cs="Cambria-Bold"/>
+          <w:b/>
+          <w:bCs/>
+          <w:color w:val="000000"/>
+          <w:sz w:val="26"/>
+          <w:szCs w:val="26"/>
+        </w:rPr>
+        <w:t>Github</w:t>
+      </w:r>
+      <w:proofErr w:type="spellEnd"/>
+      <w:r>
+        <w:rPr>
+          <w:rFonts w:ascii="Cambria-Bold" w:hAnsi="Cambria-Bold" w:cs="Cambria-Bold"/>
+          <w:b/>
+          <w:bCs/>
+          <w:color w:val="000000"/>
+          <w:sz w:val="26"/>
+          <w:szCs w:val="26"/>
+        </w:rPr>
+        <w:t xml:space="preserve">: </w:t>
+      </w:r>
+      <w:hyperlink r:id="rId7" w:history="1">
+        <w:proofErr w:type="spellStart"/>
+        <w:r>
+          <w:rPr>
+            <w:rStyle w:val="Hyperlink"/>
+            <w:sz w:val="28"/>
+            <w:szCs w:val="28"/>
+          </w:rPr>
+          <w:t>jgocana</w:t>
+        </w:r>
+        <w:proofErr w:type="spellEnd"/>
+        <w:r>
+          <w:rPr>
+            <w:rStyle w:val="Hyperlink"/>
+            <w:sz w:val="28"/>
+            <w:szCs w:val="28"/>
+          </w:rPr>
+          <w:t>/Trabal</w:t>
+        </w:r>
+        <w:r>
+          <w:rPr>
+            <w:rStyle w:val="Hyperlink"/>
+            <w:sz w:val="28"/>
+            <w:szCs w:val="28"/>
+          </w:rPr>
+          <w:t>h</w:t>
+        </w:r>
+        <w:r>
+          <w:rPr>
+            <w:rStyle w:val="Hyperlink"/>
+            <w:sz w:val="28"/>
+            <w:szCs w:val="28"/>
+          </w:rPr>
+          <w:t>o</w:t>
+        </w:r>
+        <w:r>
+          <w:rPr>
+            <w:rStyle w:val="Hyperlink"/>
+            <w:sz w:val="28"/>
+            <w:szCs w:val="28"/>
+          </w:rPr>
+          <w:t>s</w:t>
+        </w:r>
+        <w:r>
+          <w:rPr>
+            <w:rStyle w:val="Hyperlink"/>
+            <w:sz w:val="28"/>
+            <w:szCs w:val="28"/>
+          </w:rPr>
+          <w:t>-TP-547: Trabalhos</w:t>
+        </w:r>
+        <w:r>
+          <w:rPr>
+            <w:rStyle w:val="Hyperlink"/>
+            <w:sz w:val="28"/>
+            <w:szCs w:val="28"/>
+          </w:rPr>
+          <w:t xml:space="preserve"> </w:t>
+        </w:r>
+        <w:r>
+          <w:rPr>
+            <w:rStyle w:val="Hyperlink"/>
+            <w:sz w:val="28"/>
+            <w:szCs w:val="28"/>
+          </w:rPr>
+          <w:t>TP 547</w:t>
+        </w:r>
+      </w:hyperlink>
+    </w:p>
+    <w:p>
+      <w:pPr>
+        <w:rPr>
+          <w:rFonts w:ascii="Cambria-Bold" w:hAnsi="Cambria-Bold" w:cs="Cambria-Bold"/>
+          <w:b/>
+          <w:bCs/>
+          <w:color w:val="000000"/>
+        </w:rPr>
+      </w:pPr>
+      <w:r>
+        <w:rPr>
+          <w:rFonts w:ascii="Cambria-Bold" w:hAnsi="Cambria-Bold" w:cs="Cambria-Bold"/>
+          <w:b/>
+          <w:bCs/>
+          <w:color w:val="000000"/>
+        </w:rPr>
+        <w:br w:type="page"/>
+      </w:r>
+    </w:p>
+    <w:p>
+      <w:pPr>
+        <w:autoSpaceDE w:val="0"/>
+        <w:autoSpaceDN w:val="0"/>
+        <w:adjustRightInd w:val="0"/>
+        <w:spacing w:after="0" w:line="276" w:lineRule="auto"/>
+        <w:rPr>
+          <w:rFonts w:ascii="Cambria-Bold" w:hAnsi="Cambria-Bold" w:cs="Cambria-Bold"/>
+          <w:b/>
+          <w:bCs/>
+          <w:color w:val="000000"/>
+        </w:rPr>
+      </w:pPr>
+      <w:r>
+        <w:rPr>
+          <w:rFonts w:ascii="Cambria-Bold" w:hAnsi="Cambria-Bold" w:cs="Cambria-Bold"/>
+          <w:b/>
+          <w:bCs/>
+          <w:color w:val="000000"/>
+        </w:rPr>
+        <w:lastRenderedPageBreak/>
         <w:t>1) Gerador Linear Congruente</w:t>
       </w:r>
     </w:p>
@@ -68,143 +618,144 @@
           <w:rFonts w:ascii="Cambria" w:hAnsi="Cambria" w:cs="Cambria"/>
           <w:color w:val="000000"/>
         </w:rPr>
-        <w:t>Considere um gerador linear congruente definido por:</w:t>
-      </w:r>
-    </w:p>
-    <w:p>
-      <w:pPr>
-        <w:autoSpaceDE w:val="0"/>
-        <w:autoSpaceDN w:val="0"/>
-        <w:adjustRightInd w:val="0"/>
-        <w:spacing w:after="0" w:line="276" w:lineRule="auto"/>
-        <w:rPr>
-          <w:rFonts w:ascii="Cambria" w:hAnsi="Cambria" w:cs="Cambria"/>
-          <w:color w:val="000000"/>
-        </w:rPr>
-      </w:pPr>
-      <m:oMathPara>
-        <m:oMath>
-          <m:sSub>
-            <m:sSubPr>
-              <m:ctrlPr>
-                <w:rPr>
-                  <w:rFonts w:ascii="Cambria Math" w:hAnsi="Cambria Math" w:cs="Cambria"/>
-                  <w:i/>
-                  <w:color w:val="000000"/>
-                </w:rPr>
-              </m:ctrlPr>
-            </m:sSubPr>
-            <m:e>
-              <m:r>
-                <w:rPr>
-                  <w:rFonts w:ascii="Cambria Math" w:hAnsi="Cambria Math" w:cs="Cambria"/>
-                  <w:color w:val="000000"/>
-                </w:rPr>
-                <m:t>X</m:t>
-              </m:r>
-            </m:e>
-            <m:sub>
-              <m:d>
-                <m:dPr>
-                  <m:ctrlPr>
-                    <w:rPr>
-                      <w:rFonts w:ascii="Cambria Math" w:hAnsi="Cambria Math" w:cs="Cambria"/>
-                      <w:i/>
-                      <w:color w:val="000000"/>
-                    </w:rPr>
-                  </m:ctrlPr>
-                </m:dPr>
-                <m:e>
-                  <m:r>
-                    <w:rPr>
-                      <w:rFonts w:ascii="Cambria Math" w:hAnsi="Cambria Math" w:cs="Cambria"/>
-                      <w:color w:val="000000"/>
-                    </w:rPr>
-                    <m:t>n+1</m:t>
-                  </m:r>
-                </m:e>
-              </m:d>
-              <m:r>
-                <w:rPr>
-                  <w:rFonts w:ascii="Cambria Math" w:hAnsi="Cambria Math" w:cs="Cambria"/>
-                  <w:color w:val="000000"/>
-                </w:rPr>
-                <m:t xml:space="preserve"> </m:t>
-              </m:r>
-            </m:sub>
-          </m:sSub>
-          <m:r>
-            <w:rPr>
-              <w:rFonts w:ascii="Cambria Math" w:hAnsi="Cambria Math" w:cs="Cambria"/>
-              <w:color w:val="000000"/>
-            </w:rPr>
-            <m:t>=</m:t>
-          </m:r>
-          <m:d>
-            <m:dPr>
-              <m:ctrlPr>
-                <w:rPr>
-                  <w:rFonts w:ascii="Cambria Math" w:hAnsi="Cambria Math" w:cs="Cambria"/>
-                  <w:i/>
-                  <w:color w:val="000000"/>
-                </w:rPr>
-              </m:ctrlPr>
-            </m:dPr>
-            <m:e>
-              <m:r>
-                <w:rPr>
-                  <w:rFonts w:ascii="Cambria Math" w:hAnsi="Cambria Math" w:cs="Cambria"/>
-                  <w:color w:val="000000"/>
-                </w:rPr>
-                <m:t>a</m:t>
-              </m:r>
-              <m:sSub>
-                <m:sSubPr>
-                  <m:ctrlPr>
-                    <w:rPr>
-                      <w:rFonts w:ascii="Cambria Math" w:hAnsi="Cambria Math" w:cs="Cambria"/>
-                      <w:i/>
-                      <w:color w:val="000000"/>
-                    </w:rPr>
-                  </m:ctrlPr>
-                </m:sSubPr>
-                <m:e>
-                  <m:r>
-                    <w:rPr>
-                      <w:rFonts w:ascii="Cambria Math" w:hAnsi="Cambria Math" w:cs="Cambria"/>
-                      <w:color w:val="000000"/>
-                    </w:rPr>
-                    <m:t>X</m:t>
-                  </m:r>
-                </m:e>
-                <m:sub>
-                  <m:r>
-                    <w:rPr>
-                      <w:rFonts w:ascii="Cambria Math" w:hAnsi="Cambria Math" w:cs="Cambria"/>
-                      <w:color w:val="000000"/>
-                    </w:rPr>
-                    <m:t>n</m:t>
-                  </m:r>
-                </m:sub>
-              </m:sSub>
-              <m:r>
-                <w:rPr>
-                  <w:rFonts w:ascii="Cambria Math" w:hAnsi="Cambria Math" w:cs="Cambria"/>
-                  <w:color w:val="000000"/>
-                </w:rPr>
-                <m:t>+c</m:t>
-              </m:r>
-            </m:e>
-          </m:d>
-          <m:r>
-            <w:rPr>
-              <w:rFonts w:ascii="Cambria Math" w:hAnsi="Cambria Math" w:cs="Cambria"/>
-              <w:color w:val="000000"/>
-            </w:rPr>
-            <m:t xml:space="preserve"> mod m</m:t>
-          </m:r>
-        </m:oMath>
-      </m:oMathPara>
+        <w:t>Considere um gerador linear congruente definido por</w:t>
+      </w:r>
+      <w:r>
+        <w:rPr>
+          <w:rFonts w:ascii="Cambria" w:hAnsi="Cambria" w:cs="Cambria"/>
+          <w:color w:val="000000"/>
+        </w:rPr>
+        <w:t>:</w:t>
+      </w:r>
+      <w:r>
+        <w:rPr>
+          <w:rFonts w:ascii="Cambria" w:hAnsi="Cambria" w:cs="Cambria"/>
+          <w:color w:val="000000"/>
+        </w:rPr>
+        <w:tab/>
+        <w:t xml:space="preserve"> </w:t>
+      </w:r>
+      <m:oMath>
+        <m:sSub>
+          <m:sSubPr>
+            <m:ctrlPr>
+              <w:rPr>
+                <w:rFonts w:ascii="Cambria Math" w:hAnsi="Cambria Math" w:cs="Cambria"/>
+                <w:i/>
+                <w:color w:val="000000"/>
+              </w:rPr>
+            </m:ctrlPr>
+          </m:sSubPr>
+          <m:e>
+            <m:r>
+              <w:rPr>
+                <w:rFonts w:ascii="Cambria Math" w:hAnsi="Cambria Math" w:cs="Cambria"/>
+                <w:color w:val="000000"/>
+              </w:rPr>
+              <m:t>X</m:t>
+            </m:r>
+          </m:e>
+          <m:sub>
+            <m:d>
+              <m:dPr>
+                <m:ctrlPr>
+                  <w:rPr>
+                    <w:rFonts w:ascii="Cambria Math" w:hAnsi="Cambria Math" w:cs="Cambria"/>
+                    <w:i/>
+                    <w:color w:val="000000"/>
+                  </w:rPr>
+                </m:ctrlPr>
+              </m:dPr>
+              <m:e>
+                <m:r>
+                  <w:rPr>
+                    <w:rFonts w:ascii="Cambria Math" w:hAnsi="Cambria Math" w:cs="Cambria"/>
+                    <w:color w:val="000000"/>
+                  </w:rPr>
+                  <m:t>n+1</m:t>
+                </m:r>
+              </m:e>
+            </m:d>
+            <m:r>
+              <w:rPr>
+                <w:rFonts w:ascii="Cambria Math" w:hAnsi="Cambria Math" w:cs="Cambria"/>
+                <w:color w:val="000000"/>
+              </w:rPr>
+              <m:t xml:space="preserve"> </m:t>
+            </m:r>
+          </m:sub>
+        </m:sSub>
+        <m:r>
+          <w:rPr>
+            <w:rFonts w:ascii="Cambria Math" w:hAnsi="Cambria Math" w:cs="Cambria"/>
+            <w:color w:val="000000"/>
+          </w:rPr>
+          <m:t>=</m:t>
+        </m:r>
+        <m:d>
+          <m:dPr>
+            <m:ctrlPr>
+              <w:rPr>
+                <w:rFonts w:ascii="Cambria Math" w:hAnsi="Cambria Math" w:cs="Cambria"/>
+                <w:i/>
+                <w:color w:val="000000"/>
+              </w:rPr>
+            </m:ctrlPr>
+          </m:dPr>
+          <m:e>
+            <m:r>
+              <w:rPr>
+                <w:rFonts w:ascii="Cambria Math" w:hAnsi="Cambria Math" w:cs="Cambria"/>
+                <w:color w:val="000000"/>
+              </w:rPr>
+              <m:t>a</m:t>
+            </m:r>
+            <m:sSub>
+              <m:sSubPr>
+                <m:ctrlPr>
+                  <w:rPr>
+                    <w:rFonts w:ascii="Cambria Math" w:hAnsi="Cambria Math" w:cs="Cambria"/>
+                    <w:i/>
+                    <w:color w:val="000000"/>
+                  </w:rPr>
+                </m:ctrlPr>
+              </m:sSubPr>
+              <m:e>
+                <m:r>
+                  <w:rPr>
+                    <w:rFonts w:ascii="Cambria Math" w:hAnsi="Cambria Math" w:cs="Cambria"/>
+                    <w:color w:val="000000"/>
+                  </w:rPr>
+                  <m:t>X</m:t>
+                </m:r>
+              </m:e>
+              <m:sub>
+                <m:r>
+                  <w:rPr>
+                    <w:rFonts w:ascii="Cambria Math" w:hAnsi="Cambria Math" w:cs="Cambria"/>
+                    <w:color w:val="000000"/>
+                  </w:rPr>
+                  <m:t>n</m:t>
+                </m:r>
+              </m:sub>
+            </m:sSub>
+            <m:r>
+              <w:rPr>
+                <w:rFonts w:ascii="Cambria Math" w:hAnsi="Cambria Math" w:cs="Cambria"/>
+                <w:color w:val="000000"/>
+              </w:rPr>
+              <m:t>+c</m:t>
+            </m:r>
+          </m:e>
+        </m:d>
+        <m:r>
+          <w:rPr>
+            <w:rFonts w:ascii="Cambria Math" w:hAnsi="Cambria Math" w:cs="Cambria"/>
+            <w:color w:val="000000"/>
+          </w:rPr>
+          <m:t xml:space="preserve"> mod m</m:t>
+        </m:r>
+      </m:oMath>
     </w:p>
     <w:p>
       <w:pPr>
@@ -1740,6 +2291,7 @@
           <w:color w:val="000000"/>
         </w:rPr>
         <w:sectPr>
+          <w:headerReference w:type="default" r:id="rId8"/>
           <w:pgSz w:w="12240" w:h="15840" w:code="1"/>
           <w:pgMar w:top="1417" w:right="1701" w:bottom="1417" w:left="1701" w:header="708" w:footer="708" w:gutter="0"/>
           <w:cols w:space="708"/>
@@ -2986,18 +3538,6 @@
         <w:adjustRightInd w:val="0"/>
         <w:spacing w:after="0" w:line="276" w:lineRule="auto"/>
         <w:rPr>
-          <w:rFonts w:ascii="Cambria" w:eastAsiaTheme="minorEastAsia" w:hAnsi="Cambria" w:cs="Cambria"/>
-          <w:color w:val="000000"/>
-        </w:rPr>
-      </w:pPr>
-    </w:p>
-    <w:p>
-      <w:pPr>
-        <w:autoSpaceDE w:val="0"/>
-        <w:autoSpaceDN w:val="0"/>
-        <w:adjustRightInd w:val="0"/>
-        <w:spacing w:after="0" w:line="276" w:lineRule="auto"/>
-        <w:rPr>
           <w:rFonts w:ascii="Cambria" w:hAnsi="Cambria" w:cs="Cambria"/>
           <w:color w:val="000000"/>
         </w:rPr>
@@ -4201,6 +4741,25 @@
           <w:rFonts w:ascii="Cambria" w:eastAsiaTheme="minorEastAsia" w:hAnsi="Cambria" w:cs="Cambria"/>
           <w:color w:val="000000"/>
         </w:rPr>
+        <w:sectPr>
+          <w:type w:val="continuous"/>
+          <w:pgSz w:w="12240" w:h="15840" w:code="1"/>
+          <w:pgMar w:top="1417" w:right="1701" w:bottom="1417" w:left="1701" w:header="708" w:footer="708" w:gutter="0"/>
+          <w:cols w:num="3" w:space="708"/>
+          <w:docGrid w:linePitch="360"/>
+        </w:sectPr>
+      </w:pPr>
+    </w:p>
+    <w:p>
+      <w:pPr>
+        <w:autoSpaceDE w:val="0"/>
+        <w:autoSpaceDN w:val="0"/>
+        <w:adjustRightInd w:val="0"/>
+        <w:spacing w:after="0" w:line="276" w:lineRule="auto"/>
+        <w:rPr>
+          <w:rFonts w:ascii="Cambria" w:eastAsiaTheme="minorEastAsia" w:hAnsi="Cambria" w:cs="Cambria"/>
+          <w:color w:val="000000"/>
+        </w:rPr>
       </w:pPr>
     </w:p>
     <w:p>
@@ -4467,120 +5026,224 @@
     </w:p>
     <w:p>
       <w:pPr>
+        <w:pStyle w:val="PargrafodaLista"/>
+        <w:numPr>
+          <w:ilvl w:val="0"/>
+          <w:numId w:val="8"/>
+        </w:numPr>
         <w:autoSpaceDE w:val="0"/>
         <w:autoSpaceDN w:val="0"/>
         <w:adjustRightInd w:val="0"/>
         <w:spacing w:after="0" w:line="276" w:lineRule="auto"/>
-        <w:ind w:left="360"/>
+        <w:jc w:val="both"/>
         <w:rPr>
           <w:rFonts w:ascii="Cambria" w:eastAsiaTheme="minorEastAsia" w:hAnsi="Cambria" w:cs="Cambria"/>
           <w:color w:val="000000"/>
         </w:rPr>
       </w:pPr>
-    </w:p>
-    <w:p>
-      <w:pPr>
+      <w:r>
+        <w:rPr>
+          <w:rFonts w:ascii="Cambria" w:eastAsiaTheme="minorEastAsia" w:hAnsi="Cambria" w:cs="Cambria"/>
+          <w:color w:val="000000"/>
+        </w:rPr>
+        <w:t xml:space="preserve">Apesar de o módulo do gerador ser </w:t>
+      </w:r>
+      <w:r>
+        <w:rPr>
+          <w:rFonts w:ascii="Cambria" w:eastAsiaTheme="minorEastAsia" w:hAnsi="Cambria" w:cs="Cambria"/>
+          <w:b/>
+          <w:bCs/>
+          <w:color w:val="000000"/>
+        </w:rPr>
+        <w:t>m=</w:t>
+      </w:r>
+      <w:r>
+        <w:rPr>
+          <w:rFonts w:ascii="Cambria" w:eastAsiaTheme="minorEastAsia" w:hAnsi="Cambria" w:cs="Cambria"/>
+          <w:b/>
+          <w:bCs/>
+          <w:color w:val="000000"/>
+        </w:rPr>
+        <w:t>32</w:t>
+      </w:r>
+      <w:r>
+        <w:rPr>
+          <w:rFonts w:ascii="Cambria" w:eastAsiaTheme="minorEastAsia" w:hAnsi="Cambria" w:cs="Cambria"/>
+          <w:color w:val="000000"/>
+        </w:rPr>
+        <w:t xml:space="preserve">, o que teoricamente permitiria um período máximo de </w:t>
+      </w:r>
+      <w:r>
+        <w:rPr>
+          <w:rFonts w:ascii="Cambria" w:eastAsiaTheme="minorEastAsia" w:hAnsi="Cambria" w:cs="Cambria"/>
+          <w:b/>
+          <w:bCs/>
+          <w:color w:val="000000"/>
+        </w:rPr>
+        <w:t>32</w:t>
+      </w:r>
+      <w:r>
+        <w:rPr>
+          <w:rFonts w:ascii="Cambria" w:eastAsiaTheme="minorEastAsia" w:hAnsi="Cambria" w:cs="Cambria"/>
+          <w:color w:val="000000"/>
+        </w:rPr>
+        <w:t xml:space="preserve"> valores distintos, o gerador apresentado atinge, na prática, apenas um período de </w:t>
+      </w:r>
+      <w:r>
+        <w:rPr>
+          <w:rFonts w:ascii="Cambria" w:eastAsiaTheme="minorEastAsia" w:hAnsi="Cambria" w:cs="Cambria"/>
+          <w:b/>
+          <w:bCs/>
+          <w:color w:val="000000"/>
+        </w:rPr>
+        <w:t>16</w:t>
+      </w:r>
+      <w:r>
+        <w:rPr>
+          <w:rFonts w:ascii="Cambria" w:eastAsiaTheme="minorEastAsia" w:hAnsi="Cambria" w:cs="Cambria"/>
+          <w:color w:val="000000"/>
+        </w:rPr>
+        <w:t xml:space="preserve">. Isso indica que o gerador não alcança o período máximo possível, devido à escolha dos parâmetros </w:t>
+      </w:r>
+      <w:r>
+        <w:rPr>
+          <w:rFonts w:ascii="Cambria" w:eastAsiaTheme="minorEastAsia" w:hAnsi="Cambria" w:cs="Cambria"/>
+          <w:b/>
+          <w:bCs/>
+          <w:color w:val="000000"/>
+        </w:rPr>
+        <w:t>a</w:t>
+      </w:r>
+      <w:r>
+        <w:rPr>
+          <w:rFonts w:ascii="Cambria" w:eastAsiaTheme="minorEastAsia" w:hAnsi="Cambria" w:cs="Cambria"/>
+          <w:color w:val="000000"/>
+        </w:rPr>
+        <w:t xml:space="preserve"> e </w:t>
+      </w:r>
+      <w:r>
+        <w:rPr>
+          <w:rFonts w:ascii="Cambria" w:eastAsiaTheme="minorEastAsia" w:hAnsi="Cambria" w:cs="Cambria"/>
+          <w:b/>
+          <w:bCs/>
+          <w:color w:val="000000"/>
+        </w:rPr>
+        <w:t>c</w:t>
+      </w:r>
+      <w:r>
+        <w:rPr>
+          <w:rFonts w:ascii="Cambria" w:eastAsiaTheme="minorEastAsia" w:hAnsi="Cambria" w:cs="Cambria"/>
+          <w:color w:val="000000"/>
+        </w:rPr>
+        <w:t>, que não satisfazem completamente as condições necessárias para período máximo.</w:t>
+      </w:r>
+    </w:p>
+    <w:p>
+      <w:pPr>
+        <w:pStyle w:val="PargrafodaLista"/>
+        <w:numPr>
+          <w:ilvl w:val="0"/>
+          <w:numId w:val="8"/>
+        </w:numPr>
         <w:autoSpaceDE w:val="0"/>
         <w:autoSpaceDN w:val="0"/>
         <w:adjustRightInd w:val="0"/>
         <w:spacing w:after="0" w:line="276" w:lineRule="auto"/>
-        <w:ind w:left="360"/>
         <w:jc w:val="both"/>
         <w:rPr>
           <w:rFonts w:ascii="Cambria" w:eastAsiaTheme="minorEastAsia" w:hAnsi="Cambria" w:cs="Cambria"/>
           <w:color w:val="000000"/>
-          <w:highlight w:val="yellow"/>
         </w:rPr>
       </w:pPr>
       <w:r>
         <w:rPr>
           <w:rFonts w:ascii="Cambria" w:eastAsiaTheme="minorEastAsia" w:hAnsi="Cambria" w:cs="Cambria"/>
           <w:color w:val="000000"/>
-          <w:highlight w:val="yellow"/>
-        </w:rPr>
-        <w:t>O gerador analisado apresenta limitações relevantes que comprometem sua utilização em aplicações mais exigentes. Em particular, destaca-se que o período obtido é relativamente curto, o que implica repetição rápida da sequência gerada.</w:t>
-      </w:r>
-    </w:p>
-    <w:p>
-      <w:pPr>
+        </w:rPr>
+        <w:t>Essa limitação implica que a sequência gerada passa a se repetir rapidamente, reduzindo significativamente a quantidade de números pseudoaleatórios distintos disponíveis. Em simulações de Monte Carlo em larga escala, essa repetição precoce pode introduzir vieses nos resultados, comprometendo a confiabilidade das estimativas obtidas.</w:t>
+      </w:r>
+    </w:p>
+    <w:p>
+      <w:pPr>
+        <w:pStyle w:val="PargrafodaLista"/>
+        <w:numPr>
+          <w:ilvl w:val="0"/>
+          <w:numId w:val="8"/>
+        </w:numPr>
         <w:autoSpaceDE w:val="0"/>
         <w:autoSpaceDN w:val="0"/>
         <w:adjustRightInd w:val="0"/>
         <w:spacing w:after="0" w:line="276" w:lineRule="auto"/>
-        <w:ind w:left="360"/>
         <w:jc w:val="both"/>
         <w:rPr>
           <w:rFonts w:ascii="Cambria" w:eastAsiaTheme="minorEastAsia" w:hAnsi="Cambria" w:cs="Cambria"/>
           <w:color w:val="000000"/>
-          <w:highlight w:val="yellow"/>
         </w:rPr>
       </w:pPr>
       <w:r>
         <w:rPr>
           <w:rFonts w:ascii="Cambria" w:eastAsiaTheme="minorEastAsia" w:hAnsi="Cambria" w:cs="Cambria"/>
           <w:color w:val="000000"/>
-          <w:highlight w:val="yellow"/>
-        </w:rPr>
-        <w:t>Além disso, a qualidade estatística dos números produzidos é limitada, podendo haver correlações entre valores consecutivos. Esse comportamento reduz a aleatoriedade efetiva da sequência.</w:t>
-      </w:r>
-    </w:p>
-    <w:p>
-      <w:pPr>
+        </w:rPr>
+        <w:t xml:space="preserve">Além disso, o uso de um módulo pequeno, como </w:t>
+      </w:r>
+      <w:r>
+        <w:rPr>
+          <w:rFonts w:ascii="Cambria" w:eastAsiaTheme="minorEastAsia" w:hAnsi="Cambria" w:cs="Cambria"/>
+          <w:b/>
+          <w:bCs/>
+          <w:color w:val="000000"/>
+        </w:rPr>
+        <w:t>m=32</w:t>
+      </w:r>
+      <w:r>
+        <w:rPr>
+          <w:rFonts w:ascii="Cambria" w:eastAsiaTheme="minorEastAsia" w:hAnsi="Cambria" w:cs="Cambria"/>
+          <w:color w:val="000000"/>
+        </w:rPr>
+        <w:t>, limita a resolução dos números gerados e favorece a ocorrência de correlações entre termos consecutivos da sequência. Essas correlações prejudicam a qualidade estatística do gerador, especialmente em simulações que envolvem um grande número de iterações ou múltiplas dimensões.</w:t>
+      </w:r>
+    </w:p>
+    <w:p>
+      <w:pPr>
+        <w:pStyle w:val="PargrafodaLista"/>
+        <w:numPr>
+          <w:ilvl w:val="0"/>
+          <w:numId w:val="8"/>
+        </w:numPr>
         <w:autoSpaceDE w:val="0"/>
         <w:autoSpaceDN w:val="0"/>
         <w:adjustRightInd w:val="0"/>
         <w:spacing w:after="0" w:line="276" w:lineRule="auto"/>
-        <w:ind w:left="360"/>
         <w:jc w:val="both"/>
         <w:rPr>
           <w:rFonts w:ascii="Cambria" w:eastAsiaTheme="minorEastAsia" w:hAnsi="Cambria" w:cs="Cambria"/>
           <w:color w:val="000000"/>
-          <w:highlight w:val="yellow"/>
         </w:rPr>
       </w:pPr>
       <w:r>
         <w:rPr>
           <w:rFonts w:ascii="Cambria" w:eastAsiaTheme="minorEastAsia" w:hAnsi="Cambria" w:cs="Cambria"/>
           <w:color w:val="000000"/>
-          <w:highlight w:val="yellow"/>
-        </w:rPr>
-        <w:t>Outro aspecto importante é que a escolha dos parâmetros não atende às condições necessárias para garantir período máximo, o que impacta negativamente o desempenho do gerador.</w:t>
-      </w:r>
-    </w:p>
-    <w:p>
-      <w:pPr>
-        <w:autoSpaceDE w:val="0"/>
-        <w:autoSpaceDN w:val="0"/>
-        <w:adjustRightInd w:val="0"/>
-        <w:spacing w:after="0" w:line="276" w:lineRule="auto"/>
-        <w:ind w:left="360"/>
-        <w:jc w:val="both"/>
+        </w:rPr>
+        <w:t xml:space="preserve">Portanto, devido ao período reduzido </w:t>
+      </w:r>
+      <w:r>
         <w:rPr>
           <w:rFonts w:ascii="Cambria" w:eastAsiaTheme="minorEastAsia" w:hAnsi="Cambria" w:cs="Cambria"/>
-          <w:color w:val="000000"/>
-        </w:rPr>
-      </w:pPr>
+          <w:b/>
+          <w:bCs/>
+          <w:color w:val="000000"/>
+        </w:rPr>
+        <w:t>(16 &lt; 32)</w:t>
+      </w:r>
       <w:r>
         <w:rPr>
           <w:rFonts w:ascii="Cambria" w:eastAsiaTheme="minorEastAsia" w:hAnsi="Cambria" w:cs="Cambria"/>
           <w:color w:val="000000"/>
-          <w:highlight w:val="yellow"/>
-        </w:rPr>
-        <w:t>Dessa forma, conclui-se que este gerador não é adequado para simulações de Monte Carlo em larga escala, nas quais são requeridas sequências longas e com boas propriedades estatísticas.</w:t>
-      </w:r>
-    </w:p>
-    <w:p>
-      <w:pPr>
-        <w:autoSpaceDE w:val="0"/>
-        <w:autoSpaceDN w:val="0"/>
-        <w:adjustRightInd w:val="0"/>
-        <w:spacing w:after="0" w:line="276" w:lineRule="auto"/>
-        <w:ind w:left="360"/>
-        <w:rPr>
-          <w:rFonts w:ascii="Cambria" w:eastAsiaTheme="minorEastAsia" w:hAnsi="Cambria" w:cs="Cambria"/>
-          <w:color w:val="000000"/>
-        </w:rPr>
-      </w:pPr>
+        </w:rPr>
+        <w:t>, às restrições estatísticas e ao não atendimento das condições de período máximo, conclui-se que este gerador não é adequado para aplicações de Monte Carlo em larga escala, nas quais são necessárias sequências longas, com boa uniformidade e independência estatística.</w:t>
+      </w:r>
     </w:p>
     <w:p>
       <w:pPr>
@@ -6771,26 +7434,17 @@
       <w:pPr>
         <w:spacing w:line="276" w:lineRule="auto"/>
         <w:rPr>
+          <w:rFonts w:ascii="Cambria" w:hAnsi="Cambria" w:cs="Cambria"/>
+          <w:color w:val="000000"/>
+        </w:rPr>
+      </w:pPr>
+      <w:r>
+        <w:rPr>
           <w:b/>
           <w:bCs/>
         </w:rPr>
-      </w:pPr>
-      <w:r>
-        <w:rPr>
-          <w:b/>
-          <w:bCs/>
-        </w:rPr>
         <w:t>Variância: 4</w:t>
       </w:r>
-    </w:p>
-    <w:p>
-      <w:pPr>
-        <w:spacing w:line="276" w:lineRule="auto"/>
-        <w:rPr>
-          <w:rFonts w:ascii="Cambria" w:hAnsi="Cambria" w:cs="Cambria"/>
-          <w:color w:val="000000"/>
-        </w:rPr>
-      </w:pPr>
       <w:r>
         <w:rPr>
           <w:rFonts w:ascii="Cambria" w:hAnsi="Cambria" w:cs="Cambria"/>
@@ -11652,14 +12306,7 @@
             <w:rFonts w:ascii="Cambria Math" w:hAnsi="Cambria Math"/>
             <w:lang w:val="en-US"/>
           </w:rPr>
-          <m:t>≥</m:t>
-        </m:r>
-        <m:r>
-          <w:rPr>
-            <w:rFonts w:ascii="Cambria Math" w:hAnsi="Cambria Math"/>
-            <w:lang w:val="en-US"/>
-          </w:rPr>
-          <m:t>0</m:t>
+          <m:t>≥0</m:t>
         </m:r>
       </m:oMath>
       <w:r>
@@ -11671,7 +12318,7 @@
       <m:oMath>
         <m:r>
           <m:rPr>
-            <m:sty m:val="p"/>
+            <m:sty m:val="b"/>
           </m:rPr>
           <w:rPr>
             <w:rStyle w:val="mord"/>
@@ -11681,7 +12328,7 @@
         </m:r>
         <m:r>
           <m:rPr>
-            <m:sty m:val="p"/>
+            <m:sty m:val="b"/>
           </m:rPr>
           <w:rPr>
             <w:rStyle w:val="mrel"/>
@@ -11691,7 +12338,27 @@
         </m:r>
         <m:r>
           <m:rPr>
-            <m:sty m:val="p"/>
+            <m:sty m:val="b"/>
+          </m:rPr>
+          <w:rPr>
+            <w:rStyle w:val="mord"/>
+            <w:rFonts w:ascii="Cambria Math" w:hAnsi="Cambria Math"/>
+          </w:rPr>
+          <m:t xml:space="preserve">0 en </m:t>
+        </m:r>
+        <m:r>
+          <m:rPr>
+            <m:sty m:val="b"/>
+          </m:rPr>
+          <w:rPr>
+            <w:rStyle w:val="mopen"/>
+            <w:rFonts w:ascii="Cambria Math" w:hAnsi="Cambria Math"/>
+          </w:rPr>
+          <m:t>[</m:t>
+        </m:r>
+        <m:r>
+          <m:rPr>
+            <m:sty m:val="b"/>
           </m:rPr>
           <w:rPr>
             <w:rStyle w:val="mord"/>
@@ -11701,57 +12368,7 @@
         </m:r>
         <m:r>
           <m:rPr>
-            <m:sty m:val="p"/>
-          </m:rPr>
-          <w:rPr>
-            <w:rStyle w:val="mord"/>
-            <w:rFonts w:ascii="Cambria Math" w:hAnsi="Cambria Math"/>
-          </w:rPr>
-          <m:t xml:space="preserve"> </m:t>
-        </m:r>
-        <m:r>
-          <m:rPr>
-            <m:sty m:val="p"/>
-          </m:rPr>
-          <w:rPr>
-            <w:rStyle w:val="mord"/>
-            <w:rFonts w:ascii="Cambria Math" w:hAnsi="Cambria Math"/>
-          </w:rPr>
-          <m:t>en</m:t>
-        </m:r>
-        <m:r>
-          <m:rPr>
-            <m:sty m:val="p"/>
-          </m:rPr>
-          <w:rPr>
-            <w:rStyle w:val="mord"/>
-            <w:rFonts w:ascii="Cambria Math" w:hAnsi="Cambria Math"/>
-          </w:rPr>
-          <m:t xml:space="preserve"> </m:t>
-        </m:r>
-        <m:r>
-          <m:rPr>
-            <m:sty m:val="p"/>
-          </m:rPr>
-          <w:rPr>
-            <w:rStyle w:val="mopen"/>
-            <w:rFonts w:ascii="Cambria Math" w:hAnsi="Cambria Math"/>
-          </w:rPr>
-          <m:t>[</m:t>
-        </m:r>
-        <m:r>
-          <m:rPr>
-            <m:sty m:val="p"/>
-          </m:rPr>
-          <w:rPr>
-            <w:rStyle w:val="mord"/>
-            <w:rFonts w:ascii="Cambria Math" w:hAnsi="Cambria Math"/>
-          </w:rPr>
-          <m:t>0</m:t>
-        </m:r>
-        <m:r>
-          <m:rPr>
-            <m:sty m:val="p"/>
+            <m:sty m:val="b"/>
           </m:rPr>
           <w:rPr>
             <w:rStyle w:val="mpunct"/>
@@ -11761,7 +12378,7 @@
         </m:r>
         <m:r>
           <m:rPr>
-            <m:sty m:val="p"/>
+            <m:sty m:val="b"/>
           </m:rPr>
           <w:rPr>
             <w:rStyle w:val="mord"/>
@@ -11771,7 +12388,7 @@
         </m:r>
         <m:r>
           <m:rPr>
-            <m:sty m:val="p"/>
+            <m:sty m:val="b"/>
           </m:rPr>
           <w:rPr>
             <w:rStyle w:val="mclose"/>
@@ -11896,12 +12513,17 @@
               <w:rPr>
                 <w:rStyle w:val="mord"/>
                 <w:rFonts w:ascii="Cambria Math" w:eastAsiaTheme="minorEastAsia" w:hAnsi="Cambria Math"/>
+                <w:b/>
+                <w:bCs/>
                 <w:i/>
               </w:rPr>
             </m:ctrlPr>
           </m:naryPr>
           <m:sub>
             <m:r>
+              <m:rPr>
+                <m:sty m:val="bi"/>
+              </m:rPr>
               <w:rPr>
                 <w:rStyle w:val="mord"/>
                 <w:rFonts w:ascii="Cambria Math" w:eastAsiaTheme="minorEastAsia" w:hAnsi="Cambria Math"/>
@@ -11911,6 +12533,9 @@
           </m:sub>
           <m:sup>
             <m:r>
+              <m:rPr>
+                <m:sty m:val="bi"/>
+              </m:rPr>
               <w:rPr>
                 <w:rStyle w:val="mord"/>
                 <w:rFonts w:ascii="Cambria Math" w:eastAsiaTheme="minorEastAsia" w:hAnsi="Cambria Math"/>
@@ -11920,11 +12545,24 @@
           </m:sup>
           <m:e>
             <m:r>
+              <m:rPr>
+                <m:sty m:val="bi"/>
+              </m:rPr>
               <w:rPr>
                 <w:rStyle w:val="mord"/>
                 <w:rFonts w:ascii="Cambria Math" w:eastAsiaTheme="minorEastAsia" w:hAnsi="Cambria Math"/>
               </w:rPr>
-              <m:t>2xdx=1</m:t>
+              <m:t>2</m:t>
+            </m:r>
+            <m:r>
+              <m:rPr>
+                <m:sty m:val="bi"/>
+              </m:rPr>
+              <w:rPr>
+                <w:rStyle w:val="mord"/>
+                <w:rFonts w:ascii="Cambria Math" w:eastAsiaTheme="minorEastAsia" w:hAnsi="Cambria Math"/>
+              </w:rPr>
+              <m:t>xdx=1</m:t>
             </m:r>
           </m:e>
         </m:nary>
@@ -11944,20 +12582,8 @@
           <w:rFonts w:ascii="Cambria" w:hAnsi="Cambria" w:cs="Cambria"/>
           <w:color w:val="000000"/>
         </w:rPr>
-        <w:t>F</w:t>
-      </w:r>
-      <w:r>
-        <w:rPr>
-          <w:rFonts w:ascii="Cambria" w:hAnsi="Cambria" w:cs="Cambria"/>
-          <w:color w:val="000000"/>
-        </w:rPr>
-        <w:t>unção distribuição acumulada (CDF)</w:t>
-      </w:r>
-    </w:p>
-    <w:p>
-      <w:pPr>
-        <w:spacing w:line="276" w:lineRule="auto"/>
-      </w:pPr>
+        <w:t>Função distribuição acumulada (CDF)</w:t>
+      </w:r>
     </w:p>
     <w:p>
       <w:pPr>
@@ -12171,19 +12797,16 @@
         <w:spacing w:line="276" w:lineRule="auto"/>
         <w:rPr>
           <w:rFonts w:eastAsiaTheme="minorEastAsia"/>
-        </w:rPr>
-      </w:pPr>
-    </w:p>
-    <w:p>
-      <w:pPr>
-        <w:spacing w:line="276" w:lineRule="auto"/>
-        <w:rPr>
-          <w:rFonts w:eastAsiaTheme="minorEastAsia"/>
+          <w:b/>
+          <w:bCs/>
         </w:rPr>
       </w:pPr>
       <m:oMathPara>
         <m:oMath>
           <m:r>
+            <m:rPr>
+              <m:sty m:val="bi"/>
+            </m:rPr>
             <w:rPr>
               <w:rFonts w:ascii="Cambria Math" w:hAnsi="Cambria Math"/>
             </w:rPr>
@@ -12194,12 +12817,17 @@
               <m:ctrlPr>
                 <w:rPr>
                   <w:rFonts w:ascii="Cambria Math" w:eastAsiaTheme="minorEastAsia" w:hAnsi="Cambria Math"/>
+                  <w:b/>
+                  <w:bCs/>
                   <w:i/>
                 </w:rPr>
               </m:ctrlPr>
             </m:dPr>
             <m:e>
               <m:r>
+                <m:rPr>
+                  <m:sty m:val="bi"/>
+                </m:rPr>
                 <w:rPr>
                   <w:rFonts w:ascii="Cambria Math" w:hAnsi="Cambria Math"/>
                 </w:rPr>
@@ -12208,6 +12836,9 @@
             </m:e>
           </m:d>
           <m:r>
+            <m:rPr>
+              <m:sty m:val="bi"/>
+            </m:rPr>
             <w:rPr>
               <w:rFonts w:ascii="Cambria Math" w:hAnsi="Cambria Math"/>
             </w:rPr>
@@ -12220,6 +12851,8 @@
               <m:ctrlPr>
                 <w:rPr>
                   <w:rFonts w:ascii="Cambria Math" w:eastAsiaTheme="minorEastAsia" w:hAnsi="Cambria Math"/>
+                  <w:b/>
+                  <w:bCs/>
                   <w:i/>
                 </w:rPr>
               </m:ctrlPr>
@@ -12230,18 +12863,26 @@
                   <m:ctrlPr>
                     <w:rPr>
                       <w:rFonts w:ascii="Cambria Math" w:eastAsiaTheme="minorEastAsia" w:hAnsi="Cambria Math"/>
+                      <w:b/>
+                      <w:bCs/>
                       <w:i/>
                     </w:rPr>
                   </m:ctrlPr>
                 </m:eqArrPr>
                 <m:e>
                   <m:r>
+                    <m:rPr>
+                      <m:sty m:val="bi"/>
+                    </m:rPr>
                     <w:rPr>
                       <w:rFonts w:ascii="Cambria Math" w:eastAsiaTheme="minorEastAsia" w:hAnsi="Cambria Math"/>
                     </w:rPr>
                     <m:t>0</m:t>
                   </m:r>
                   <m:r>
+                    <m:rPr>
+                      <m:sty m:val="bi"/>
+                    </m:rPr>
                     <w:rPr>
                       <w:rFonts w:ascii="Cambria Math" w:hAnsi="Cambria Math"/>
                     </w:rPr>
@@ -12254,12 +12895,17 @@
                       <m:ctrlPr>
                         <w:rPr>
                           <w:rFonts w:ascii="Cambria Math" w:hAnsi="Cambria Math"/>
+                          <w:b/>
+                          <w:bCs/>
                           <w:i/>
                         </w:rPr>
                       </m:ctrlPr>
                     </m:sSupPr>
                     <m:e>
                       <m:r>
+                        <m:rPr>
+                          <m:sty m:val="bi"/>
+                        </m:rPr>
                         <w:rPr>
                           <w:rFonts w:ascii="Cambria Math" w:hAnsi="Cambria Math"/>
                         </w:rPr>
@@ -12268,6 +12914,9 @@
                     </m:e>
                     <m:sup>
                       <m:r>
+                        <m:rPr>
+                          <m:sty m:val="bi"/>
+                        </m:rPr>
                         <w:rPr>
                           <w:rFonts w:ascii="Cambria Math" w:hAnsi="Cambria Math"/>
                         </w:rPr>
@@ -12276,12 +12925,18 @@
                     </m:sup>
                   </m:sSup>
                   <m:r>
+                    <m:rPr>
+                      <m:sty m:val="bi"/>
+                    </m:rPr>
                     <w:rPr>
                       <w:rFonts w:ascii="Cambria Math" w:hAnsi="Cambria Math"/>
                     </w:rPr>
                     <m:t>,  &amp;</m:t>
                   </m:r>
                   <m:r>
+                    <m:rPr>
+                      <m:sty m:val="bi"/>
+                    </m:rPr>
                     <w:rPr>
                       <w:rFonts w:ascii="Cambria Math" w:eastAsiaTheme="minorEastAsia" w:hAnsi="Cambria Math"/>
                     </w:rPr>
@@ -12290,28 +12945,21 @@
                   <m:ctrlPr>
                     <w:rPr>
                       <w:rFonts w:ascii="Cambria Math" w:eastAsia="Cambria Math" w:hAnsi="Cambria Math" w:cs="Cambria Math"/>
+                      <w:b/>
+                      <w:bCs/>
                       <w:i/>
                     </w:rPr>
                   </m:ctrlPr>
                 </m:e>
                 <m:e>
                   <m:r>
+                    <m:rPr>
+                      <m:sty m:val="bi"/>
+                    </m:rPr>
                     <w:rPr>
                       <w:rFonts w:ascii="Cambria Math" w:hAnsi="Cambria Math"/>
                     </w:rPr>
-                    <m:t>1</m:t>
-                  </m:r>
-                  <m:r>
-                    <w:rPr>
-                      <w:rFonts w:ascii="Cambria Math" w:hAnsi="Cambria Math"/>
-                    </w:rPr>
-                    <m:t>,  &amp;x</m:t>
-                  </m:r>
-                  <m:r>
-                    <w:rPr>
-                      <w:rFonts w:ascii="Cambria Math" w:hAnsi="Cambria Math"/>
-                    </w:rPr>
-                    <m:t>&gt;1</m:t>
+                    <m:t>1,  &amp;x&gt;1</m:t>
                   </m:r>
                 </m:e>
               </m:eqArr>
@@ -12319,14 +12967,6 @@
           </m:d>
         </m:oMath>
       </m:oMathPara>
-    </w:p>
-    <w:p>
-      <w:pPr>
-        <w:spacing w:line="276" w:lineRule="auto"/>
-        <w:rPr>
-          <w:lang w:val="es-ES"/>
-        </w:rPr>
-      </w:pPr>
     </w:p>
     <w:sectPr>
       <w:type w:val="continuous"/>
@@ -12337,6 +12977,119 @@
     </w:sectPr>
   </w:body>
 </w:document>
+</file>
+
+<file path=word/endnotes.xml><?xml version="1.0" encoding="utf-8"?>
+<w:endnotes xmlns:wpc="http://schemas.microsoft.com/office/word/2010/wordprocessingCanvas" xmlns:cx="http://schemas.microsoft.com/office/drawing/2014/chartex" xmlns:cx1="http://schemas.microsoft.com/office/drawing/2015/9/8/chartex" xmlns:cx2="http://schemas.microsoft.com/office/drawing/2015/10/21/chartex" xmlns:cx3="http://schemas.microsoft.com/office/drawing/2016/5/9/chartex" xmlns:cx4="http://schemas.microsoft.com/office/drawing/2016/5/10/chartex" xmlns:cx5="http://schemas.microsoft.com/office/drawing/2016/5/11/chartex" xmlns:cx6="http://schemas.microsoft.com/office/drawing/2016/5/12/chartex" xmlns:cx7="http://schemas.microsoft.com/office/drawing/2016/5/13/chartex" xmlns:cx8="http://schemas.microsoft.com/office/drawing/2016/5/14/chartex" xmlns:mc="http://schemas.openxmlformats.org/markup-compatibility/2006" xmlns:aink="http://schemas.microsoft.com/office/drawing/2016/ink" xmlns:am3d="http://schemas.microsoft.com/office/drawing/2017/model3d" xmlns:o="urn:schemas-microsoft-com:office:office" xmlns:r="http://schemas.openxmlformats.org/officeDocument/2006/relationships" xmlns:m="http://schemas.openxmlformats.org/officeDocument/2006/math" xmlns:v="urn:schemas-microsoft-com:vml" xmlns:wp14="http://schemas.microsoft.com/office/word/2010/wordprocessingDrawing" xmlns:wp="http://schemas.openxmlformats.org/drawingml/2006/wordprocessingDrawing" xmlns:w10="urn:schemas-microsoft-com:office:word" xmlns:w="http://schemas.openxmlformats.org/wordprocessingml/2006/main" xmlns:w14="http://schemas.microsoft.com/office/word/2010/wordml" xmlns:w15="http://schemas.microsoft.com/office/word/2012/wordml" xmlns:w16cex="http://schemas.microsoft.com/office/word/2018/wordml/cex" xmlns:w16cid="http://schemas.microsoft.com/office/word/2016/wordml/cid" xmlns:w16="http://schemas.microsoft.com/office/word/2018/wordml" xmlns:w16sdtdh="http://schemas.microsoft.com/office/word/2020/wordml/sdtdatahash" xmlns:w16se="http://schemas.microsoft.com/office/word/2015/wordml/symex" xmlns:wpg="http://schemas.microsoft.com/office/word/2010/wordprocessingGroup" xmlns:wpi="http://schemas.microsoft.com/office/word/2010/wordprocessingInk" xmlns:wne="http://schemas.microsoft.com/office/word/2006/wordml" xmlns:wps="http://schemas.microsoft.com/office/word/2010/wordprocessingShape" mc:Ignorable="w14 w15 w16se w16cid w16 w16cex w16sdtdh wp14">
+  <w:endnote w:type="separator" w:id="-1">
+    <w:p>
+      <w:pPr>
+        <w:spacing w:after="0" w:line="240" w:lineRule="auto"/>
+      </w:pPr>
+      <w:r>
+        <w:separator/>
+      </w:r>
+    </w:p>
+  </w:endnote>
+  <w:endnote w:type="continuationSeparator" w:id="0">
+    <w:p>
+      <w:pPr>
+        <w:spacing w:after="0" w:line="240" w:lineRule="auto"/>
+      </w:pPr>
+      <w:r>
+        <w:continuationSeparator/>
+      </w:r>
+    </w:p>
+  </w:endnote>
+</w:endnotes>
+</file>
+
+<file path=word/footnotes.xml><?xml version="1.0" encoding="utf-8"?>
+<w:footnotes xmlns:wpc="http://schemas.microsoft.com/office/word/2010/wordprocessingCanvas" xmlns:cx="http://schemas.microsoft.com/office/drawing/2014/chartex" xmlns:cx1="http://schemas.microsoft.com/office/drawing/2015/9/8/chartex" xmlns:cx2="http://schemas.microsoft.com/office/drawing/2015/10/21/chartex" xmlns:cx3="http://schemas.microsoft.com/office/drawing/2016/5/9/chartex" xmlns:cx4="http://schemas.microsoft.com/office/drawing/2016/5/10/chartex" xmlns:cx5="http://schemas.microsoft.com/office/drawing/2016/5/11/chartex" xmlns:cx6="http://schemas.microsoft.com/office/drawing/2016/5/12/chartex" xmlns:cx7="http://schemas.microsoft.com/office/drawing/2016/5/13/chartex" xmlns:cx8="http://schemas.microsoft.com/office/drawing/2016/5/14/chartex" xmlns:mc="http://schemas.openxmlformats.org/markup-compatibility/2006" xmlns:aink="http://schemas.microsoft.com/office/drawing/2016/ink" xmlns:am3d="http://schemas.microsoft.com/office/drawing/2017/model3d" xmlns:o="urn:schemas-microsoft-com:office:office" xmlns:r="http://schemas.openxmlformats.org/officeDocument/2006/relationships" xmlns:m="http://schemas.openxmlformats.org/officeDocument/2006/math" xmlns:v="urn:schemas-microsoft-com:vml" xmlns:wp14="http://schemas.microsoft.com/office/word/2010/wordprocessingDrawing" xmlns:wp="http://schemas.openxmlformats.org/drawingml/2006/wordprocessingDrawing" xmlns:w10="urn:schemas-microsoft-com:office:word" xmlns:w="http://schemas.openxmlformats.org/wordprocessingml/2006/main" xmlns:w14="http://schemas.microsoft.com/office/word/2010/wordml" xmlns:w15="http://schemas.microsoft.com/office/word/2012/wordml" xmlns:w16cex="http://schemas.microsoft.com/office/word/2018/wordml/cex" xmlns:w16cid="http://schemas.microsoft.com/office/word/2016/wordml/cid" xmlns:w16="http://schemas.microsoft.com/office/word/2018/wordml" xmlns:w16sdtdh="http://schemas.microsoft.com/office/word/2020/wordml/sdtdatahash" xmlns:w16se="http://schemas.microsoft.com/office/word/2015/wordml/symex" xmlns:wpg="http://schemas.microsoft.com/office/word/2010/wordprocessingGroup" xmlns:wpi="http://schemas.microsoft.com/office/word/2010/wordprocessingInk" xmlns:wne="http://schemas.microsoft.com/office/word/2006/wordml" xmlns:wps="http://schemas.microsoft.com/office/word/2010/wordprocessingShape" mc:Ignorable="w14 w15 w16se w16cid w16 w16cex w16sdtdh wp14">
+  <w:footnote w:type="separator" w:id="-1">
+    <w:p>
+      <w:pPr>
+        <w:spacing w:after="0" w:line="240" w:lineRule="auto"/>
+      </w:pPr>
+      <w:r>
+        <w:separator/>
+      </w:r>
+    </w:p>
+  </w:footnote>
+  <w:footnote w:type="continuationSeparator" w:id="0">
+    <w:p>
+      <w:pPr>
+        <w:spacing w:after="0" w:line="240" w:lineRule="auto"/>
+      </w:pPr>
+      <w:r>
+        <w:continuationSeparator/>
+      </w:r>
+    </w:p>
+  </w:footnote>
+</w:footnotes>
+</file>
+
+<file path=word/header1.xml><?xml version="1.0" encoding="utf-8"?>
+<w:hdr xmlns:wpc="http://schemas.microsoft.com/office/word/2010/wordprocessingCanvas" xmlns:cx="http://schemas.microsoft.com/office/drawing/2014/chartex" xmlns:cx1="http://schemas.microsoft.com/office/drawing/2015/9/8/chartex" xmlns:cx2="http://schemas.microsoft.com/office/drawing/2015/10/21/chartex" xmlns:cx3="http://schemas.microsoft.com/office/drawing/2016/5/9/chartex" xmlns:cx4="http://schemas.microsoft.com/office/drawing/2016/5/10/chartex" xmlns:cx5="http://schemas.microsoft.com/office/drawing/2016/5/11/chartex" xmlns:cx6="http://schemas.microsoft.com/office/drawing/2016/5/12/chartex" xmlns:cx7="http://schemas.microsoft.com/office/drawing/2016/5/13/chartex" xmlns:cx8="http://schemas.microsoft.com/office/drawing/2016/5/14/chartex" xmlns:mc="http://schemas.openxmlformats.org/markup-compatibility/2006" xmlns:aink="http://schemas.microsoft.com/office/drawing/2016/ink" xmlns:am3d="http://schemas.microsoft.com/office/drawing/2017/model3d" xmlns:o="urn:schemas-microsoft-com:office:office" xmlns:r="http://schemas.openxmlformats.org/officeDocument/2006/relationships" xmlns:m="http://schemas.openxmlformats.org/officeDocument/2006/math" xmlns:v="urn:schemas-microsoft-com:vml" xmlns:wp14="http://schemas.microsoft.com/office/word/2010/wordprocessingDrawing" xmlns:wp="http://schemas.openxmlformats.org/drawingml/2006/wordprocessingDrawing" xmlns:w10="urn:schemas-microsoft-com:office:word" xmlns:w="http://schemas.openxmlformats.org/wordprocessingml/2006/main" xmlns:w14="http://schemas.microsoft.com/office/word/2010/wordml" xmlns:w15="http://schemas.microsoft.com/office/word/2012/wordml" xmlns:w16cex="http://schemas.microsoft.com/office/word/2018/wordml/cex" xmlns:w16cid="http://schemas.microsoft.com/office/word/2016/wordml/cid" xmlns:w16="http://schemas.microsoft.com/office/word/2018/wordml" xmlns:w16sdtdh="http://schemas.microsoft.com/office/word/2020/wordml/sdtdatahash" xmlns:w16se="http://schemas.microsoft.com/office/word/2015/wordml/symex" xmlns:wpg="http://schemas.microsoft.com/office/word/2010/wordprocessingGroup" xmlns:wpi="http://schemas.microsoft.com/office/word/2010/wordprocessingInk" xmlns:wne="http://schemas.microsoft.com/office/word/2006/wordml" xmlns:wps="http://schemas.microsoft.com/office/word/2010/wordprocessingShape" mc:Ignorable="w14 w15 w16se w16cid w16 w16cex w16sdtdh wp14">
+  <w:p>
+    <w:pPr>
+      <w:pStyle w:val="Cabealho"/>
+    </w:pPr>
+    <w:r>
+      <w:rPr>
+        <w:noProof/>
+      </w:rPr>
+      <w:drawing>
+        <wp:inline distT="0" distB="0" distL="0" distR="0" wp14:anchorId="240AB66A" wp14:editId="15E497CA">
+          <wp:extent cx="2260600" cy="621665"/>
+          <wp:effectExtent l="0" t="0" r="6350" b="6985"/>
+          <wp:docPr id="1" name="Imagem 1"/>
+          <wp:cNvGraphicFramePr>
+            <a:graphicFrameLocks xmlns:a="http://schemas.openxmlformats.org/drawingml/2006/main" noChangeAspect="1"/>
+          </wp:cNvGraphicFramePr>
+          <a:graphic xmlns:a="http://schemas.openxmlformats.org/drawingml/2006/main">
+            <a:graphicData uri="http://schemas.openxmlformats.org/drawingml/2006/picture">
+              <pic:pic xmlns:pic="http://schemas.openxmlformats.org/drawingml/2006/picture">
+                <pic:nvPicPr>
+                  <pic:cNvPr id="0" name="Picture 1"/>
+                  <pic:cNvPicPr>
+                    <a:picLocks noChangeAspect="1" noChangeArrowheads="1"/>
+                  </pic:cNvPicPr>
+                </pic:nvPicPr>
+                <pic:blipFill>
+                  <a:blip r:embed="rId1">
+                    <a:extLst>
+                      <a:ext uri="{28A0092B-C50C-407E-A947-70E740481C1C}">
+                        <a14:useLocalDpi xmlns:a14="http://schemas.microsoft.com/office/drawing/2010/main" val="0"/>
+                      </a:ext>
+                    </a:extLst>
+                  </a:blip>
+                  <a:srcRect/>
+                  <a:stretch>
+                    <a:fillRect/>
+                  </a:stretch>
+                </pic:blipFill>
+                <pic:spPr bwMode="auto">
+                  <a:xfrm>
+                    <a:off x="0" y="0"/>
+                    <a:ext cx="2260600" cy="621665"/>
+                  </a:xfrm>
+                  <a:prstGeom prst="rect">
+                    <a:avLst/>
+                  </a:prstGeom>
+                  <a:noFill/>
+                  <a:ln>
+                    <a:noFill/>
+                  </a:ln>
+                </pic:spPr>
+              </pic:pic>
+            </a:graphicData>
+          </a:graphic>
+        </wp:inline>
+      </w:drawing>
+    </w:r>
+  </w:p>
+</w:hdr>
 </file>
 
 <file path=word/numbering.xml><?xml version="1.0" encoding="utf-8"?>
@@ -12788,6 +13541,119 @@
     </w:lvl>
   </w:abstractNum>
   <w:abstractNum w:abstractNumId="5" w15:restartNumberingAfterBreak="0">
+    <w:nsid w:val="70FB1774"/>
+    <w:multiLevelType w:val="hybridMultilevel"/>
+    <w:tmpl w:val="C5062586"/>
+    <w:lvl w:ilvl="0" w:tplc="04160001">
+      <w:start w:val="1"/>
+      <w:numFmt w:val="bullet"/>
+      <w:lvlText w:val=""/>
+      <w:lvlJc w:val="left"/>
+      <w:pPr>
+        <w:ind w:left="1080" w:hanging="360"/>
+      </w:pPr>
+      <w:rPr>
+        <w:rFonts w:ascii="Symbol" w:hAnsi="Symbol" w:hint="default"/>
+      </w:rPr>
+    </w:lvl>
+    <w:lvl w:ilvl="1" w:tplc="04160003" w:tentative="1">
+      <w:start w:val="1"/>
+      <w:numFmt w:val="bullet"/>
+      <w:lvlText w:val="o"/>
+      <w:lvlJc w:val="left"/>
+      <w:pPr>
+        <w:ind w:left="1800" w:hanging="360"/>
+      </w:pPr>
+      <w:rPr>
+        <w:rFonts w:ascii="Courier New" w:hAnsi="Courier New" w:cs="Courier New" w:hint="default"/>
+      </w:rPr>
+    </w:lvl>
+    <w:lvl w:ilvl="2" w:tplc="04160005" w:tentative="1">
+      <w:start w:val="1"/>
+      <w:numFmt w:val="bullet"/>
+      <w:lvlText w:val=""/>
+      <w:lvlJc w:val="left"/>
+      <w:pPr>
+        <w:ind w:left="2520" w:hanging="360"/>
+      </w:pPr>
+      <w:rPr>
+        <w:rFonts w:ascii="Wingdings" w:hAnsi="Wingdings" w:hint="default"/>
+      </w:rPr>
+    </w:lvl>
+    <w:lvl w:ilvl="3" w:tplc="04160001" w:tentative="1">
+      <w:start w:val="1"/>
+      <w:numFmt w:val="bullet"/>
+      <w:lvlText w:val=""/>
+      <w:lvlJc w:val="left"/>
+      <w:pPr>
+        <w:ind w:left="3240" w:hanging="360"/>
+      </w:pPr>
+      <w:rPr>
+        <w:rFonts w:ascii="Symbol" w:hAnsi="Symbol" w:hint="default"/>
+      </w:rPr>
+    </w:lvl>
+    <w:lvl w:ilvl="4" w:tplc="04160003" w:tentative="1">
+      <w:start w:val="1"/>
+      <w:numFmt w:val="bullet"/>
+      <w:lvlText w:val="o"/>
+      <w:lvlJc w:val="left"/>
+      <w:pPr>
+        <w:ind w:left="3960" w:hanging="360"/>
+      </w:pPr>
+      <w:rPr>
+        <w:rFonts w:ascii="Courier New" w:hAnsi="Courier New" w:cs="Courier New" w:hint="default"/>
+      </w:rPr>
+    </w:lvl>
+    <w:lvl w:ilvl="5" w:tplc="04160005" w:tentative="1">
+      <w:start w:val="1"/>
+      <w:numFmt w:val="bullet"/>
+      <w:lvlText w:val=""/>
+      <w:lvlJc w:val="left"/>
+      <w:pPr>
+        <w:ind w:left="4680" w:hanging="360"/>
+      </w:pPr>
+      <w:rPr>
+        <w:rFonts w:ascii="Wingdings" w:hAnsi="Wingdings" w:hint="default"/>
+      </w:rPr>
+    </w:lvl>
+    <w:lvl w:ilvl="6" w:tplc="04160001" w:tentative="1">
+      <w:start w:val="1"/>
+      <w:numFmt w:val="bullet"/>
+      <w:lvlText w:val=""/>
+      <w:lvlJc w:val="left"/>
+      <w:pPr>
+        <w:ind w:left="5400" w:hanging="360"/>
+      </w:pPr>
+      <w:rPr>
+        <w:rFonts w:ascii="Symbol" w:hAnsi="Symbol" w:hint="default"/>
+      </w:rPr>
+    </w:lvl>
+    <w:lvl w:ilvl="7" w:tplc="04160003" w:tentative="1">
+      <w:start w:val="1"/>
+      <w:numFmt w:val="bullet"/>
+      <w:lvlText w:val="o"/>
+      <w:lvlJc w:val="left"/>
+      <w:pPr>
+        <w:ind w:left="6120" w:hanging="360"/>
+      </w:pPr>
+      <w:rPr>
+        <w:rFonts w:ascii="Courier New" w:hAnsi="Courier New" w:cs="Courier New" w:hint="default"/>
+      </w:rPr>
+    </w:lvl>
+    <w:lvl w:ilvl="8" w:tplc="04160005" w:tentative="1">
+      <w:start w:val="1"/>
+      <w:numFmt w:val="bullet"/>
+      <w:lvlText w:val=""/>
+      <w:lvlJc w:val="left"/>
+      <w:pPr>
+        <w:ind w:left="6840" w:hanging="360"/>
+      </w:pPr>
+      <w:rPr>
+        <w:rFonts w:ascii="Wingdings" w:hAnsi="Wingdings" w:hint="default"/>
+      </w:rPr>
+    </w:lvl>
+  </w:abstractNum>
+  <w:abstractNum w:abstractNumId="6" w15:restartNumberingAfterBreak="0">
     <w:nsid w:val="72C40D5B"/>
     <w:multiLevelType w:val="hybridMultilevel"/>
     <w:tmpl w:val="97C86C28"/>
@@ -12876,7 +13742,7 @@
       </w:pPr>
     </w:lvl>
   </w:abstractNum>
-  <w:abstractNum w:abstractNumId="6" w15:restartNumberingAfterBreak="0">
+  <w:abstractNum w:abstractNumId="7" w15:restartNumberingAfterBreak="0">
     <w:nsid w:val="768A709D"/>
     <w:multiLevelType w:val="hybridMultilevel"/>
     <w:tmpl w:val="F3DE3974"/>
@@ -12981,9 +13847,12 @@
     <w:abstractNumId w:val="0"/>
   </w:num>
   <w:num w:numId="6">
+    <w:abstractNumId w:val="7"/>
+  </w:num>
+  <w:num w:numId="7">
     <w:abstractNumId w:val="6"/>
   </w:num>
-  <w:num w:numId="7">
+  <w:num w:numId="8">
     <w:abstractNumId w:val="5"/>
   </w:num>
 </w:numbering>
@@ -13467,6 +14336,74 @@
     <w:basedOn w:val="Fontepargpadro"/>
     <w:rsid w:val="00D050BB"/>
   </w:style>
+  <w:style w:type="paragraph" w:styleId="Cabealho">
+    <w:name w:val="header"/>
+    <w:basedOn w:val="Normal"/>
+    <w:link w:val="CabealhoChar"/>
+    <w:uiPriority w:val="99"/>
+    <w:unhideWhenUsed/>
+    <w:rsid w:val="00E00779"/>
+    <w:pPr>
+      <w:tabs>
+        <w:tab w:val="center" w:pos="4252"/>
+        <w:tab w:val="right" w:pos="8504"/>
+      </w:tabs>
+      <w:spacing w:after="0" w:line="240" w:lineRule="auto"/>
+    </w:pPr>
+  </w:style>
+  <w:style w:type="character" w:customStyle="1" w:styleId="CabealhoChar">
+    <w:name w:val="Cabeçalho Char"/>
+    <w:basedOn w:val="Fontepargpadro"/>
+    <w:link w:val="Cabealho"/>
+    <w:uiPriority w:val="99"/>
+    <w:rsid w:val="00E00779"/>
+  </w:style>
+  <w:style w:type="paragraph" w:styleId="Rodap">
+    <w:name w:val="footer"/>
+    <w:basedOn w:val="Normal"/>
+    <w:link w:val="RodapChar"/>
+    <w:uiPriority w:val="99"/>
+    <w:unhideWhenUsed/>
+    <w:rsid w:val="00E00779"/>
+    <w:pPr>
+      <w:tabs>
+        <w:tab w:val="center" w:pos="4252"/>
+        <w:tab w:val="right" w:pos="8504"/>
+      </w:tabs>
+      <w:spacing w:after="0" w:line="240" w:lineRule="auto"/>
+    </w:pPr>
+  </w:style>
+  <w:style w:type="character" w:customStyle="1" w:styleId="RodapChar">
+    <w:name w:val="Rodapé Char"/>
+    <w:basedOn w:val="Fontepargpadro"/>
+    <w:link w:val="Rodap"/>
+    <w:uiPriority w:val="99"/>
+    <w:rsid w:val="00E00779"/>
+  </w:style>
+  <w:style w:type="character" w:styleId="Hyperlink">
+    <w:name w:val="Hyperlink"/>
+    <w:basedOn w:val="Fontepargpadro"/>
+    <w:uiPriority w:val="99"/>
+    <w:semiHidden/>
+    <w:unhideWhenUsed/>
+    <w:rsid w:val="00E00779"/>
+    <w:rPr>
+      <w:color w:val="0000FF"/>
+      <w:u w:val="single"/>
+    </w:rPr>
+  </w:style>
+  <w:style w:type="character" w:styleId="HiperlinkVisitado">
+    <w:name w:val="FollowedHyperlink"/>
+    <w:basedOn w:val="Fontepargpadro"/>
+    <w:uiPriority w:val="99"/>
+    <w:semiHidden/>
+    <w:unhideWhenUsed/>
+    <w:rsid w:val="00E00779"/>
+    <w:rPr>
+      <w:color w:val="954F72" w:themeColor="followedHyperlink"/>
+      <w:u w:val="single"/>
+    </w:rPr>
+  </w:style>
 </w:styles>
 </file>
 
